--- a/Microbiology Exam 2/micro-exam-2-cram-sheet.docx
+++ b/Microbiology Exam 2/micro-exam-2-cram-sheet.docx
@@ -62,7 +62,7 @@
           <w:b w:val="0"/>
           <w:i w:val="0"/>
         </w:rPr>
-        <w:t>Lectures 7 and 8 so far — Disorders in Immunity and Diagnosing Infections. ★ = emphasized in the lecture recording. Exam 2 (Lectures 7–13) is Friday 23 October 2026.</w:t>
+        <w:t>Lectures 7–10 so far — Disorders in Immunity, Diagnosing Infections, Cocci of Medical Importance and Gram-Positive Bacilli. ★ = emphasized in the lecture recording. Exam 2 (Lectures 7–13) is Friday 23 October 2026.</w:t>
       </w:r>
     </w:p>
     <w:tbl>
@@ -3926,7 +3926,7 @@
                 <w:i w:val="0"/>
                 <w:sz w:val="18"/>
               </w:rPr>
-              <w:t>Chocolate agar: “mainly anaerobic culturing” (slide's wording) · mannitol salts: selects salt tolerance, differentiates mannitol · citrate: blue = pH up · urea: hot pink = urease.</w:t>
+              <w:t>Chocolate agar: ENRICHED medium for fastidious organisms, grown in extra carbon dioxide (candle jar) — NOT anaerobic, whatever the slide says · mannitol salts: selects salt tolerance, differentiates mannitol · citrate: blue = pH up · urea: hot pink = urease.</w:t>
             </w:r>
           </w:p>
         </w:tc>
@@ -4397,7 +4397,7 @@
                 <w:i w:val="0"/>
                 <w:sz w:val="18"/>
               </w:rPr>
-              <w:t>Complement fixation</w:t>
+              <w:t>★ Complement fixation</w:t>
             </w:r>
           </w:p>
         </w:tc>
@@ -4420,7 +4420,7 @@
                 <w:i w:val="0"/>
                 <w:sz w:val="18"/>
               </w:rPr>
-              <w:t>4 parts: antigen, antibody, complement, sheep red cells. NO hemolysis = POSITIVE. Hemolysis = negative.</w:t>
+              <w:t>“Absolutely backwards.” 4 parts: antigen, antibody, complement, sheep red cells. NO hemolysis = POSITIVE. Cells burst (hemolysis) = negative.</w:t>
             </w:r>
           </w:p>
         </w:tc>
@@ -4470,7 +4470,7 @@
                 <w:i w:val="0"/>
                 <w:sz w:val="18"/>
               </w:rPr>
-              <w:t>Dye-labeled monoclonal antibody, direct or indirect. Immunoassays detect TRACE amounts (radioimmunoassay; enzyme-linked immunosorbent assay, 96-well). In vivo: tuberculin, allergy tests.</w:t>
+              <w:t>Dye-labeled monoclonal antibody, direct or indirect. Immunoassays detect TRACE amounts (radioimmunoassay; enzyme-linked immunosorbent assay, 96-well, high throughput). In vivo: tuberculin, allergy tests.</w:t>
             </w:r>
           </w:p>
         </w:tc>
@@ -4497,6 +4497,56 @@
                 <w:i w:val="0"/>
                 <w:sz w:val="18"/>
               </w:rPr>
+              <w:t>★ Allergy testing</w:t>
+            </w:r>
+          </w:p>
+        </w:tc>
+        <w:tc>
+          <w:tcPr>
+            <w:tcW w:type="dxa" w:w="5112"/>
+          </w:tcPr>
+          <w:p>
+            <w:pPr>
+              <w:spacing w:after="40"/>
+            </w:pPr>
+            <w:r>
+              <w:rPr>
+                <w:sz w:val="18"/>
+              </w:rPr>
+            </w:r>
+            <w:r>
+              <w:rPr>
+                <w:b w:val="0"/>
+                <w:i w:val="0"/>
+                <w:sz w:val="18"/>
+              </w:rPr>
+              <w:t>A fairly rapid antigen-antibody reaction on the skin: the antibody class is immunoglobulin E (type I).</w:t>
+            </w:r>
+          </w:p>
+        </w:tc>
+      </w:tr>
+      <w:tr>
+        <w:tc>
+          <w:tcPr>
+            <w:tcW w:type="dxa" w:w="5112"/>
+            <w:shd w:val="clear" w:color="auto" w:fill="F1EEEF"/>
+          </w:tcPr>
+          <w:p>
+            <w:pPr>
+              <w:spacing w:after="40"/>
+            </w:pPr>
+            <w:r>
+              <w:rPr>
+                <w:b/>
+                <w:sz w:val="18"/>
+              </w:rPr>
+            </w:r>
+            <w:r>
+              <w:rPr>
+                <w:b/>
+                <w:i w:val="0"/>
+                <w:sz w:val="18"/>
+              </w:rPr>
               <w:t>Viruses</w:t>
             </w:r>
           </w:p>
@@ -4520,7 +4570,5873 @@
                 <w:i w:val="0"/>
                 <w:sz w:val="18"/>
               </w:rPr>
-              <w:t>Not cells; need a host cell → labor intensive to culture; rapid antigen-antibody tests.</w:t>
+              <w:t>Not cells; need a host cell (human or animal tissue culture) → labor intensive to culture; rapid point-of-care antigen-antibody tests.</w:t>
+            </w:r>
+          </w:p>
+        </w:tc>
+      </w:tr>
+    </w:tbl>
+    <w:p>
+      <w:pPr>
+        <w:spacing w:after="80"/>
+      </w:pPr>
+    </w:p>
+    <w:p>
+      <w:pPr>
+        <w:pStyle w:val="Heading1"/>
+        <w:spacing w:before="280" w:after="100"/>
+      </w:pPr>
+      <w:r>
+        <w:rPr>
+          <w:rFonts w:ascii="Georgia" w:hAnsi="Georgia"/>
+          <w:color w:val="17494B"/>
+        </w:rPr>
+        <w:t>L9 · Cocci: What the Lecturer Flagged</w:t>
+      </w:r>
+    </w:p>
+    <w:tbl>
+      <w:tblPr>
+        <w:tblStyle w:val="TableGrid"/>
+        <w:tblW w:type="auto" w:w="0"/>
+        <w:jc w:val="center"/>
+        <w:tblLook w:firstColumn="1" w:firstRow="1" w:lastColumn="0" w:lastRow="0" w:noHBand="0" w:noVBand="1" w:val="04A0"/>
+        <w:tblBorders>
+          <w:top w:val="single" w:sz="4" w:space="0" w:color="D8D2D4"/>
+          <w:left w:val="single" w:sz="4" w:space="0" w:color="D8D2D4"/>
+          <w:bottom w:val="single" w:sz="4" w:space="0" w:color="D8D2D4"/>
+          <w:right w:val="single" w:sz="4" w:space="0" w:color="D8D2D4"/>
+          <w:insideH w:val="single" w:sz="4" w:space="0" w:color="D8D2D4"/>
+          <w:insideV w:val="single" w:sz="4" w:space="0" w:color="D8D2D4"/>
+        </w:tblBorders>
+      </w:tblPr>
+      <w:tblGrid>
+        <w:gridCol w:w="5112"/>
+        <w:gridCol w:w="5112"/>
+      </w:tblGrid>
+      <w:tr>
+        <w:tc>
+          <w:tcPr>
+            <w:tcW w:type="dxa" w:w="5112"/>
+            <w:shd w:val="clear" w:color="auto" w:fill="17494B"/>
+          </w:tcPr>
+          <w:p>
+            <w:pPr>
+              <w:spacing w:after="40"/>
+            </w:pPr>
+            <w:r>
+              <w:rPr>
+                <w:b/>
+                <w:color w:val="FFFFFF"/>
+                <w:sz w:val="18"/>
+              </w:rPr>
+            </w:r>
+            <w:r>
+              <w:rPr>
+                <w:b/>
+                <w:i w:val="0"/>
+                <w:color w:val="FFFFFF"/>
+                <w:sz w:val="18"/>
+              </w:rPr>
+              <w:t>Term</w:t>
+            </w:r>
+          </w:p>
+        </w:tc>
+        <w:tc>
+          <w:tcPr>
+            <w:tcW w:type="dxa" w:w="5112"/>
+            <w:shd w:val="clear" w:color="auto" w:fill="17494B"/>
+          </w:tcPr>
+          <w:p>
+            <w:pPr>
+              <w:spacing w:after="40"/>
+            </w:pPr>
+            <w:r>
+              <w:rPr>
+                <w:b/>
+                <w:color w:val="FFFFFF"/>
+                <w:sz w:val="18"/>
+              </w:rPr>
+            </w:r>
+            <w:r>
+              <w:rPr>
+                <w:b/>
+                <w:i w:val="0"/>
+                <w:color w:val="FFFFFF"/>
+                <w:sz w:val="18"/>
+              </w:rPr>
+              <w:t>What you need to know</w:t>
+            </w:r>
+          </w:p>
+        </w:tc>
+      </w:tr>
+      <w:tr>
+        <w:tc>
+          <w:tcPr>
+            <w:tcW w:type="dxa" w:w="5112"/>
+            <w:shd w:val="clear" w:color="auto" w:fill="F1EEEF"/>
+          </w:tcPr>
+          <w:p>
+            <w:pPr>
+              <w:spacing w:after="40"/>
+            </w:pPr>
+            <w:r>
+              <w:rPr>
+                <w:b/>
+                <w:sz w:val="18"/>
+              </w:rPr>
+            </w:r>
+            <w:r>
+              <w:rPr>
+                <w:b/>
+                <w:i w:val="0"/>
+                <w:sz w:val="18"/>
+              </w:rPr>
+              <w:t>★ Yellow highlights</w:t>
+            </w:r>
+          </w:p>
+        </w:tc>
+        <w:tc>
+          <w:tcPr>
+            <w:tcW w:type="dxa" w:w="5112"/>
+          </w:tcPr>
+          <w:p>
+            <w:pPr>
+              <w:spacing w:after="40"/>
+            </w:pPr>
+            <w:r>
+              <w:rPr>
+                <w:sz w:val="18"/>
+              </w:rPr>
+            </w:r>
+            <w:r>
+              <w:rPr>
+                <w:b w:val="0"/>
+                <w:i w:val="0"/>
+                <w:sz w:val="18"/>
+              </w:rPr>
+              <w:t>The deck's 14 yellow-highlighted passages are her emphasis (“I tried to highlight some things”). Starred rows below.</w:t>
+            </w:r>
+          </w:p>
+        </w:tc>
+      </w:tr>
+      <w:tr>
+        <w:tc>
+          <w:tcPr>
+            <w:tcW w:type="dxa" w:w="5112"/>
+            <w:shd w:val="clear" w:color="auto" w:fill="F1EEEF"/>
+          </w:tcPr>
+          <w:p>
+            <w:pPr>
+              <w:spacing w:after="40"/>
+            </w:pPr>
+            <w:r>
+              <w:rPr>
+                <w:b/>
+                <w:sz w:val="18"/>
+              </w:rPr>
+            </w:r>
+            <w:r>
+              <w:rPr>
+                <w:b/>
+                <w:i w:val="0"/>
+                <w:sz w:val="18"/>
+              </w:rPr>
+              <w:t>★ M-protein</w:t>
+            </w:r>
+          </w:p>
+        </w:tc>
+        <w:tc>
+          <w:tcPr>
+            <w:tcW w:type="dxa" w:w="5112"/>
+          </w:tcPr>
+          <w:p>
+            <w:pPr>
+              <w:spacing w:after="40"/>
+            </w:pPr>
+            <w:r>
+              <w:rPr>
+                <w:sz w:val="18"/>
+              </w:rPr>
+            </w:r>
+            <w:r>
+              <w:rPr>
+                <w:b w:val="0"/>
+                <w:i w:val="0"/>
+                <w:sz w:val="18"/>
+              </w:rPr>
+              <w:t>“This M protein, which you might also want to highlight”: M-protein → resistance to PHAGOCYTOSIS (Streptococcus pyogenes).</w:t>
+            </w:r>
+          </w:p>
+        </w:tc>
+      </w:tr>
+      <w:tr>
+        <w:tc>
+          <w:tcPr>
+            <w:tcW w:type="dxa" w:w="5112"/>
+            <w:shd w:val="clear" w:color="auto" w:fill="F1EEEF"/>
+          </w:tcPr>
+          <w:p>
+            <w:pPr>
+              <w:spacing w:after="40"/>
+            </w:pPr>
+            <w:r>
+              <w:rPr>
+                <w:b/>
+                <w:sz w:val="18"/>
+              </w:rPr>
+            </w:r>
+            <w:r>
+              <w:rPr>
+                <w:b/>
+                <w:i w:val="0"/>
+                <w:sz w:val="18"/>
+              </w:rPr>
+              <w:t>★ Lancefield A and B</w:t>
+            </w:r>
+          </w:p>
+        </w:tc>
+        <w:tc>
+          <w:tcPr>
+            <w:tcW w:type="dxa" w:w="5112"/>
+          </w:tcPr>
+          <w:p>
+            <w:pPr>
+              <w:spacing w:after="40"/>
+            </w:pPr>
+            <w:r>
+              <w:rPr>
+                <w:sz w:val="18"/>
+              </w:rPr>
+            </w:r>
+            <w:r>
+              <w:rPr>
+                <w:b w:val="0"/>
+                <w:i w:val="0"/>
+                <w:sz w:val="18"/>
+              </w:rPr>
+              <w:t>“The A and the B are the primo ones.” Group A = Streptococcus pyogenes; group B = Streptococcus agalactiae.</w:t>
+            </w:r>
+          </w:p>
+        </w:tc>
+      </w:tr>
+      <w:tr>
+        <w:tc>
+          <w:tcPr>
+            <w:tcW w:type="dxa" w:w="5112"/>
+            <w:shd w:val="clear" w:color="auto" w:fill="F1EEEF"/>
+          </w:tcPr>
+          <w:p>
+            <w:pPr>
+              <w:spacing w:after="40"/>
+            </w:pPr>
+            <w:r>
+              <w:rPr>
+                <w:b/>
+                <w:sz w:val="18"/>
+              </w:rPr>
+            </w:r>
+            <w:r>
+              <w:rPr>
+                <w:b/>
+                <w:i w:val="0"/>
+                <w:sz w:val="18"/>
+              </w:rPr>
+              <w:t>Not to memorize</w:t>
+            </w:r>
+          </w:p>
+        </w:tc>
+        <w:tc>
+          <w:tcPr>
+            <w:tcW w:type="dxa" w:w="5112"/>
+          </w:tcPr>
+          <w:p>
+            <w:pPr>
+              <w:spacing w:after="40"/>
+            </w:pPr>
+            <w:r>
+              <w:rPr>
+                <w:sz w:val="18"/>
+              </w:rPr>
+            </w:r>
+            <w:r>
+              <w:rPr>
+                <w:b w:val="0"/>
+                <w:i w:val="0"/>
+                <w:sz w:val="18"/>
+              </w:rPr>
+              <w:t>“Don't worry about digging down into the Lancefield letters”: the minor groups (C, G and the letters in the slide 26 table) · the rate maps and STD (sexually transmitted disease) graphs, slides 62–66.</w:t>
+            </w:r>
+          </w:p>
+        </w:tc>
+      </w:tr>
+    </w:tbl>
+    <w:p>
+      <w:pPr>
+        <w:spacing w:after="80"/>
+      </w:pPr>
+    </w:p>
+    <w:p>
+      <w:pPr>
+        <w:pStyle w:val="Heading1"/>
+        <w:spacing w:before="280" w:after="100"/>
+      </w:pPr>
+      <w:r>
+        <w:rPr>
+          <w:rFonts w:ascii="Georgia" w:hAnsi="Georgia"/>
+          <w:color w:val="17494B"/>
+        </w:rPr>
+        <w:t>L9 · The Gram-Positive Decision Tree</w:t>
+      </w:r>
+    </w:p>
+    <w:tbl>
+      <w:tblPr>
+        <w:tblStyle w:val="TableGrid"/>
+        <w:tblW w:type="auto" w:w="0"/>
+        <w:jc w:val="center"/>
+        <w:tblLook w:firstColumn="1" w:firstRow="1" w:lastColumn="0" w:lastRow="0" w:noHBand="0" w:noVBand="1" w:val="04A0"/>
+        <w:tblBorders>
+          <w:top w:val="single" w:sz="4" w:space="0" w:color="D8D2D4"/>
+          <w:left w:val="single" w:sz="4" w:space="0" w:color="D8D2D4"/>
+          <w:bottom w:val="single" w:sz="4" w:space="0" w:color="D8D2D4"/>
+          <w:right w:val="single" w:sz="4" w:space="0" w:color="D8D2D4"/>
+          <w:insideH w:val="single" w:sz="4" w:space="0" w:color="D8D2D4"/>
+          <w:insideV w:val="single" w:sz="4" w:space="0" w:color="D8D2D4"/>
+        </w:tblBorders>
+      </w:tblPr>
+      <w:tblGrid>
+        <w:gridCol w:w="5112"/>
+        <w:gridCol w:w="5112"/>
+      </w:tblGrid>
+      <w:tr>
+        <w:tc>
+          <w:tcPr>
+            <w:tcW w:type="dxa" w:w="5112"/>
+            <w:shd w:val="clear" w:color="auto" w:fill="17494B"/>
+          </w:tcPr>
+          <w:p>
+            <w:pPr>
+              <w:spacing w:after="40"/>
+            </w:pPr>
+            <w:r>
+              <w:rPr>
+                <w:b/>
+                <w:color w:val="FFFFFF"/>
+                <w:sz w:val="18"/>
+              </w:rPr>
+            </w:r>
+            <w:r>
+              <w:rPr>
+                <w:b/>
+                <w:i w:val="0"/>
+                <w:color w:val="FFFFFF"/>
+                <w:sz w:val="18"/>
+              </w:rPr>
+              <w:t>Term</w:t>
+            </w:r>
+          </w:p>
+        </w:tc>
+        <w:tc>
+          <w:tcPr>
+            <w:tcW w:type="dxa" w:w="5112"/>
+            <w:shd w:val="clear" w:color="auto" w:fill="17494B"/>
+          </w:tcPr>
+          <w:p>
+            <w:pPr>
+              <w:spacing w:after="40"/>
+            </w:pPr>
+            <w:r>
+              <w:rPr>
+                <w:b/>
+                <w:color w:val="FFFFFF"/>
+                <w:sz w:val="18"/>
+              </w:rPr>
+            </w:r>
+            <w:r>
+              <w:rPr>
+                <w:b/>
+                <w:i w:val="0"/>
+                <w:color w:val="FFFFFF"/>
+                <w:sz w:val="18"/>
+              </w:rPr>
+              <w:t>What you need to know</w:t>
+            </w:r>
+          </w:p>
+        </w:tc>
+      </w:tr>
+      <w:tr>
+        <w:tc>
+          <w:tcPr>
+            <w:tcW w:type="dxa" w:w="5112"/>
+            <w:shd w:val="clear" w:color="auto" w:fill="F1EEEF"/>
+          </w:tcPr>
+          <w:p>
+            <w:pPr>
+              <w:spacing w:after="40"/>
+            </w:pPr>
+            <w:r>
+              <w:rPr>
+                <w:b/>
+                <w:sz w:val="18"/>
+              </w:rPr>
+            </w:r>
+            <w:r>
+              <w:rPr>
+                <w:b/>
+                <w:i w:val="0"/>
+                <w:sz w:val="18"/>
+              </w:rPr>
+              <w:t>★ Gram stain</w:t>
+            </w:r>
+          </w:p>
+        </w:tc>
+        <w:tc>
+          <w:tcPr>
+            <w:tcW w:type="dxa" w:w="5112"/>
+          </w:tcPr>
+          <w:p>
+            <w:pPr>
+              <w:spacing w:after="40"/>
+            </w:pPr>
+            <w:r>
+              <w:rPr>
+                <w:sz w:val="18"/>
+              </w:rPr>
+            </w:r>
+            <w:r>
+              <w:rPr>
+                <w:b w:val="0"/>
+                <w:i w:val="0"/>
+                <w:sz w:val="18"/>
+              </w:rPr>
+              <w:t>Gram-positive = THICK peptidoglycan = physically strong. Gram-negative = thin = chemically strong. Staph = irregular CLUSTERS; strep = CHAINS.</w:t>
+            </w:r>
+          </w:p>
+        </w:tc>
+      </w:tr>
+      <w:tr>
+        <w:tc>
+          <w:tcPr>
+            <w:tcW w:type="dxa" w:w="5112"/>
+            <w:shd w:val="clear" w:color="auto" w:fill="F1EEEF"/>
+          </w:tcPr>
+          <w:p>
+            <w:pPr>
+              <w:spacing w:after="40"/>
+            </w:pPr>
+            <w:r>
+              <w:rPr>
+                <w:b/>
+                <w:sz w:val="18"/>
+              </w:rPr>
+            </w:r>
+            <w:r>
+              <w:rPr>
+                <w:b/>
+                <w:i w:val="0"/>
+                <w:sz w:val="18"/>
+              </w:rPr>
+              <w:t>★ Staph always</w:t>
+            </w:r>
+          </w:p>
+        </w:tc>
+        <w:tc>
+          <w:tcPr>
+            <w:tcW w:type="dxa" w:w="5112"/>
+          </w:tcPr>
+          <w:p>
+            <w:pPr>
+              <w:spacing w:after="40"/>
+            </w:pPr>
+            <w:r>
+              <w:rPr>
+                <w:sz w:val="18"/>
+              </w:rPr>
+            </w:r>
+            <w:r>
+              <w:rPr>
+                <w:b w:val="0"/>
+                <w:i w:val="0"/>
+                <w:sz w:val="18"/>
+              </w:rPr>
+              <w:t>Non-spore-forming and non-motile (no spores, no flagella); may have capsules.</w:t>
+            </w:r>
+          </w:p>
+        </w:tc>
+      </w:tr>
+      <w:tr>
+        <w:tc>
+          <w:tcPr>
+            <w:tcW w:type="dxa" w:w="5112"/>
+            <w:shd w:val="clear" w:color="auto" w:fill="F1EEEF"/>
+          </w:tcPr>
+          <w:p>
+            <w:pPr>
+              <w:spacing w:after="40"/>
+            </w:pPr>
+            <w:r>
+              <w:rPr>
+                <w:b/>
+                <w:sz w:val="18"/>
+              </w:rPr>
+            </w:r>
+            <w:r>
+              <w:rPr>
+                <w:b/>
+                <w:i w:val="0"/>
+                <w:sz w:val="18"/>
+              </w:rPr>
+              <w:t>★ Catalase</w:t>
+            </w:r>
+          </w:p>
+        </w:tc>
+        <w:tc>
+          <w:tcPr>
+            <w:tcW w:type="dxa" w:w="5112"/>
+          </w:tcPr>
+          <w:p>
+            <w:pPr>
+              <w:spacing w:after="40"/>
+            </w:pPr>
+            <w:r>
+              <w:rPr>
+                <w:sz w:val="18"/>
+              </w:rPr>
+            </w:r>
+            <w:r>
+              <w:rPr>
+                <w:b w:val="0"/>
+                <w:i w:val="0"/>
+                <w:sz w:val="18"/>
+              </w:rPr>
+              <w:t>Hydrogen peroxide: bubbles = staphylococci (+). No bubbles = streptococci and enterococci (−).</w:t>
+            </w:r>
+          </w:p>
+        </w:tc>
+      </w:tr>
+      <w:tr>
+        <w:tc>
+          <w:tcPr>
+            <w:tcW w:type="dxa" w:w="5112"/>
+            <w:shd w:val="clear" w:color="auto" w:fill="F1EEEF"/>
+          </w:tcPr>
+          <w:p>
+            <w:pPr>
+              <w:spacing w:after="40"/>
+            </w:pPr>
+            <w:r>
+              <w:rPr>
+                <w:b/>
+                <w:sz w:val="18"/>
+              </w:rPr>
+            </w:r>
+            <w:r>
+              <w:rPr>
+                <w:b/>
+                <w:i w:val="0"/>
+                <w:sz w:val="18"/>
+              </w:rPr>
+              <w:t>Coagulase</w:t>
+            </w:r>
+          </w:p>
+        </w:tc>
+        <w:tc>
+          <w:tcPr>
+            <w:tcW w:type="dxa" w:w="5112"/>
+          </w:tcPr>
+          <w:p>
+            <w:pPr>
+              <w:spacing w:after="40"/>
+            </w:pPr>
+            <w:r>
+              <w:rPr>
+                <w:sz w:val="18"/>
+              </w:rPr>
+            </w:r>
+            <w:r>
+              <w:rPr>
+                <w:b w:val="0"/>
+                <w:i w:val="0"/>
+                <w:sz w:val="18"/>
+              </w:rPr>
+              <w:t>Coagulase + = Staphylococcus aureus (97% of isolates; the diagnostic trait). Coagulase − = the other staphylococci.</w:t>
+            </w:r>
+          </w:p>
+        </w:tc>
+      </w:tr>
+      <w:tr>
+        <w:tc>
+          <w:tcPr>
+            <w:tcW w:type="dxa" w:w="5112"/>
+            <w:shd w:val="clear" w:color="auto" w:fill="F1EEEF"/>
+          </w:tcPr>
+          <w:p>
+            <w:pPr>
+              <w:spacing w:after="40"/>
+            </w:pPr>
+            <w:r>
+              <w:rPr>
+                <w:b/>
+                <w:sz w:val="18"/>
+              </w:rPr>
+            </w:r>
+            <w:r>
+              <w:rPr>
+                <w:b/>
+                <w:i w:val="0"/>
+                <w:sz w:val="18"/>
+              </w:rPr>
+              <w:t>★ Hemolysis</w:t>
+            </w:r>
+          </w:p>
+        </w:tc>
+        <w:tc>
+          <w:tcPr>
+            <w:tcW w:type="dxa" w:w="5112"/>
+          </w:tcPr>
+          <w:p>
+            <w:pPr>
+              <w:spacing w:after="40"/>
+            </w:pPr>
+            <w:r>
+              <w:rPr>
+                <w:sz w:val="18"/>
+              </w:rPr>
+            </w:r>
+            <w:r>
+              <w:rPr>
+                <w:b w:val="0"/>
+                <w:i w:val="0"/>
+                <w:sz w:val="18"/>
+              </w:rPr>
+              <w:t>Blood agar detects hemolysis. BETA = complete, clear zone (A, B, C, G, some D). ALPHA = partial, GREEN (pneumococcus, viridans).</w:t>
+            </w:r>
+          </w:p>
+        </w:tc>
+      </w:tr>
+      <w:tr>
+        <w:tc>
+          <w:tcPr>
+            <w:tcW w:type="dxa" w:w="5112"/>
+            <w:shd w:val="clear" w:color="auto" w:fill="F1EEEF"/>
+          </w:tcPr>
+          <w:p>
+            <w:pPr>
+              <w:spacing w:after="40"/>
+            </w:pPr>
+            <w:r>
+              <w:rPr>
+                <w:b/>
+                <w:sz w:val="18"/>
+              </w:rPr>
+            </w:r>
+            <w:r>
+              <w:rPr>
+                <w:b/>
+                <w:i w:val="0"/>
+                <w:sz w:val="18"/>
+              </w:rPr>
+              <w:t>Bacitracin / optochin</w:t>
+            </w:r>
+          </w:p>
+        </w:tc>
+        <w:tc>
+          <w:tcPr>
+            <w:tcW w:type="dxa" w:w="5112"/>
+          </w:tcPr>
+          <w:p>
+            <w:pPr>
+              <w:spacing w:after="40"/>
+            </w:pPr>
+            <w:r>
+              <w:rPr>
+                <w:sz w:val="18"/>
+              </w:rPr>
+            </w:r>
+            <w:r>
+              <w:rPr>
+                <w:b w:val="0"/>
+                <w:i w:val="0"/>
+                <w:sz w:val="18"/>
+              </w:rPr>
+              <w:t>Beta + bacitracin SENSITIVE = group A (Streptococcus pyogenes); resistant = B, C. Alpha + optochin SENSITIVE = Streptococcus pneumoniae; resistant = D, viridans.</w:t>
+            </w:r>
+          </w:p>
+        </w:tc>
+      </w:tr>
+      <w:tr>
+        <w:tc>
+          <w:tcPr>
+            <w:tcW w:type="dxa" w:w="5112"/>
+            <w:shd w:val="clear" w:color="auto" w:fill="F1EEEF"/>
+          </w:tcPr>
+          <w:p>
+            <w:pPr>
+              <w:spacing w:after="40"/>
+            </w:pPr>
+            <w:r>
+              <w:rPr>
+                <w:b/>
+                <w:sz w:val="18"/>
+              </w:rPr>
+            </w:r>
+            <w:r>
+              <w:rPr>
+                <w:b/>
+                <w:i w:val="0"/>
+                <w:sz w:val="18"/>
+              </w:rPr>
+              <w:t>Salt</w:t>
+            </w:r>
+          </w:p>
+        </w:tc>
+        <w:tc>
+          <w:tcPr>
+            <w:tcW w:type="dxa" w:w="5112"/>
+          </w:tcPr>
+          <w:p>
+            <w:pPr>
+              <w:spacing w:after="40"/>
+            </w:pPr>
+            <w:r>
+              <w:rPr>
+                <w:sz w:val="18"/>
+              </w:rPr>
+            </w:r>
+            <w:r>
+              <w:rPr>
+                <w:b w:val="0"/>
+                <w:i w:val="0"/>
+                <w:sz w:val="18"/>
+              </w:rPr>
+              <w:t>Staphylococcus aureus withstands high salinity (mannitol salts agar). Streptococci grow poorly on it — too saline.</w:t>
+            </w:r>
+          </w:p>
+        </w:tc>
+      </w:tr>
+    </w:tbl>
+    <w:p>
+      <w:pPr>
+        <w:spacing w:after="80"/>
+      </w:pPr>
+    </w:p>
+    <w:p>
+      <w:pPr>
+        <w:pStyle w:val="Heading1"/>
+        <w:spacing w:before="280" w:after="100"/>
+      </w:pPr>
+      <w:r>
+        <w:rPr>
+          <w:rFonts w:ascii="Georgia" w:hAnsi="Georgia"/>
+          <w:color w:val="17494B"/>
+        </w:rPr>
+        <w:t>L9 · Staphylococci</w:t>
+      </w:r>
+    </w:p>
+    <w:tbl>
+      <w:tblPr>
+        <w:tblStyle w:val="TableGrid"/>
+        <w:tblW w:type="auto" w:w="0"/>
+        <w:jc w:val="center"/>
+        <w:tblLook w:firstColumn="1" w:firstRow="1" w:lastColumn="0" w:lastRow="0" w:noHBand="0" w:noVBand="1" w:val="04A0"/>
+        <w:tblBorders>
+          <w:top w:val="single" w:sz="4" w:space="0" w:color="D8D2D4"/>
+          <w:left w:val="single" w:sz="4" w:space="0" w:color="D8D2D4"/>
+          <w:bottom w:val="single" w:sz="4" w:space="0" w:color="D8D2D4"/>
+          <w:right w:val="single" w:sz="4" w:space="0" w:color="D8D2D4"/>
+          <w:insideH w:val="single" w:sz="4" w:space="0" w:color="D8D2D4"/>
+          <w:insideV w:val="single" w:sz="4" w:space="0" w:color="D8D2D4"/>
+        </w:tblBorders>
+      </w:tblPr>
+      <w:tblGrid>
+        <w:gridCol w:w="5112"/>
+        <w:gridCol w:w="5112"/>
+      </w:tblGrid>
+      <w:tr>
+        <w:tc>
+          <w:tcPr>
+            <w:tcW w:type="dxa" w:w="5112"/>
+            <w:shd w:val="clear" w:color="auto" w:fill="17494B"/>
+          </w:tcPr>
+          <w:p>
+            <w:pPr>
+              <w:spacing w:after="40"/>
+            </w:pPr>
+            <w:r>
+              <w:rPr>
+                <w:b/>
+                <w:color w:val="FFFFFF"/>
+                <w:sz w:val="18"/>
+              </w:rPr>
+            </w:r>
+            <w:r>
+              <w:rPr>
+                <w:b/>
+                <w:i w:val="0"/>
+                <w:color w:val="FFFFFF"/>
+                <w:sz w:val="18"/>
+              </w:rPr>
+              <w:t>Term</w:t>
+            </w:r>
+          </w:p>
+        </w:tc>
+        <w:tc>
+          <w:tcPr>
+            <w:tcW w:type="dxa" w:w="5112"/>
+            <w:shd w:val="clear" w:color="auto" w:fill="17494B"/>
+          </w:tcPr>
+          <w:p>
+            <w:pPr>
+              <w:spacing w:after="40"/>
+            </w:pPr>
+            <w:r>
+              <w:rPr>
+                <w:b/>
+                <w:color w:val="FFFFFF"/>
+                <w:sz w:val="18"/>
+              </w:rPr>
+            </w:r>
+            <w:r>
+              <w:rPr>
+                <w:b/>
+                <w:i w:val="0"/>
+                <w:color w:val="FFFFFF"/>
+                <w:sz w:val="18"/>
+              </w:rPr>
+              <w:t>What you need to know</w:t>
+            </w:r>
+          </w:p>
+        </w:tc>
+      </w:tr>
+      <w:tr>
+        <w:tc>
+          <w:tcPr>
+            <w:tcW w:type="dxa" w:w="5112"/>
+            <w:shd w:val="clear" w:color="auto" w:fill="F1EEEF"/>
+          </w:tcPr>
+          <w:p>
+            <w:pPr>
+              <w:spacing w:after="40"/>
+            </w:pPr>
+            <w:r>
+              <w:rPr>
+                <w:b/>
+                <w:sz w:val="18"/>
+              </w:rPr>
+            </w:r>
+            <w:r>
+              <w:rPr>
+                <w:b/>
+                <w:i w:val="0"/>
+                <w:sz w:val="18"/>
+              </w:rPr>
+              <w:t>Staphylococcus aureus</w:t>
+            </w:r>
+          </w:p>
+        </w:tc>
+        <w:tc>
+          <w:tcPr>
+            <w:tcW w:type="dxa" w:w="5112"/>
+          </w:tcPr>
+          <w:p>
+            <w:pPr>
+              <w:spacing w:after="40"/>
+            </w:pPr>
+            <w:r>
+              <w:rPr>
+                <w:sz w:val="18"/>
+              </w:rPr>
+            </w:r>
+            <w:r>
+              <w:rPr>
+                <w:b w:val="0"/>
+                <w:i w:val="0"/>
+                <w:sz w:val="18"/>
+              </w:rPr>
+              <w:t>Golden (“aureus”) colonies, 37°C, FACULTATIVE anaerobe; tolerates salt, pH, heat. Carried in the ANTERIOR NARES (20–60% of adults).</w:t>
+            </w:r>
+          </w:p>
+        </w:tc>
+      </w:tr>
+      <w:tr>
+        <w:tc>
+          <w:tcPr>
+            <w:tcW w:type="dxa" w:w="5112"/>
+            <w:shd w:val="clear" w:color="auto" w:fill="F1EEEF"/>
+          </w:tcPr>
+          <w:p>
+            <w:pPr>
+              <w:spacing w:after="40"/>
+            </w:pPr>
+            <w:r>
+              <w:rPr>
+                <w:b/>
+                <w:sz w:val="18"/>
+              </w:rPr>
+            </w:r>
+            <w:r>
+              <w:rPr>
+                <w:b/>
+                <w:i w:val="0"/>
+                <w:sz w:val="18"/>
+              </w:rPr>
+              <w:t>Enzymes</w:t>
+            </w:r>
+          </w:p>
+        </w:tc>
+        <w:tc>
+          <w:tcPr>
+            <w:tcW w:type="dxa" w:w="5112"/>
+          </w:tcPr>
+          <w:p>
+            <w:pPr>
+              <w:spacing w:after="40"/>
+            </w:pPr>
+            <w:r>
+              <w:rPr>
+                <w:sz w:val="18"/>
+              </w:rPr>
+            </w:r>
+            <w:r>
+              <w:rPr>
+                <w:b w:val="0"/>
+                <w:i w:val="0"/>
+                <w:sz w:val="18"/>
+              </w:rPr>
+              <w:t>Coagulase clots plasma · staphylokinase digests clots · hyaluronidase digests connective tissue · lipases aid skin colonization · penicillinase inactivates penicillin.</w:t>
+            </w:r>
+          </w:p>
+        </w:tc>
+      </w:tr>
+      <w:tr>
+        <w:tc>
+          <w:tcPr>
+            <w:tcW w:type="dxa" w:w="5112"/>
+            <w:shd w:val="clear" w:color="auto" w:fill="F1EEEF"/>
+          </w:tcPr>
+          <w:p>
+            <w:pPr>
+              <w:spacing w:after="40"/>
+            </w:pPr>
+            <w:r>
+              <w:rPr>
+                <w:b/>
+                <w:sz w:val="18"/>
+              </w:rPr>
+            </w:r>
+            <w:r>
+              <w:rPr>
+                <w:b/>
+                <w:i w:val="0"/>
+                <w:sz w:val="18"/>
+              </w:rPr>
+              <w:t>Toxins</w:t>
+            </w:r>
+          </w:p>
+        </w:tc>
+        <w:tc>
+          <w:tcPr>
+            <w:tcW w:type="dxa" w:w="5112"/>
+          </w:tcPr>
+          <w:p>
+            <w:pPr>
+              <w:spacing w:after="40"/>
+            </w:pPr>
+            <w:r>
+              <w:rPr>
+                <w:sz w:val="18"/>
+              </w:rPr>
+            </w:r>
+            <w:r>
+              <w:rPr>
+                <w:b w:val="0"/>
+                <w:i w:val="0"/>
+                <w:sz w:val="18"/>
+              </w:rPr>
+              <w:t>Hemolysins lyse red cells · LEUKOCIDIN lyses neutrophils and macrophages · ENTEROTOXIN = gut distress · EXFOLIATIVE separates epidermis from dermis · TSST (toxic shock syndrome toxin) = fever, vomiting, shock.</w:t>
+            </w:r>
+          </w:p>
+        </w:tc>
+      </w:tr>
+      <w:tr>
+        <w:tc>
+          <w:tcPr>
+            <w:tcW w:type="dxa" w:w="5112"/>
+            <w:shd w:val="clear" w:color="auto" w:fill="F1EEEF"/>
+          </w:tcPr>
+          <w:p>
+            <w:pPr>
+              <w:spacing w:after="40"/>
+            </w:pPr>
+            <w:r>
+              <w:rPr>
+                <w:b/>
+                <w:sz w:val="18"/>
+              </w:rPr>
+            </w:r>
+            <w:r>
+              <w:rPr>
+                <w:b/>
+                <w:i w:val="0"/>
+                <w:sz w:val="18"/>
+              </w:rPr>
+              <w:t>Skin</w:t>
+            </w:r>
+          </w:p>
+        </w:tc>
+        <w:tc>
+          <w:tcPr>
+            <w:tcW w:type="dxa" w:w="5112"/>
+          </w:tcPr>
+          <w:p>
+            <w:pPr>
+              <w:spacing w:after="40"/>
+            </w:pPr>
+            <w:r>
+              <w:rPr>
+                <w:sz w:val="18"/>
+              </w:rPr>
+            </w:r>
+            <w:r>
+              <w:rPr>
+                <w:b w:val="0"/>
+                <w:i w:val="0"/>
+                <w:sz w:val="18"/>
+              </w:rPr>
+              <w:t>Folliculitis (follicle) → FURUNCLE (boil, abscess) → CARBUNCLE (cluster of joined furuncles). Impetigo: bubble-like swellings that break and peel.</w:t>
+            </w:r>
+          </w:p>
+        </w:tc>
+      </w:tr>
+      <w:tr>
+        <w:tc>
+          <w:tcPr>
+            <w:tcW w:type="dxa" w:w="5112"/>
+            <w:shd w:val="clear" w:color="auto" w:fill="F1EEEF"/>
+          </w:tcPr>
+          <w:p>
+            <w:pPr>
+              <w:spacing w:after="40"/>
+            </w:pPr>
+            <w:r>
+              <w:rPr>
+                <w:b/>
+                <w:sz w:val="18"/>
+              </w:rPr>
+            </w:r>
+            <w:r>
+              <w:rPr>
+                <w:b/>
+                <w:i w:val="0"/>
+                <w:sz w:val="18"/>
+              </w:rPr>
+              <w:t>Systemic &amp; toxigenic</w:t>
+            </w:r>
+          </w:p>
+        </w:tc>
+        <w:tc>
+          <w:tcPr>
+            <w:tcW w:type="dxa" w:w="5112"/>
+          </w:tcPr>
+          <w:p>
+            <w:pPr>
+              <w:spacing w:after="40"/>
+            </w:pPr>
+            <w:r>
+              <w:rPr>
+                <w:sz w:val="18"/>
+              </w:rPr>
+            </w:r>
+            <w:r>
+              <w:rPr>
+                <w:b w:val="0"/>
+                <w:i w:val="0"/>
+                <w:sz w:val="18"/>
+              </w:rPr>
+              <w:t>Osteomyelitis in the METAPHYSIS · bacteremia from another site or a DEVICE (endocarditis risk) · food intoxication = HEAT-STABLE enterotoxin · scalded skin · toxic shock (classically tampons).</w:t>
+            </w:r>
+          </w:p>
+        </w:tc>
+      </w:tr>
+      <w:tr>
+        <w:tc>
+          <w:tcPr>
+            <w:tcW w:type="dxa" w:w="5112"/>
+            <w:shd w:val="clear" w:color="auto" w:fill="F1EEEF"/>
+          </w:tcPr>
+          <w:p>
+            <w:pPr>
+              <w:spacing w:after="40"/>
+            </w:pPr>
+            <w:r>
+              <w:rPr>
+                <w:b/>
+                <w:sz w:val="18"/>
+              </w:rPr>
+            </w:r>
+            <w:r>
+              <w:rPr>
+                <w:b/>
+                <w:i w:val="0"/>
+                <w:sz w:val="18"/>
+              </w:rPr>
+              <w:t>Treatment &amp; prevention</w:t>
+            </w:r>
+          </w:p>
+        </w:tc>
+        <w:tc>
+          <w:tcPr>
+            <w:tcW w:type="dxa" w:w="5112"/>
+          </w:tcPr>
+          <w:p>
+            <w:pPr>
+              <w:spacing w:after="40"/>
+            </w:pPr>
+            <w:r>
+              <w:rPr>
+                <w:sz w:val="18"/>
+              </w:rPr>
+            </w:r>
+            <w:r>
+              <w:rPr>
+                <w:b w:val="0"/>
+                <w:i w:val="0"/>
+                <w:sz w:val="18"/>
+              </w:rPr>
+              <w:t>95% make penicillinase. Methicillin-resistant strains: multiple resistance, now COMMUNITY acquired too; some resist all but VANCOMYCIN. Abscess = surgical drainage. Universal precautions; don't share towels, razors.</w:t>
+            </w:r>
+          </w:p>
+        </w:tc>
+      </w:tr>
+      <w:tr>
+        <w:tc>
+          <w:tcPr>
+            <w:tcW w:type="dxa" w:w="5112"/>
+            <w:shd w:val="clear" w:color="auto" w:fill="F1EEEF"/>
+          </w:tcPr>
+          <w:p>
+            <w:pPr>
+              <w:spacing w:after="40"/>
+            </w:pPr>
+            <w:r>
+              <w:rPr>
+                <w:b/>
+                <w:sz w:val="18"/>
+              </w:rPr>
+            </w:r>
+            <w:r>
+              <w:rPr>
+                <w:b/>
+                <w:i w:val="0"/>
+                <w:sz w:val="18"/>
+              </w:rPr>
+              <w:t>Coagulase-negative</w:t>
+            </w:r>
+          </w:p>
+        </w:tc>
+        <w:tc>
+          <w:tcPr>
+            <w:tcW w:type="dxa" w:w="5112"/>
+          </w:tcPr>
+          <w:p>
+            <w:pPr>
+              <w:spacing w:after="40"/>
+            </w:pPr>
+            <w:r>
+              <w:rPr>
+                <w:sz w:val="18"/>
+              </w:rPr>
+            </w:r>
+            <w:r>
+              <w:rPr>
+                <w:b w:val="0"/>
+                <w:i w:val="0"/>
+                <w:sz w:val="18"/>
+              </w:rPr>
+              <w:t>Nosocomial, opportunistic, start polymicrobial BIOFILMS. Epidermidis: skin, mucosa → endocarditis, bacteremia, UTI (urinary tract infection). Hominis: apocrine (lipid-rich) armpit and groin. Capitis: scalp, face, ear. All three: wound infection via broken skin. Saprophyticus: may cause UTI.</w:t>
+            </w:r>
+          </w:p>
+        </w:tc>
+      </w:tr>
+    </w:tbl>
+    <w:p>
+      <w:pPr>
+        <w:spacing w:after="80"/>
+      </w:pPr>
+    </w:p>
+    <w:p>
+      <w:pPr>
+        <w:pStyle w:val="Heading1"/>
+        <w:spacing w:before="280" w:after="100"/>
+      </w:pPr>
+      <w:r>
+        <w:rPr>
+          <w:rFonts w:ascii="Georgia" w:hAnsi="Georgia"/>
+          <w:color w:val="17494B"/>
+        </w:rPr>
+        <w:t>L9 · Streptococci &amp; Enterococci</w:t>
+      </w:r>
+    </w:p>
+    <w:tbl>
+      <w:tblPr>
+        <w:tblStyle w:val="TableGrid"/>
+        <w:tblW w:type="auto" w:w="0"/>
+        <w:jc w:val="center"/>
+        <w:tblLook w:firstColumn="1" w:firstRow="1" w:lastColumn="0" w:lastRow="0" w:noHBand="0" w:noVBand="1" w:val="04A0"/>
+        <w:tblBorders>
+          <w:top w:val="single" w:sz="4" w:space="0" w:color="D8D2D4"/>
+          <w:left w:val="single" w:sz="4" w:space="0" w:color="D8D2D4"/>
+          <w:bottom w:val="single" w:sz="4" w:space="0" w:color="D8D2D4"/>
+          <w:right w:val="single" w:sz="4" w:space="0" w:color="D8D2D4"/>
+          <w:insideH w:val="single" w:sz="4" w:space="0" w:color="D8D2D4"/>
+          <w:insideV w:val="single" w:sz="4" w:space="0" w:color="D8D2D4"/>
+        </w:tblBorders>
+      </w:tblPr>
+      <w:tblGrid>
+        <w:gridCol w:w="5112"/>
+        <w:gridCol w:w="5112"/>
+      </w:tblGrid>
+      <w:tr>
+        <w:tc>
+          <w:tcPr>
+            <w:tcW w:type="dxa" w:w="5112"/>
+            <w:shd w:val="clear" w:color="auto" w:fill="17494B"/>
+          </w:tcPr>
+          <w:p>
+            <w:pPr>
+              <w:spacing w:after="40"/>
+            </w:pPr>
+            <w:r>
+              <w:rPr>
+                <w:b/>
+                <w:color w:val="FFFFFF"/>
+                <w:sz w:val="18"/>
+              </w:rPr>
+            </w:r>
+            <w:r>
+              <w:rPr>
+                <w:b/>
+                <w:i w:val="0"/>
+                <w:color w:val="FFFFFF"/>
+                <w:sz w:val="18"/>
+              </w:rPr>
+              <w:t>Term</w:t>
+            </w:r>
+          </w:p>
+        </w:tc>
+        <w:tc>
+          <w:tcPr>
+            <w:tcW w:type="dxa" w:w="5112"/>
+            <w:shd w:val="clear" w:color="auto" w:fill="17494B"/>
+          </w:tcPr>
+          <w:p>
+            <w:pPr>
+              <w:spacing w:after="40"/>
+            </w:pPr>
+            <w:r>
+              <w:rPr>
+                <w:b/>
+                <w:color w:val="FFFFFF"/>
+                <w:sz w:val="18"/>
+              </w:rPr>
+            </w:r>
+            <w:r>
+              <w:rPr>
+                <w:b/>
+                <w:i w:val="0"/>
+                <w:color w:val="FFFFFF"/>
+                <w:sz w:val="18"/>
+              </w:rPr>
+              <w:t>What you need to know</w:t>
+            </w:r>
+          </w:p>
+        </w:tc>
+      </w:tr>
+      <w:tr>
+        <w:tc>
+          <w:tcPr>
+            <w:tcW w:type="dxa" w:w="5112"/>
+            <w:shd w:val="clear" w:color="auto" w:fill="F1EEEF"/>
+          </w:tcPr>
+          <w:p>
+            <w:pPr>
+              <w:spacing w:after="40"/>
+            </w:pPr>
+            <w:r>
+              <w:rPr>
+                <w:b/>
+                <w:sz w:val="18"/>
+              </w:rPr>
+            </w:r>
+            <w:r>
+              <w:rPr>
+                <w:b/>
+                <w:i w:val="0"/>
+                <w:sz w:val="18"/>
+              </w:rPr>
+              <w:t>General</w:t>
+            </w:r>
+          </w:p>
+        </w:tc>
+        <w:tc>
+          <w:tcPr>
+            <w:tcW w:type="dxa" w:w="5112"/>
+          </w:tcPr>
+          <w:p>
+            <w:pPr>
+              <w:spacing w:after="40"/>
+            </w:pPr>
+            <w:r>
+              <w:rPr>
+                <w:sz w:val="18"/>
+              </w:rPr>
+            </w:r>
+            <w:r>
+              <w:rPr>
+                <w:b w:val="0"/>
+                <w:i w:val="0"/>
+                <w:sz w:val="18"/>
+              </w:rPr>
+              <w:t>Chains, facultative anaerobes, FASTIDIOUS (enriched media), sensitive to drying, heat, disinfectants. Lancefield = cell wall C-CARBOHYDRATE antigens (Rebecca Lancefield, 1933).</w:t>
+            </w:r>
+          </w:p>
+        </w:tc>
+      </w:tr>
+      <w:tr>
+        <w:tc>
+          <w:tcPr>
+            <w:tcW w:type="dxa" w:w="5112"/>
+            <w:shd w:val="clear" w:color="auto" w:fill="F1EEEF"/>
+          </w:tcPr>
+          <w:p>
+            <w:pPr>
+              <w:spacing w:after="40"/>
+            </w:pPr>
+            <w:r>
+              <w:rPr>
+                <w:b/>
+                <w:sz w:val="18"/>
+              </w:rPr>
+            </w:r>
+            <w:r>
+              <w:rPr>
+                <w:b/>
+                <w:i w:val="0"/>
+                <w:sz w:val="18"/>
+              </w:rPr>
+              <w:t>★ Group A virulence</w:t>
+            </w:r>
+          </w:p>
+        </w:tc>
+        <w:tc>
+          <w:tcPr>
+            <w:tcW w:type="dxa" w:w="5112"/>
+          </w:tcPr>
+          <w:p>
+            <w:pPr>
+              <w:spacing w:after="40"/>
+            </w:pPr>
+            <w:r>
+              <w:rPr>
+                <w:sz w:val="18"/>
+              </w:rPr>
+            </w:r>
+            <w:r>
+              <w:rPr>
+                <w:b w:val="0"/>
+                <w:i w:val="0"/>
+                <w:sz w:val="18"/>
+              </w:rPr>
+              <w:t>C-carbohydrate vs lysozyme · fimbriae adhere · M-PROTEIN vs phagocytosis · hyaluronic acid capsule = no immune response · C5a protease blocks complement · streptolysins O, S = hemolysins · erythrogenic toxin = fever + rash · superantigens · streptokinase digests fibrin.</w:t>
+            </w:r>
+          </w:p>
+        </w:tc>
+      </w:tr>
+      <w:tr>
+        <w:tc>
+          <w:tcPr>
+            <w:tcW w:type="dxa" w:w="5112"/>
+            <w:shd w:val="clear" w:color="auto" w:fill="F1EEEF"/>
+          </w:tcPr>
+          <w:p>
+            <w:pPr>
+              <w:spacing w:after="40"/>
+            </w:pPr>
+            <w:r>
+              <w:rPr>
+                <w:b/>
+                <w:sz w:val="18"/>
+              </w:rPr>
+            </w:r>
+            <w:r>
+              <w:rPr>
+                <w:b/>
+                <w:i w:val="0"/>
+                <w:sz w:val="18"/>
+              </w:rPr>
+              <w:t>★ Group A spread</w:t>
+            </w:r>
+          </w:p>
+        </w:tc>
+        <w:tc>
+          <w:tcPr>
+            <w:tcW w:type="dxa" w:w="5112"/>
+          </w:tcPr>
+          <w:p>
+            <w:pPr>
+              <w:spacing w:after="40"/>
+            </w:pPr>
+            <w:r>
+              <w:rPr>
+                <w:sz w:val="18"/>
+              </w:rPr>
+            </w:r>
+            <w:r>
+              <w:rPr>
+                <w:b w:val="0"/>
+                <w:i w:val="0"/>
+                <w:sz w:val="18"/>
+              </w:rPr>
+              <w:t>STRICTLY human; humans the only reservoir. Contact, droplets, food, fomites; portal skin or pharynx; mostly CHILDREN.</w:t>
+            </w:r>
+          </w:p>
+        </w:tc>
+      </w:tr>
+      <w:tr>
+        <w:tc>
+          <w:tcPr>
+            <w:tcW w:type="dxa" w:w="5112"/>
+            <w:shd w:val="clear" w:color="auto" w:fill="F1EEEF"/>
+          </w:tcPr>
+          <w:p>
+            <w:pPr>
+              <w:spacing w:after="40"/>
+            </w:pPr>
+            <w:r>
+              <w:rPr>
+                <w:b/>
+                <w:sz w:val="18"/>
+              </w:rPr>
+            </w:r>
+            <w:r>
+              <w:rPr>
+                <w:b/>
+                <w:i w:val="0"/>
+                <w:sz w:val="18"/>
+              </w:rPr>
+              <w:t>Group A disease</w:t>
+            </w:r>
+          </w:p>
+        </w:tc>
+        <w:tc>
+          <w:tcPr>
+            <w:tcW w:type="dxa" w:w="5112"/>
+          </w:tcPr>
+          <w:p>
+            <w:pPr>
+              <w:spacing w:after="40"/>
+            </w:pPr>
+            <w:r>
+              <w:rPr>
+                <w:sz w:val="18"/>
+              </w:rPr>
+            </w:r>
+            <w:r>
+              <w:rPr>
+                <w:b w:val="0"/>
+                <w:i w:val="0"/>
+                <w:sz w:val="18"/>
+              </w:rPr>
+              <w:t>Impetigo = contagious CRUST, schoolchildren · erysipelas = into dermis and subcutaneous tissue · pharyngitis · scarlet fever = PROPHAGE for erythrogenic toxin · septicemia, pneumonia, toxic shock.</w:t>
+            </w:r>
+          </w:p>
+        </w:tc>
+      </w:tr>
+      <w:tr>
+        <w:tc>
+          <w:tcPr>
+            <w:tcW w:type="dxa" w:w="5112"/>
+            <w:shd w:val="clear" w:color="auto" w:fill="F1EEEF"/>
+          </w:tcPr>
+          <w:p>
+            <w:pPr>
+              <w:spacing w:after="40"/>
+            </w:pPr>
+            <w:r>
+              <w:rPr>
+                <w:b/>
+                <w:sz w:val="18"/>
+              </w:rPr>
+            </w:r>
+            <w:r>
+              <w:rPr>
+                <w:b/>
+                <w:i w:val="0"/>
+                <w:sz w:val="18"/>
+              </w:rPr>
+              <w:t>Group A sequelae</w:t>
+            </w:r>
+          </w:p>
+        </w:tc>
+        <w:tc>
+          <w:tcPr>
+            <w:tcW w:type="dxa" w:w="5112"/>
+          </w:tcPr>
+          <w:p>
+            <w:pPr>
+              <w:spacing w:after="40"/>
+            </w:pPr>
+            <w:r>
+              <w:rPr>
+                <w:sz w:val="18"/>
+              </w:rPr>
+            </w:r>
+            <w:r>
+              <w:rPr>
+                <w:b w:val="0"/>
+                <w:i w:val="0"/>
+                <w:sz w:val="18"/>
+              </w:rPr>
+              <w:t>Rheumatic fever after pharyngitis → valve damage, arthritis, chorea. Acute glomerulonephritis → nephritis, high blood pressure, kidney failure.</w:t>
+            </w:r>
+          </w:p>
+        </w:tc>
+      </w:tr>
+      <w:tr>
+        <w:tc>
+          <w:tcPr>
+            <w:tcW w:type="dxa" w:w="5112"/>
+            <w:shd w:val="clear" w:color="auto" w:fill="F1EEEF"/>
+          </w:tcPr>
+          <w:p>
+            <w:pPr>
+              <w:spacing w:after="40"/>
+            </w:pPr>
+            <w:r>
+              <w:rPr>
+                <w:b/>
+                <w:sz w:val="18"/>
+              </w:rPr>
+            </w:r>
+            <w:r>
+              <w:rPr>
+                <w:b/>
+                <w:i w:val="0"/>
+                <w:sz w:val="18"/>
+              </w:rPr>
+              <w:t>★ Group B</w:t>
+            </w:r>
+          </w:p>
+        </w:tc>
+        <w:tc>
+          <w:tcPr>
+            <w:tcW w:type="dxa" w:w="5112"/>
+          </w:tcPr>
+          <w:p>
+            <w:pPr>
+              <w:spacing w:after="40"/>
+            </w:pPr>
+            <w:r>
+              <w:rPr>
+                <w:sz w:val="18"/>
+              </w:rPr>
+            </w:r>
+            <w:r>
+              <w:rPr>
+                <w:b w:val="0"/>
+                <w:i w:val="0"/>
+                <w:sz w:val="18"/>
+              </w:rPr>
+              <w:t>Streptococcus agalactiae: vagina, pharynx, large intestine. Reaches the infant during VAGINAL DELIVERY → top cause of neonatal pneumonia, sepsis, meningitis. SCREEN and treat pregnant women (intravenous penicillin in practice; slide's streptomycin is wrong).</w:t>
+            </w:r>
+          </w:p>
+        </w:tc>
+      </w:tr>
+      <w:tr>
+        <w:tc>
+          <w:tcPr>
+            <w:tcW w:type="dxa" w:w="5112"/>
+            <w:shd w:val="clear" w:color="auto" w:fill="F1EEEF"/>
+          </w:tcPr>
+          <w:p>
+            <w:pPr>
+              <w:spacing w:after="40"/>
+            </w:pPr>
+            <w:r>
+              <w:rPr>
+                <w:b/>
+                <w:sz w:val="18"/>
+              </w:rPr>
+            </w:r>
+            <w:r>
+              <w:rPr>
+                <w:b/>
+                <w:i w:val="0"/>
+                <w:sz w:val="18"/>
+              </w:rPr>
+              <w:t>Enterococci (group D)</w:t>
+            </w:r>
+          </w:p>
+        </w:tc>
+        <w:tc>
+          <w:tcPr>
+            <w:tcW w:type="dxa" w:w="5112"/>
+          </w:tcPr>
+          <w:p>
+            <w:pPr>
+              <w:spacing w:after="40"/>
+            </w:pPr>
+            <w:r>
+              <w:rPr>
+                <w:sz w:val="18"/>
+              </w:rPr>
+            </w:r>
+            <w:r>
+              <w:rPr>
+                <w:b w:val="0"/>
+                <w:i w:val="0"/>
+                <w:sz w:val="18"/>
+              </w:rPr>
+              <w:t>Separated from Streptococcus by 16S ribosomal RNA (1984). Large intestine; urinary, wound, skin infection in the debilitated; MULTIPLE antibiotics.</w:t>
+            </w:r>
+          </w:p>
+        </w:tc>
+      </w:tr>
+      <w:tr>
+        <w:tc>
+          <w:tcPr>
+            <w:tcW w:type="dxa" w:w="5112"/>
+            <w:shd w:val="clear" w:color="auto" w:fill="F1EEEF"/>
+          </w:tcPr>
+          <w:p>
+            <w:pPr>
+              <w:spacing w:after="40"/>
+            </w:pPr>
+            <w:r>
+              <w:rPr>
+                <w:b/>
+                <w:sz w:val="18"/>
+              </w:rPr>
+            </w:r>
+            <w:r>
+              <w:rPr>
+                <w:b/>
+                <w:i w:val="0"/>
+                <w:sz w:val="18"/>
+              </w:rPr>
+              <w:t>Identification</w:t>
+            </w:r>
+          </w:p>
+        </w:tc>
+        <w:tc>
+          <w:tcPr>
+            <w:tcW w:type="dxa" w:w="5112"/>
+          </w:tcPr>
+          <w:p>
+            <w:pPr>
+              <w:spacing w:after="40"/>
+            </w:pPr>
+            <w:r>
+              <w:rPr>
+                <w:sz w:val="18"/>
+              </w:rPr>
+            </w:r>
+            <w:r>
+              <w:rPr>
+                <w:b w:val="0"/>
+                <w:i w:val="0"/>
+                <w:sz w:val="18"/>
+              </w:rPr>
+              <w:t>Rapid tests = monoclonal antibody to C-carbohydrate. Culture: bacitracin, CAMP, bile esculin. CAMP factor + beta-hemolytic Staphylococcus aureus = FLAME or ARROW; also detects Listeria.</w:t>
+            </w:r>
+          </w:p>
+        </w:tc>
+      </w:tr>
+      <w:tr>
+        <w:tc>
+          <w:tcPr>
+            <w:tcW w:type="dxa" w:w="5112"/>
+            <w:shd w:val="clear" w:color="auto" w:fill="F1EEEF"/>
+          </w:tcPr>
+          <w:p>
+            <w:pPr>
+              <w:spacing w:after="40"/>
+            </w:pPr>
+            <w:r>
+              <w:rPr>
+                <w:b/>
+                <w:sz w:val="18"/>
+              </w:rPr>
+            </w:r>
+            <w:r>
+              <w:rPr>
+                <w:b/>
+                <w:i w:val="0"/>
+                <w:sz w:val="18"/>
+              </w:rPr>
+              <w:t>Treatment</w:t>
+            </w:r>
+          </w:p>
+        </w:tc>
+        <w:tc>
+          <w:tcPr>
+            <w:tcW w:type="dxa" w:w="5112"/>
+          </w:tcPr>
+          <w:p>
+            <w:pPr>
+              <w:spacing w:after="40"/>
+            </w:pPr>
+            <w:r>
+              <w:rPr>
+                <w:sz w:val="18"/>
+              </w:rPr>
+            </w:r>
+            <w:r>
+              <w:rPr>
+                <w:b w:val="0"/>
+                <w:i w:val="0"/>
+                <w:sz w:val="18"/>
+              </w:rPr>
+              <w:t>Groups A and B: PENICILLIN. Long-term penicillin after rheumatic fever or recurrent strep throat. ★ Big problems with resistant strains.</w:t>
+            </w:r>
+          </w:p>
+        </w:tc>
+      </w:tr>
+    </w:tbl>
+    <w:p>
+      <w:pPr>
+        <w:spacing w:after="80"/>
+      </w:pPr>
+    </w:p>
+    <w:p>
+      <w:pPr>
+        <w:pStyle w:val="Heading1"/>
+        <w:spacing w:before="280" w:after="100"/>
+      </w:pPr>
+      <w:r>
+        <w:rPr>
+          <w:rFonts w:ascii="Georgia" w:hAnsi="Georgia"/>
+          <w:color w:val="17494B"/>
+        </w:rPr>
+        <w:t>L9 · Viridans Streptococci &amp; the Pneumococcus</w:t>
+      </w:r>
+    </w:p>
+    <w:tbl>
+      <w:tblPr>
+        <w:tblStyle w:val="TableGrid"/>
+        <w:tblW w:type="auto" w:w="0"/>
+        <w:jc w:val="center"/>
+        <w:tblLook w:firstColumn="1" w:firstRow="1" w:lastColumn="0" w:lastRow="0" w:noHBand="0" w:noVBand="1" w:val="04A0"/>
+        <w:tblBorders>
+          <w:top w:val="single" w:sz="4" w:space="0" w:color="D8D2D4"/>
+          <w:left w:val="single" w:sz="4" w:space="0" w:color="D8D2D4"/>
+          <w:bottom w:val="single" w:sz="4" w:space="0" w:color="D8D2D4"/>
+          <w:right w:val="single" w:sz="4" w:space="0" w:color="D8D2D4"/>
+          <w:insideH w:val="single" w:sz="4" w:space="0" w:color="D8D2D4"/>
+          <w:insideV w:val="single" w:sz="4" w:space="0" w:color="D8D2D4"/>
+        </w:tblBorders>
+      </w:tblPr>
+      <w:tblGrid>
+        <w:gridCol w:w="5112"/>
+        <w:gridCol w:w="5112"/>
+      </w:tblGrid>
+      <w:tr>
+        <w:tc>
+          <w:tcPr>
+            <w:tcW w:type="dxa" w:w="5112"/>
+            <w:shd w:val="clear" w:color="auto" w:fill="17494B"/>
+          </w:tcPr>
+          <w:p>
+            <w:pPr>
+              <w:spacing w:after="40"/>
+            </w:pPr>
+            <w:r>
+              <w:rPr>
+                <w:b/>
+                <w:color w:val="FFFFFF"/>
+                <w:sz w:val="18"/>
+              </w:rPr>
+            </w:r>
+            <w:r>
+              <w:rPr>
+                <w:b/>
+                <w:i w:val="0"/>
+                <w:color w:val="FFFFFF"/>
+                <w:sz w:val="18"/>
+              </w:rPr>
+              <w:t>Term</w:t>
+            </w:r>
+          </w:p>
+        </w:tc>
+        <w:tc>
+          <w:tcPr>
+            <w:tcW w:type="dxa" w:w="5112"/>
+            <w:shd w:val="clear" w:color="auto" w:fill="17494B"/>
+          </w:tcPr>
+          <w:p>
+            <w:pPr>
+              <w:spacing w:after="40"/>
+            </w:pPr>
+            <w:r>
+              <w:rPr>
+                <w:b/>
+                <w:color w:val="FFFFFF"/>
+                <w:sz w:val="18"/>
+              </w:rPr>
+            </w:r>
+            <w:r>
+              <w:rPr>
+                <w:b/>
+                <w:i w:val="0"/>
+                <w:color w:val="FFFFFF"/>
+                <w:sz w:val="18"/>
+              </w:rPr>
+              <w:t>What you need to know</w:t>
+            </w:r>
+          </w:p>
+        </w:tc>
+      </w:tr>
+      <w:tr>
+        <w:tc>
+          <w:tcPr>
+            <w:tcW w:type="dxa" w:w="5112"/>
+            <w:shd w:val="clear" w:color="auto" w:fill="F1EEEF"/>
+          </w:tcPr>
+          <w:p>
+            <w:pPr>
+              <w:spacing w:after="40"/>
+            </w:pPr>
+            <w:r>
+              <w:rPr>
+                <w:b/>
+                <w:sz w:val="18"/>
+              </w:rPr>
+            </w:r>
+            <w:r>
+              <w:rPr>
+                <w:b/>
+                <w:i w:val="0"/>
+                <w:sz w:val="18"/>
+              </w:rPr>
+              <w:t>★ Viridans</w:t>
+            </w:r>
+          </w:p>
+        </w:tc>
+        <w:tc>
+          <w:tcPr>
+            <w:tcW w:type="dxa" w:w="5112"/>
+          </w:tcPr>
+          <w:p>
+            <w:pPr>
+              <w:spacing w:after="40"/>
+            </w:pPr>
+            <w:r>
+              <w:rPr>
+                <w:sz w:val="18"/>
+              </w:rPr>
+            </w:r>
+            <w:r>
+              <w:rPr>
+                <w:b w:val="0"/>
+                <w:i w:val="0"/>
+                <w:sz w:val="18"/>
+              </w:rPr>
+              <w:t>Most numerous in gums, teeth, mouth. Not very invasive: DENTAL or SURGICAL procedures let them in. Worst = SUBACUTE ENDOCARDITIS (pre-existing heart disease).</w:t>
+            </w:r>
+          </w:p>
+        </w:tc>
+      </w:tr>
+      <w:tr>
+        <w:tc>
+          <w:tcPr>
+            <w:tcW w:type="dxa" w:w="5112"/>
+            <w:shd w:val="clear" w:color="auto" w:fill="F1EEEF"/>
+          </w:tcPr>
+          <w:p>
+            <w:pPr>
+              <w:spacing w:after="40"/>
+            </w:pPr>
+            <w:r>
+              <w:rPr>
+                <w:b/>
+                <w:sz w:val="18"/>
+              </w:rPr>
+            </w:r>
+            <w:r>
+              <w:rPr>
+                <w:b/>
+                <w:i w:val="0"/>
+                <w:sz w:val="18"/>
+              </w:rPr>
+              <w:t>Streptococcus mutans</w:t>
+            </w:r>
+          </w:p>
+        </w:tc>
+        <w:tc>
+          <w:tcPr>
+            <w:tcW w:type="dxa" w:w="5112"/>
+          </w:tcPr>
+          <w:p>
+            <w:pPr>
+              <w:spacing w:after="40"/>
+            </w:pPr>
+            <w:r>
+              <w:rPr>
+                <w:sz w:val="18"/>
+              </w:rPr>
+            </w:r>
+            <w:r>
+              <w:rPr>
+                <w:b w:val="0"/>
+                <w:i w:val="0"/>
+                <w:sz w:val="18"/>
+              </w:rPr>
+              <w:t>Slime layers on teeth → PLAQUE and caries. Dental prophylaxis now only for certain heart conditions.</w:t>
+            </w:r>
+          </w:p>
+        </w:tc>
+      </w:tr>
+      <w:tr>
+        <w:tc>
+          <w:tcPr>
+            <w:tcW w:type="dxa" w:w="5112"/>
+            <w:shd w:val="clear" w:color="auto" w:fill="F1EEEF"/>
+          </w:tcPr>
+          <w:p>
+            <w:pPr>
+              <w:spacing w:after="40"/>
+            </w:pPr>
+            <w:r>
+              <w:rPr>
+                <w:b/>
+                <w:sz w:val="18"/>
+              </w:rPr>
+            </w:r>
+            <w:r>
+              <w:rPr>
+                <w:b/>
+                <w:i w:val="0"/>
+                <w:sz w:val="18"/>
+              </w:rPr>
+              <w:t>Pneumococcus: lab</w:t>
+            </w:r>
+          </w:p>
+        </w:tc>
+        <w:tc>
+          <w:tcPr>
+            <w:tcW w:type="dxa" w:w="5112"/>
+          </w:tcPr>
+          <w:p>
+            <w:pPr>
+              <w:spacing w:after="40"/>
+            </w:pPr>
+            <w:r>
+              <w:rPr>
+                <w:sz w:val="18"/>
+              </w:rPr>
+            </w:r>
+            <w:r>
+              <w:rPr>
+                <w:b w:val="0"/>
+                <w:i w:val="0"/>
+                <w:sz w:val="18"/>
+              </w:rPr>
+              <w:t>LANCET-shaped pairs and short chains · blood or chocolate agar · CAPNOPHILIC (5–10% carbon dioxide) · lacks catalase AND peroxidase, dies in high lab oxygen.</w:t>
+            </w:r>
+          </w:p>
+        </w:tc>
+      </w:tr>
+      <w:tr>
+        <w:tc>
+          <w:tcPr>
+            <w:tcW w:type="dxa" w:w="5112"/>
+            <w:shd w:val="clear" w:color="auto" w:fill="F1EEEF"/>
+          </w:tcPr>
+          <w:p>
+            <w:pPr>
+              <w:spacing w:after="40"/>
+            </w:pPr>
+            <w:r>
+              <w:rPr>
+                <w:b/>
+                <w:sz w:val="18"/>
+              </w:rPr>
+            </w:r>
+            <w:r>
+              <w:rPr>
+                <w:b/>
+                <w:i w:val="0"/>
+                <w:sz w:val="18"/>
+              </w:rPr>
+              <w:t>Pneumococcus: disease</w:t>
+            </w:r>
+          </w:p>
+        </w:tc>
+        <w:tc>
+          <w:tcPr>
+            <w:tcW w:type="dxa" w:w="5112"/>
+          </w:tcPr>
+          <w:p>
+            <w:pPr>
+              <w:spacing w:after="40"/>
+            </w:pPr>
+            <w:r>
+              <w:rPr>
+                <w:sz w:val="18"/>
+              </w:rPr>
+            </w:r>
+            <w:r>
+              <w:rPr>
+                <w:b w:val="0"/>
+                <w:i w:val="0"/>
+                <w:sz w:val="18"/>
+              </w:rPr>
+              <w:t>Large CAPSULE = main virulence factor (types vary). Pneumonia by ASPIRATION; otitis media via the EUSTACHIAN TUBE. Endogenous; very young, elderly, compromised, crowded.</w:t>
+            </w:r>
+          </w:p>
+        </w:tc>
+      </w:tr>
+      <w:tr>
+        <w:tc>
+          <w:tcPr>
+            <w:tcW w:type="dxa" w:w="5112"/>
+            <w:shd w:val="clear" w:color="auto" w:fill="F1EEEF"/>
+          </w:tcPr>
+          <w:p>
+            <w:pPr>
+              <w:spacing w:after="40"/>
+            </w:pPr>
+            <w:r>
+              <w:rPr>
+                <w:b/>
+                <w:sz w:val="18"/>
+              </w:rPr>
+            </w:r>
+            <w:r>
+              <w:rPr>
+                <w:b/>
+                <w:i w:val="0"/>
+                <w:sz w:val="18"/>
+              </w:rPr>
+              <w:t>Pneumococcus: treatment</w:t>
+            </w:r>
+          </w:p>
+        </w:tc>
+        <w:tc>
+          <w:tcPr>
+            <w:tcW w:type="dxa" w:w="5112"/>
+          </w:tcPr>
+          <w:p>
+            <w:pPr>
+              <w:spacing w:after="40"/>
+            </w:pPr>
+            <w:r>
+              <w:rPr>
+                <w:sz w:val="18"/>
+              </w:rPr>
+            </w:r>
+            <w:r>
+              <w:rPr>
+                <w:b w:val="0"/>
+                <w:i w:val="0"/>
+                <w:sz w:val="18"/>
+              </w:rPr>
+              <w:t>Penicillin, but rising resistance. Conjugate vaccine for children 2–23 months; capsular vaccine for older adults (adults now also get conjugate vaccines).</w:t>
+            </w:r>
+          </w:p>
+        </w:tc>
+      </w:tr>
+    </w:tbl>
+    <w:p>
+      <w:pPr>
+        <w:spacing w:after="80"/>
+      </w:pPr>
+    </w:p>
+    <w:p>
+      <w:pPr>
+        <w:pStyle w:val="Heading1"/>
+        <w:spacing w:before="280" w:after="100"/>
+      </w:pPr>
+      <w:r>
+        <w:rPr>
+          <w:rFonts w:ascii="Georgia" w:hAnsi="Georgia"/>
+          <w:color w:val="17494B"/>
+        </w:rPr>
+        <w:t>L9 · Neisseria, Moraxella &amp; Acinetobacter</w:t>
+      </w:r>
+    </w:p>
+    <w:tbl>
+      <w:tblPr>
+        <w:tblStyle w:val="TableGrid"/>
+        <w:tblW w:type="auto" w:w="0"/>
+        <w:jc w:val="center"/>
+        <w:tblLook w:firstColumn="1" w:firstRow="1" w:lastColumn="0" w:lastRow="0" w:noHBand="0" w:noVBand="1" w:val="04A0"/>
+        <w:tblBorders>
+          <w:top w:val="single" w:sz="4" w:space="0" w:color="D8D2D4"/>
+          <w:left w:val="single" w:sz="4" w:space="0" w:color="D8D2D4"/>
+          <w:bottom w:val="single" w:sz="4" w:space="0" w:color="D8D2D4"/>
+          <w:right w:val="single" w:sz="4" w:space="0" w:color="D8D2D4"/>
+          <w:insideH w:val="single" w:sz="4" w:space="0" w:color="D8D2D4"/>
+          <w:insideV w:val="single" w:sz="4" w:space="0" w:color="D8D2D4"/>
+        </w:tblBorders>
+      </w:tblPr>
+      <w:tblGrid>
+        <w:gridCol w:w="5112"/>
+        <w:gridCol w:w="5112"/>
+      </w:tblGrid>
+      <w:tr>
+        <w:tc>
+          <w:tcPr>
+            <w:tcW w:type="dxa" w:w="5112"/>
+            <w:shd w:val="clear" w:color="auto" w:fill="17494B"/>
+          </w:tcPr>
+          <w:p>
+            <w:pPr>
+              <w:spacing w:after="40"/>
+            </w:pPr>
+            <w:r>
+              <w:rPr>
+                <w:b/>
+                <w:color w:val="FFFFFF"/>
+                <w:sz w:val="18"/>
+              </w:rPr>
+            </w:r>
+            <w:r>
+              <w:rPr>
+                <w:b/>
+                <w:i w:val="0"/>
+                <w:color w:val="FFFFFF"/>
+                <w:sz w:val="18"/>
+              </w:rPr>
+              <w:t>Term</w:t>
+            </w:r>
+          </w:p>
+        </w:tc>
+        <w:tc>
+          <w:tcPr>
+            <w:tcW w:type="dxa" w:w="5112"/>
+            <w:shd w:val="clear" w:color="auto" w:fill="17494B"/>
+          </w:tcPr>
+          <w:p>
+            <w:pPr>
+              <w:spacing w:after="40"/>
+            </w:pPr>
+            <w:r>
+              <w:rPr>
+                <w:b/>
+                <w:color w:val="FFFFFF"/>
+                <w:sz w:val="18"/>
+              </w:rPr>
+            </w:r>
+            <w:r>
+              <w:rPr>
+                <w:b/>
+                <w:i w:val="0"/>
+                <w:color w:val="FFFFFF"/>
+                <w:sz w:val="18"/>
+              </w:rPr>
+              <w:t>What you need to know</w:t>
+            </w:r>
+          </w:p>
+        </w:tc>
+      </w:tr>
+      <w:tr>
+        <w:tc>
+          <w:tcPr>
+            <w:tcW w:type="dxa" w:w="5112"/>
+            <w:shd w:val="clear" w:color="auto" w:fill="F1EEEF"/>
+          </w:tcPr>
+          <w:p>
+            <w:pPr>
+              <w:spacing w:after="40"/>
+            </w:pPr>
+            <w:r>
+              <w:rPr>
+                <w:b/>
+                <w:sz w:val="18"/>
+              </w:rPr>
+            </w:r>
+            <w:r>
+              <w:rPr>
+                <w:b/>
+                <w:i w:val="0"/>
+                <w:sz w:val="18"/>
+              </w:rPr>
+              <w:t>Neisseria</w:t>
+            </w:r>
+          </w:p>
+        </w:tc>
+        <w:tc>
+          <w:tcPr>
+            <w:tcW w:type="dxa" w:w="5112"/>
+          </w:tcPr>
+          <w:p>
+            <w:pPr>
+              <w:spacing w:after="40"/>
+            </w:pPr>
+            <w:r>
+              <w:rPr>
+                <w:sz w:val="18"/>
+              </w:rPr>
+            </w:r>
+            <w:r>
+              <w:rPr>
+                <w:b w:val="0"/>
+                <w:i w:val="0"/>
+                <w:sz w:val="18"/>
+              </w:rPr>
+              <w:t>Gram-negative BEAN-shaped DIPLOCOCCI, thin peptidoglycan, no flagella or spores, PILI attach. Strict human parasites. Microaerophilic. Catalase + and cytochrome OXIDASE +.</w:t>
+            </w:r>
+          </w:p>
+        </w:tc>
+      </w:tr>
+      <w:tr>
+        <w:tc>
+          <w:tcPr>
+            <w:tcW w:type="dxa" w:w="5112"/>
+            <w:shd w:val="clear" w:color="auto" w:fill="F1EEEF"/>
+          </w:tcPr>
+          <w:p>
+            <w:pPr>
+              <w:spacing w:after="40"/>
+            </w:pPr>
+            <w:r>
+              <w:rPr>
+                <w:b/>
+                <w:sz w:val="18"/>
+              </w:rPr>
+            </w:r>
+            <w:r>
+              <w:rPr>
+                <w:b/>
+                <w:i w:val="0"/>
+                <w:sz w:val="18"/>
+              </w:rPr>
+              <w:t>★ Culture</w:t>
+            </w:r>
+          </w:p>
+        </w:tc>
+        <w:tc>
+          <w:tcPr>
+            <w:tcW w:type="dxa" w:w="5112"/>
+          </w:tcPr>
+          <w:p>
+            <w:pPr>
+              <w:spacing w:after="40"/>
+            </w:pPr>
+            <w:r>
+              <w:rPr>
+                <w:sz w:val="18"/>
+              </w:rPr>
+            </w:r>
+            <w:r>
+              <w:rPr>
+                <w:b w:val="0"/>
+                <w:i w:val="0"/>
+                <w:sz w:val="18"/>
+              </w:rPr>
+              <w:t>Chocolate agar in a CANDLE JAR = enhanced carbon dioxide (not an anaerobic culture).</w:t>
+            </w:r>
+          </w:p>
+        </w:tc>
+      </w:tr>
+      <w:tr>
+        <w:tc>
+          <w:tcPr>
+            <w:tcW w:type="dxa" w:w="5112"/>
+            <w:shd w:val="clear" w:color="auto" w:fill="F1EEEF"/>
+          </w:tcPr>
+          <w:p>
+            <w:pPr>
+              <w:spacing w:after="40"/>
+            </w:pPr>
+            <w:r>
+              <w:rPr>
+                <w:b/>
+                <w:sz w:val="18"/>
+              </w:rPr>
+            </w:r>
+            <w:r>
+              <w:rPr>
+                <w:b/>
+                <w:i w:val="0"/>
+                <w:sz w:val="18"/>
+              </w:rPr>
+              <w:t>Gonococcus</w:t>
+            </w:r>
+          </w:p>
+        </w:tc>
+        <w:tc>
+          <w:tcPr>
+            <w:tcW w:type="dxa" w:w="5112"/>
+          </w:tcPr>
+          <w:p>
+            <w:pPr>
+              <w:spacing w:after="40"/>
+            </w:pPr>
+            <w:r>
+              <w:rPr>
+                <w:sz w:val="18"/>
+              </w:rPr>
+            </w:r>
+            <w:r>
+              <w:rPr>
+                <w:b w:val="0"/>
+                <w:i w:val="0"/>
+                <w:sz w:val="18"/>
+              </w:rPr>
+              <w:t>Fimbriae · IgA protease (immunoglobulin A). Dose 100–1,000 cells; 1–2 hours on fomites. Asymptomatic: 50% of females, 10% of males. Salpingitis → sterility, ectopic pregnancy. Arthritis, conjunctivitis, pharyngitis.</w:t>
+            </w:r>
+          </w:p>
+        </w:tc>
+      </w:tr>
+      <w:tr>
+        <w:tc>
+          <w:tcPr>
+            <w:tcW w:type="dxa" w:w="5112"/>
+            <w:shd w:val="clear" w:color="auto" w:fill="F1EEEF"/>
+          </w:tcPr>
+          <w:p>
+            <w:pPr>
+              <w:spacing w:after="40"/>
+            </w:pPr>
+            <w:r>
+              <w:rPr>
+                <w:b/>
+                <w:sz w:val="18"/>
+              </w:rPr>
+            </w:r>
+            <w:r>
+              <w:rPr>
+                <w:b/>
+                <w:i w:val="0"/>
+                <w:sz w:val="18"/>
+              </w:rPr>
+              <w:t>Gonococcus: diagnosis</w:t>
+            </w:r>
+          </w:p>
+        </w:tc>
+        <w:tc>
+          <w:tcPr>
+            <w:tcW w:type="dxa" w:w="5112"/>
+          </w:tcPr>
+          <w:p>
+            <w:pPr>
+              <w:spacing w:after="40"/>
+            </w:pPr>
+            <w:r>
+              <w:rPr>
+                <w:sz w:val="18"/>
+              </w:rPr>
+            </w:r>
+            <w:r>
+              <w:rPr>
+                <w:b w:val="0"/>
+                <w:i w:val="0"/>
+                <w:sz w:val="18"/>
+              </w:rPr>
+              <w:t>Gram-negative diplococci INSIDE NEUTROPHILS = presumptive. Penicillinase-producing and tetracycline-resistant strains. No lasting immunity → recurs. Reportable. Newborn eyes: topical antibiotics at birth.</w:t>
+            </w:r>
+          </w:p>
+        </w:tc>
+      </w:tr>
+      <w:tr>
+        <w:tc>
+          <w:tcPr>
+            <w:tcW w:type="dxa" w:w="5112"/>
+            <w:shd w:val="clear" w:color="auto" w:fill="F1EEEF"/>
+          </w:tcPr>
+          <w:p>
+            <w:pPr>
+              <w:spacing w:after="40"/>
+            </w:pPr>
+            <w:r>
+              <w:rPr>
+                <w:b/>
+                <w:sz w:val="18"/>
+              </w:rPr>
+            </w:r>
+            <w:r>
+              <w:rPr>
+                <w:b/>
+                <w:i w:val="0"/>
+                <w:sz w:val="18"/>
+              </w:rPr>
+              <w:t>Meningococcus</w:t>
+            </w:r>
+          </w:p>
+        </w:tc>
+        <w:tc>
+          <w:tcPr>
+            <w:tcW w:type="dxa" w:w="5112"/>
+          </w:tcPr>
+          <w:p>
+            <w:pPr>
+              <w:spacing w:after="40"/>
+            </w:pPr>
+            <w:r>
+              <w:rPr>
+                <w:sz w:val="18"/>
+              </w:rPr>
+            </w:r>
+            <w:r>
+              <w:rPr>
+                <w:b w:val="0"/>
+                <w:i w:val="0"/>
+                <w:sz w:val="18"/>
+              </w:rPr>
+              <w:t>Capsule, fimbriae, IgA protease, ENDOTOXIN (hemorrhage, shock). Nasopharynx; close quarters, DORMS; 6 months–3 years and 10–20 years. Blood → blood-brain barrier → cerebrospinal fluid.</w:t>
+            </w:r>
+          </w:p>
+        </w:tc>
+      </w:tr>
+      <w:tr>
+        <w:tc>
+          <w:tcPr>
+            <w:tcW w:type="dxa" w:w="5112"/>
+            <w:shd w:val="clear" w:color="auto" w:fill="F1EEEF"/>
+          </w:tcPr>
+          <w:p>
+            <w:pPr>
+              <w:spacing w:after="40"/>
+            </w:pPr>
+            <w:r>
+              <w:rPr>
+                <w:b/>
+                <w:sz w:val="18"/>
+              </w:rPr>
+            </w:r>
+            <w:r>
+              <w:rPr>
+                <w:b/>
+                <w:i w:val="0"/>
+                <w:sz w:val="18"/>
+              </w:rPr>
+              <w:t>Meningococcus: care</w:t>
+            </w:r>
+          </w:p>
+        </w:tc>
+        <w:tc>
+          <w:tcPr>
+            <w:tcW w:type="dxa" w:w="5112"/>
+          </w:tcPr>
+          <w:p>
+            <w:pPr>
+              <w:spacing w:after="40"/>
+            </w:pPr>
+            <w:r>
+              <w:rPr>
+                <w:sz w:val="18"/>
+              </w:rPr>
+            </w:r>
+            <w:r>
+              <w:rPr>
+                <w:b w:val="0"/>
+                <w:i w:val="0"/>
+                <w:sz w:val="18"/>
+              </w:rPr>
+              <w:t>Culture slow → rapid capsular polysaccharide tests. Intravenous penicillin G or cephalosporin; prophylaxis for CLOSE CONTACTS; vaccine = purified capsular antigens.</w:t>
+            </w:r>
+          </w:p>
+        </w:tc>
+      </w:tr>
+      <w:tr>
+        <w:tc>
+          <w:tcPr>
+            <w:tcW w:type="dxa" w:w="5112"/>
+            <w:shd w:val="clear" w:color="auto" w:fill="F1EEEF"/>
+          </w:tcPr>
+          <w:p>
+            <w:pPr>
+              <w:spacing w:after="40"/>
+            </w:pPr>
+            <w:r>
+              <w:rPr>
+                <w:b/>
+                <w:sz w:val="18"/>
+              </w:rPr>
+            </w:r>
+            <w:r>
+              <w:rPr>
+                <w:b/>
+                <w:i w:val="0"/>
+                <w:sz w:val="18"/>
+              </w:rPr>
+              <w:t>Moraxella</w:t>
+            </w:r>
+          </w:p>
+        </w:tc>
+        <w:tc>
+          <w:tcPr>
+            <w:tcW w:type="dxa" w:w="5112"/>
+          </w:tcPr>
+          <w:p>
+            <w:pPr>
+              <w:spacing w:after="40"/>
+            </w:pPr>
+            <w:r>
+              <w:rPr>
+                <w:sz w:val="18"/>
+              </w:rPr>
+            </w:r>
+            <w:r>
+              <w:rPr>
+                <w:b w:val="0"/>
+                <w:i w:val="0"/>
+                <w:sz w:val="18"/>
+              </w:rPr>
+              <w:t>Branhamella catarrhalis, RECLASSIFIED into Moraxella; nasopharynx; opportunist in cancer, diabetic, alcoholic patients.</w:t>
+            </w:r>
+          </w:p>
+        </w:tc>
+      </w:tr>
+      <w:tr>
+        <w:tc>
+          <w:tcPr>
+            <w:tcW w:type="dxa" w:w="5112"/>
+            <w:shd w:val="clear" w:color="auto" w:fill="F1EEEF"/>
+          </w:tcPr>
+          <w:p>
+            <w:pPr>
+              <w:spacing w:after="40"/>
+            </w:pPr>
+            <w:r>
+              <w:rPr>
+                <w:b/>
+                <w:sz w:val="18"/>
+              </w:rPr>
+            </w:r>
+            <w:r>
+              <w:rPr>
+                <w:b/>
+                <w:i w:val="0"/>
+                <w:sz w:val="18"/>
+              </w:rPr>
+              <w:t>★ Acinetobacter</w:t>
+            </w:r>
+          </w:p>
+        </w:tc>
+        <w:tc>
+          <w:tcPr>
+            <w:tcW w:type="dxa" w:w="5112"/>
+          </w:tcPr>
+          <w:p>
+            <w:pPr>
+              <w:spacing w:after="40"/>
+            </w:pPr>
+            <w:r>
+              <w:rPr>
+                <w:sz w:val="18"/>
+              </w:rPr>
+            </w:r>
+            <w:r>
+              <w:rPr>
+                <w:b w:val="0"/>
+                <w:i w:val="0"/>
+                <w:sz w:val="18"/>
+              </w:rPr>
+              <w:t>Acinetobacter baumannii: multidrug-resistant COCCOBACILLI, hospital acquired, especially in MILITARY hospitals. (The genus lives in soil; this species is a hospital organism.)</w:t>
+            </w:r>
+          </w:p>
+        </w:tc>
+      </w:tr>
+    </w:tbl>
+    <w:p>
+      <w:pPr>
+        <w:spacing w:after="80"/>
+      </w:pPr>
+    </w:p>
+    <w:p>
+      <w:pPr>
+        <w:pStyle w:val="Heading1"/>
+        <w:spacing w:before="280" w:after="100"/>
+      </w:pPr>
+      <w:r>
+        <w:rPr>
+          <w:rFonts w:ascii="Georgia" w:hAnsi="Georgia"/>
+          <w:color w:val="17494B"/>
+        </w:rPr>
+        <w:t>L10 · What the Lecturer Flagged</w:t>
+      </w:r>
+    </w:p>
+    <w:tbl>
+      <w:tblPr>
+        <w:tblStyle w:val="TableGrid"/>
+        <w:tblW w:type="auto" w:w="0"/>
+        <w:jc w:val="center"/>
+        <w:tblLook w:firstColumn="1" w:firstRow="1" w:lastColumn="0" w:lastRow="0" w:noHBand="0" w:noVBand="1" w:val="04A0"/>
+        <w:tblBorders>
+          <w:top w:val="single" w:sz="4" w:space="0" w:color="D8D2D4"/>
+          <w:left w:val="single" w:sz="4" w:space="0" w:color="D8D2D4"/>
+          <w:bottom w:val="single" w:sz="4" w:space="0" w:color="D8D2D4"/>
+          <w:right w:val="single" w:sz="4" w:space="0" w:color="D8D2D4"/>
+          <w:insideH w:val="single" w:sz="4" w:space="0" w:color="D8D2D4"/>
+          <w:insideV w:val="single" w:sz="4" w:space="0" w:color="D8D2D4"/>
+        </w:tblBorders>
+      </w:tblPr>
+      <w:tblGrid>
+        <w:gridCol w:w="5112"/>
+        <w:gridCol w:w="5112"/>
+      </w:tblGrid>
+      <w:tr>
+        <w:tc>
+          <w:tcPr>
+            <w:tcW w:type="dxa" w:w="5112"/>
+            <w:shd w:val="clear" w:color="auto" w:fill="17494B"/>
+          </w:tcPr>
+          <w:p>
+            <w:pPr>
+              <w:spacing w:after="40"/>
+            </w:pPr>
+            <w:r>
+              <w:rPr>
+                <w:b/>
+                <w:color w:val="FFFFFF"/>
+                <w:sz w:val="18"/>
+              </w:rPr>
+            </w:r>
+            <w:r>
+              <w:rPr>
+                <w:b/>
+                <w:i w:val="0"/>
+                <w:color w:val="FFFFFF"/>
+                <w:sz w:val="18"/>
+              </w:rPr>
+              <w:t>Term</w:t>
+            </w:r>
+          </w:p>
+        </w:tc>
+        <w:tc>
+          <w:tcPr>
+            <w:tcW w:type="dxa" w:w="5112"/>
+            <w:shd w:val="clear" w:color="auto" w:fill="17494B"/>
+          </w:tcPr>
+          <w:p>
+            <w:pPr>
+              <w:spacing w:after="40"/>
+            </w:pPr>
+            <w:r>
+              <w:rPr>
+                <w:b/>
+                <w:color w:val="FFFFFF"/>
+                <w:sz w:val="18"/>
+              </w:rPr>
+            </w:r>
+            <w:r>
+              <w:rPr>
+                <w:b/>
+                <w:i w:val="0"/>
+                <w:color w:val="FFFFFF"/>
+                <w:sz w:val="18"/>
+              </w:rPr>
+              <w:t>What you need to know</w:t>
+            </w:r>
+          </w:p>
+        </w:tc>
+      </w:tr>
+      <w:tr>
+        <w:tc>
+          <w:tcPr>
+            <w:tcW w:type="dxa" w:w="5112"/>
+            <w:shd w:val="clear" w:color="auto" w:fill="F1EEEF"/>
+          </w:tcPr>
+          <w:p>
+            <w:pPr>
+              <w:spacing w:after="40"/>
+            </w:pPr>
+            <w:r>
+              <w:rPr>
+                <w:b/>
+                <w:sz w:val="18"/>
+              </w:rPr>
+            </w:r>
+            <w:r>
+              <w:rPr>
+                <w:b/>
+                <w:i w:val="0"/>
+                <w:sz w:val="18"/>
+              </w:rPr>
+              <w:t>★ Two scope rules</w:t>
+            </w:r>
+          </w:p>
+        </w:tc>
+        <w:tc>
+          <w:tcPr>
+            <w:tcW w:type="dxa" w:w="5112"/>
+          </w:tcPr>
+          <w:p>
+            <w:pPr>
+              <w:spacing w:after="40"/>
+            </w:pPr>
+            <w:r>
+              <w:rPr>
+                <w:sz w:val="18"/>
+              </w:rPr>
+            </w:r>
+            <w:r>
+              <w:rPr>
+                <w:b w:val="0"/>
+                <w:i w:val="0"/>
+                <w:sz w:val="18"/>
+              </w:rPr>
+              <w:t>No percentages, case counts or mortality figures (“I'm not going to be testing you on the percentages”). No antibiotic choice (“that's what we have our PDRs [Physicians' Desk References] for”).</w:t>
+            </w:r>
+          </w:p>
+        </w:tc>
+      </w:tr>
+      <w:tr>
+        <w:tc>
+          <w:tcPr>
+            <w:tcW w:type="dxa" w:w="5112"/>
+            <w:shd w:val="clear" w:color="auto" w:fill="F1EEEF"/>
+          </w:tcPr>
+          <w:p>
+            <w:pPr>
+              <w:spacing w:after="40"/>
+            </w:pPr>
+            <w:r>
+              <w:rPr>
+                <w:b/>
+                <w:sz w:val="18"/>
+              </w:rPr>
+            </w:r>
+            <w:r>
+              <w:rPr>
+                <w:b/>
+                <w:i w:val="0"/>
+                <w:sz w:val="18"/>
+              </w:rPr>
+              <w:t>★ What IS examinable</w:t>
+            </w:r>
+          </w:p>
+        </w:tc>
+        <w:tc>
+          <w:tcPr>
+            <w:tcW w:type="dxa" w:w="5112"/>
+          </w:tcPr>
+          <w:p>
+            <w:pPr>
+              <w:spacing w:after="40"/>
+            </w:pPr>
+            <w:r>
+              <w:rPr>
+                <w:sz w:val="18"/>
+              </w:rPr>
+            </w:r>
+            <w:r>
+              <w:rPr>
+                <w:b w:val="0"/>
+                <w:i w:val="0"/>
+                <w:sz w:val="18"/>
+              </w:rPr>
+              <w:t>“What is the most common, what's the deadliest, how the different things work.”</w:t>
+            </w:r>
+          </w:p>
+        </w:tc>
+      </w:tr>
+      <w:tr>
+        <w:tc>
+          <w:tcPr>
+            <w:tcW w:type="dxa" w:w="5112"/>
+            <w:shd w:val="clear" w:color="auto" w:fill="F1EEEF"/>
+          </w:tcPr>
+          <w:p>
+            <w:pPr>
+              <w:spacing w:after="40"/>
+            </w:pPr>
+            <w:r>
+              <w:rPr>
+                <w:b/>
+                <w:sz w:val="18"/>
+              </w:rPr>
+            </w:r>
+            <w:r>
+              <w:rPr>
+                <w:b/>
+                <w:i w:val="0"/>
+                <w:sz w:val="18"/>
+              </w:rPr>
+              <w:t>★ Spore position</w:t>
+            </w:r>
+          </w:p>
+        </w:tc>
+        <w:tc>
+          <w:tcPr>
+            <w:tcW w:type="dxa" w:w="5112"/>
+          </w:tcPr>
+          <w:p>
+            <w:pPr>
+              <w:spacing w:after="40"/>
+            </w:pPr>
+            <w:r>
+              <w:rPr>
+                <w:sz w:val="18"/>
+              </w:rPr>
+            </w:r>
+            <w:r>
+              <w:rPr>
+                <w:b w:val="0"/>
+                <w:i w:val="0"/>
+                <w:sz w:val="18"/>
+              </w:rPr>
+              <w:t>Bacillus = CENTRAL spore. Clostridium = TERMINAL spore (drumstick, “tennis racket”).</w:t>
+            </w:r>
+          </w:p>
+        </w:tc>
+      </w:tr>
+      <w:tr>
+        <w:tc>
+          <w:tcPr>
+            <w:tcW w:type="dxa" w:w="5112"/>
+            <w:shd w:val="clear" w:color="auto" w:fill="F1EEEF"/>
+          </w:tcPr>
+          <w:p>
+            <w:pPr>
+              <w:spacing w:after="40"/>
+            </w:pPr>
+            <w:r>
+              <w:rPr>
+                <w:b/>
+                <w:sz w:val="18"/>
+              </w:rPr>
+            </w:r>
+            <w:r>
+              <w:rPr>
+                <w:b/>
+                <w:i w:val="0"/>
+                <w:sz w:val="18"/>
+              </w:rPr>
+              <w:t>★ Named must-knows</w:t>
+            </w:r>
+          </w:p>
+        </w:tc>
+        <w:tc>
+          <w:tcPr>
+            <w:tcW w:type="dxa" w:w="5112"/>
+          </w:tcPr>
+          <w:p>
+            <w:pPr>
+              <w:spacing w:after="40"/>
+            </w:pPr>
+            <w:r>
+              <w:rPr>
+                <w:sz w:val="18"/>
+              </w:rPr>
+            </w:r>
+            <w:r>
+              <w:rPr>
+                <w:b w:val="0"/>
+                <w:i w:val="0"/>
+                <w:sz w:val="18"/>
+              </w:rPr>
+              <w:t>Clostridium perfringens = commonest gas gangrene; mixed infection; floppy baby syndrome; diphtheria pseudomembrane; Propionibacterium → Cutibacterium; three stages of tuberculosis; Actinomyces israelii harmful only in deeper tissue.</w:t>
+            </w:r>
+          </w:p>
+        </w:tc>
+      </w:tr>
+      <w:tr>
+        <w:tc>
+          <w:tcPr>
+            <w:tcW w:type="dxa" w:w="5112"/>
+            <w:shd w:val="clear" w:color="auto" w:fill="F1EEEF"/>
+          </w:tcPr>
+          <w:p>
+            <w:pPr>
+              <w:spacing w:after="40"/>
+            </w:pPr>
+            <w:r>
+              <w:rPr>
+                <w:b/>
+                <w:sz w:val="18"/>
+              </w:rPr>
+            </w:r>
+            <w:r>
+              <w:rPr>
+                <w:b/>
+                <w:i w:val="0"/>
+                <w:sz w:val="18"/>
+              </w:rPr>
+              <w:t>Not to memorize</w:t>
+            </w:r>
+          </w:p>
+        </w:tc>
+        <w:tc>
+          <w:tcPr>
+            <w:tcW w:type="dxa" w:w="5112"/>
+          </w:tcPr>
+          <w:p>
+            <w:pPr>
+              <w:spacing w:after="40"/>
+            </w:pPr>
+            <w:r>
+              <w:rPr>
+                <w:sz w:val="18"/>
+              </w:rPr>
+            </w:r>
+            <w:r>
+              <w:rPr>
+                <w:b w:val="0"/>
+                <w:i w:val="0"/>
+                <w:sz w:val="18"/>
+              </w:rPr>
+              <w:t>Names of the 17 myonecrosis toxins (know what they do) · Erysipelothrix (slides 57–58) · Mycobacterium species chart (slide 68) · non-tuberculous mycobacteria (slide 90).</w:t>
+            </w:r>
+          </w:p>
+        </w:tc>
+      </w:tr>
+    </w:tbl>
+    <w:p>
+      <w:pPr>
+        <w:spacing w:after="80"/>
+      </w:pPr>
+    </w:p>
+    <w:p>
+      <w:pPr>
+        <w:pStyle w:val="Heading1"/>
+        <w:spacing w:before="280" w:after="100"/>
+      </w:pPr>
+      <w:r>
+        <w:rPr>
+          <w:rFonts w:ascii="Georgia" w:hAnsi="Georgia"/>
+          <w:color w:val="17494B"/>
+        </w:rPr>
+        <w:t>L10 · Sorting the Gram-Positive Bacilli</w:t>
+      </w:r>
+    </w:p>
+    <w:tbl>
+      <w:tblPr>
+        <w:tblStyle w:val="TableGrid"/>
+        <w:tblW w:type="auto" w:w="0"/>
+        <w:jc w:val="center"/>
+        <w:tblLook w:firstColumn="1" w:firstRow="1" w:lastColumn="0" w:lastRow="0" w:noHBand="0" w:noVBand="1" w:val="04A0"/>
+        <w:tblBorders>
+          <w:top w:val="single" w:sz="4" w:space="0" w:color="D8D2D4"/>
+          <w:left w:val="single" w:sz="4" w:space="0" w:color="D8D2D4"/>
+          <w:bottom w:val="single" w:sz="4" w:space="0" w:color="D8D2D4"/>
+          <w:right w:val="single" w:sz="4" w:space="0" w:color="D8D2D4"/>
+          <w:insideH w:val="single" w:sz="4" w:space="0" w:color="D8D2D4"/>
+          <w:insideV w:val="single" w:sz="4" w:space="0" w:color="D8D2D4"/>
+        </w:tblBorders>
+      </w:tblPr>
+      <w:tblGrid>
+        <w:gridCol w:w="5112"/>
+        <w:gridCol w:w="5112"/>
+      </w:tblGrid>
+      <w:tr>
+        <w:tc>
+          <w:tcPr>
+            <w:tcW w:type="dxa" w:w="5112"/>
+            <w:shd w:val="clear" w:color="auto" w:fill="17494B"/>
+          </w:tcPr>
+          <w:p>
+            <w:pPr>
+              <w:spacing w:after="40"/>
+            </w:pPr>
+            <w:r>
+              <w:rPr>
+                <w:b/>
+                <w:color w:val="FFFFFF"/>
+                <w:sz w:val="18"/>
+              </w:rPr>
+            </w:r>
+            <w:r>
+              <w:rPr>
+                <w:b/>
+                <w:i w:val="0"/>
+                <w:color w:val="FFFFFF"/>
+                <w:sz w:val="18"/>
+              </w:rPr>
+              <w:t>Term</w:t>
+            </w:r>
+          </w:p>
+        </w:tc>
+        <w:tc>
+          <w:tcPr>
+            <w:tcW w:type="dxa" w:w="5112"/>
+            <w:shd w:val="clear" w:color="auto" w:fill="17494B"/>
+          </w:tcPr>
+          <w:p>
+            <w:pPr>
+              <w:spacing w:after="40"/>
+            </w:pPr>
+            <w:r>
+              <w:rPr>
+                <w:b/>
+                <w:color w:val="FFFFFF"/>
+                <w:sz w:val="18"/>
+              </w:rPr>
+            </w:r>
+            <w:r>
+              <w:rPr>
+                <w:b/>
+                <w:i w:val="0"/>
+                <w:color w:val="FFFFFF"/>
+                <w:sz w:val="18"/>
+              </w:rPr>
+              <w:t>What you need to know</w:t>
+            </w:r>
+          </w:p>
+        </w:tc>
+      </w:tr>
+      <w:tr>
+        <w:tc>
+          <w:tcPr>
+            <w:tcW w:type="dxa" w:w="5112"/>
+            <w:shd w:val="clear" w:color="auto" w:fill="F1EEEF"/>
+          </w:tcPr>
+          <w:p>
+            <w:pPr>
+              <w:spacing w:after="40"/>
+            </w:pPr>
+            <w:r>
+              <w:rPr>
+                <w:b/>
+                <w:sz w:val="18"/>
+              </w:rPr>
+            </w:r>
+            <w:r>
+              <w:rPr>
+                <w:b/>
+                <w:i w:val="0"/>
+                <w:sz w:val="18"/>
+              </w:rPr>
+              <w:t>Two properties</w:t>
+            </w:r>
+          </w:p>
+        </w:tc>
+        <w:tc>
+          <w:tcPr>
+            <w:tcW w:type="dxa" w:w="5112"/>
+          </w:tcPr>
+          <w:p>
+            <w:pPr>
+              <w:spacing w:after="40"/>
+            </w:pPr>
+            <w:r>
+              <w:rPr>
+                <w:sz w:val="18"/>
+              </w:rPr>
+            </w:r>
+            <w:r>
+              <w:rPr>
+                <w:b w:val="0"/>
+                <w:i w:val="0"/>
+                <w:sz w:val="18"/>
+              </w:rPr>
+              <w:t>Endospores and acid-fastness → spore-formers, regular non-spore-formers, irregular non-spore-formers.</w:t>
+            </w:r>
+          </w:p>
+        </w:tc>
+      </w:tr>
+      <w:tr>
+        <w:tc>
+          <w:tcPr>
+            <w:tcW w:type="dxa" w:w="5112"/>
+            <w:shd w:val="clear" w:color="auto" w:fill="F1EEEF"/>
+          </w:tcPr>
+          <w:p>
+            <w:pPr>
+              <w:spacing w:after="40"/>
+            </w:pPr>
+            <w:r>
+              <w:rPr>
+                <w:b/>
+                <w:sz w:val="18"/>
+              </w:rPr>
+            </w:r>
+            <w:r>
+              <w:rPr>
+                <w:b/>
+                <w:i w:val="0"/>
+                <w:sz w:val="18"/>
+              </w:rPr>
+              <w:t>Bacillus</w:t>
+            </w:r>
+          </w:p>
+        </w:tc>
+        <w:tc>
+          <w:tcPr>
+            <w:tcW w:type="dxa" w:w="5112"/>
+          </w:tcPr>
+          <w:p>
+            <w:pPr>
+              <w:spacing w:after="40"/>
+            </w:pPr>
+            <w:r>
+              <w:rPr>
+                <w:sz w:val="18"/>
+              </w:rPr>
+            </w:r>
+            <w:r>
+              <w:rPr>
+                <w:b w:val="0"/>
+                <w:i w:val="0"/>
+                <w:sz w:val="18"/>
+              </w:rPr>
+              <w:t>Aerobic (or facultative), catalase POSITIVE, central spore, soil saprobe; makes bacitracin, gramicidin, subtilin.</w:t>
+            </w:r>
+          </w:p>
+        </w:tc>
+      </w:tr>
+      <w:tr>
+        <w:tc>
+          <w:tcPr>
+            <w:tcW w:type="dxa" w:w="5112"/>
+            <w:shd w:val="clear" w:color="auto" w:fill="F1EEEF"/>
+          </w:tcPr>
+          <w:p>
+            <w:pPr>
+              <w:spacing w:after="40"/>
+            </w:pPr>
+            <w:r>
+              <w:rPr>
+                <w:b/>
+                <w:sz w:val="18"/>
+              </w:rPr>
+            </w:r>
+            <w:r>
+              <w:rPr>
+                <w:b/>
+                <w:i w:val="0"/>
+                <w:sz w:val="18"/>
+              </w:rPr>
+              <w:t>Clostridium</w:t>
+            </w:r>
+          </w:p>
+        </w:tc>
+        <w:tc>
+          <w:tcPr>
+            <w:tcW w:type="dxa" w:w="5112"/>
+          </w:tcPr>
+          <w:p>
+            <w:pPr>
+              <w:spacing w:after="40"/>
+            </w:pPr>
+            <w:r>
+              <w:rPr>
+                <w:sz w:val="18"/>
+              </w:rPr>
+            </w:r>
+            <w:r>
+              <w:rPr>
+                <w:b w:val="0"/>
+                <w:i w:val="0"/>
+                <w:sz w:val="18"/>
+              </w:rPr>
+              <w:t>Obligately anaerobic, catalase NEGATIVE, terminal spore made only under anaerobic conditions; among the most toxic exotoxins on earth.</w:t>
+            </w:r>
+          </w:p>
+        </w:tc>
+      </w:tr>
+      <w:tr>
+        <w:tc>
+          <w:tcPr>
+            <w:tcW w:type="dxa" w:w="5112"/>
+            <w:shd w:val="clear" w:color="auto" w:fill="F1EEEF"/>
+          </w:tcPr>
+          <w:p>
+            <w:pPr>
+              <w:spacing w:after="40"/>
+            </w:pPr>
+            <w:r>
+              <w:rPr>
+                <w:b/>
+                <w:sz w:val="18"/>
+              </w:rPr>
+            </w:r>
+            <w:r>
+              <w:rPr>
+                <w:b/>
+                <w:i w:val="0"/>
+                <w:sz w:val="18"/>
+              </w:rPr>
+              <w:t>Regular</w:t>
+            </w:r>
+          </w:p>
+        </w:tc>
+        <w:tc>
+          <w:tcPr>
+            <w:tcW w:type="dxa" w:w="5112"/>
+          </w:tcPr>
+          <w:p>
+            <w:pPr>
+              <w:spacing w:after="40"/>
+            </w:pPr>
+            <w:r>
+              <w:rPr>
+                <w:sz w:val="18"/>
+              </w:rPr>
+            </w:r>
+            <w:r>
+              <w:rPr>
+                <w:b w:val="0"/>
+                <w:i w:val="0"/>
+                <w:sz w:val="18"/>
+              </w:rPr>
+              <w:t>Stain uniformly, one shape: Lactobacillus, Listeria, Erysipelothrix.</w:t>
+            </w:r>
+          </w:p>
+        </w:tc>
+      </w:tr>
+      <w:tr>
+        <w:tc>
+          <w:tcPr>
+            <w:tcW w:type="dxa" w:w="5112"/>
+            <w:shd w:val="clear" w:color="auto" w:fill="F1EEEF"/>
+          </w:tcPr>
+          <w:p>
+            <w:pPr>
+              <w:spacing w:after="40"/>
+            </w:pPr>
+            <w:r>
+              <w:rPr>
+                <w:b/>
+                <w:sz w:val="18"/>
+              </w:rPr>
+            </w:r>
+            <w:r>
+              <w:rPr>
+                <w:b/>
+                <w:i w:val="0"/>
+                <w:sz w:val="18"/>
+              </w:rPr>
+              <w:t>Irregular</w:t>
+            </w:r>
+          </w:p>
+        </w:tc>
+        <w:tc>
+          <w:tcPr>
+            <w:tcW w:type="dxa" w:w="5112"/>
+          </w:tcPr>
+          <w:p>
+            <w:pPr>
+              <w:spacing w:after="40"/>
+            </w:pPr>
+            <w:r>
+              <w:rPr>
+                <w:sz w:val="18"/>
+              </w:rPr>
+            </w:r>
+            <w:r>
+              <w:rPr>
+                <w:b w:val="0"/>
+                <w:i w:val="0"/>
+                <w:sz w:val="18"/>
+              </w:rPr>
+              <w:t>Pleomorphic, stain unevenly: Corynebacterium, Cutibacterium, Mycobacterium (acid-fast), Actinomyces and Nocardia (filamentous). Corynebacterium and Mycobacterium have mycolic acids.</w:t>
+            </w:r>
+          </w:p>
+        </w:tc>
+      </w:tr>
+    </w:tbl>
+    <w:p>
+      <w:pPr>
+        <w:spacing w:after="80"/>
+      </w:pPr>
+    </w:p>
+    <w:p>
+      <w:pPr>
+        <w:pStyle w:val="Heading1"/>
+        <w:spacing w:before="280" w:after="100"/>
+      </w:pPr>
+      <w:r>
+        <w:rPr>
+          <w:rFonts w:ascii="Georgia" w:hAnsi="Georgia"/>
+          <w:color w:val="17494B"/>
+        </w:rPr>
+        <w:t>L10 · Bacillus anthracis &amp; Bacillus cereus</w:t>
+      </w:r>
+    </w:p>
+    <w:tbl>
+      <w:tblPr>
+        <w:tblStyle w:val="TableGrid"/>
+        <w:tblW w:type="auto" w:w="0"/>
+        <w:jc w:val="center"/>
+        <w:tblLook w:firstColumn="1" w:firstRow="1" w:lastColumn="0" w:lastRow="0" w:noHBand="0" w:noVBand="1" w:val="04A0"/>
+        <w:tblBorders>
+          <w:top w:val="single" w:sz="4" w:space="0" w:color="D8D2D4"/>
+          <w:left w:val="single" w:sz="4" w:space="0" w:color="D8D2D4"/>
+          <w:bottom w:val="single" w:sz="4" w:space="0" w:color="D8D2D4"/>
+          <w:right w:val="single" w:sz="4" w:space="0" w:color="D8D2D4"/>
+          <w:insideH w:val="single" w:sz="4" w:space="0" w:color="D8D2D4"/>
+          <w:insideV w:val="single" w:sz="4" w:space="0" w:color="D8D2D4"/>
+        </w:tblBorders>
+      </w:tblPr>
+      <w:tblGrid>
+        <w:gridCol w:w="5112"/>
+        <w:gridCol w:w="5112"/>
+      </w:tblGrid>
+      <w:tr>
+        <w:tc>
+          <w:tcPr>
+            <w:tcW w:type="dxa" w:w="5112"/>
+            <w:shd w:val="clear" w:color="auto" w:fill="17494B"/>
+          </w:tcPr>
+          <w:p>
+            <w:pPr>
+              <w:spacing w:after="40"/>
+            </w:pPr>
+            <w:r>
+              <w:rPr>
+                <w:b/>
+                <w:color w:val="FFFFFF"/>
+                <w:sz w:val="18"/>
+              </w:rPr>
+            </w:r>
+            <w:r>
+              <w:rPr>
+                <w:b/>
+                <w:i w:val="0"/>
+                <w:color w:val="FFFFFF"/>
+                <w:sz w:val="18"/>
+              </w:rPr>
+              <w:t>Term</w:t>
+            </w:r>
+          </w:p>
+        </w:tc>
+        <w:tc>
+          <w:tcPr>
+            <w:tcW w:type="dxa" w:w="5112"/>
+            <w:shd w:val="clear" w:color="auto" w:fill="17494B"/>
+          </w:tcPr>
+          <w:p>
+            <w:pPr>
+              <w:spacing w:after="40"/>
+            </w:pPr>
+            <w:r>
+              <w:rPr>
+                <w:b/>
+                <w:color w:val="FFFFFF"/>
+                <w:sz w:val="18"/>
+              </w:rPr>
+            </w:r>
+            <w:r>
+              <w:rPr>
+                <w:b/>
+                <w:i w:val="0"/>
+                <w:color w:val="FFFFFF"/>
+                <w:sz w:val="18"/>
+              </w:rPr>
+              <w:t>What you need to know</w:t>
+            </w:r>
+          </w:p>
+        </w:tc>
+      </w:tr>
+      <w:tr>
+        <w:tc>
+          <w:tcPr>
+            <w:tcW w:type="dxa" w:w="5112"/>
+            <w:shd w:val="clear" w:color="auto" w:fill="F1EEEF"/>
+          </w:tcPr>
+          <w:p>
+            <w:pPr>
+              <w:spacing w:after="40"/>
+            </w:pPr>
+            <w:r>
+              <w:rPr>
+                <w:b/>
+                <w:sz w:val="18"/>
+              </w:rPr>
+            </w:r>
+            <w:r>
+              <w:rPr>
+                <w:b/>
+                <w:i w:val="0"/>
+                <w:sz w:val="18"/>
+              </w:rPr>
+              <w:t>B. anthracis</w:t>
+            </w:r>
+          </w:p>
+        </w:tc>
+        <w:tc>
+          <w:tcPr>
+            <w:tcW w:type="dxa" w:w="5112"/>
+          </w:tcPr>
+          <w:p>
+            <w:pPr>
+              <w:spacing w:after="40"/>
+            </w:pPr>
+            <w:r>
+              <w:rPr>
+                <w:sz w:val="18"/>
+              </w:rPr>
+            </w:r>
+            <w:r>
+              <w:rPr>
+                <w:b w:val="0"/>
+                <w:i w:val="0"/>
+                <w:sz w:val="18"/>
+              </w:rPr>
+              <w:t>Large block-shaped rods in chains, central spores; Koch's postulates; zoonosis; Category A bioterrorism agent; polypeptide capsule.</w:t>
+            </w:r>
+          </w:p>
+        </w:tc>
+      </w:tr>
+      <w:tr>
+        <w:tc>
+          <w:tcPr>
+            <w:tcW w:type="dxa" w:w="5112"/>
+            <w:shd w:val="clear" w:color="auto" w:fill="F1EEEF"/>
+          </w:tcPr>
+          <w:p>
+            <w:pPr>
+              <w:spacing w:after="40"/>
+            </w:pPr>
+            <w:r>
+              <w:rPr>
+                <w:b/>
+                <w:sz w:val="18"/>
+              </w:rPr>
+            </w:r>
+            <w:r>
+              <w:rPr>
+                <w:b/>
+                <w:i w:val="0"/>
+                <w:sz w:val="18"/>
+              </w:rPr>
+              <w:t>Three-part toxin</w:t>
+            </w:r>
+          </w:p>
+        </w:tc>
+        <w:tc>
+          <w:tcPr>
+            <w:tcW w:type="dxa" w:w="5112"/>
+          </w:tcPr>
+          <w:p>
+            <w:pPr>
+              <w:spacing w:after="40"/>
+            </w:pPr>
+            <w:r>
+              <w:rPr>
+                <w:sz w:val="18"/>
+              </w:rPr>
+            </w:r>
+            <w:r>
+              <w:rPr>
+                <w:b w:val="0"/>
+                <w:i w:val="0"/>
+                <w:sz w:val="18"/>
+              </w:rPr>
+              <w:t>Protective antigen = receptor site for the other two · edema factor impairs phagocytosis · lethal factor lyses macrophages at high levels → cytokine surge → septic-shock picture.</w:t>
+            </w:r>
+          </w:p>
+        </w:tc>
+      </w:tr>
+      <w:tr>
+        <w:tc>
+          <w:tcPr>
+            <w:tcW w:type="dxa" w:w="5112"/>
+            <w:shd w:val="clear" w:color="auto" w:fill="F1EEEF"/>
+          </w:tcPr>
+          <w:p>
+            <w:pPr>
+              <w:spacing w:after="40"/>
+            </w:pPr>
+            <w:r>
+              <w:rPr>
+                <w:b/>
+                <w:sz w:val="18"/>
+              </w:rPr>
+            </w:r>
+            <w:r>
+              <w:rPr>
+                <w:b/>
+                <w:i w:val="0"/>
+                <w:sz w:val="18"/>
+              </w:rPr>
+              <w:t>★ Cutaneous</w:t>
+            </w:r>
+          </w:p>
+        </w:tc>
+        <w:tc>
+          <w:tcPr>
+            <w:tcW w:type="dxa" w:w="5112"/>
+          </w:tcPr>
+          <w:p>
+            <w:pPr>
+              <w:spacing w:after="40"/>
+            </w:pPr>
+            <w:r>
+              <w:rPr>
+                <w:sz w:val="18"/>
+              </w:rPr>
+            </w:r>
+            <w:r>
+              <w:rPr>
+                <w:b w:val="0"/>
+                <w:i w:val="0"/>
+                <w:sz w:val="18"/>
+              </w:rPr>
+              <w:t>MOST COMMON. Spores through a cut → painless papule → ulcer with vesicles → black necrotic eschar.</w:t>
+            </w:r>
+          </w:p>
+        </w:tc>
+      </w:tr>
+      <w:tr>
+        <w:tc>
+          <w:tcPr>
+            <w:tcW w:type="dxa" w:w="5112"/>
+            <w:shd w:val="clear" w:color="auto" w:fill="F1EEEF"/>
+          </w:tcPr>
+          <w:p>
+            <w:pPr>
+              <w:spacing w:after="40"/>
+            </w:pPr>
+            <w:r>
+              <w:rPr>
+                <w:b/>
+                <w:sz w:val="18"/>
+              </w:rPr>
+            </w:r>
+            <w:r>
+              <w:rPr>
+                <w:b/>
+                <w:i w:val="0"/>
+                <w:sz w:val="18"/>
+              </w:rPr>
+              <w:t>★ Pulmonary</w:t>
+            </w:r>
+          </w:p>
+        </w:tc>
+        <w:tc>
+          <w:tcPr>
+            <w:tcW w:type="dxa" w:w="5112"/>
+          </w:tcPr>
+          <w:p>
+            <w:pPr>
+              <w:spacing w:after="40"/>
+            </w:pPr>
+            <w:r>
+              <w:rPr>
+                <w:sz w:val="18"/>
+              </w:rPr>
+            </w:r>
+            <w:r>
+              <w:rPr>
+                <w:b w:val="0"/>
+                <w:i w:val="0"/>
+                <w:sz w:val="18"/>
+              </w:rPr>
+              <w:t>DEADLIEST. Woolsorters' disease: inhaled spores; macrophages die en masse; shock; half get meningitis.</w:t>
+            </w:r>
+          </w:p>
+        </w:tc>
+      </w:tr>
+      <w:tr>
+        <w:tc>
+          <w:tcPr>
+            <w:tcW w:type="dxa" w:w="5112"/>
+            <w:shd w:val="clear" w:color="auto" w:fill="F1EEEF"/>
+          </w:tcPr>
+          <w:p>
+            <w:pPr>
+              <w:spacing w:after="40"/>
+            </w:pPr>
+            <w:r>
+              <w:rPr>
+                <w:b/>
+                <w:sz w:val="18"/>
+              </w:rPr>
+            </w:r>
+            <w:r>
+              <w:rPr>
+                <w:b/>
+                <w:i w:val="0"/>
+                <w:sz w:val="18"/>
+              </w:rPr>
+              <w:t>Other forms</w:t>
+            </w:r>
+          </w:p>
+        </w:tc>
+        <w:tc>
+          <w:tcPr>
+            <w:tcW w:type="dxa" w:w="5112"/>
+          </w:tcPr>
+          <w:p>
+            <w:pPr>
+              <w:spacing w:after="40"/>
+            </w:pPr>
+            <w:r>
+              <w:rPr>
+                <w:sz w:val="18"/>
+              </w:rPr>
+            </w:r>
+            <w:r>
+              <w:rPr>
+                <w:b w:val="0"/>
+                <w:i w:val="0"/>
+                <w:sz w:val="18"/>
+              </w:rPr>
+              <w:t>Gastrointestinal = eaten infected meat (mouth and esophageal ulcers). Injection = heroin, deep muscle. Meningitis can follow ANY form.</w:t>
+            </w:r>
+          </w:p>
+        </w:tc>
+      </w:tr>
+      <w:tr>
+        <w:tc>
+          <w:tcPr>
+            <w:tcW w:type="dxa" w:w="5112"/>
+            <w:shd w:val="clear" w:color="auto" w:fill="F1EEEF"/>
+          </w:tcPr>
+          <w:p>
+            <w:pPr>
+              <w:spacing w:after="40"/>
+            </w:pPr>
+            <w:r>
+              <w:rPr>
+                <w:b/>
+                <w:sz w:val="18"/>
+              </w:rPr>
+            </w:r>
+            <w:r>
+              <w:rPr>
+                <w:b/>
+                <w:i w:val="0"/>
+                <w:sz w:val="18"/>
+              </w:rPr>
+              <w:t>Anthrax care</w:t>
+            </w:r>
+          </w:p>
+        </w:tc>
+        <w:tc>
+          <w:tcPr>
+            <w:tcW w:type="dxa" w:w="5112"/>
+          </w:tcPr>
+          <w:p>
+            <w:pPr>
+              <w:spacing w:after="40"/>
+            </w:pPr>
+            <w:r>
+              <w:rPr>
+                <w:sz w:val="18"/>
+              </w:rPr>
+            </w:r>
+            <w:r>
+              <w:rPr>
+                <w:b w:val="0"/>
+                <w:i w:val="0"/>
+                <w:sz w:val="18"/>
+              </w:rPr>
+              <w:t>Pulmonary also gets antitoxin. Biothrax = purified toxoid for high-risk workers and military (not under 18 or over 65); livestock get live spores.</w:t>
+            </w:r>
+          </w:p>
+        </w:tc>
+      </w:tr>
+      <w:tr>
+        <w:tc>
+          <w:tcPr>
+            <w:tcW w:type="dxa" w:w="5112"/>
+            <w:shd w:val="clear" w:color="auto" w:fill="F1EEEF"/>
+          </w:tcPr>
+          <w:p>
+            <w:pPr>
+              <w:spacing w:after="40"/>
+            </w:pPr>
+            <w:r>
+              <w:rPr>
+                <w:b/>
+                <w:sz w:val="18"/>
+              </w:rPr>
+            </w:r>
+            <w:r>
+              <w:rPr>
+                <w:b/>
+                <w:i w:val="0"/>
+                <w:sz w:val="18"/>
+              </w:rPr>
+              <w:t>B. cereus</w:t>
+            </w:r>
+          </w:p>
+        </w:tc>
+        <w:tc>
+          <w:tcPr>
+            <w:tcW w:type="dxa" w:w="5112"/>
+          </w:tcPr>
+          <w:p>
+            <w:pPr>
+              <w:spacing w:after="40"/>
+            </w:pPr>
+            <w:r>
+              <w:rPr>
+                <w:sz w:val="18"/>
+              </w:rPr>
+            </w:r>
+            <w:r>
+              <w:rPr>
+                <w:b w:val="0"/>
+                <w:i w:val="0"/>
+                <w:sz w:val="18"/>
+              </w:rPr>
+              <w:t>Foodborne (rice, potatoes, meat); spores survive cooking and reheating. Diarrheal = large protein toxin; emetic = small heat-stable peptide. About 24 hours, no treatment.</w:t>
+            </w:r>
+          </w:p>
+        </w:tc>
+      </w:tr>
+      <w:tr>
+        <w:tc>
+          <w:tcPr>
+            <w:tcW w:type="dxa" w:w="5112"/>
+            <w:shd w:val="clear" w:color="auto" w:fill="F1EEEF"/>
+          </w:tcPr>
+          <w:p>
+            <w:pPr>
+              <w:spacing w:after="40"/>
+            </w:pPr>
+            <w:r>
+              <w:rPr>
+                <w:b/>
+                <w:sz w:val="18"/>
+              </w:rPr>
+            </w:r>
+            <w:r>
+              <w:rPr>
+                <w:b/>
+                <w:i w:val="0"/>
+                <w:sz w:val="18"/>
+              </w:rPr>
+              <w:t>B. cereus extras</w:t>
+            </w:r>
+          </w:p>
+        </w:tc>
+        <w:tc>
+          <w:tcPr>
+            <w:tcW w:type="dxa" w:w="5112"/>
+          </w:tcPr>
+          <w:p>
+            <w:pPr>
+              <w:spacing w:after="40"/>
+            </w:pPr>
+            <w:r>
+              <w:rPr>
+                <w:sz w:val="18"/>
+              </w:rPr>
+            </w:r>
+            <w:r>
+              <w:rPr>
+                <w:b w:val="0"/>
+                <w:i w:val="0"/>
+                <w:sz w:val="18"/>
+              </w:rPr>
+              <w:t>Sepsis from contaminated alcohol prep pads · eye infections, pneumonia · welder's anthrax = anthrax toxin made by B. cereus.</w:t>
+            </w:r>
+          </w:p>
+        </w:tc>
+      </w:tr>
+    </w:tbl>
+    <w:p>
+      <w:pPr>
+        <w:spacing w:after="80"/>
+      </w:pPr>
+    </w:p>
+    <w:p>
+      <w:pPr>
+        <w:pStyle w:val="Heading1"/>
+        <w:spacing w:before="280" w:after="100"/>
+      </w:pPr>
+      <w:r>
+        <w:rPr>
+          <w:rFonts w:ascii="Georgia" w:hAnsi="Georgia"/>
+          <w:color w:val="17494B"/>
+        </w:rPr>
+        <w:t>L10 · Gas Gangrene, Tetanus &amp; Botulism</w:t>
+      </w:r>
+    </w:p>
+    <w:tbl>
+      <w:tblPr>
+        <w:tblStyle w:val="TableGrid"/>
+        <w:tblW w:type="auto" w:w="0"/>
+        <w:jc w:val="center"/>
+        <w:tblLook w:firstColumn="1" w:firstRow="1" w:lastColumn="0" w:lastRow="0" w:noHBand="0" w:noVBand="1" w:val="04A0"/>
+        <w:tblBorders>
+          <w:top w:val="single" w:sz="4" w:space="0" w:color="D8D2D4"/>
+          <w:left w:val="single" w:sz="4" w:space="0" w:color="D8D2D4"/>
+          <w:bottom w:val="single" w:sz="4" w:space="0" w:color="D8D2D4"/>
+          <w:right w:val="single" w:sz="4" w:space="0" w:color="D8D2D4"/>
+          <w:insideH w:val="single" w:sz="4" w:space="0" w:color="D8D2D4"/>
+          <w:insideV w:val="single" w:sz="4" w:space="0" w:color="D8D2D4"/>
+        </w:tblBorders>
+      </w:tblPr>
+      <w:tblGrid>
+        <w:gridCol w:w="5112"/>
+        <w:gridCol w:w="5112"/>
+      </w:tblGrid>
+      <w:tr>
+        <w:tc>
+          <w:tcPr>
+            <w:tcW w:type="dxa" w:w="5112"/>
+            <w:shd w:val="clear" w:color="auto" w:fill="17494B"/>
+          </w:tcPr>
+          <w:p>
+            <w:pPr>
+              <w:spacing w:after="40"/>
+            </w:pPr>
+            <w:r>
+              <w:rPr>
+                <w:b/>
+                <w:color w:val="FFFFFF"/>
+                <w:sz w:val="18"/>
+              </w:rPr>
+            </w:r>
+            <w:r>
+              <w:rPr>
+                <w:b/>
+                <w:i w:val="0"/>
+                <w:color w:val="FFFFFF"/>
+                <w:sz w:val="18"/>
+              </w:rPr>
+              <w:t>Term</w:t>
+            </w:r>
+          </w:p>
+        </w:tc>
+        <w:tc>
+          <w:tcPr>
+            <w:tcW w:type="dxa" w:w="5112"/>
+            <w:shd w:val="clear" w:color="auto" w:fill="17494B"/>
+          </w:tcPr>
+          <w:p>
+            <w:pPr>
+              <w:spacing w:after="40"/>
+            </w:pPr>
+            <w:r>
+              <w:rPr>
+                <w:b/>
+                <w:color w:val="FFFFFF"/>
+                <w:sz w:val="18"/>
+              </w:rPr>
+            </w:r>
+            <w:r>
+              <w:rPr>
+                <w:b/>
+                <w:i w:val="0"/>
+                <w:color w:val="FFFFFF"/>
+                <w:sz w:val="18"/>
+              </w:rPr>
+              <w:t>What you need to know</w:t>
+            </w:r>
+          </w:p>
+        </w:tc>
+      </w:tr>
+      <w:tr>
+        <w:tc>
+          <w:tcPr>
+            <w:tcW w:type="dxa" w:w="5112"/>
+            <w:shd w:val="clear" w:color="auto" w:fill="F1EEEF"/>
+          </w:tcPr>
+          <w:p>
+            <w:pPr>
+              <w:spacing w:after="40"/>
+            </w:pPr>
+            <w:r>
+              <w:rPr>
+                <w:b/>
+                <w:sz w:val="18"/>
+              </w:rPr>
+            </w:r>
+            <w:r>
+              <w:rPr>
+                <w:b/>
+                <w:i w:val="0"/>
+                <w:sz w:val="18"/>
+              </w:rPr>
+              <w:t>★ Gas gangrene</w:t>
+            </w:r>
+          </w:p>
+        </w:tc>
+        <w:tc>
+          <w:tcPr>
+            <w:tcW w:type="dxa" w:w="5112"/>
+          </w:tcPr>
+          <w:p>
+            <w:pPr>
+              <w:spacing w:after="40"/>
+            </w:pPr>
+            <w:r>
+              <w:rPr>
+                <w:sz w:val="18"/>
+              </w:rPr>
+            </w:r>
+            <w:r>
+              <w:rPr>
+                <w:b w:val="0"/>
+                <w:i w:val="0"/>
+                <w:sz w:val="18"/>
+              </w:rPr>
+              <w:t>Clostridium perfringens. Needs dead tissue + low oxygen: deep dirty wounds, compound fractures. ★ MIXED infection — aerobes use up the oxygen.</w:t>
+            </w:r>
+          </w:p>
+        </w:tc>
+      </w:tr>
+      <w:tr>
+        <w:tc>
+          <w:tcPr>
+            <w:tcW w:type="dxa" w:w="5112"/>
+            <w:shd w:val="clear" w:color="auto" w:fill="F1EEEF"/>
+          </w:tcPr>
+          <w:p>
+            <w:pPr>
+              <w:spacing w:after="40"/>
+            </w:pPr>
+            <w:r>
+              <w:rPr>
+                <w:b/>
+                <w:sz w:val="18"/>
+              </w:rPr>
+            </w:r>
+            <w:r>
+              <w:rPr>
+                <w:b/>
+                <w:i w:val="0"/>
+                <w:sz w:val="18"/>
+              </w:rPr>
+              <w:t>Gangrene details</w:t>
+            </w:r>
+          </w:p>
+        </w:tc>
+        <w:tc>
+          <w:tcPr>
+            <w:tcW w:type="dxa" w:w="5112"/>
+          </w:tcPr>
+          <w:p>
+            <w:pPr>
+              <w:spacing w:after="40"/>
+            </w:pPr>
+            <w:r>
+              <w:rPr>
+                <w:sz w:val="18"/>
+              </w:rPr>
+            </w:r>
+            <w:r>
+              <w:rPr>
+                <w:b w:val="0"/>
+                <w:i w:val="0"/>
+                <w:sz w:val="18"/>
+              </w:rPr>
+              <w:t>Gas = fermented muscle carbohydrate. Spread = collagenase, hyaluronidase. Cellulitis stays local; true myonecrosis spreads with fever and necrosis. Debride, hyperbaric oxygen; NO vaccine.</w:t>
+            </w:r>
+          </w:p>
+        </w:tc>
+      </w:tr>
+      <w:tr>
+        <w:tc>
+          <w:tcPr>
+            <w:tcW w:type="dxa" w:w="5112"/>
+            <w:shd w:val="clear" w:color="auto" w:fill="F1EEEF"/>
+          </w:tcPr>
+          <w:p>
+            <w:pPr>
+              <w:spacing w:after="40"/>
+            </w:pPr>
+            <w:r>
+              <w:rPr>
+                <w:b/>
+                <w:sz w:val="18"/>
+              </w:rPr>
+            </w:r>
+            <w:r>
+              <w:rPr>
+                <w:b/>
+                <w:i w:val="0"/>
+                <w:sz w:val="18"/>
+              </w:rPr>
+              <w:t>Perfringens food</w:t>
+            </w:r>
+          </w:p>
+        </w:tc>
+        <w:tc>
+          <w:tcPr>
+            <w:tcW w:type="dxa" w:w="5112"/>
+          </w:tcPr>
+          <w:p>
+            <w:pPr>
+              <w:spacing w:after="40"/>
+            </w:pPr>
+            <w:r>
+              <w:rPr>
+                <w:sz w:val="18"/>
+              </w:rPr>
+            </w:r>
+            <w:r>
+              <w:rPr>
+                <w:b w:val="0"/>
+                <w:i w:val="0"/>
+                <w:sz w:val="18"/>
+              </w:rPr>
+              <w:t>Meat, fish; toxin made IN THE INTESTINE; mild, rapid recovery. Botulism = rare but severe.</w:t>
+            </w:r>
+          </w:p>
+        </w:tc>
+      </w:tr>
+      <w:tr>
+        <w:tc>
+          <w:tcPr>
+            <w:tcW w:type="dxa" w:w="5112"/>
+            <w:shd w:val="clear" w:color="auto" w:fill="F1EEEF"/>
+          </w:tcPr>
+          <w:p>
+            <w:pPr>
+              <w:spacing w:after="40"/>
+            </w:pPr>
+            <w:r>
+              <w:rPr>
+                <w:b/>
+                <w:sz w:val="18"/>
+              </w:rPr>
+            </w:r>
+            <w:r>
+              <w:rPr>
+                <w:b/>
+                <w:i w:val="0"/>
+                <w:sz w:val="18"/>
+              </w:rPr>
+              <w:t>Tetanus</w:t>
+            </w:r>
+          </w:p>
+        </w:tc>
+        <w:tc>
+          <w:tcPr>
+            <w:tcW w:type="dxa" w:w="5112"/>
+          </w:tcPr>
+          <w:p>
+            <w:pPr>
+              <w:spacing w:after="40"/>
+            </w:pPr>
+            <w:r>
+              <w:rPr>
+                <w:sz w:val="18"/>
+              </w:rPr>
+            </w:r>
+            <w:r>
+              <w:rPr>
+                <w:b w:val="0"/>
+                <w:i w:val="0"/>
+                <w:sz w:val="18"/>
+              </w:rPr>
+              <w:t>Puncture wounds, umbilical stump (neonates). Tetanospasmin blocks gamma-aminobutyric acid and glycine → UNCONTROLLED contraction; death by respiratory paralysis. Shorter incubation = worse.</w:t>
+            </w:r>
+          </w:p>
+        </w:tc>
+      </w:tr>
+      <w:tr>
+        <w:tc>
+          <w:tcPr>
+            <w:tcW w:type="dxa" w:w="5112"/>
+            <w:shd w:val="clear" w:color="auto" w:fill="F1EEEF"/>
+          </w:tcPr>
+          <w:p>
+            <w:pPr>
+              <w:spacing w:after="40"/>
+            </w:pPr>
+            <w:r>
+              <w:rPr>
+                <w:b/>
+                <w:sz w:val="18"/>
+              </w:rPr>
+            </w:r>
+            <w:r>
+              <w:rPr>
+                <w:b/>
+                <w:i w:val="0"/>
+                <w:sz w:val="18"/>
+              </w:rPr>
+              <w:t>Tetanus care</w:t>
+            </w:r>
+          </w:p>
+        </w:tc>
+        <w:tc>
+          <w:tcPr>
+            <w:tcW w:type="dxa" w:w="5112"/>
+          </w:tcPr>
+          <w:p>
+            <w:pPr>
+              <w:spacing w:after="40"/>
+            </w:pPr>
+            <w:r>
+              <w:rPr>
+                <w:sz w:val="18"/>
+              </w:rPr>
+            </w:r>
+            <w:r>
+              <w:rPr>
+                <w:b w:val="0"/>
+                <w:i w:val="0"/>
+                <w:sz w:val="18"/>
+              </w:rPr>
+              <w:t>Antitoxin neutralizes CIRCULATING, not bound, toxin; muscle relaxants; booster every 10 years. Commonest in older adults and drug users.</w:t>
+            </w:r>
+          </w:p>
+        </w:tc>
+      </w:tr>
+      <w:tr>
+        <w:tc>
+          <w:tcPr>
+            <w:tcW w:type="dxa" w:w="5112"/>
+            <w:shd w:val="clear" w:color="auto" w:fill="F1EEEF"/>
+          </w:tcPr>
+          <w:p>
+            <w:pPr>
+              <w:spacing w:after="40"/>
+            </w:pPr>
+            <w:r>
+              <w:rPr>
+                <w:b/>
+                <w:sz w:val="18"/>
+              </w:rPr>
+            </w:r>
+            <w:r>
+              <w:rPr>
+                <w:b/>
+                <w:i w:val="0"/>
+                <w:sz w:val="18"/>
+              </w:rPr>
+              <w:t>Botulism</w:t>
+            </w:r>
+          </w:p>
+        </w:tc>
+        <w:tc>
+          <w:tcPr>
+            <w:tcW w:type="dxa" w:w="5112"/>
+          </w:tcPr>
+          <w:p>
+            <w:pPr>
+              <w:spacing w:after="40"/>
+            </w:pPr>
+            <w:r>
+              <w:rPr>
+                <w:sz w:val="18"/>
+              </w:rPr>
+            </w:r>
+            <w:r>
+              <w:rPr>
+                <w:b w:val="0"/>
+                <w:i w:val="0"/>
+                <w:sz w:val="18"/>
+              </w:rPr>
+              <w:t>Botulin blocks ACETYLCHOLINE at the junction → DESCENDING flaccid paralysis. Double vision, trouble swallowing first. Ventilators cut mortality.</w:t>
+            </w:r>
+          </w:p>
+        </w:tc>
+      </w:tr>
+      <w:tr>
+        <w:tc>
+          <w:tcPr>
+            <w:tcW w:type="dxa" w:w="5112"/>
+            <w:shd w:val="clear" w:color="auto" w:fill="F1EEEF"/>
+          </w:tcPr>
+          <w:p>
+            <w:pPr>
+              <w:spacing w:after="40"/>
+            </w:pPr>
+            <w:r>
+              <w:rPr>
+                <w:b/>
+                <w:sz w:val="18"/>
+              </w:rPr>
+            </w:r>
+            <w:r>
+              <w:rPr>
+                <w:b/>
+                <w:i w:val="0"/>
+                <w:sz w:val="18"/>
+              </w:rPr>
+              <w:t>Botulism sources</w:t>
+            </w:r>
+          </w:p>
+        </w:tc>
+        <w:tc>
+          <w:tcPr>
+            <w:tcW w:type="dxa" w:w="5112"/>
+          </w:tcPr>
+          <w:p>
+            <w:pPr>
+              <w:spacing w:after="40"/>
+            </w:pPr>
+            <w:r>
+              <w:rPr>
+                <w:sz w:val="18"/>
+              </w:rPr>
+            </w:r>
+            <w:r>
+              <w:rPr>
+                <w:b w:val="0"/>
+                <w:i w:val="0"/>
+                <w:sz w:val="18"/>
+              </w:rPr>
+              <w:t>Low-acid home-canned food (air out, spores survive). ★ Infant = MOST COMMON: swallowed spores, honey → floppy baby. Wound = black tar heroin. Iatrogenic = medical toxin use.</w:t>
+            </w:r>
+          </w:p>
+        </w:tc>
+      </w:tr>
+      <w:tr>
+        <w:tc>
+          <w:tcPr>
+            <w:tcW w:type="dxa" w:w="5112"/>
+            <w:shd w:val="clear" w:color="auto" w:fill="F1EEEF"/>
+          </w:tcPr>
+          <w:p>
+            <w:pPr>
+              <w:spacing w:after="40"/>
+            </w:pPr>
+            <w:r>
+              <w:rPr>
+                <w:b/>
+                <w:sz w:val="18"/>
+              </w:rPr>
+            </w:r>
+            <w:r>
+              <w:rPr>
+                <w:b/>
+                <w:i w:val="0"/>
+                <w:sz w:val="18"/>
+              </w:rPr>
+              <w:t>Botulism care</w:t>
+            </w:r>
+          </w:p>
+        </w:tc>
+        <w:tc>
+          <w:tcPr>
+            <w:tcW w:type="dxa" w:w="5112"/>
+          </w:tcPr>
+          <w:p>
+            <w:pPr>
+              <w:spacing w:after="40"/>
+            </w:pPr>
+            <w:r>
+              <w:rPr>
+                <w:sz w:val="18"/>
+              </w:rPr>
+            </w:r>
+            <w:r>
+              <w:rPr>
+                <w:b w:val="0"/>
+                <w:i w:val="0"/>
+                <w:sz w:val="18"/>
+              </w:rPr>
+              <w:t>Antitoxin + cardiac and respiratory support. Prevent: discard bulging cans, boil home-bottled food 10 minutes.</w:t>
+            </w:r>
+          </w:p>
+        </w:tc>
+      </w:tr>
+    </w:tbl>
+    <w:p>
+      <w:pPr>
+        <w:spacing w:after="80"/>
+      </w:pPr>
+    </w:p>
+    <w:p>
+      <w:pPr>
+        <w:pStyle w:val="Heading1"/>
+        <w:spacing w:before="280" w:after="100"/>
+      </w:pPr>
+      <w:r>
+        <w:rPr>
+          <w:rFonts w:ascii="Georgia" w:hAnsi="Georgia"/>
+          <w:color w:val="17494B"/>
+        </w:rPr>
+        <w:t>L10 · C. difficile, Lactobacillus &amp; Listeria</w:t>
+      </w:r>
+    </w:p>
+    <w:tbl>
+      <w:tblPr>
+        <w:tblStyle w:val="TableGrid"/>
+        <w:tblW w:type="auto" w:w="0"/>
+        <w:jc w:val="center"/>
+        <w:tblLook w:firstColumn="1" w:firstRow="1" w:lastColumn="0" w:lastRow="0" w:noHBand="0" w:noVBand="1" w:val="04A0"/>
+        <w:tblBorders>
+          <w:top w:val="single" w:sz="4" w:space="0" w:color="D8D2D4"/>
+          <w:left w:val="single" w:sz="4" w:space="0" w:color="D8D2D4"/>
+          <w:bottom w:val="single" w:sz="4" w:space="0" w:color="D8D2D4"/>
+          <w:right w:val="single" w:sz="4" w:space="0" w:color="D8D2D4"/>
+          <w:insideH w:val="single" w:sz="4" w:space="0" w:color="D8D2D4"/>
+          <w:insideV w:val="single" w:sz="4" w:space="0" w:color="D8D2D4"/>
+        </w:tblBorders>
+      </w:tblPr>
+      <w:tblGrid>
+        <w:gridCol w:w="5112"/>
+        <w:gridCol w:w="5112"/>
+      </w:tblGrid>
+      <w:tr>
+        <w:tc>
+          <w:tcPr>
+            <w:tcW w:type="dxa" w:w="5112"/>
+            <w:shd w:val="clear" w:color="auto" w:fill="17494B"/>
+          </w:tcPr>
+          <w:p>
+            <w:pPr>
+              <w:spacing w:after="40"/>
+            </w:pPr>
+            <w:r>
+              <w:rPr>
+                <w:b/>
+                <w:color w:val="FFFFFF"/>
+                <w:sz w:val="18"/>
+              </w:rPr>
+            </w:r>
+            <w:r>
+              <w:rPr>
+                <w:b/>
+                <w:i w:val="0"/>
+                <w:color w:val="FFFFFF"/>
+                <w:sz w:val="18"/>
+              </w:rPr>
+              <w:t>Term</w:t>
+            </w:r>
+          </w:p>
+        </w:tc>
+        <w:tc>
+          <w:tcPr>
+            <w:tcW w:type="dxa" w:w="5112"/>
+            <w:shd w:val="clear" w:color="auto" w:fill="17494B"/>
+          </w:tcPr>
+          <w:p>
+            <w:pPr>
+              <w:spacing w:after="40"/>
+            </w:pPr>
+            <w:r>
+              <w:rPr>
+                <w:b/>
+                <w:color w:val="FFFFFF"/>
+                <w:sz w:val="18"/>
+              </w:rPr>
+            </w:r>
+            <w:r>
+              <w:rPr>
+                <w:b/>
+                <w:i w:val="0"/>
+                <w:color w:val="FFFFFF"/>
+                <w:sz w:val="18"/>
+              </w:rPr>
+              <w:t>What you need to know</w:t>
+            </w:r>
+          </w:p>
+        </w:tc>
+      </w:tr>
+      <w:tr>
+        <w:tc>
+          <w:tcPr>
+            <w:tcW w:type="dxa" w:w="5112"/>
+            <w:shd w:val="clear" w:color="auto" w:fill="F1EEEF"/>
+          </w:tcPr>
+          <w:p>
+            <w:pPr>
+              <w:spacing w:after="40"/>
+            </w:pPr>
+            <w:r>
+              <w:rPr>
+                <w:b/>
+                <w:sz w:val="18"/>
+              </w:rPr>
+            </w:r>
+            <w:r>
+              <w:rPr>
+                <w:b/>
+                <w:i w:val="0"/>
+                <w:sz w:val="18"/>
+              </w:rPr>
+              <w:t>C. difficile</w:t>
+            </w:r>
+          </w:p>
+        </w:tc>
+        <w:tc>
+          <w:tcPr>
+            <w:tcW w:type="dxa" w:w="5112"/>
+          </w:tcPr>
+          <w:p>
+            <w:pPr>
+              <w:spacing w:after="40"/>
+            </w:pPr>
+            <w:r>
+              <w:rPr>
+                <w:sz w:val="18"/>
+              </w:rPr>
+            </w:r>
+            <w:r>
+              <w:rPr>
+                <w:b w:val="0"/>
+                <w:i w:val="0"/>
+                <w:sz w:val="18"/>
+              </w:rPr>
+              <w:t>Clostridioides (split off by ribonucleic acid sequencing). Low-number colon resident; broad-spectrum antibiotics kill competitors → overgrowth → enterotoxins.</w:t>
+            </w:r>
+          </w:p>
+        </w:tc>
+      </w:tr>
+      <w:tr>
+        <w:tc>
+          <w:tcPr>
+            <w:tcW w:type="dxa" w:w="5112"/>
+            <w:shd w:val="clear" w:color="auto" w:fill="F1EEEF"/>
+          </w:tcPr>
+          <w:p>
+            <w:pPr>
+              <w:spacing w:after="40"/>
+            </w:pPr>
+            <w:r>
+              <w:rPr>
+                <w:b/>
+                <w:sz w:val="18"/>
+              </w:rPr>
+            </w:r>
+            <w:r>
+              <w:rPr>
+                <w:b/>
+                <w:i w:val="0"/>
+                <w:sz w:val="18"/>
+              </w:rPr>
+              <w:t>C. difficile disease</w:t>
+            </w:r>
+          </w:p>
+        </w:tc>
+        <w:tc>
+          <w:tcPr>
+            <w:tcW w:type="dxa" w:w="5112"/>
+          </w:tcPr>
+          <w:p>
+            <w:pPr>
+              <w:spacing w:after="40"/>
+            </w:pPr>
+            <w:r>
+              <w:rPr>
+                <w:sz w:val="18"/>
+              </w:rPr>
+            </w:r>
+            <w:r>
+              <w:rPr>
+                <w:b w:val="0"/>
+                <w:i w:val="0"/>
+                <w:sz w:val="18"/>
+              </w:rPr>
+              <w:t>Pseudomembranous colitis (sloughed necrotic lining), toxic megacolon, perforation. Major hospital diarrhea. Risk: antibiotics, long stays, age, gastric acid inhibitors.</w:t>
+            </w:r>
+          </w:p>
+        </w:tc>
+      </w:tr>
+      <w:tr>
+        <w:tc>
+          <w:tcPr>
+            <w:tcW w:type="dxa" w:w="5112"/>
+            <w:shd w:val="clear" w:color="auto" w:fill="F1EEEF"/>
+          </w:tcPr>
+          <w:p>
+            <w:pPr>
+              <w:spacing w:after="40"/>
+            </w:pPr>
+            <w:r>
+              <w:rPr>
+                <w:b/>
+                <w:sz w:val="18"/>
+              </w:rPr>
+            </w:r>
+            <w:r>
+              <w:rPr>
+                <w:b/>
+                <w:i w:val="0"/>
+                <w:sz w:val="18"/>
+              </w:rPr>
+              <w:t>C. difficile care</w:t>
+            </w:r>
+          </w:p>
+        </w:tc>
+        <w:tc>
+          <w:tcPr>
+            <w:tcW w:type="dxa" w:w="5112"/>
+          </w:tcPr>
+          <w:p>
+            <w:pPr>
+              <w:spacing w:after="40"/>
+            </w:pPr>
+            <w:r>
+              <w:rPr>
+                <w:sz w:val="18"/>
+              </w:rPr>
+            </w:r>
+            <w:r>
+              <w:rPr>
+                <w:b w:val="0"/>
+                <w:i w:val="0"/>
+                <w:sz w:val="18"/>
+              </w:rPr>
+              <w:t>Mild: fluids + stop the antibiotic. Fecal microbiota transplant restores flora. Precautions against spread.</w:t>
+            </w:r>
+          </w:p>
+        </w:tc>
+      </w:tr>
+      <w:tr>
+        <w:tc>
+          <w:tcPr>
+            <w:tcW w:type="dxa" w:w="5112"/>
+            <w:shd w:val="clear" w:color="auto" w:fill="F1EEEF"/>
+          </w:tcPr>
+          <w:p>
+            <w:pPr>
+              <w:spacing w:after="40"/>
+            </w:pPr>
+            <w:r>
+              <w:rPr>
+                <w:b/>
+                <w:sz w:val="18"/>
+              </w:rPr>
+            </w:r>
+            <w:r>
+              <w:rPr>
+                <w:b/>
+                <w:i w:val="0"/>
+                <w:sz w:val="18"/>
+              </w:rPr>
+              <w:t>Lactobacillus</w:t>
+            </w:r>
+          </w:p>
+        </w:tc>
+        <w:tc>
+          <w:tcPr>
+            <w:tcW w:type="dxa" w:w="5112"/>
+          </w:tcPr>
+          <w:p>
+            <w:pPr>
+              <w:spacing w:after="40"/>
+            </w:pPr>
+            <w:r>
+              <w:rPr>
+                <w:sz w:val="18"/>
+              </w:rPr>
+            </w:r>
+            <w:r>
+              <w:rPr>
+                <w:b w:val="0"/>
+                <w:i w:val="0"/>
+                <w:sz w:val="18"/>
+              </w:rPr>
+              <w:t>Gut and vaginal flora; lactic acid, acetic acid, hydrogen peroxide. Antibiotics → opportunist superinfection.</w:t>
+            </w:r>
+          </w:p>
+        </w:tc>
+      </w:tr>
+      <w:tr>
+        <w:tc>
+          <w:tcPr>
+            <w:tcW w:type="dxa" w:w="5112"/>
+            <w:shd w:val="clear" w:color="auto" w:fill="F1EEEF"/>
+          </w:tcPr>
+          <w:p>
+            <w:pPr>
+              <w:spacing w:after="40"/>
+            </w:pPr>
+            <w:r>
+              <w:rPr>
+                <w:b/>
+                <w:sz w:val="18"/>
+              </w:rPr>
+            </w:r>
+            <w:r>
+              <w:rPr>
+                <w:b/>
+                <w:i w:val="0"/>
+                <w:sz w:val="18"/>
+              </w:rPr>
+              <w:t>Listeria</w:t>
+            </w:r>
+          </w:p>
+        </w:tc>
+        <w:tc>
+          <w:tcPr>
+            <w:tcW w:type="dxa" w:w="5112"/>
+          </w:tcPr>
+          <w:p>
+            <w:pPr>
+              <w:spacing w:after="40"/>
+            </w:pPr>
+            <w:r>
+              <w:rPr>
+                <w:sz w:val="18"/>
+              </w:rPr>
+            </w:r>
+            <w:r>
+              <w:rPr>
+                <w:b w:val="0"/>
+                <w:i w:val="0"/>
+                <w:sz w:val="18"/>
+              </w:rPr>
+              <w:t>Coccobacilli to filaments, no capsule. GROWS IN THE FRIDGE. Replicates in host cytoplasm → avoids antibody. Soil, water, animal gut → dairy, poultry, meat.</w:t>
+            </w:r>
+          </w:p>
+        </w:tc>
+      </w:tr>
+      <w:tr>
+        <w:tc>
+          <w:tcPr>
+            <w:tcW w:type="dxa" w:w="5112"/>
+            <w:shd w:val="clear" w:color="auto" w:fill="F1EEEF"/>
+          </w:tcPr>
+          <w:p>
+            <w:pPr>
+              <w:spacing w:after="40"/>
+            </w:pPr>
+            <w:r>
+              <w:rPr>
+                <w:b/>
+                <w:sz w:val="18"/>
+              </w:rPr>
+            </w:r>
+            <w:r>
+              <w:rPr>
+                <w:b/>
+                <w:i w:val="0"/>
+                <w:sz w:val="18"/>
+              </w:rPr>
+              <w:t>Listeria disease</w:t>
+            </w:r>
+          </w:p>
+        </w:tc>
+        <w:tc>
+          <w:tcPr>
+            <w:tcW w:type="dxa" w:w="5112"/>
+          </w:tcPr>
+          <w:p>
+            <w:pPr>
+              <w:spacing w:after="40"/>
+            </w:pPr>
+            <w:r>
+              <w:rPr>
+                <w:sz w:val="18"/>
+              </w:rPr>
+            </w:r>
+            <w:r>
+              <w:rPr>
+                <w:b w:val="0"/>
+                <w:i w:val="0"/>
+                <w:sz w:val="18"/>
+              </w:rPr>
+              <w:t>Mild in healthy adults; brain and meninges in the immunocompromised, fetuses, neonates. Culture = cold enrichment. Prevent = pasteurize and cook.</w:t>
+            </w:r>
+          </w:p>
+        </w:tc>
+      </w:tr>
+    </w:tbl>
+    <w:p>
+      <w:pPr>
+        <w:spacing w:after="80"/>
+      </w:pPr>
+    </w:p>
+    <w:p>
+      <w:pPr>
+        <w:pStyle w:val="Heading1"/>
+        <w:spacing w:before="280" w:after="100"/>
+      </w:pPr>
+      <w:r>
+        <w:rPr>
+          <w:rFonts w:ascii="Georgia" w:hAnsi="Georgia"/>
+          <w:color w:val="17494B"/>
+        </w:rPr>
+        <w:t>L10 · Diphtheria &amp; Cutibacterium</w:t>
+      </w:r>
+    </w:p>
+    <w:tbl>
+      <w:tblPr>
+        <w:tblStyle w:val="TableGrid"/>
+        <w:tblW w:type="auto" w:w="0"/>
+        <w:jc w:val="center"/>
+        <w:tblLook w:firstColumn="1" w:firstRow="1" w:lastColumn="0" w:lastRow="0" w:noHBand="0" w:noVBand="1" w:val="04A0"/>
+        <w:tblBorders>
+          <w:top w:val="single" w:sz="4" w:space="0" w:color="D8D2D4"/>
+          <w:left w:val="single" w:sz="4" w:space="0" w:color="D8D2D4"/>
+          <w:bottom w:val="single" w:sz="4" w:space="0" w:color="D8D2D4"/>
+          <w:right w:val="single" w:sz="4" w:space="0" w:color="D8D2D4"/>
+          <w:insideH w:val="single" w:sz="4" w:space="0" w:color="D8D2D4"/>
+          <w:insideV w:val="single" w:sz="4" w:space="0" w:color="D8D2D4"/>
+        </w:tblBorders>
+      </w:tblPr>
+      <w:tblGrid>
+        <w:gridCol w:w="5112"/>
+        <w:gridCol w:w="5112"/>
+      </w:tblGrid>
+      <w:tr>
+        <w:tc>
+          <w:tcPr>
+            <w:tcW w:type="dxa" w:w="5112"/>
+            <w:shd w:val="clear" w:color="auto" w:fill="17494B"/>
+          </w:tcPr>
+          <w:p>
+            <w:pPr>
+              <w:spacing w:after="40"/>
+            </w:pPr>
+            <w:r>
+              <w:rPr>
+                <w:b/>
+                <w:color w:val="FFFFFF"/>
+                <w:sz w:val="18"/>
+              </w:rPr>
+            </w:r>
+            <w:r>
+              <w:rPr>
+                <w:b/>
+                <w:i w:val="0"/>
+                <w:color w:val="FFFFFF"/>
+                <w:sz w:val="18"/>
+              </w:rPr>
+              <w:t>Term</w:t>
+            </w:r>
+          </w:p>
+        </w:tc>
+        <w:tc>
+          <w:tcPr>
+            <w:tcW w:type="dxa" w:w="5112"/>
+            <w:shd w:val="clear" w:color="auto" w:fill="17494B"/>
+          </w:tcPr>
+          <w:p>
+            <w:pPr>
+              <w:spacing w:after="40"/>
+            </w:pPr>
+            <w:r>
+              <w:rPr>
+                <w:b/>
+                <w:color w:val="FFFFFF"/>
+                <w:sz w:val="18"/>
+              </w:rPr>
+            </w:r>
+            <w:r>
+              <w:rPr>
+                <w:b/>
+                <w:i w:val="0"/>
+                <w:color w:val="FFFFFF"/>
+                <w:sz w:val="18"/>
+              </w:rPr>
+              <w:t>What you need to know</w:t>
+            </w:r>
+          </w:p>
+        </w:tc>
+      </w:tr>
+      <w:tr>
+        <w:tc>
+          <w:tcPr>
+            <w:tcW w:type="dxa" w:w="5112"/>
+            <w:shd w:val="clear" w:color="auto" w:fill="F1EEEF"/>
+          </w:tcPr>
+          <w:p>
+            <w:pPr>
+              <w:spacing w:after="40"/>
+            </w:pPr>
+            <w:r>
+              <w:rPr>
+                <w:b/>
+                <w:sz w:val="18"/>
+              </w:rPr>
+            </w:r>
+            <w:r>
+              <w:rPr>
+                <w:b/>
+                <w:i w:val="0"/>
+                <w:sz w:val="18"/>
+              </w:rPr>
+              <w:t>Diphtheria spread</w:t>
+            </w:r>
+          </w:p>
+        </w:tc>
+        <w:tc>
+          <w:tcPr>
+            <w:tcW w:type="dxa" w:w="5112"/>
+          </w:tcPr>
+          <w:p>
+            <w:pPr>
+              <w:spacing w:after="40"/>
+            </w:pPr>
+            <w:r>
+              <w:rPr>
+                <w:sz w:val="18"/>
+              </w:rPr>
+            </w:r>
+            <w:r>
+              <w:rPr>
+                <w:b w:val="0"/>
+                <w:i w:val="0"/>
+                <w:sz w:val="18"/>
+              </w:rPr>
+              <w:t>Healthy carriers; respiratory droplets; non-immunized children in crowding.</w:t>
+            </w:r>
+          </w:p>
+        </w:tc>
+      </w:tr>
+      <w:tr>
+        <w:tc>
+          <w:tcPr>
+            <w:tcW w:type="dxa" w:w="5112"/>
+            <w:shd w:val="clear" w:color="auto" w:fill="F1EEEF"/>
+          </w:tcPr>
+          <w:p>
+            <w:pPr>
+              <w:spacing w:after="40"/>
+            </w:pPr>
+            <w:r>
+              <w:rPr>
+                <w:b/>
+                <w:sz w:val="18"/>
+              </w:rPr>
+            </w:r>
+            <w:r>
+              <w:rPr>
+                <w:b/>
+                <w:i w:val="0"/>
+                <w:sz w:val="18"/>
+              </w:rPr>
+              <w:t>★ Pseudomembrane</w:t>
+            </w:r>
+          </w:p>
+        </w:tc>
+        <w:tc>
+          <w:tcPr>
+            <w:tcW w:type="dxa" w:w="5112"/>
+          </w:tcPr>
+          <w:p>
+            <w:pPr>
+              <w:spacing w:after="40"/>
+            </w:pPr>
+            <w:r>
+              <w:rPr>
+                <w:sz w:val="18"/>
+              </w:rPr>
+            </w:r>
+            <w:r>
+              <w:rPr>
+                <w:b w:val="0"/>
+                <w:i w:val="0"/>
+                <w:sz w:val="18"/>
+              </w:rPr>
+              <w:t>Solidified inflammatory fluid in the throat — characteristic; can asphyxiate.</w:t>
+            </w:r>
+          </w:p>
+        </w:tc>
+      </w:tr>
+      <w:tr>
+        <w:tc>
+          <w:tcPr>
+            <w:tcW w:type="dxa" w:w="5112"/>
+            <w:shd w:val="clear" w:color="auto" w:fill="F1EEEF"/>
+          </w:tcPr>
+          <w:p>
+            <w:pPr>
+              <w:spacing w:after="40"/>
+            </w:pPr>
+            <w:r>
+              <w:rPr>
+                <w:b/>
+                <w:sz w:val="18"/>
+              </w:rPr>
+            </w:r>
+            <w:r>
+              <w:rPr>
+                <w:b/>
+                <w:i w:val="0"/>
+                <w:sz w:val="18"/>
+              </w:rPr>
+              <w:t>Diphtheria toxin</w:t>
+            </w:r>
+          </w:p>
+        </w:tc>
+        <w:tc>
+          <w:tcPr>
+            <w:tcW w:type="dxa" w:w="5112"/>
+          </w:tcPr>
+          <w:p>
+            <w:pPr>
+              <w:spacing w:after="40"/>
+            </w:pPr>
+            <w:r>
+              <w:rPr>
+                <w:sz w:val="18"/>
+              </w:rPr>
+            </w:r>
+            <w:r>
+              <w:rPr>
+                <w:b w:val="0"/>
+                <w:i w:val="0"/>
+                <w:sz w:val="18"/>
+              </w:rPr>
+              <w:t>Targets the HEART (myocarditis) and NERVES (weakness, paralysis).</w:t>
+            </w:r>
+          </w:p>
+        </w:tc>
+      </w:tr>
+      <w:tr>
+        <w:tc>
+          <w:tcPr>
+            <w:tcW w:type="dxa" w:w="5112"/>
+            <w:shd w:val="clear" w:color="auto" w:fill="F1EEEF"/>
+          </w:tcPr>
+          <w:p>
+            <w:pPr>
+              <w:spacing w:after="40"/>
+            </w:pPr>
+            <w:r>
+              <w:rPr>
+                <w:b/>
+                <w:sz w:val="18"/>
+              </w:rPr>
+            </w:r>
+            <w:r>
+              <w:rPr>
+                <w:b/>
+                <w:i w:val="0"/>
+                <w:sz w:val="18"/>
+              </w:rPr>
+              <w:t>Diphtheria lab &amp; care</w:t>
+            </w:r>
+          </w:p>
+        </w:tc>
+        <w:tc>
+          <w:tcPr>
+            <w:tcW w:type="dxa" w:w="5112"/>
+          </w:tcPr>
+          <w:p>
+            <w:pPr>
+              <w:spacing w:after="40"/>
+            </w:pPr>
+            <w:r>
+              <w:rPr>
+                <w:sz w:val="18"/>
+              </w:rPr>
+            </w:r>
+            <w:r>
+              <w:rPr>
+                <w:b w:val="0"/>
+                <w:i w:val="0"/>
+                <w:sz w:val="18"/>
+              </w:rPr>
+              <w:t>Palisades, granules; alkaline methylene blue. Horse-serum antitoxin neutralizes circulating toxin only. Prevent: toxoid series + boosters.</w:t>
+            </w:r>
+          </w:p>
+        </w:tc>
+      </w:tr>
+      <w:tr>
+        <w:tc>
+          <w:tcPr>
+            <w:tcW w:type="dxa" w:w="5112"/>
+            <w:shd w:val="clear" w:color="auto" w:fill="F1EEEF"/>
+          </w:tcPr>
+          <w:p>
+            <w:pPr>
+              <w:spacing w:after="40"/>
+            </w:pPr>
+            <w:r>
+              <w:rPr>
+                <w:b/>
+                <w:sz w:val="18"/>
+              </w:rPr>
+            </w:r>
+            <w:r>
+              <w:rPr>
+                <w:b/>
+                <w:i w:val="0"/>
+                <w:sz w:val="18"/>
+              </w:rPr>
+              <w:t>★ Cutibacterium acnes</w:t>
+            </w:r>
+          </w:p>
+        </w:tc>
+        <w:tc>
+          <w:tcPr>
+            <w:tcW w:type="dxa" w:w="5112"/>
+          </w:tcPr>
+          <w:p>
+            <w:pPr>
+              <w:spacing w:after="40"/>
+            </w:pPr>
+            <w:r>
+              <w:rPr>
+                <w:sz w:val="18"/>
+              </w:rPr>
+            </w:r>
+            <w:r>
+              <w:rPr>
+                <w:b w:val="0"/>
+                <w:i w:val="0"/>
+                <w:sz w:val="18"/>
+              </w:rPr>
+              <w:t>Formerly Propionibacterium. Pilosebaceous glands; nontoxigenic; acne via inflammatory mediators.</w:t>
+            </w:r>
+          </w:p>
+        </w:tc>
+      </w:tr>
+      <w:tr>
+        <w:tc>
+          <w:tcPr>
+            <w:tcW w:type="dxa" w:w="5112"/>
+            <w:shd w:val="clear" w:color="auto" w:fill="F1EEEF"/>
+          </w:tcPr>
+          <w:p>
+            <w:pPr>
+              <w:spacing w:after="40"/>
+            </w:pPr>
+            <w:r>
+              <w:rPr>
+                <w:b/>
+                <w:sz w:val="18"/>
+              </w:rPr>
+            </w:r>
+            <w:r>
+              <w:rPr>
+                <w:b/>
+                <w:i w:val="0"/>
+                <w:sz w:val="18"/>
+              </w:rPr>
+              <w:t>Implant infections</w:t>
+            </w:r>
+          </w:p>
+        </w:tc>
+        <w:tc>
+          <w:tcPr>
+            <w:tcW w:type="dxa" w:w="5112"/>
+          </w:tcPr>
+          <w:p>
+            <w:pPr>
+              <w:spacing w:after="40"/>
+            </w:pPr>
+            <w:r>
+              <w:rPr>
+                <w:sz w:val="18"/>
+              </w:rPr>
+            </w:r>
+            <w:r>
+              <w:rPr>
+                <w:b w:val="0"/>
+                <w:i w:val="0"/>
+                <w:sz w:val="18"/>
+              </w:rPr>
+              <w:t>Biofilm on prosthetics; grows over 6 days, needs prolonged anaerobic culture; hardware removal, debridement, months of antibiotics.</w:t>
+            </w:r>
+          </w:p>
+        </w:tc>
+      </w:tr>
+    </w:tbl>
+    <w:p>
+      <w:pPr>
+        <w:spacing w:after="80"/>
+      </w:pPr>
+    </w:p>
+    <w:p>
+      <w:pPr>
+        <w:pStyle w:val="Heading1"/>
+        <w:spacing w:before="280" w:after="100"/>
+      </w:pPr>
+      <w:r>
+        <w:rPr>
+          <w:rFonts w:ascii="Georgia" w:hAnsi="Georgia"/>
+          <w:color w:val="17494B"/>
+        </w:rPr>
+        <w:t>L10 · Tuberculosis &amp; Leprosy</w:t>
+      </w:r>
+    </w:p>
+    <w:tbl>
+      <w:tblPr>
+        <w:tblStyle w:val="TableGrid"/>
+        <w:tblW w:type="auto" w:w="0"/>
+        <w:jc w:val="center"/>
+        <w:tblLook w:firstColumn="1" w:firstRow="1" w:lastColumn="0" w:lastRow="0" w:noHBand="0" w:noVBand="1" w:val="04A0"/>
+        <w:tblBorders>
+          <w:top w:val="single" w:sz="4" w:space="0" w:color="D8D2D4"/>
+          <w:left w:val="single" w:sz="4" w:space="0" w:color="D8D2D4"/>
+          <w:bottom w:val="single" w:sz="4" w:space="0" w:color="D8D2D4"/>
+          <w:right w:val="single" w:sz="4" w:space="0" w:color="D8D2D4"/>
+          <w:insideH w:val="single" w:sz="4" w:space="0" w:color="D8D2D4"/>
+          <w:insideV w:val="single" w:sz="4" w:space="0" w:color="D8D2D4"/>
+        </w:tblBorders>
+      </w:tblPr>
+      <w:tblGrid>
+        <w:gridCol w:w="5112"/>
+        <w:gridCol w:w="5112"/>
+      </w:tblGrid>
+      <w:tr>
+        <w:tc>
+          <w:tcPr>
+            <w:tcW w:type="dxa" w:w="5112"/>
+            <w:shd w:val="clear" w:color="auto" w:fill="17494B"/>
+          </w:tcPr>
+          <w:p>
+            <w:pPr>
+              <w:spacing w:after="40"/>
+            </w:pPr>
+            <w:r>
+              <w:rPr>
+                <w:b/>
+                <w:color w:val="FFFFFF"/>
+                <w:sz w:val="18"/>
+              </w:rPr>
+            </w:r>
+            <w:r>
+              <w:rPr>
+                <w:b/>
+                <w:i w:val="0"/>
+                <w:color w:val="FFFFFF"/>
+                <w:sz w:val="18"/>
+              </w:rPr>
+              <w:t>Term</w:t>
+            </w:r>
+          </w:p>
+        </w:tc>
+        <w:tc>
+          <w:tcPr>
+            <w:tcW w:type="dxa" w:w="5112"/>
+            <w:shd w:val="clear" w:color="auto" w:fill="17494B"/>
+          </w:tcPr>
+          <w:p>
+            <w:pPr>
+              <w:spacing w:after="40"/>
+            </w:pPr>
+            <w:r>
+              <w:rPr>
+                <w:b/>
+                <w:color w:val="FFFFFF"/>
+                <w:sz w:val="18"/>
+              </w:rPr>
+            </w:r>
+            <w:r>
+              <w:rPr>
+                <w:b/>
+                <w:i w:val="0"/>
+                <w:color w:val="FFFFFF"/>
+                <w:sz w:val="18"/>
+              </w:rPr>
+              <w:t>What you need to know</w:t>
+            </w:r>
+          </w:p>
+        </w:tc>
+      </w:tr>
+      <w:tr>
+        <w:tc>
+          <w:tcPr>
+            <w:tcW w:type="dxa" w:w="5112"/>
+            <w:shd w:val="clear" w:color="auto" w:fill="F1EEEF"/>
+          </w:tcPr>
+          <w:p>
+            <w:pPr>
+              <w:spacing w:after="40"/>
+            </w:pPr>
+            <w:r>
+              <w:rPr>
+                <w:b/>
+                <w:sz w:val="18"/>
+              </w:rPr>
+            </w:r>
+            <w:r>
+              <w:rPr>
+                <w:b/>
+                <w:i w:val="0"/>
+                <w:sz w:val="18"/>
+              </w:rPr>
+              <w:t>Mycobacteria</w:t>
+            </w:r>
+          </w:p>
+        </w:tc>
+        <w:tc>
+          <w:tcPr>
+            <w:tcW w:type="dxa" w:w="5112"/>
+          </w:tcPr>
+          <w:p>
+            <w:pPr>
+              <w:spacing w:after="40"/>
+            </w:pPr>
+            <w:r>
+              <w:rPr>
+                <w:sz w:val="18"/>
+              </w:rPr>
+            </w:r>
+            <w:r>
+              <w:rPr>
+                <w:b w:val="0"/>
+                <w:i w:val="0"/>
+                <w:sz w:val="18"/>
+              </w:rPr>
+              <w:t>Acid-fast (mycolic acids, waxes); strict aerobes; catalase; no capsules, flagella or spores; slow.</w:t>
+            </w:r>
+          </w:p>
+        </w:tc>
+      </w:tr>
+      <w:tr>
+        <w:tc>
+          <w:tcPr>
+            <w:tcW w:type="dxa" w:w="5112"/>
+            <w:shd w:val="clear" w:color="auto" w:fill="F1EEEF"/>
+          </w:tcPr>
+          <w:p>
+            <w:pPr>
+              <w:spacing w:after="40"/>
+            </w:pPr>
+            <w:r>
+              <w:rPr>
+                <w:b/>
+                <w:sz w:val="18"/>
+              </w:rPr>
+            </w:r>
+            <w:r>
+              <w:rPr>
+                <w:b/>
+                <w:i w:val="0"/>
+                <w:sz w:val="18"/>
+              </w:rPr>
+              <w:t>Tubercle bacillus</w:t>
+            </w:r>
+          </w:p>
+        </w:tc>
+        <w:tc>
+          <w:tcPr>
+            <w:tcW w:type="dxa" w:w="5112"/>
+          </w:tcPr>
+          <w:p>
+            <w:pPr>
+              <w:spacing w:after="40"/>
+            </w:pPr>
+            <w:r>
+              <w:rPr>
+                <w:sz w:val="18"/>
+              </w:rPr>
+            </w:r>
+            <w:r>
+              <w:rPr>
+                <w:b w:val="0"/>
+                <w:i w:val="0"/>
+                <w:sz w:val="18"/>
+              </w:rPr>
+              <w:t>No exotoxins; waxes + cord factor resist macrophages. Airborne droplets; infectious dose about 10 cells. Latent = not contagious, can reactivate.</w:t>
+            </w:r>
+          </w:p>
+        </w:tc>
+      </w:tr>
+      <w:tr>
+        <w:tc>
+          <w:tcPr>
+            <w:tcW w:type="dxa" w:w="5112"/>
+            <w:shd w:val="clear" w:color="auto" w:fill="F1EEEF"/>
+          </w:tcPr>
+          <w:p>
+            <w:pPr>
+              <w:spacing w:after="40"/>
+            </w:pPr>
+            <w:r>
+              <w:rPr>
+                <w:b/>
+                <w:sz w:val="18"/>
+              </w:rPr>
+            </w:r>
+            <w:r>
+              <w:rPr>
+                <w:b/>
+                <w:i w:val="0"/>
+                <w:sz w:val="18"/>
+              </w:rPr>
+              <w:t>★ Three stages</w:t>
+            </w:r>
+          </w:p>
+        </w:tc>
+        <w:tc>
+          <w:tcPr>
+            <w:tcW w:type="dxa" w:w="5112"/>
+          </w:tcPr>
+          <w:p>
+            <w:pPr>
+              <w:spacing w:after="40"/>
+            </w:pPr>
+            <w:r>
+              <w:rPr>
+                <w:sz w:val="18"/>
+              </w:rPr>
+            </w:r>
+            <w:r>
+              <w:rPr>
+                <w:b w:val="0"/>
+                <w:i w:val="0"/>
+                <w:sz w:val="18"/>
+              </w:rPr>
+              <w:t>PRIMARY: tubercles (granulomas), caseous lesions calcify. SECONDARY: reactivation, tubercles drain into bronchi, “consumption”. DISSEMINATED: nodes, kidneys, bones, meninges.</w:t>
+            </w:r>
+          </w:p>
+        </w:tc>
+      </w:tr>
+      <w:tr>
+        <w:tc>
+          <w:tcPr>
+            <w:tcW w:type="dxa" w:w="5112"/>
+            <w:shd w:val="clear" w:color="auto" w:fill="F1EEEF"/>
+          </w:tcPr>
+          <w:p>
+            <w:pPr>
+              <w:spacing w:after="40"/>
+            </w:pPr>
+            <w:r>
+              <w:rPr>
+                <w:b/>
+                <w:sz w:val="18"/>
+              </w:rPr>
+            </w:r>
+            <w:r>
+              <w:rPr>
+                <w:b/>
+                <w:i w:val="0"/>
+                <w:sz w:val="18"/>
+              </w:rPr>
+              <w:t>Tuberculosis tests</w:t>
+            </w:r>
+          </w:p>
+        </w:tc>
+        <w:tc>
+          <w:tcPr>
+            <w:tcW w:type="dxa" w:w="5112"/>
+          </w:tcPr>
+          <w:p>
+            <w:pPr>
+              <w:spacing w:after="40"/>
+            </w:pPr>
+            <w:r>
+              <w:rPr>
+                <w:sz w:val="18"/>
+              </w:rPr>
+            </w:r>
+            <w:r>
+              <w:rPr>
+                <w:b w:val="0"/>
+                <w:i w:val="0"/>
+                <w:sz w:val="18"/>
+              </w:rPr>
+              <w:t>Mantoux read at 48–72 hours (type IV). QuantiFERON = gamma interferon. False +: BCG (bacille Calmette-Guérin), other mycobacteria. False −: too early, immunosuppression. Ziehl-Neelsen sputum.</w:t>
+            </w:r>
+          </w:p>
+        </w:tc>
+      </w:tr>
+      <w:tr>
+        <w:tc>
+          <w:tcPr>
+            <w:tcW w:type="dxa" w:w="5112"/>
+            <w:shd w:val="clear" w:color="auto" w:fill="F1EEEF"/>
+          </w:tcPr>
+          <w:p>
+            <w:pPr>
+              <w:spacing w:after="40"/>
+            </w:pPr>
+            <w:r>
+              <w:rPr>
+                <w:b/>
+                <w:sz w:val="18"/>
+              </w:rPr>
+            </w:r>
+            <w:r>
+              <w:rPr>
+                <w:b/>
+                <w:i w:val="0"/>
+                <w:sz w:val="18"/>
+              </w:rPr>
+              <w:t>Tuberculosis care</w:t>
+            </w:r>
+          </w:p>
+        </w:tc>
+        <w:tc>
+          <w:tcPr>
+            <w:tcW w:type="dxa" w:w="5112"/>
+          </w:tcPr>
+          <w:p>
+            <w:pPr>
+              <w:spacing w:after="40"/>
+            </w:pPr>
+            <w:r>
+              <w:rPr>
+                <w:sz w:val="18"/>
+              </w:rPr>
+            </w:r>
+            <w:r>
+              <w:rPr>
+                <w:b w:val="0"/>
+                <w:i w:val="0"/>
+                <w:sz w:val="18"/>
+              </w:rPr>
+              <w:t>Two or more drugs for months; vaccine = attenuated Mycobacterium bovis (used abroad).</w:t>
+            </w:r>
+          </w:p>
+        </w:tc>
+      </w:tr>
+      <w:tr>
+        <w:tc>
+          <w:tcPr>
+            <w:tcW w:type="dxa" w:w="5112"/>
+            <w:shd w:val="clear" w:color="auto" w:fill="F1EEEF"/>
+          </w:tcPr>
+          <w:p>
+            <w:pPr>
+              <w:spacing w:after="40"/>
+            </w:pPr>
+            <w:r>
+              <w:rPr>
+                <w:b/>
+                <w:sz w:val="18"/>
+              </w:rPr>
+            </w:r>
+            <w:r>
+              <w:rPr>
+                <w:b/>
+                <w:i w:val="0"/>
+                <w:sz w:val="18"/>
+              </w:rPr>
+              <w:t>Mycobacterium leprae</w:t>
+            </w:r>
+          </w:p>
+        </w:tc>
+        <w:tc>
+          <w:tcPr>
+            <w:tcW w:type="dxa" w:w="5112"/>
+          </w:tcPr>
+          <w:p>
+            <w:pPr>
+              <w:spacing w:after="40"/>
+            </w:pPr>
+            <w:r>
+              <w:rPr>
+                <w:sz w:val="18"/>
+              </w:rPr>
+            </w:r>
+            <w:r>
+              <w:rPr>
+                <w:b w:val="0"/>
+                <w:i w:val="0"/>
+                <w:sz w:val="18"/>
+              </w:rPr>
+              <w:t>Not cultivable → armadillos; slowest growing; globi; skin macrophages and Schwann cells. Transmission not fully verified; armadillos possible.</w:t>
+            </w:r>
+          </w:p>
+        </w:tc>
+      </w:tr>
+      <w:tr>
+        <w:tc>
+          <w:tcPr>
+            <w:tcW w:type="dxa" w:w="5112"/>
+            <w:shd w:val="clear" w:color="auto" w:fill="F1EEEF"/>
+          </w:tcPr>
+          <w:p>
+            <w:pPr>
+              <w:spacing w:after="40"/>
+            </w:pPr>
+            <w:r>
+              <w:rPr>
+                <w:b/>
+                <w:sz w:val="18"/>
+              </w:rPr>
+            </w:r>
+            <w:r>
+              <w:rPr>
+                <w:b/>
+                <w:i w:val="0"/>
+                <w:sz w:val="18"/>
+              </w:rPr>
+              <w:t>Two forms</w:t>
+            </w:r>
+          </w:p>
+        </w:tc>
+        <w:tc>
+          <w:tcPr>
+            <w:tcW w:type="dxa" w:w="5112"/>
+          </w:tcPr>
+          <w:p>
+            <w:pPr>
+              <w:spacing w:after="40"/>
+            </w:pPr>
+            <w:r>
+              <w:rPr>
+                <w:sz w:val="18"/>
+              </w:rPr>
+            </w:r>
+            <w:r>
+              <w:rPr>
+                <w:b w:val="0"/>
+                <w:i w:val="0"/>
+                <w:sz w:val="18"/>
+              </w:rPr>
+              <w:t>TUBERCULOID (T helper 1): shallow lesions, local pain loss. LEPROMATOUS (T helper 2): nodular, disseminated, T cells barely respond; treated far longer.</w:t>
+            </w:r>
+          </w:p>
+        </w:tc>
+      </w:tr>
+      <w:tr>
+        <w:tc>
+          <w:tcPr>
+            <w:tcW w:type="dxa" w:w="5112"/>
+            <w:shd w:val="clear" w:color="auto" w:fill="F1EEEF"/>
+          </w:tcPr>
+          <w:p>
+            <w:pPr>
+              <w:spacing w:after="40"/>
+            </w:pPr>
+            <w:r>
+              <w:rPr>
+                <w:b/>
+                <w:sz w:val="18"/>
+              </w:rPr>
+            </w:r>
+            <w:r>
+              <w:rPr>
+                <w:b/>
+                <w:i w:val="0"/>
+                <w:sz w:val="18"/>
+              </w:rPr>
+              <w:t>Leprosy diagnosis</w:t>
+            </w:r>
+          </w:p>
+        </w:tc>
+        <w:tc>
+          <w:tcPr>
+            <w:tcW w:type="dxa" w:w="5112"/>
+          </w:tcPr>
+          <w:p>
+            <w:pPr>
+              <w:spacing w:after="40"/>
+            </w:pPr>
+            <w:r>
+              <w:rPr>
+                <w:sz w:val="18"/>
+              </w:rPr>
+            </w:r>
+            <w:r>
+              <w:rPr>
+                <w:b w:val="0"/>
+                <w:i w:val="0"/>
+                <w:sz w:val="18"/>
+              </w:rPr>
+              <w:t>Numbness, lost heat and cold sense, thick earlobes, stuffy nose; acid-fast bacilli in lesions; feather test.</w:t>
+            </w:r>
+          </w:p>
+        </w:tc>
+      </w:tr>
+    </w:tbl>
+    <w:p>
+      <w:pPr>
+        <w:spacing w:after="80"/>
+      </w:pPr>
+    </w:p>
+    <w:p>
+      <w:pPr>
+        <w:pStyle w:val="Heading1"/>
+        <w:spacing w:before="280" w:after="100"/>
+      </w:pPr>
+      <w:r>
+        <w:rPr>
+          <w:rFonts w:ascii="Georgia" w:hAnsi="Georgia"/>
+          <w:color w:val="17494B"/>
+        </w:rPr>
+        <w:t>L10 · Actinomyces, Nocardia &amp; Transmission</w:t>
+      </w:r>
+    </w:p>
+    <w:tbl>
+      <w:tblPr>
+        <w:tblStyle w:val="TableGrid"/>
+        <w:tblW w:type="auto" w:w="0"/>
+        <w:jc w:val="center"/>
+        <w:tblLook w:firstColumn="1" w:firstRow="1" w:lastColumn="0" w:lastRow="0" w:noHBand="0" w:noVBand="1" w:val="04A0"/>
+        <w:tblBorders>
+          <w:top w:val="single" w:sz="4" w:space="0" w:color="D8D2D4"/>
+          <w:left w:val="single" w:sz="4" w:space="0" w:color="D8D2D4"/>
+          <w:bottom w:val="single" w:sz="4" w:space="0" w:color="D8D2D4"/>
+          <w:right w:val="single" w:sz="4" w:space="0" w:color="D8D2D4"/>
+          <w:insideH w:val="single" w:sz="4" w:space="0" w:color="D8D2D4"/>
+          <w:insideV w:val="single" w:sz="4" w:space="0" w:color="D8D2D4"/>
+        </w:tblBorders>
+      </w:tblPr>
+      <w:tblGrid>
+        <w:gridCol w:w="5112"/>
+        <w:gridCol w:w="5112"/>
+      </w:tblGrid>
+      <w:tr>
+        <w:tc>
+          <w:tcPr>
+            <w:tcW w:type="dxa" w:w="5112"/>
+            <w:shd w:val="clear" w:color="auto" w:fill="17494B"/>
+          </w:tcPr>
+          <w:p>
+            <w:pPr>
+              <w:spacing w:after="40"/>
+            </w:pPr>
+            <w:r>
+              <w:rPr>
+                <w:b/>
+                <w:color w:val="FFFFFF"/>
+                <w:sz w:val="18"/>
+              </w:rPr>
+            </w:r>
+            <w:r>
+              <w:rPr>
+                <w:b/>
+                <w:i w:val="0"/>
+                <w:color w:val="FFFFFF"/>
+                <w:sz w:val="18"/>
+              </w:rPr>
+              <w:t>Term</w:t>
+            </w:r>
+          </w:p>
+        </w:tc>
+        <w:tc>
+          <w:tcPr>
+            <w:tcW w:type="dxa" w:w="5112"/>
+            <w:shd w:val="clear" w:color="auto" w:fill="17494B"/>
+          </w:tcPr>
+          <w:p>
+            <w:pPr>
+              <w:spacing w:after="40"/>
+            </w:pPr>
+            <w:r>
+              <w:rPr>
+                <w:b/>
+                <w:color w:val="FFFFFF"/>
+                <w:sz w:val="18"/>
+              </w:rPr>
+            </w:r>
+            <w:r>
+              <w:rPr>
+                <w:b/>
+                <w:i w:val="0"/>
+                <w:color w:val="FFFFFF"/>
+                <w:sz w:val="18"/>
+              </w:rPr>
+              <w:t>What you need to know</w:t>
+            </w:r>
+          </w:p>
+        </w:tc>
+      </w:tr>
+      <w:tr>
+        <w:tc>
+          <w:tcPr>
+            <w:tcW w:type="dxa" w:w="5112"/>
+            <w:shd w:val="clear" w:color="auto" w:fill="F1EEEF"/>
+          </w:tcPr>
+          <w:p>
+            <w:pPr>
+              <w:spacing w:after="40"/>
+            </w:pPr>
+            <w:r>
+              <w:rPr>
+                <w:b/>
+                <w:sz w:val="18"/>
+              </w:rPr>
+            </w:r>
+            <w:r>
+              <w:rPr>
+                <w:b/>
+                <w:i w:val="0"/>
+                <w:sz w:val="18"/>
+              </w:rPr>
+              <w:t>Filamentous bacilli</w:t>
+            </w:r>
+          </w:p>
+        </w:tc>
+        <w:tc>
+          <w:tcPr>
+            <w:tcW w:type="dxa" w:w="5112"/>
+          </w:tcPr>
+          <w:p>
+            <w:pPr>
+              <w:spacing w:after="40"/>
+            </w:pPr>
+            <w:r>
+              <w:rPr>
+                <w:sz w:val="18"/>
+              </w:rPr>
+            </w:r>
+            <w:r>
+              <w:rPr>
+                <w:b w:val="0"/>
+                <w:i w:val="0"/>
+                <w:sz w:val="18"/>
+              </w:rPr>
+              <w:t>Actinomyces and Nocardia: nonmotile, filamentous, related to mycobacteria.</w:t>
+            </w:r>
+          </w:p>
+        </w:tc>
+      </w:tr>
+      <w:tr>
+        <w:tc>
+          <w:tcPr>
+            <w:tcW w:type="dxa" w:w="5112"/>
+            <w:shd w:val="clear" w:color="auto" w:fill="F1EEEF"/>
+          </w:tcPr>
+          <w:p>
+            <w:pPr>
+              <w:spacing w:after="40"/>
+            </w:pPr>
+            <w:r>
+              <w:rPr>
+                <w:b/>
+                <w:sz w:val="18"/>
+              </w:rPr>
+            </w:r>
+            <w:r>
+              <w:rPr>
+                <w:b/>
+                <w:i w:val="0"/>
+                <w:sz w:val="18"/>
+              </w:rPr>
+              <w:t>★ A. israelii</w:t>
+            </w:r>
+          </w:p>
+        </w:tc>
+        <w:tc>
+          <w:tcPr>
+            <w:tcW w:type="dxa" w:w="5112"/>
+          </w:tcPr>
+          <w:p>
+            <w:pPr>
+              <w:spacing w:after="40"/>
+            </w:pPr>
+            <w:r>
+              <w:rPr>
+                <w:sz w:val="18"/>
+              </w:rPr>
+            </w:r>
+            <w:r>
+              <w:rPr>
+                <w:b w:val="0"/>
+                <w:i w:val="0"/>
+                <w:sz w:val="18"/>
+              </w:rPr>
+              <w:t>Harmless mouth, gut, genital resident — disease only in DEEPER tissue. Cervicofacial ← oral infection · thoracic · abdominal ← burst appendix · uterine ← intrauterine device.</w:t>
+            </w:r>
+          </w:p>
+        </w:tc>
+      </w:tr>
+      <w:tr>
+        <w:tc>
+          <w:tcPr>
+            <w:tcW w:type="dxa" w:w="5112"/>
+            <w:shd w:val="clear" w:color="auto" w:fill="F1EEEF"/>
+          </w:tcPr>
+          <w:p>
+            <w:pPr>
+              <w:spacing w:after="40"/>
+            </w:pPr>
+            <w:r>
+              <w:rPr>
+                <w:b/>
+                <w:sz w:val="18"/>
+              </w:rPr>
+            </w:r>
+            <w:r>
+              <w:rPr>
+                <w:b/>
+                <w:i w:val="0"/>
+                <w:sz w:val="18"/>
+              </w:rPr>
+              <w:t>A. viscosus</w:t>
+            </w:r>
+          </w:p>
+        </w:tc>
+        <w:tc>
+          <w:tcPr>
+            <w:tcW w:type="dxa" w:w="5112"/>
+          </w:tcPr>
+          <w:p>
+            <w:pPr>
+              <w:spacing w:after="40"/>
+            </w:pPr>
+            <w:r>
+              <w:rPr>
+                <w:sz w:val="18"/>
+              </w:rPr>
+            </w:r>
+            <w:r>
+              <w:rPr>
+                <w:b w:val="0"/>
+                <w:i w:val="0"/>
+                <w:sz w:val="18"/>
+              </w:rPr>
+              <w:t>Dental caries; some endocarditis.</w:t>
+            </w:r>
+          </w:p>
+        </w:tc>
+      </w:tr>
+      <w:tr>
+        <w:tc>
+          <w:tcPr>
+            <w:tcW w:type="dxa" w:w="5112"/>
+            <w:shd w:val="clear" w:color="auto" w:fill="F1EEEF"/>
+          </w:tcPr>
+          <w:p>
+            <w:pPr>
+              <w:spacing w:after="40"/>
+            </w:pPr>
+            <w:r>
+              <w:rPr>
+                <w:b/>
+                <w:sz w:val="18"/>
+              </w:rPr>
+            </w:r>
+            <w:r>
+              <w:rPr>
+                <w:b/>
+                <w:i w:val="0"/>
+                <w:sz w:val="18"/>
+              </w:rPr>
+              <w:t>Nocardia</w:t>
+            </w:r>
+          </w:p>
+        </w:tc>
+        <w:tc>
+          <w:tcPr>
+            <w:tcW w:type="dxa" w:w="5112"/>
+          </w:tcPr>
+          <w:p>
+            <w:pPr>
+              <w:spacing w:after="40"/>
+            </w:pPr>
+            <w:r>
+              <w:rPr>
+                <w:sz w:val="18"/>
+              </w:rPr>
+            </w:r>
+            <w:r>
+              <w:rPr>
+                <w:b w:val="0"/>
+                <w:i w:val="0"/>
+                <w:sz w:val="18"/>
+              </w:rPr>
+              <w:t>Pulmonary disease like tuberculosis (can cross the chest wall to brain, kidneys); mycetoma = deep granulomatous inflammation.</w:t>
+            </w:r>
+          </w:p>
+        </w:tc>
+      </w:tr>
+      <w:tr>
+        <w:tc>
+          <w:tcPr>
+            <w:tcW w:type="dxa" w:w="5112"/>
+            <w:shd w:val="clear" w:color="auto" w:fill="F1EEEF"/>
+          </w:tcPr>
+          <w:p>
+            <w:pPr>
+              <w:spacing w:after="40"/>
+            </w:pPr>
+            <w:r>
+              <w:rPr>
+                <w:b/>
+                <w:sz w:val="18"/>
+              </w:rPr>
+            </w:r>
+            <w:r>
+              <w:rPr>
+                <w:b/>
+                <w:i w:val="0"/>
+                <w:sz w:val="18"/>
+              </w:rPr>
+              <w:t>Objective 2 at a glance</w:t>
+            </w:r>
+          </w:p>
+        </w:tc>
+        <w:tc>
+          <w:tcPr>
+            <w:tcW w:type="dxa" w:w="5112"/>
+          </w:tcPr>
+          <w:p>
+            <w:pPr>
+              <w:spacing w:after="40"/>
+            </w:pPr>
+            <w:r>
+              <w:rPr>
+                <w:sz w:val="18"/>
+              </w:rPr>
+            </w:r>
+            <w:r>
+              <w:rPr>
+                <w:b w:val="0"/>
+                <w:i w:val="0"/>
+                <w:sz w:val="18"/>
+              </w:rPr>
+              <w:t>Cut, inhaled, eaten, injected spores (anthrax) · food (B. cereus, Listeria, botulism) · deep wounds (perfringens, tetanus) · own flora after antibiotics (C. difficile) · droplets (diphtheria, tuberculosis) · armadillos? (leprosy) · deeper tissue (Actinomyces).</w:t>
             </w:r>
           </w:p>
         </w:tc>

--- a/Microbiology Exam 2/micro-exam-2-cram-sheet.docx
+++ b/Microbiology Exam 2/micro-exam-2-cram-sheet.docx
@@ -918,7 +918,7 @@
                 <w:i w:val="0"/>
                 <w:sz w:val="18"/>
               </w:rPr>
-              <w:t>Helminths give the allergic profile without allergy: nonspecific immunoglobulin E crowds Fc receptors and regulatory T cells suppress. Remove the worms and the immune system is underused and poorly regulated.</w:t>
+              <w:t>Helminths give the allergic profile with less allergic disease, for two proposed reasons: nonspecific immunoglobulin E crowds Fc receptors and regulatory T cells suppress. Remove the worms (sanitation, treatment) and the idea is that the immune system is underused and poorly regulated.</w:t>
             </w:r>
           </w:p>
         </w:tc>
@@ -1362,7 +1362,7 @@
                 <w:i w:val="0"/>
                 <w:sz w:val="18"/>
               </w:rPr>
-              <w:t>Allergy or infection? Skin prick/intradermal (wheal and flare) · blood: specific immunoglobulin E, basophils · supervised food challenge · PATCH test = contact dermatitis (type IV).</w:t>
+              <w:t>Allergy or infection? Skin prick/intradermal (wheal and flare) · blood: specific immunoglobulin E (a raised basophil count is not a reliable allergy marker) · supervised food challenge · PATCH test = contact dermatitis (type IV).</w:t>
             </w:r>
           </w:p>
         </w:tc>
@@ -1412,7 +1412,7 @@
                 <w:i w:val="0"/>
                 <w:sz w:val="18"/>
               </w:rPr>
-              <w:t>Corticosteroids ↓ immunoglobulin E via lymphocytes · cromolyn blocks degranulation · montelukast blocks leukotriene synthesis · omalizumab = anti-immunoglobulin E antibody · antihistamines block receptors.</w:t>
+              <w:t>Corticosteroids ↓ immunoglobulin E via lymphocytes · cromolyn blocks degranulation · montelukast blocks leukotriene action (receptor blocker) · omalizumab = anti-immunoglobulin E antibody · antihistamines block receptors.</w:t>
             </w:r>
           </w:p>
         </w:tc>
@@ -3038,7 +3038,7 @@
                 <w:i w:val="0"/>
                 <w:sz w:val="18"/>
               </w:rPr>
-              <w:t>Shed the natural killer stress ligand · secrete transforming growth factor beta → regulatory T cells (+ interleukin 10). More regulatory T cells = WORSE prognosis.</w:t>
+              <w:t>Shed the natural killer stress ligand · secrete transforming growth factor beta → regulatory T cells (+ interleukin 10). In many cancers, more regulatory T cells = WORSE prognosis.</w:t>
             </w:r>
           </w:p>
         </w:tc>
@@ -3138,7 +3138,7 @@
                 <w:i w:val="0"/>
                 <w:sz w:val="18"/>
               </w:rPr>
-              <w:t>Patient's cells engineered and returned. CAR-T (chimeric antigen receptor T cells) APPROVED for blood cancers; tumor infiltrating lymphocytes in development; chimeric antigen receptor natural killer cells in trials.</w:t>
+              <w:t>Patient's cells engineered and returned. CAR-T (chimeric antigen receptor T cells) APPROVED for blood cancers; tumor infiltrating lymphocytes APPROVED for advanced melanoma (lifileucel, 2024) and studied in other solid tumors; chimeric antigen receptor natural killer cells in trials.</w:t>
             </w:r>
           </w:p>
         </w:tc>
@@ -3532,7 +3532,7 @@
                 <w:i w:val="0"/>
                 <w:sz w:val="18"/>
               </w:rPr>
-              <w:t>Antigen-antibody specificity; culture optional. Rapid strep 10–15 minutes, but you need a hypothesis first.</w:t>
+              <w:t>Antigen-antibody specificity; culture optional. Rapid strep 10–15 minutes, but you need a hypothesis first, and a negative rapid test can still miss infection.</w:t>
             </w:r>
           </w:p>
         </w:tc>
@@ -4026,7 +4026,7 @@
                 <w:i w:val="0"/>
                 <w:sz w:val="18"/>
               </w:rPr>
-              <w:t>Disk diffusion: WHICH drug and at WHAT dose; LARGER zone = more effective. Minimum inhibitory concentration strips give the concentration.</w:t>
+              <w:t>Disk diffusion: WHICH drugs the microbe is susceptible or resistant to; for one drug a LARGER zone = more susceptible (zones of different drugs cannot be ranked). Minimum inhibitory concentration strips give the concentration.</w:t>
             </w:r>
           </w:p>
         </w:tc>
@@ -4370,7 +4370,7 @@
                 <w:i w:val="0"/>
                 <w:sz w:val="18"/>
               </w:rPr>
-              <w:t>Southern = deoxyribonucleic acid (the man's name) · Northern = ribonucleic acid · WESTERN = PROTEIN, second test for human immunodeficiency virus · Eastern = other epitopes.</w:t>
+              <w:t>Southern = deoxyribonucleic acid (the man's name) · Northern = ribonucleic acid · WESTERN = PROTEIN, long the second test for human immunodeficiency virus (now replaced by a second immunoassay plus nucleic acid testing) · Eastern = other epitopes.</w:t>
             </w:r>
           </w:p>
         </w:tc>
@@ -5552,7 +5552,7 @@
                 <w:i w:val="0"/>
                 <w:sz w:val="18"/>
               </w:rPr>
-              <w:t>Hemolysins lyse red cells · LEUKOCIDIN lyses neutrophils and macrophages · ENTEROTOXIN = gut distress · EXFOLIATIVE separates epidermis from dermis · TSST (toxic shock syndrome toxin) = fever, vomiting, shock.</w:t>
+              <w:t>Hemolysins lyse red cells · LEUKOCIDIN lyses neutrophils and macrophages · ENTEROTOXIN = gut distress · EXFOLIATIVE splits the upper epidermis · TSST (toxic shock syndrome toxin) = fever, vomiting, shock.</w:t>
             </w:r>
           </w:p>
         </w:tc>
@@ -5702,7 +5702,7 @@
                 <w:i w:val="0"/>
                 <w:sz w:val="18"/>
               </w:rPr>
-              <w:t>95% make penicillinase. Methicillin-resistant strains: multiple resistance, now COMMUNITY acquired too; some resist all but VANCOMYCIN. Abscess = surgical drainage. Universal precautions; don't share towels, razors.</w:t>
+              <w:t>95% make penicillinase. Methicillin-resistant strains: multiple resistance, now COMMUNITY acquired too; older teaching says some resist all but VANCOMYCIN, but vancomycin and several newer drugs still work against most strains. Abscess = surgical drainage. Universal precautions; don't share towels, razors.</w:t>
             </w:r>
           </w:p>
         </w:tc>
@@ -5946,7 +5946,7 @@
                 <w:i w:val="0"/>
                 <w:sz w:val="18"/>
               </w:rPr>
-              <w:t>C-carbohydrate vs lysozyme · fimbriae adhere · M-PROTEIN vs phagocytosis · hyaluronic acid capsule = no immune response · C5a protease blocks complement · streptolysins O, S = hemolysins · erythrogenic toxin = fever + rash · superantigens · streptokinase digests fibrin.</w:t>
+              <w:t>C-carbohydrate vs lysozyme · fimbriae adhere · M-PROTEIN vs phagocytosis · hyaluronic acid capsule = little immune response (looks like the body's own) · C5a protease blocks complement · streptolysins O, S = hemolysins · erythrogenic toxin = fever + rash · superantigens · streptokinase digests fibrin.</w:t>
             </w:r>
           </w:p>
         </w:tc>
@@ -7034,7 +7034,7 @@
                 <w:i w:val="0"/>
                 <w:sz w:val="18"/>
               </w:rPr>
-              <w:t>Culture slow → rapid capsular polysaccharide tests. Intravenous penicillin G or cephalosporin; prophylaxis for CLOSE CONTACTS; vaccine = purified capsular antigens.</w:t>
+              <w:t>Culture slow → rapid capsular polysaccharide tests. Intravenous penicillin G or cephalosporin; prophylaxis for CLOSE CONTACTS (medical personnel only after direct exposure to secretions); vaccine = purified capsular antigens.</w:t>
             </w:r>
           </w:p>
         </w:tc>
@@ -8610,7 +8610,7 @@
                 <w:i w:val="0"/>
                 <w:sz w:val="18"/>
               </w:rPr>
-              <w:t>Puncture wounds, umbilical stump (neonates). Tetanospasmin blocks gamma-aminobutyric acid and glycine → UNCONTROLLED contraction; death by respiratory paralysis. Shorter incubation = worse.</w:t>
+              <w:t>Puncture wounds, umbilical stump (neonates). Tetanospasmin blocks gamma-aminobutyric acid and glycine → UNCONTROLLED contraction; death by respiratory failure (spasm of the breathing muscles and larynx). Shorter incubation = worse.</w:t>
             </w:r>
           </w:p>
         </w:tc>

--- a/Microbiology Exam 2/micro-exam-2-cram-sheet.docx
+++ b/Microbiology Exam 2/micro-exam-2-cram-sheet.docx
@@ -62,7 +62,7 @@
           <w:b w:val="0"/>
           <w:i w:val="0"/>
         </w:rPr>
-        <w:t>Lectures 7–10 so far — Disorders in Immunity, Diagnosing Infections, Cocci of Medical Importance and Gram-Positive Bacilli. ★ = emphasized in the lecture recording. Exam 2 (Lectures 7–13) is Friday 23 October 2026.</w:t>
+        <w:t>Lectures 7–11 so far — Disorders in Immunity, Diagnosing Infections, Cocci of Medical Importance, Gram-Positive Bacilli and Novel Antimicrobial Therapy. ★ = emphasized in the lecture recording. Exam 2 (Lectures 7–13) is Friday 23 October 2026.</w:t>
       </w:r>
     </w:p>
     <w:tbl>
@@ -10437,6 +10437,1870 @@
                 <w:sz w:val="18"/>
               </w:rPr>
               <w:t>Cut, inhaled, eaten, injected spores (anthrax) · food (B. cereus, Listeria, botulism) · deep wounds (perfringens, tetanus) · own flora after antibiotics (C. difficile) · droplets (diphtheria, tuberculosis) · armadillos? (leprosy) · deeper tissue (Actinomyces).</w:t>
+            </w:r>
+          </w:p>
+        </w:tc>
+      </w:tr>
+    </w:tbl>
+    <w:p>
+      <w:pPr>
+        <w:spacing w:after="80"/>
+      </w:pPr>
+    </w:p>
+    <w:p>
+      <w:pPr>
+        <w:pStyle w:val="Heading1"/>
+        <w:spacing w:before="280" w:after="100"/>
+      </w:pPr>
+      <w:r>
+        <w:rPr>
+          <w:rFonts w:ascii="Georgia" w:hAnsi="Georgia"/>
+          <w:color w:val="17494B"/>
+        </w:rPr>
+        <w:t>L11 · What the Lecturer Flagged</w:t>
+      </w:r>
+    </w:p>
+    <w:tbl>
+      <w:tblPr>
+        <w:tblStyle w:val="TableGrid"/>
+        <w:tblW w:type="auto" w:w="0"/>
+        <w:jc w:val="center"/>
+        <w:tblLook w:firstColumn="1" w:firstRow="1" w:lastColumn="0" w:lastRow="0" w:noHBand="0" w:noVBand="1" w:val="04A0"/>
+        <w:tblBorders>
+          <w:top w:val="single" w:sz="4" w:space="0" w:color="D8D2D4"/>
+          <w:left w:val="single" w:sz="4" w:space="0" w:color="D8D2D4"/>
+          <w:bottom w:val="single" w:sz="4" w:space="0" w:color="D8D2D4"/>
+          <w:right w:val="single" w:sz="4" w:space="0" w:color="D8D2D4"/>
+          <w:insideH w:val="single" w:sz="4" w:space="0" w:color="D8D2D4"/>
+          <w:insideV w:val="single" w:sz="4" w:space="0" w:color="D8D2D4"/>
+        </w:tblBorders>
+      </w:tblPr>
+      <w:tblGrid>
+        <w:gridCol w:w="5112"/>
+        <w:gridCol w:w="5112"/>
+      </w:tblGrid>
+      <w:tr>
+        <w:tc>
+          <w:tcPr>
+            <w:tcW w:type="dxa" w:w="5112"/>
+            <w:shd w:val="clear" w:color="auto" w:fill="17494B"/>
+          </w:tcPr>
+          <w:p>
+            <w:pPr>
+              <w:spacing w:after="40"/>
+            </w:pPr>
+            <w:r>
+              <w:rPr>
+                <w:b/>
+                <w:color w:val="FFFFFF"/>
+                <w:sz w:val="18"/>
+              </w:rPr>
+            </w:r>
+            <w:r>
+              <w:rPr>
+                <w:b/>
+                <w:i w:val="0"/>
+                <w:color w:val="FFFFFF"/>
+                <w:sz w:val="18"/>
+              </w:rPr>
+              <w:t>Term</w:t>
+            </w:r>
+          </w:p>
+        </w:tc>
+        <w:tc>
+          <w:tcPr>
+            <w:tcW w:type="dxa" w:w="5112"/>
+            <w:shd w:val="clear" w:color="auto" w:fill="17494B"/>
+          </w:tcPr>
+          <w:p>
+            <w:pPr>
+              <w:spacing w:after="40"/>
+            </w:pPr>
+            <w:r>
+              <w:rPr>
+                <w:b/>
+                <w:color w:val="FFFFFF"/>
+                <w:sz w:val="18"/>
+              </w:rPr>
+            </w:r>
+            <w:r>
+              <w:rPr>
+                <w:b/>
+                <w:i w:val="0"/>
+                <w:color w:val="FFFFFF"/>
+                <w:sz w:val="18"/>
+              </w:rPr>
+              <w:t>What you need to know</w:t>
+            </w:r>
+          </w:p>
+        </w:tc>
+      </w:tr>
+      <w:tr>
+        <w:tc>
+          <w:tcPr>
+            <w:tcW w:type="dxa" w:w="5112"/>
+            <w:shd w:val="clear" w:color="auto" w:fill="F1EEEF"/>
+          </w:tcPr>
+          <w:p>
+            <w:pPr>
+              <w:spacing w:after="40"/>
+            </w:pPr>
+            <w:r>
+              <w:rPr>
+                <w:b/>
+                <w:sz w:val="18"/>
+              </w:rPr>
+            </w:r>
+            <w:r>
+              <w:rPr>
+                <w:b/>
+                <w:i w:val="0"/>
+                <w:sz w:val="18"/>
+              </w:rPr>
+              <w:t>★ Not to memorize</w:t>
+            </w:r>
+          </w:p>
+        </w:tc>
+        <w:tc>
+          <w:tcPr>
+            <w:tcW w:type="dxa" w:w="5112"/>
+          </w:tcPr>
+          <w:p>
+            <w:pPr>
+              <w:spacing w:after="40"/>
+            </w:pPr>
+            <w:r>
+              <w:rPr>
+                <w:sz w:val="18"/>
+              </w:rPr>
+            </w:r>
+            <w:r>
+              <w:rPr>
+                <w:b w:val="0"/>
+                <w:i w:val="0"/>
+                <w:sz w:val="18"/>
+              </w:rPr>
+              <w:t>Dates (“Don't worry about dates”): slide 8's discovery/use/resistance years, phage-therapy decades, centuries of fecal therapy · vancomycin's mechanism (“don't worry about this”) · the parasitic-worm aside and the garden photos · success percentages.</w:t>
+            </w:r>
+          </w:p>
+        </w:tc>
+      </w:tr>
+      <w:tr>
+        <w:tc>
+          <w:tcPr>
+            <w:tcW w:type="dxa" w:w="5112"/>
+            <w:shd w:val="clear" w:color="auto" w:fill="F1EEEF"/>
+          </w:tcPr>
+          <w:p>
+            <w:pPr>
+              <w:spacing w:after="40"/>
+            </w:pPr>
+            <w:r>
+              <w:rPr>
+                <w:b/>
+                <w:sz w:val="18"/>
+              </w:rPr>
+            </w:r>
+            <w:r>
+              <w:rPr>
+                <w:b/>
+                <w:i w:val="0"/>
+                <w:sz w:val="18"/>
+              </w:rPr>
+              <w:t>★ Phages, two properties</w:t>
+            </w:r>
+          </w:p>
+        </w:tc>
+        <w:tc>
+          <w:tcPr>
+            <w:tcW w:type="dxa" w:w="5112"/>
+          </w:tcPr>
+          <w:p>
+            <w:pPr>
+              <w:spacing w:after="40"/>
+            </w:pPr>
+            <w:r>
+              <w:rPr>
+                <w:sz w:val="18"/>
+              </w:rPr>
+            </w:r>
+            <w:r>
+              <w:rPr>
+                <w:b w:val="0"/>
+                <w:i w:val="0"/>
+                <w:sz w:val="18"/>
+              </w:rPr>
+              <w:t>VERY specific to their host bacterium · DIE OFF once that host is gone.</w:t>
+            </w:r>
+          </w:p>
+        </w:tc>
+      </w:tr>
+      <w:tr>
+        <w:tc>
+          <w:tcPr>
+            <w:tcW w:type="dxa" w:w="5112"/>
+            <w:shd w:val="clear" w:color="auto" w:fill="F1EEEF"/>
+          </w:tcPr>
+          <w:p>
+            <w:pPr>
+              <w:spacing w:after="40"/>
+            </w:pPr>
+            <w:r>
+              <w:rPr>
+                <w:b/>
+                <w:sz w:val="18"/>
+              </w:rPr>
+            </w:r>
+            <w:r>
+              <w:rPr>
+                <w:b/>
+                <w:i w:val="0"/>
+                <w:sz w:val="18"/>
+              </w:rPr>
+              <w:t>★ Diagnosis first</w:t>
+            </w:r>
+          </w:p>
+        </w:tc>
+        <w:tc>
+          <w:tcPr>
+            <w:tcW w:type="dxa" w:w="5112"/>
+          </w:tcPr>
+          <w:p>
+            <w:pPr>
+              <w:spacing w:after="40"/>
+            </w:pPr>
+            <w:r>
+              <w:rPr>
+                <w:sz w:val="18"/>
+              </w:rPr>
+            </w:r>
+            <w:r>
+              <w:rPr>
+                <w:b w:val="0"/>
+                <w:i w:val="0"/>
+                <w:sz w:val="18"/>
+              </w:rPr>
+              <w:t>Phage therapy needs the causative agent identified — slow or fastidious growers (Mycobacterium, Legionella) make that time-consuming.</w:t>
+            </w:r>
+          </w:p>
+        </w:tc>
+      </w:tr>
+      <w:tr>
+        <w:tc>
+          <w:tcPr>
+            <w:tcW w:type="dxa" w:w="5112"/>
+            <w:shd w:val="clear" w:color="auto" w:fill="F1EEEF"/>
+          </w:tcPr>
+          <w:p>
+            <w:pPr>
+              <w:spacing w:after="40"/>
+            </w:pPr>
+            <w:r>
+              <w:rPr>
+                <w:b/>
+                <w:sz w:val="18"/>
+              </w:rPr>
+            </w:r>
+            <w:r>
+              <w:rPr>
+                <w:b/>
+                <w:i w:val="0"/>
+                <w:sz w:val="18"/>
+              </w:rPr>
+              <w:t>★ Fecal transplant</w:t>
+            </w:r>
+          </w:p>
+        </w:tc>
+        <w:tc>
+          <w:tcPr>
+            <w:tcW w:type="dxa" w:w="5112"/>
+          </w:tcPr>
+          <w:p>
+            <w:pPr>
+              <w:spacing w:after="40"/>
+            </w:pPr>
+            <w:r>
+              <w:rPr>
+                <w:sz w:val="18"/>
+              </w:rPr>
+            </w:r>
+            <w:r>
+              <w:rPr>
+                <w:b w:val="0"/>
+                <w:i w:val="0"/>
+                <w:sz w:val="18"/>
+              </w:rPr>
+              <w:t>Researched for (recurrent) Clostridioides difficile — her class study gave it by nasogastric tube vs colonoscopy.</w:t>
+            </w:r>
+          </w:p>
+        </w:tc>
+      </w:tr>
+    </w:tbl>
+    <w:p>
+      <w:pPr>
+        <w:spacing w:after="80"/>
+      </w:pPr>
+    </w:p>
+    <w:p>
+      <w:pPr>
+        <w:pStyle w:val="Heading1"/>
+        <w:spacing w:before="280" w:after="100"/>
+      </w:pPr>
+      <w:r>
+        <w:rPr>
+          <w:rFonts w:ascii="Georgia" w:hAnsi="Georgia"/>
+          <w:color w:val="17494B"/>
+        </w:rPr>
+        <w:t>L11 · Resistance &amp; Stewardship</w:t>
+      </w:r>
+    </w:p>
+    <w:tbl>
+      <w:tblPr>
+        <w:tblStyle w:val="TableGrid"/>
+        <w:tblW w:type="auto" w:w="0"/>
+        <w:jc w:val="center"/>
+        <w:tblLook w:firstColumn="1" w:firstRow="1" w:lastColumn="0" w:lastRow="0" w:noHBand="0" w:noVBand="1" w:val="04A0"/>
+        <w:tblBorders>
+          <w:top w:val="single" w:sz="4" w:space="0" w:color="D8D2D4"/>
+          <w:left w:val="single" w:sz="4" w:space="0" w:color="D8D2D4"/>
+          <w:bottom w:val="single" w:sz="4" w:space="0" w:color="D8D2D4"/>
+          <w:right w:val="single" w:sz="4" w:space="0" w:color="D8D2D4"/>
+          <w:insideH w:val="single" w:sz="4" w:space="0" w:color="D8D2D4"/>
+          <w:insideV w:val="single" w:sz="4" w:space="0" w:color="D8D2D4"/>
+        </w:tblBorders>
+      </w:tblPr>
+      <w:tblGrid>
+        <w:gridCol w:w="5112"/>
+        <w:gridCol w:w="5112"/>
+      </w:tblGrid>
+      <w:tr>
+        <w:tc>
+          <w:tcPr>
+            <w:tcW w:type="dxa" w:w="5112"/>
+            <w:shd w:val="clear" w:color="auto" w:fill="17494B"/>
+          </w:tcPr>
+          <w:p>
+            <w:pPr>
+              <w:spacing w:after="40"/>
+            </w:pPr>
+            <w:r>
+              <w:rPr>
+                <w:b/>
+                <w:color w:val="FFFFFF"/>
+                <w:sz w:val="18"/>
+              </w:rPr>
+            </w:r>
+            <w:r>
+              <w:rPr>
+                <w:b/>
+                <w:i w:val="0"/>
+                <w:color w:val="FFFFFF"/>
+                <w:sz w:val="18"/>
+              </w:rPr>
+              <w:t>Term</w:t>
+            </w:r>
+          </w:p>
+        </w:tc>
+        <w:tc>
+          <w:tcPr>
+            <w:tcW w:type="dxa" w:w="5112"/>
+            <w:shd w:val="clear" w:color="auto" w:fill="17494B"/>
+          </w:tcPr>
+          <w:p>
+            <w:pPr>
+              <w:spacing w:after="40"/>
+            </w:pPr>
+            <w:r>
+              <w:rPr>
+                <w:b/>
+                <w:color w:val="FFFFFF"/>
+                <w:sz w:val="18"/>
+              </w:rPr>
+            </w:r>
+            <w:r>
+              <w:rPr>
+                <w:b/>
+                <w:i w:val="0"/>
+                <w:color w:val="FFFFFF"/>
+                <w:sz w:val="18"/>
+              </w:rPr>
+              <w:t>What you need to know</w:t>
+            </w:r>
+          </w:p>
+        </w:tc>
+      </w:tr>
+      <w:tr>
+        <w:tc>
+          <w:tcPr>
+            <w:tcW w:type="dxa" w:w="5112"/>
+            <w:shd w:val="clear" w:color="auto" w:fill="F1EEEF"/>
+          </w:tcPr>
+          <w:p>
+            <w:pPr>
+              <w:spacing w:after="40"/>
+            </w:pPr>
+            <w:r>
+              <w:rPr>
+                <w:b/>
+                <w:sz w:val="18"/>
+              </w:rPr>
+            </w:r>
+            <w:r>
+              <w:rPr>
+                <w:b/>
+                <w:i w:val="0"/>
+                <w:sz w:val="18"/>
+              </w:rPr>
+              <w:t>Drivers of resistance</w:t>
+            </w:r>
+          </w:p>
+        </w:tc>
+        <w:tc>
+          <w:tcPr>
+            <w:tcW w:type="dxa" w:w="5112"/>
+          </w:tcPr>
+          <w:p>
+            <w:pPr>
+              <w:spacing w:after="40"/>
+            </w:pPr>
+            <w:r>
+              <w:rPr>
+                <w:sz w:val="18"/>
+              </w:rPr>
+            </w:r>
+            <w:r>
+              <w:rPr>
+                <w:b w:val="0"/>
+                <w:i w:val="0"/>
+                <w:sz w:val="18"/>
+              </w:rPr>
+              <w:t>Agricultural overuse (plants, animals) · inappropriate prescribing → STEWARDSHIP (clinician + patient education) · prophylaxis · patient NON-COMPLIANCE.</w:t>
+            </w:r>
+          </w:p>
+        </w:tc>
+      </w:tr>
+      <w:tr>
+        <w:tc>
+          <w:tcPr>
+            <w:tcW w:type="dxa" w:w="5112"/>
+            <w:shd w:val="clear" w:color="auto" w:fill="F1EEEF"/>
+          </w:tcPr>
+          <w:p>
+            <w:pPr>
+              <w:spacing w:after="40"/>
+            </w:pPr>
+            <w:r>
+              <w:rPr>
+                <w:b/>
+                <w:sz w:val="18"/>
+              </w:rPr>
+            </w:r>
+            <w:r>
+              <w:rPr>
+                <w:b/>
+                <w:i w:val="0"/>
+                <w:sz w:val="18"/>
+              </w:rPr>
+              <w:t>Resistance</w:t>
+            </w:r>
+          </w:p>
+        </w:tc>
+        <w:tc>
+          <w:tcPr>
+            <w:tcW w:type="dxa" w:w="5112"/>
+          </w:tcPr>
+          <w:p>
+            <w:pPr>
+              <w:spacing w:after="40"/>
+            </w:pPr>
+            <w:r>
+              <w:rPr>
+                <w:sz w:val="18"/>
+              </w:rPr>
+            </w:r>
+            <w:r>
+              <w:rPr>
+                <w:b w:val="0"/>
+                <w:i w:val="0"/>
+                <w:sz w:val="18"/>
+              </w:rPr>
+              <w:t>The antibiotic can no longer kill or control the bacteria — a property of the BUG, not a patient allergy.</w:t>
+            </w:r>
+          </w:p>
+        </w:tc>
+      </w:tr>
+      <w:tr>
+        <w:tc>
+          <w:tcPr>
+            <w:tcW w:type="dxa" w:w="5112"/>
+            <w:shd w:val="clear" w:color="auto" w:fill="F1EEEF"/>
+          </w:tcPr>
+          <w:p>
+            <w:pPr>
+              <w:spacing w:after="40"/>
+            </w:pPr>
+            <w:r>
+              <w:rPr>
+                <w:b/>
+                <w:sz w:val="18"/>
+              </w:rPr>
+            </w:r>
+            <w:r>
+              <w:rPr>
+                <w:b/>
+                <w:i w:val="0"/>
+                <w:sz w:val="18"/>
+              </w:rPr>
+              <w:t>Stewardship cycle</w:t>
+            </w:r>
+          </w:p>
+        </w:tc>
+        <w:tc>
+          <w:tcPr>
+            <w:tcW w:type="dxa" w:w="5112"/>
+          </w:tcPr>
+          <w:p>
+            <w:pPr>
+              <w:spacing w:after="40"/>
+            </w:pPr>
+            <w:r>
+              <w:rPr>
+                <w:sz w:val="18"/>
+              </w:rPr>
+            </w:r>
+            <w:r>
+              <w:rPr>
+                <w:b w:val="0"/>
+                <w:i w:val="0"/>
+                <w:sz w:val="18"/>
+              </w:rPr>
+              <w:t>DIAGNOSE bacterial disease → consider a NON-ANTIBIOTIC alternative → use antimicrobials JUDICIOUSLY when needed → RE-EVALUATE the need.</w:t>
+            </w:r>
+          </w:p>
+        </w:tc>
+      </w:tr>
+      <w:tr>
+        <w:tc>
+          <w:tcPr>
+            <w:tcW w:type="dxa" w:w="5112"/>
+            <w:shd w:val="clear" w:color="auto" w:fill="F1EEEF"/>
+          </w:tcPr>
+          <w:p>
+            <w:pPr>
+              <w:spacing w:after="40"/>
+            </w:pPr>
+            <w:r>
+              <w:rPr>
+                <w:b/>
+                <w:sz w:val="18"/>
+              </w:rPr>
+            </w:r>
+            <w:r>
+              <w:rPr>
+                <w:b/>
+                <w:i w:val="0"/>
+                <w:sz w:val="18"/>
+              </w:rPr>
+              <w:t>Six facts</w:t>
+            </w:r>
+          </w:p>
+        </w:tc>
+        <w:tc>
+          <w:tcPr>
+            <w:tcW w:type="dxa" w:w="5112"/>
+          </w:tcPr>
+          <w:p>
+            <w:pPr>
+              <w:spacing w:after="40"/>
+            </w:pPr>
+            <w:r>
+              <w:rPr>
+                <w:sz w:val="18"/>
+              </w:rPr>
+            </w:r>
+            <w:r>
+              <w:rPr>
+                <w:b w:val="0"/>
+                <w:i w:val="0"/>
+                <w:sz w:val="18"/>
+              </w:rPr>
+              <w:t>Life-saving · bacterial infections ONLY · some ear infections and MOST sore throats need none · green mucus ≠ antibiotic · every drug has risks (allergy, rash, diarrhea).</w:t>
+            </w:r>
+          </w:p>
+        </w:tc>
+      </w:tr>
+      <w:tr>
+        <w:tc>
+          <w:tcPr>
+            <w:tcW w:type="dxa" w:w="5112"/>
+            <w:shd w:val="clear" w:color="auto" w:fill="F1EEEF"/>
+          </w:tcPr>
+          <w:p>
+            <w:pPr>
+              <w:spacing w:after="40"/>
+            </w:pPr>
+            <w:r>
+              <w:rPr>
+                <w:b/>
+                <w:sz w:val="18"/>
+              </w:rPr>
+            </w:r>
+            <w:r>
+              <w:rPr>
+                <w:b/>
+                <w:i w:val="0"/>
+                <w:sz w:val="18"/>
+              </w:rPr>
+              <w:t>Resistance follows use</w:t>
+            </w:r>
+          </w:p>
+        </w:tc>
+        <w:tc>
+          <w:tcPr>
+            <w:tcW w:type="dxa" w:w="5112"/>
+          </w:tcPr>
+          <w:p>
+            <w:pPr>
+              <w:spacing w:after="40"/>
+            </w:pPr>
+            <w:r>
+              <w:rPr>
+                <w:sz w:val="18"/>
+              </w:rPr>
+            </w:r>
+            <w:r>
+              <w:rPr>
+                <w:b w:val="0"/>
+                <w:i w:val="0"/>
+                <w:sz w:val="18"/>
+              </w:rPr>
+              <w:t>Over 100 antibiotics on the market; penicillin, vancomycin, azithromycin each met resistance within years of widespread use.</w:t>
+            </w:r>
+          </w:p>
+        </w:tc>
+      </w:tr>
+      <w:tr>
+        <w:tc>
+          <w:tcPr>
+            <w:tcW w:type="dxa" w:w="5112"/>
+            <w:shd w:val="clear" w:color="auto" w:fill="F1EEEF"/>
+          </w:tcPr>
+          <w:p>
+            <w:pPr>
+              <w:spacing w:after="40"/>
+            </w:pPr>
+            <w:r>
+              <w:rPr>
+                <w:b/>
+                <w:sz w:val="18"/>
+              </w:rPr>
+            </w:r>
+            <w:r>
+              <w:rPr>
+                <w:b/>
+                <w:i w:val="0"/>
+                <w:sz w:val="18"/>
+              </w:rPr>
+              <w:t>Superbugs</w:t>
+            </w:r>
+          </w:p>
+        </w:tc>
+        <w:tc>
+          <w:tcPr>
+            <w:tcW w:type="dxa" w:w="5112"/>
+          </w:tcPr>
+          <w:p>
+            <w:pPr>
+              <w:spacing w:after="40"/>
+            </w:pPr>
+            <w:r>
+              <w:rPr>
+                <w:sz w:val="18"/>
+              </w:rPr>
+            </w:r>
+            <w:r>
+              <w:rPr>
+                <w:b w:val="0"/>
+                <w:i w:val="0"/>
+                <w:sz w:val="18"/>
+              </w:rPr>
+              <w:t>MRSA/MSSA · VRSA/VISA · toxigenic Escherichia coli · Clostridioides difficile · Neisseria gonorrhoeae · Mycobacterium tuberculosis · carbapenem-resistant Klebsiella · vancomycin-resistant Enterococcus · Pseudomonas. ESKAPE pathogens top the NOSOCOMIAL lists.</w:t>
+            </w:r>
+          </w:p>
+        </w:tc>
+      </w:tr>
+    </w:tbl>
+    <w:p>
+      <w:pPr>
+        <w:spacing w:after="80"/>
+      </w:pPr>
+    </w:p>
+    <w:p>
+      <w:pPr>
+        <w:pStyle w:val="Heading1"/>
+        <w:spacing w:before="280" w:after="100"/>
+      </w:pPr>
+      <w:r>
+        <w:rPr>
+          <w:rFonts w:ascii="Georgia" w:hAnsi="Georgia"/>
+          <w:color w:val="17494B"/>
+        </w:rPr>
+        <w:t>L11 · Choosing Antibiotics Today</w:t>
+      </w:r>
+    </w:p>
+    <w:tbl>
+      <w:tblPr>
+        <w:tblStyle w:val="TableGrid"/>
+        <w:tblW w:type="auto" w:w="0"/>
+        <w:jc w:val="center"/>
+        <w:tblLook w:firstColumn="1" w:firstRow="1" w:lastColumn="0" w:lastRow="0" w:noHBand="0" w:noVBand="1" w:val="04A0"/>
+        <w:tblBorders>
+          <w:top w:val="single" w:sz="4" w:space="0" w:color="D8D2D4"/>
+          <w:left w:val="single" w:sz="4" w:space="0" w:color="D8D2D4"/>
+          <w:bottom w:val="single" w:sz="4" w:space="0" w:color="D8D2D4"/>
+          <w:right w:val="single" w:sz="4" w:space="0" w:color="D8D2D4"/>
+          <w:insideH w:val="single" w:sz="4" w:space="0" w:color="D8D2D4"/>
+          <w:insideV w:val="single" w:sz="4" w:space="0" w:color="D8D2D4"/>
+        </w:tblBorders>
+      </w:tblPr>
+      <w:tblGrid>
+        <w:gridCol w:w="5112"/>
+        <w:gridCol w:w="5112"/>
+      </w:tblGrid>
+      <w:tr>
+        <w:tc>
+          <w:tcPr>
+            <w:tcW w:type="dxa" w:w="5112"/>
+            <w:shd w:val="clear" w:color="auto" w:fill="17494B"/>
+          </w:tcPr>
+          <w:p>
+            <w:pPr>
+              <w:spacing w:after="40"/>
+            </w:pPr>
+            <w:r>
+              <w:rPr>
+                <w:b/>
+                <w:color w:val="FFFFFF"/>
+                <w:sz w:val="18"/>
+              </w:rPr>
+            </w:r>
+            <w:r>
+              <w:rPr>
+                <w:b/>
+                <w:i w:val="0"/>
+                <w:color w:val="FFFFFF"/>
+                <w:sz w:val="18"/>
+              </w:rPr>
+              <w:t>Term</w:t>
+            </w:r>
+          </w:p>
+        </w:tc>
+        <w:tc>
+          <w:tcPr>
+            <w:tcW w:type="dxa" w:w="5112"/>
+            <w:shd w:val="clear" w:color="auto" w:fill="17494B"/>
+          </w:tcPr>
+          <w:p>
+            <w:pPr>
+              <w:spacing w:after="40"/>
+            </w:pPr>
+            <w:r>
+              <w:rPr>
+                <w:b/>
+                <w:color w:val="FFFFFF"/>
+                <w:sz w:val="18"/>
+              </w:rPr>
+            </w:r>
+            <w:r>
+              <w:rPr>
+                <w:b/>
+                <w:i w:val="0"/>
+                <w:color w:val="FFFFFF"/>
+                <w:sz w:val="18"/>
+              </w:rPr>
+              <w:t>What you need to know</w:t>
+            </w:r>
+          </w:p>
+        </w:tc>
+      </w:tr>
+      <w:tr>
+        <w:tc>
+          <w:tcPr>
+            <w:tcW w:type="dxa" w:w="5112"/>
+            <w:shd w:val="clear" w:color="auto" w:fill="F1EEEF"/>
+          </w:tcPr>
+          <w:p>
+            <w:pPr>
+              <w:spacing w:after="40"/>
+            </w:pPr>
+            <w:r>
+              <w:rPr>
+                <w:b/>
+                <w:sz w:val="18"/>
+              </w:rPr>
+            </w:r>
+            <w:r>
+              <w:rPr>
+                <w:b/>
+                <w:i w:val="0"/>
+                <w:sz w:val="18"/>
+              </w:rPr>
+              <w:t>Disk diffusion (Kirby-Bauer)</w:t>
+            </w:r>
+          </w:p>
+        </w:tc>
+        <w:tc>
+          <w:tcPr>
+            <w:tcW w:type="dxa" w:w="5112"/>
+          </w:tcPr>
+          <w:p>
+            <w:pPr>
+              <w:spacing w:after="40"/>
+            </w:pPr>
+            <w:r>
+              <w:rPr>
+                <w:sz w:val="18"/>
+              </w:rPr>
+            </w:r>
+            <w:r>
+              <w:rPr>
+                <w:b w:val="0"/>
+                <w:i w:val="0"/>
+                <w:sz w:val="18"/>
+              </w:rPr>
+              <w:t>Antibiotic paper disks on inoculated agar → ZONE OF INHIBITION = drug stopped growth. Growth up to the disk = little effect.</w:t>
+            </w:r>
+          </w:p>
+        </w:tc>
+      </w:tr>
+      <w:tr>
+        <w:tc>
+          <w:tcPr>
+            <w:tcW w:type="dxa" w:w="5112"/>
+            <w:shd w:val="clear" w:color="auto" w:fill="F1EEEF"/>
+          </w:tcPr>
+          <w:p>
+            <w:pPr>
+              <w:spacing w:after="40"/>
+            </w:pPr>
+            <w:r>
+              <w:rPr>
+                <w:b/>
+                <w:sz w:val="18"/>
+              </w:rPr>
+            </w:r>
+            <w:r>
+              <w:rPr>
+                <w:b/>
+                <w:i w:val="0"/>
+                <w:sz w:val="18"/>
+              </w:rPr>
+              <w:t>Antibiogram</w:t>
+            </w:r>
+          </w:p>
+        </w:tc>
+        <w:tc>
+          <w:tcPr>
+            <w:tcW w:type="dxa" w:w="5112"/>
+          </w:tcPr>
+          <w:p>
+            <w:pPr>
+              <w:spacing w:after="40"/>
+            </w:pPr>
+            <w:r>
+              <w:rPr>
+                <w:sz w:val="18"/>
+              </w:rPr>
+            </w:r>
+            <w:r>
+              <w:rPr>
+                <w:b w:val="0"/>
+                <w:i w:val="0"/>
+                <w:sz w:val="18"/>
+              </w:rPr>
+              <w:t>Susceptibility PERCENTAGES by organism and drug → guides EMPIRIC therapy. Vancomycin covered both MSSA and MRSA on the example.</w:t>
+            </w:r>
+          </w:p>
+        </w:tc>
+      </w:tr>
+      <w:tr>
+        <w:tc>
+          <w:tcPr>
+            <w:tcW w:type="dxa" w:w="5112"/>
+            <w:shd w:val="clear" w:color="auto" w:fill="F1EEEF"/>
+          </w:tcPr>
+          <w:p>
+            <w:pPr>
+              <w:spacing w:after="40"/>
+            </w:pPr>
+            <w:r>
+              <w:rPr>
+                <w:b/>
+                <w:sz w:val="18"/>
+              </w:rPr>
+            </w:r>
+            <w:r>
+              <w:rPr>
+                <w:b/>
+                <w:i w:val="0"/>
+                <w:sz w:val="18"/>
+              </w:rPr>
+              <w:t>Antibiogram limits</w:t>
+            </w:r>
+          </w:p>
+        </w:tc>
+        <w:tc>
+          <w:tcPr>
+            <w:tcW w:type="dxa" w:w="5112"/>
+          </w:tcPr>
+          <w:p>
+            <w:pPr>
+              <w:spacing w:after="40"/>
+            </w:pPr>
+            <w:r>
+              <w:rPr>
+                <w:sz w:val="18"/>
+              </w:rPr>
+            </w:r>
+            <w:r>
+              <w:rPr>
+                <w:b w:val="0"/>
+                <w:i w:val="0"/>
+                <w:sz w:val="18"/>
+              </w:rPr>
+              <w:t>No minimum inhibitory concentration · no patient risk factors · no synergy data · may be ONE hospital only.</w:t>
+            </w:r>
+          </w:p>
+        </w:tc>
+      </w:tr>
+      <w:tr>
+        <w:tc>
+          <w:tcPr>
+            <w:tcW w:type="dxa" w:w="5112"/>
+            <w:shd w:val="clear" w:color="auto" w:fill="F1EEEF"/>
+          </w:tcPr>
+          <w:p>
+            <w:pPr>
+              <w:spacing w:after="40"/>
+            </w:pPr>
+            <w:r>
+              <w:rPr>
+                <w:b/>
+                <w:sz w:val="18"/>
+              </w:rPr>
+            </w:r>
+            <w:r>
+              <w:rPr>
+                <w:b/>
+                <w:i w:val="0"/>
+                <w:sz w:val="18"/>
+              </w:rPr>
+              <w:t>Empiric therapy</w:t>
+            </w:r>
+          </w:p>
+        </w:tc>
+        <w:tc>
+          <w:tcPr>
+            <w:tcW w:type="dxa" w:w="5112"/>
+          </w:tcPr>
+          <w:p>
+            <w:pPr>
+              <w:spacing w:after="40"/>
+            </w:pPr>
+            <w:r>
+              <w:rPr>
+                <w:sz w:val="18"/>
+              </w:rPr>
+            </w:r>
+            <w:r>
+              <w:rPr>
+                <w:b w:val="0"/>
+                <w:i w:val="0"/>
+                <w:sz w:val="18"/>
+              </w:rPr>
+              <w:t>Started BEFORE cultures/results · critically ill or emergent · based on experience + antibiograms · then ADJUSTED (e.g. intravenous → oral). Not the same as prophylaxis.</w:t>
+            </w:r>
+          </w:p>
+        </w:tc>
+      </w:tr>
+    </w:tbl>
+    <w:p>
+      <w:pPr>
+        <w:spacing w:after="80"/>
+      </w:pPr>
+    </w:p>
+    <w:p>
+      <w:pPr>
+        <w:pStyle w:val="Heading1"/>
+        <w:spacing w:before="280" w:after="100"/>
+      </w:pPr>
+      <w:r>
+        <w:rPr>
+          <w:rFonts w:ascii="Georgia" w:hAnsi="Georgia"/>
+          <w:color w:val="17494B"/>
+        </w:rPr>
+        <w:t>L11 · Prophylaxis &amp; Adverse Effects</w:t>
+      </w:r>
+    </w:p>
+    <w:tbl>
+      <w:tblPr>
+        <w:tblStyle w:val="TableGrid"/>
+        <w:tblW w:type="auto" w:w="0"/>
+        <w:jc w:val="center"/>
+        <w:tblLook w:firstColumn="1" w:firstRow="1" w:lastColumn="0" w:lastRow="0" w:noHBand="0" w:noVBand="1" w:val="04A0"/>
+        <w:tblBorders>
+          <w:top w:val="single" w:sz="4" w:space="0" w:color="D8D2D4"/>
+          <w:left w:val="single" w:sz="4" w:space="0" w:color="D8D2D4"/>
+          <w:bottom w:val="single" w:sz="4" w:space="0" w:color="D8D2D4"/>
+          <w:right w:val="single" w:sz="4" w:space="0" w:color="D8D2D4"/>
+          <w:insideH w:val="single" w:sz="4" w:space="0" w:color="D8D2D4"/>
+          <w:insideV w:val="single" w:sz="4" w:space="0" w:color="D8D2D4"/>
+        </w:tblBorders>
+      </w:tblPr>
+      <w:tblGrid>
+        <w:gridCol w:w="5112"/>
+        <w:gridCol w:w="5112"/>
+      </w:tblGrid>
+      <w:tr>
+        <w:tc>
+          <w:tcPr>
+            <w:tcW w:type="dxa" w:w="5112"/>
+            <w:shd w:val="clear" w:color="auto" w:fill="17494B"/>
+          </w:tcPr>
+          <w:p>
+            <w:pPr>
+              <w:spacing w:after="40"/>
+            </w:pPr>
+            <w:r>
+              <w:rPr>
+                <w:b/>
+                <w:color w:val="FFFFFF"/>
+                <w:sz w:val="18"/>
+              </w:rPr>
+            </w:r>
+            <w:r>
+              <w:rPr>
+                <w:b/>
+                <w:i w:val="0"/>
+                <w:color w:val="FFFFFF"/>
+                <w:sz w:val="18"/>
+              </w:rPr>
+              <w:t>Term</w:t>
+            </w:r>
+          </w:p>
+        </w:tc>
+        <w:tc>
+          <w:tcPr>
+            <w:tcW w:type="dxa" w:w="5112"/>
+            <w:shd w:val="clear" w:color="auto" w:fill="17494B"/>
+          </w:tcPr>
+          <w:p>
+            <w:pPr>
+              <w:spacing w:after="40"/>
+            </w:pPr>
+            <w:r>
+              <w:rPr>
+                <w:b/>
+                <w:color w:val="FFFFFF"/>
+                <w:sz w:val="18"/>
+              </w:rPr>
+            </w:r>
+            <w:r>
+              <w:rPr>
+                <w:b/>
+                <w:i w:val="0"/>
+                <w:color w:val="FFFFFF"/>
+                <w:sz w:val="18"/>
+              </w:rPr>
+              <w:t>What you need to know</w:t>
+            </w:r>
+          </w:p>
+        </w:tc>
+      </w:tr>
+      <w:tr>
+        <w:tc>
+          <w:tcPr>
+            <w:tcW w:type="dxa" w:w="5112"/>
+            <w:shd w:val="clear" w:color="auto" w:fill="F1EEEF"/>
+          </w:tcPr>
+          <w:p>
+            <w:pPr>
+              <w:spacing w:after="40"/>
+            </w:pPr>
+            <w:r>
+              <w:rPr>
+                <w:b/>
+                <w:sz w:val="18"/>
+              </w:rPr>
+            </w:r>
+            <w:r>
+              <w:rPr>
+                <w:b/>
+                <w:i w:val="0"/>
+                <w:sz w:val="18"/>
+              </w:rPr>
+              <w:t>When prophylaxis</w:t>
+            </w:r>
+          </w:p>
+        </w:tc>
+        <w:tc>
+          <w:tcPr>
+            <w:tcW w:type="dxa" w:w="5112"/>
+          </w:tcPr>
+          <w:p>
+            <w:pPr>
+              <w:spacing w:after="40"/>
+            </w:pPr>
+            <w:r>
+              <w:rPr>
+                <w:sz w:val="18"/>
+              </w:rPr>
+            </w:r>
+            <w:r>
+              <w:rPr>
+                <w:b w:val="0"/>
+                <w:i w:val="0"/>
+                <w:sz w:val="18"/>
+              </w:rPr>
+              <w:t>Prosthetic devices (BIOFILM) · before surgery (surgical site infection) · immunocompromised (human immunodeficiency virus, chemotherapy, transplant) · CONTACTS of tuberculosis, meningitis, pertussis · dental work only for a few high-risk (prosthetic valve, prior endocarditis) · animal bites, penetrating brain injury.</w:t>
+            </w:r>
+          </w:p>
+        </w:tc>
+      </w:tr>
+      <w:tr>
+        <w:tc>
+          <w:tcPr>
+            <w:tcW w:type="dxa" w:w="5112"/>
+            <w:shd w:val="clear" w:color="auto" w:fill="F1EEEF"/>
+          </w:tcPr>
+          <w:p>
+            <w:pPr>
+              <w:spacing w:after="40"/>
+            </w:pPr>
+            <w:r>
+              <w:rPr>
+                <w:b/>
+                <w:sz w:val="18"/>
+              </w:rPr>
+            </w:r>
+            <w:r>
+              <w:rPr>
+                <w:b/>
+                <w:i w:val="0"/>
+                <w:sz w:val="18"/>
+              </w:rPr>
+              <w:t>Direct adverse effects</w:t>
+            </w:r>
+          </w:p>
+        </w:tc>
+        <w:tc>
+          <w:tcPr>
+            <w:tcW w:type="dxa" w:w="5112"/>
+          </w:tcPr>
+          <w:p>
+            <w:pPr>
+              <w:spacing w:after="40"/>
+            </w:pPr>
+            <w:r>
+              <w:rPr>
+                <w:sz w:val="18"/>
+              </w:rPr>
+            </w:r>
+            <w:r>
+              <w:rPr>
+                <w:b w:val="0"/>
+                <w:i w:val="0"/>
+                <w:sz w:val="18"/>
+              </w:rPr>
+              <w:t>Allergy (even life-threatening) · kidney/liver toxicity · drug-drug interactions · therapeutic failure.</w:t>
+            </w:r>
+          </w:p>
+        </w:tc>
+      </w:tr>
+      <w:tr>
+        <w:tc>
+          <w:tcPr>
+            <w:tcW w:type="dxa" w:w="5112"/>
+            <w:shd w:val="clear" w:color="auto" w:fill="F1EEEF"/>
+          </w:tcPr>
+          <w:p>
+            <w:pPr>
+              <w:spacing w:after="40"/>
+            </w:pPr>
+            <w:r>
+              <w:rPr>
+                <w:b/>
+                <w:sz w:val="18"/>
+              </w:rPr>
+            </w:r>
+            <w:r>
+              <w:rPr>
+                <w:b/>
+                <w:i w:val="0"/>
+                <w:sz w:val="18"/>
+              </w:rPr>
+              <w:t>Indirect adverse effects</w:t>
+            </w:r>
+          </w:p>
+        </w:tc>
+        <w:tc>
+          <w:tcPr>
+            <w:tcW w:type="dxa" w:w="5112"/>
+          </w:tcPr>
+          <w:p>
+            <w:pPr>
+              <w:spacing w:after="40"/>
+            </w:pPr>
+            <w:r>
+              <w:rPr>
+                <w:sz w:val="18"/>
+              </w:rPr>
+            </w:r>
+            <w:r>
+              <w:rPr>
+                <w:b w:val="0"/>
+                <w:i w:val="0"/>
+                <w:sz w:val="18"/>
+              </w:rPr>
+              <w:t>Commensal flora damage → Clostridioides difficile · resistant infection · ENVIRONMENTAL flora (antibiotics in food and water).</w:t>
+            </w:r>
+          </w:p>
+        </w:tc>
+      </w:tr>
+    </w:tbl>
+    <w:p>
+      <w:pPr>
+        <w:spacing w:after="80"/>
+      </w:pPr>
+    </w:p>
+    <w:p>
+      <w:pPr>
+        <w:pStyle w:val="Heading1"/>
+        <w:spacing w:before="280" w:after="100"/>
+      </w:pPr>
+      <w:r>
+        <w:rPr>
+          <w:rFonts w:ascii="Georgia" w:hAnsi="Georgia"/>
+          <w:color w:val="17494B"/>
+        </w:rPr>
+        <w:t>L11 · Fecal Transplant &amp; Phage Therapy</w:t>
+      </w:r>
+    </w:p>
+    <w:tbl>
+      <w:tblPr>
+        <w:tblStyle w:val="TableGrid"/>
+        <w:tblW w:type="auto" w:w="0"/>
+        <w:jc w:val="center"/>
+        <w:tblLook w:firstColumn="1" w:firstRow="1" w:lastColumn="0" w:lastRow="0" w:noHBand="0" w:noVBand="1" w:val="04A0"/>
+        <w:tblBorders>
+          <w:top w:val="single" w:sz="4" w:space="0" w:color="D8D2D4"/>
+          <w:left w:val="single" w:sz="4" w:space="0" w:color="D8D2D4"/>
+          <w:bottom w:val="single" w:sz="4" w:space="0" w:color="D8D2D4"/>
+          <w:right w:val="single" w:sz="4" w:space="0" w:color="D8D2D4"/>
+          <w:insideH w:val="single" w:sz="4" w:space="0" w:color="D8D2D4"/>
+          <w:insideV w:val="single" w:sz="4" w:space="0" w:color="D8D2D4"/>
+        </w:tblBorders>
+      </w:tblPr>
+      <w:tblGrid>
+        <w:gridCol w:w="5112"/>
+        <w:gridCol w:w="5112"/>
+      </w:tblGrid>
+      <w:tr>
+        <w:tc>
+          <w:tcPr>
+            <w:tcW w:type="dxa" w:w="5112"/>
+            <w:shd w:val="clear" w:color="auto" w:fill="17494B"/>
+          </w:tcPr>
+          <w:p>
+            <w:pPr>
+              <w:spacing w:after="40"/>
+            </w:pPr>
+            <w:r>
+              <w:rPr>
+                <w:b/>
+                <w:color w:val="FFFFFF"/>
+                <w:sz w:val="18"/>
+              </w:rPr>
+            </w:r>
+            <w:r>
+              <w:rPr>
+                <w:b/>
+                <w:i w:val="0"/>
+                <w:color w:val="FFFFFF"/>
+                <w:sz w:val="18"/>
+              </w:rPr>
+              <w:t>Term</w:t>
+            </w:r>
+          </w:p>
+        </w:tc>
+        <w:tc>
+          <w:tcPr>
+            <w:tcW w:type="dxa" w:w="5112"/>
+            <w:shd w:val="clear" w:color="auto" w:fill="17494B"/>
+          </w:tcPr>
+          <w:p>
+            <w:pPr>
+              <w:spacing w:after="40"/>
+            </w:pPr>
+            <w:r>
+              <w:rPr>
+                <w:b/>
+                <w:color w:val="FFFFFF"/>
+                <w:sz w:val="18"/>
+              </w:rPr>
+            </w:r>
+            <w:r>
+              <w:rPr>
+                <w:b/>
+                <w:i w:val="0"/>
+                <w:color w:val="FFFFFF"/>
+                <w:sz w:val="18"/>
+              </w:rPr>
+              <w:t>What you need to know</w:t>
+            </w:r>
+          </w:p>
+        </w:tc>
+      </w:tr>
+      <w:tr>
+        <w:tc>
+          <w:tcPr>
+            <w:tcW w:type="dxa" w:w="5112"/>
+            <w:shd w:val="clear" w:color="auto" w:fill="F1EEEF"/>
+          </w:tcPr>
+          <w:p>
+            <w:pPr>
+              <w:spacing w:after="40"/>
+            </w:pPr>
+            <w:r>
+              <w:rPr>
+                <w:b/>
+                <w:sz w:val="18"/>
+              </w:rPr>
+            </w:r>
+            <w:r>
+              <w:rPr>
+                <w:b/>
+                <w:i w:val="0"/>
+                <w:sz w:val="18"/>
+              </w:rPr>
+              <w:t>Fecal microbiota transplant</w:t>
+            </w:r>
+          </w:p>
+        </w:tc>
+        <w:tc>
+          <w:tcPr>
+            <w:tcW w:type="dxa" w:w="5112"/>
+          </w:tcPr>
+          <w:p>
+            <w:pPr>
+              <w:spacing w:after="40"/>
+            </w:pPr>
+            <w:r>
+              <w:rPr>
+                <w:sz w:val="18"/>
+              </w:rPr>
+            </w:r>
+            <w:r>
+              <w:rPr>
+                <w:b w:val="0"/>
+                <w:i w:val="0"/>
+                <w:sz w:val="18"/>
+              </w:rPr>
+              <w:t>Screened DONOR STOOL restores the gut flora · centuries old (“yellow soup”) · researched for Clostridioides difficile; recurrent infection is its established use.</w:t>
+            </w:r>
+          </w:p>
+        </w:tc>
+      </w:tr>
+      <w:tr>
+        <w:tc>
+          <w:tcPr>
+            <w:tcW w:type="dxa" w:w="5112"/>
+            <w:shd w:val="clear" w:color="auto" w:fill="F1EEEF"/>
+          </w:tcPr>
+          <w:p>
+            <w:pPr>
+              <w:spacing w:after="40"/>
+            </w:pPr>
+            <w:r>
+              <w:rPr>
+                <w:b/>
+                <w:sz w:val="18"/>
+              </w:rPr>
+            </w:r>
+            <w:r>
+              <w:rPr>
+                <w:b/>
+                <w:i w:val="0"/>
+                <w:sz w:val="18"/>
+              </w:rPr>
+              <w:t>Routes and safety</w:t>
+            </w:r>
+          </w:p>
+        </w:tc>
+        <w:tc>
+          <w:tcPr>
+            <w:tcW w:type="dxa" w:w="5112"/>
+          </w:tcPr>
+          <w:p>
+            <w:pPr>
+              <w:spacing w:after="40"/>
+            </w:pPr>
+            <w:r>
+              <w:rPr>
+                <w:sz w:val="18"/>
+              </w:rPr>
+            </w:r>
+            <w:r>
+              <w:rPr>
+                <w:b w:val="0"/>
+                <w:i w:val="0"/>
+                <w:sz w:val="18"/>
+              </w:rPr>
+              <w:t>Nasogastric tube · colonoscopy · enema (recording adds frozen oral capsules) · STOOL BANKS · donor screening like BLOOD BANKS: human immunodeficiency virus, hepatitis A/B/C, syphilis, Clostridioides difficile, Giardia, Cryptosporidium. Vets: “transfaunation”.</w:t>
+            </w:r>
+          </w:p>
+        </w:tc>
+      </w:tr>
+      <w:tr>
+        <w:tc>
+          <w:tcPr>
+            <w:tcW w:type="dxa" w:w="5112"/>
+            <w:shd w:val="clear" w:color="auto" w:fill="F1EEEF"/>
+          </w:tcPr>
+          <w:p>
+            <w:pPr>
+              <w:spacing w:after="40"/>
+            </w:pPr>
+            <w:r>
+              <w:rPr>
+                <w:b/>
+                <w:sz w:val="18"/>
+              </w:rPr>
+            </w:r>
+            <w:r>
+              <w:rPr>
+                <w:b/>
+                <w:i w:val="0"/>
+                <w:sz w:val="18"/>
+              </w:rPr>
+              <w:t>Bacteriophages</w:t>
+            </w:r>
+          </w:p>
+        </w:tc>
+        <w:tc>
+          <w:tcPr>
+            <w:tcW w:type="dxa" w:w="5112"/>
+          </w:tcPr>
+          <w:p>
+            <w:pPr>
+              <w:spacing w:after="40"/>
+            </w:pPr>
+            <w:r>
+              <w:rPr>
+                <w:sz w:val="18"/>
+              </w:rPr>
+            </w:r>
+            <w:r>
+              <w:rPr>
+                <w:b w:val="0"/>
+                <w:i w:val="0"/>
+                <w:sz w:val="18"/>
+              </w:rPr>
+              <w:t>Viruses that attack ONLY bacteria · DNA or RNA, never both · lytic or lysogenic · therapy needs LYTIC phages · head holds the genome; tail, baseplate, tail fibers attach and inject.</w:t>
+            </w:r>
+          </w:p>
+        </w:tc>
+      </w:tr>
+      <w:tr>
+        <w:tc>
+          <w:tcPr>
+            <w:tcW w:type="dxa" w:w="5112"/>
+            <w:shd w:val="clear" w:color="auto" w:fill="F1EEEF"/>
+          </w:tcPr>
+          <w:p>
+            <w:pPr>
+              <w:spacing w:after="40"/>
+            </w:pPr>
+            <w:r>
+              <w:rPr>
+                <w:b/>
+                <w:sz w:val="18"/>
+              </w:rPr>
+            </w:r>
+            <w:r>
+              <w:rPr>
+                <w:b/>
+                <w:i w:val="0"/>
+                <w:sz w:val="18"/>
+              </w:rPr>
+              <w:t>Phage pros</w:t>
+            </w:r>
+          </w:p>
+        </w:tc>
+        <w:tc>
+          <w:tcPr>
+            <w:tcW w:type="dxa" w:w="5112"/>
+          </w:tcPr>
+          <w:p>
+            <w:pPr>
+              <w:spacing w:after="40"/>
+            </w:pPr>
+            <w:r>
+              <w:rPr>
+                <w:sz w:val="18"/>
+              </w:rPr>
+            </w:r>
+            <w:r>
+              <w:rPr>
+                <w:b w:val="0"/>
+                <w:i w:val="0"/>
+                <w:sz w:val="18"/>
+              </w:rPr>
+              <w:t>Multidrug-resistant targets · NARROW spectrum spares the microbiome · low side effects · wide distribution · less inflammation · maybe cheaper · die off with their host.</w:t>
+            </w:r>
+          </w:p>
+        </w:tc>
+      </w:tr>
+      <w:tr>
+        <w:tc>
+          <w:tcPr>
+            <w:tcW w:type="dxa" w:w="5112"/>
+            <w:shd w:val="clear" w:color="auto" w:fill="F1EEEF"/>
+          </w:tcPr>
+          <w:p>
+            <w:pPr>
+              <w:spacing w:after="40"/>
+            </w:pPr>
+            <w:r>
+              <w:rPr>
+                <w:b/>
+                <w:sz w:val="18"/>
+              </w:rPr>
+            </w:r>
+            <w:r>
+              <w:rPr>
+                <w:b/>
+                <w:i w:val="0"/>
+                <w:sz w:val="18"/>
+              </w:rPr>
+              <w:t>Phage cons</w:t>
+            </w:r>
+          </w:p>
+        </w:tc>
+        <w:tc>
+          <w:tcPr>
+            <w:tcW w:type="dxa" w:w="5112"/>
+          </w:tcPr>
+          <w:p>
+            <w:pPr>
+              <w:spacing w:after="40"/>
+            </w:pPr>
+            <w:r>
+              <w:rPr>
+                <w:sz w:val="18"/>
+              </w:rPr>
+            </w:r>
+            <w:r>
+              <w:rPr>
+                <w:b w:val="0"/>
+                <w:i w:val="0"/>
+                <w:sz w:val="18"/>
+              </w:rPr>
+              <w:t>Dose/route/frequency/duration undefined · MUST know the causative agent (slow, costly) · gene transfer to the host bacterium · insurance · no phage product approved as a medicine yet → investigational drug status, emergency use authorization. Abandoned in the West when antibiotics arrived.</w:t>
+            </w:r>
+          </w:p>
+        </w:tc>
+      </w:tr>
+    </w:tbl>
+    <w:p>
+      <w:pPr>
+        <w:spacing w:after="80"/>
+      </w:pPr>
+    </w:p>
+    <w:p>
+      <w:pPr>
+        <w:pStyle w:val="Heading1"/>
+        <w:spacing w:before="280" w:after="100"/>
+      </w:pPr>
+      <w:r>
+        <w:rPr>
+          <w:rFonts w:ascii="Georgia" w:hAnsi="Georgia"/>
+          <w:color w:val="17494B"/>
+        </w:rPr>
+        <w:t>L11 · Other Alternatives</w:t>
+      </w:r>
+    </w:p>
+    <w:tbl>
+      <w:tblPr>
+        <w:tblStyle w:val="TableGrid"/>
+        <w:tblW w:type="auto" w:w="0"/>
+        <w:jc w:val="center"/>
+        <w:tblLook w:firstColumn="1" w:firstRow="1" w:lastColumn="0" w:lastRow="0" w:noHBand="0" w:noVBand="1" w:val="04A0"/>
+        <w:tblBorders>
+          <w:top w:val="single" w:sz="4" w:space="0" w:color="D8D2D4"/>
+          <w:left w:val="single" w:sz="4" w:space="0" w:color="D8D2D4"/>
+          <w:bottom w:val="single" w:sz="4" w:space="0" w:color="D8D2D4"/>
+          <w:right w:val="single" w:sz="4" w:space="0" w:color="D8D2D4"/>
+          <w:insideH w:val="single" w:sz="4" w:space="0" w:color="D8D2D4"/>
+          <w:insideV w:val="single" w:sz="4" w:space="0" w:color="D8D2D4"/>
+        </w:tblBorders>
+      </w:tblPr>
+      <w:tblGrid>
+        <w:gridCol w:w="5112"/>
+        <w:gridCol w:w="5112"/>
+      </w:tblGrid>
+      <w:tr>
+        <w:tc>
+          <w:tcPr>
+            <w:tcW w:type="dxa" w:w="5112"/>
+            <w:shd w:val="clear" w:color="auto" w:fill="17494B"/>
+          </w:tcPr>
+          <w:p>
+            <w:pPr>
+              <w:spacing w:after="40"/>
+            </w:pPr>
+            <w:r>
+              <w:rPr>
+                <w:b/>
+                <w:color w:val="FFFFFF"/>
+                <w:sz w:val="18"/>
+              </w:rPr>
+            </w:r>
+            <w:r>
+              <w:rPr>
+                <w:b/>
+                <w:i w:val="0"/>
+                <w:color w:val="FFFFFF"/>
+                <w:sz w:val="18"/>
+              </w:rPr>
+              <w:t>Term</w:t>
+            </w:r>
+          </w:p>
+        </w:tc>
+        <w:tc>
+          <w:tcPr>
+            <w:tcW w:type="dxa" w:w="5112"/>
+            <w:shd w:val="clear" w:color="auto" w:fill="17494B"/>
+          </w:tcPr>
+          <w:p>
+            <w:pPr>
+              <w:spacing w:after="40"/>
+            </w:pPr>
+            <w:r>
+              <w:rPr>
+                <w:b/>
+                <w:color w:val="FFFFFF"/>
+                <w:sz w:val="18"/>
+              </w:rPr>
+            </w:r>
+            <w:r>
+              <w:rPr>
+                <w:b/>
+                <w:i w:val="0"/>
+                <w:color w:val="FFFFFF"/>
+                <w:sz w:val="18"/>
+              </w:rPr>
+              <w:t>What you need to know</w:t>
+            </w:r>
+          </w:p>
+        </w:tc>
+      </w:tr>
+      <w:tr>
+        <w:tc>
+          <w:tcPr>
+            <w:tcW w:type="dxa" w:w="5112"/>
+            <w:shd w:val="clear" w:color="auto" w:fill="F1EEEF"/>
+          </w:tcPr>
+          <w:p>
+            <w:pPr>
+              <w:spacing w:after="40"/>
+            </w:pPr>
+            <w:r>
+              <w:rPr>
+                <w:b/>
+                <w:sz w:val="18"/>
+              </w:rPr>
+            </w:r>
+            <w:r>
+              <w:rPr>
+                <w:b/>
+                <w:i w:val="0"/>
+                <w:sz w:val="18"/>
+              </w:rPr>
+              <w:t>Host-directed</w:t>
+            </w:r>
+          </w:p>
+        </w:tc>
+        <w:tc>
+          <w:tcPr>
+            <w:tcW w:type="dxa" w:w="5112"/>
+          </w:tcPr>
+          <w:p>
+            <w:pPr>
+              <w:spacing w:after="40"/>
+            </w:pPr>
+            <w:r>
+              <w:rPr>
+                <w:sz w:val="18"/>
+              </w:rPr>
+            </w:r>
+            <w:r>
+              <w:rPr>
+                <w:b w:val="0"/>
+                <w:i w:val="0"/>
+                <w:sz w:val="18"/>
+              </w:rPr>
+              <w:t>Systemic CORTICOSTEROIDS ↓ inflammation (no killing) · intravenous immunoglobulin G and CONVALESCENT plasma (antibodies from recovered donors).</w:t>
+            </w:r>
+          </w:p>
+        </w:tc>
+      </w:tr>
+      <w:tr>
+        <w:tc>
+          <w:tcPr>
+            <w:tcW w:type="dxa" w:w="5112"/>
+            <w:shd w:val="clear" w:color="auto" w:fill="F1EEEF"/>
+          </w:tcPr>
+          <w:p>
+            <w:pPr>
+              <w:spacing w:after="40"/>
+            </w:pPr>
+            <w:r>
+              <w:rPr>
+                <w:b/>
+                <w:sz w:val="18"/>
+              </w:rPr>
+            </w:r>
+            <w:r>
+              <w:rPr>
+                <w:b/>
+                <w:i w:val="0"/>
+                <w:sz w:val="18"/>
+              </w:rPr>
+              <w:t>Prebiotic vs probiotic</w:t>
+            </w:r>
+          </w:p>
+        </w:tc>
+        <w:tc>
+          <w:tcPr>
+            <w:tcW w:type="dxa" w:w="5112"/>
+          </w:tcPr>
+          <w:p>
+            <w:pPr>
+              <w:spacing w:after="40"/>
+            </w:pPr>
+            <w:r>
+              <w:rPr>
+                <w:sz w:val="18"/>
+              </w:rPr>
+            </w:r>
+            <w:r>
+              <w:rPr>
+                <w:b w:val="0"/>
+                <w:i w:val="0"/>
+                <w:sz w:val="18"/>
+              </w:rPr>
+              <w:t>PREbiotic = fiber that feeds the flora · PROBIOTIC = the live organism: Lactobacillus (bacterium), Saccharomyces (fungus), in FERMENTED foods.</w:t>
+            </w:r>
+          </w:p>
+        </w:tc>
+      </w:tr>
+      <w:tr>
+        <w:tc>
+          <w:tcPr>
+            <w:tcW w:type="dxa" w:w="5112"/>
+            <w:shd w:val="clear" w:color="auto" w:fill="F1EEEF"/>
+          </w:tcPr>
+          <w:p>
+            <w:pPr>
+              <w:spacing w:after="40"/>
+            </w:pPr>
+            <w:r>
+              <w:rPr>
+                <w:b/>
+                <w:sz w:val="18"/>
+              </w:rPr>
+            </w:r>
+            <w:r>
+              <w:rPr>
+                <w:b/>
+                <w:i w:val="0"/>
+                <w:sz w:val="18"/>
+              </w:rPr>
+              <w:t>Diet</w:t>
+            </w:r>
+          </w:p>
+        </w:tc>
+        <w:tc>
+          <w:tcPr>
+            <w:tcW w:type="dxa" w:w="5112"/>
+          </w:tcPr>
+          <w:p>
+            <w:pPr>
+              <w:spacing w:after="40"/>
+            </w:pPr>
+            <w:r>
+              <w:rPr>
+                <w:sz w:val="18"/>
+              </w:rPr>
+            </w:r>
+            <w:r>
+              <w:rPr>
+                <w:b w:val="0"/>
+                <w:i w:val="0"/>
+                <w:sz w:val="18"/>
+              </w:rPr>
+              <w:t>The more diverse your PLANT intake, the more diverse your gut microbiota (American Gut project).</w:t>
+            </w:r>
+          </w:p>
+        </w:tc>
+      </w:tr>
+      <w:tr>
+        <w:tc>
+          <w:tcPr>
+            <w:tcW w:type="dxa" w:w="5112"/>
+            <w:shd w:val="clear" w:color="auto" w:fill="F1EEEF"/>
+          </w:tcPr>
+          <w:p>
+            <w:pPr>
+              <w:spacing w:after="40"/>
+            </w:pPr>
+            <w:r>
+              <w:rPr>
+                <w:b/>
+                <w:sz w:val="18"/>
+              </w:rPr>
+            </w:r>
+            <w:r>
+              <w:rPr>
+                <w:b/>
+                <w:i w:val="0"/>
+                <w:sz w:val="18"/>
+              </w:rPr>
+              <w:t>Plant essential oils</w:t>
+            </w:r>
+          </w:p>
+        </w:tc>
+        <w:tc>
+          <w:tcPr>
+            <w:tcW w:type="dxa" w:w="5112"/>
+          </w:tcPr>
+          <w:p>
+            <w:pPr>
+              <w:spacing w:after="40"/>
+            </w:pPr>
+            <w:r>
+              <w:rPr>
+                <w:sz w:val="18"/>
+              </w:rPr>
+            </w:r>
+            <w:r>
+              <w:rPr>
+                <w:b w:val="0"/>
+                <w:i w:val="0"/>
+                <w:sz w:val="18"/>
+              </w:rPr>
+              <w:t>Antibacterial IN VITRO; better experimental design needed. Spice use predicted heaviest in HOT climates with rapid food spoilage.</w:t>
             </w:r>
           </w:p>
         </w:tc>

--- a/Microbiology Exam 2/micro-exam-2-cram-sheet.docx
+++ b/Microbiology Exam 2/micro-exam-2-cram-sheet.docx
@@ -62,7 +62,7 @@
           <w:b w:val="0"/>
           <w:i w:val="0"/>
         </w:rPr>
-        <w:t>Lectures 7–11 so far — Disorders in Immunity, Diagnosing Infections, Cocci of Medical Importance, Gram-Positive Bacilli and Novel Antimicrobial Therapy. ★ = emphasized in the lecture recording. Exam 2 (Lectures 7–13) is Friday 23 October 2026.</w:t>
+        <w:t>Lectures 7–13, the whole Exam 2 block — Disorders in Immunity, Diagnosing Infections, Cocci of Medical Importance, Gram-Positive Bacilli, Novel Antimicrobial Therapy, Epidemiology and Miscellaneous Bacterial Agents of Disease. ★ = emphasized in the lecture recording. Exam 2 is Friday 23 October 2026.</w:t>
       </w:r>
     </w:p>
     <w:tbl>
@@ -11906,7 +11906,7 @@
                 <w:i w:val="0"/>
                 <w:sz w:val="18"/>
               </w:rPr>
-              <w:t>Viruses that attack ONLY bacteria · DNA or RNA, never both · lytic or lysogenic · therapy needs LYTIC phages · head holds the genome; tail, baseplate, tail fibers attach and inject.</w:t>
+              <w:t>Viruses that attack ONLY bacteria · DNA or RNA · lytic or lysogenic · therapy needs LYTIC phages · head holds the genome; tail, baseplate, tail fibers attach and inject.</w:t>
             </w:r>
           </w:p>
         </w:tc>
@@ -12301,6 +12301,4496 @@
                 <w:sz w:val="18"/>
               </w:rPr>
               <w:t>Antibacterial IN VITRO; better experimental design needed. Spice use predicted heaviest in HOT climates with rapid food spoilage.</w:t>
+            </w:r>
+          </w:p>
+        </w:tc>
+      </w:tr>
+    </w:tbl>
+    <w:p>
+      <w:pPr>
+        <w:spacing w:after="80"/>
+      </w:pPr>
+    </w:p>
+    <w:p>
+      <w:pPr>
+        <w:pStyle w:val="Heading1"/>
+        <w:spacing w:before="280" w:after="100"/>
+      </w:pPr>
+      <w:r>
+        <w:rPr>
+          <w:rFonts w:ascii="Georgia" w:hAnsi="Georgia"/>
+          <w:color w:val="17494B"/>
+        </w:rPr>
+        <w:t>L12 · Descriptive vs Analytic</w:t>
+      </w:r>
+    </w:p>
+    <w:tbl>
+      <w:tblPr>
+        <w:tblStyle w:val="TableGrid"/>
+        <w:tblW w:type="auto" w:w="0"/>
+        <w:jc w:val="center"/>
+        <w:tblLook w:firstColumn="1" w:firstRow="1" w:lastColumn="0" w:lastRow="0" w:noHBand="0" w:noVBand="1" w:val="04A0"/>
+        <w:tblBorders>
+          <w:top w:val="single" w:sz="4" w:space="0" w:color="D8D2D4"/>
+          <w:left w:val="single" w:sz="4" w:space="0" w:color="D8D2D4"/>
+          <w:bottom w:val="single" w:sz="4" w:space="0" w:color="D8D2D4"/>
+          <w:right w:val="single" w:sz="4" w:space="0" w:color="D8D2D4"/>
+          <w:insideH w:val="single" w:sz="4" w:space="0" w:color="D8D2D4"/>
+          <w:insideV w:val="single" w:sz="4" w:space="0" w:color="D8D2D4"/>
+        </w:tblBorders>
+      </w:tblPr>
+      <w:tblGrid>
+        <w:gridCol w:w="5112"/>
+        <w:gridCol w:w="5112"/>
+      </w:tblGrid>
+      <w:tr>
+        <w:tc>
+          <w:tcPr>
+            <w:tcW w:type="dxa" w:w="5112"/>
+            <w:shd w:val="clear" w:color="auto" w:fill="17494B"/>
+          </w:tcPr>
+          <w:p>
+            <w:pPr>
+              <w:spacing w:after="40"/>
+            </w:pPr>
+            <w:r>
+              <w:rPr>
+                <w:b/>
+                <w:color w:val="FFFFFF"/>
+                <w:sz w:val="18"/>
+              </w:rPr>
+            </w:r>
+            <w:r>
+              <w:rPr>
+                <w:b/>
+                <w:i w:val="0"/>
+                <w:color w:val="FFFFFF"/>
+                <w:sz w:val="18"/>
+              </w:rPr>
+              <w:t>Term</w:t>
+            </w:r>
+          </w:p>
+        </w:tc>
+        <w:tc>
+          <w:tcPr>
+            <w:tcW w:type="dxa" w:w="5112"/>
+            <w:shd w:val="clear" w:color="auto" w:fill="17494B"/>
+          </w:tcPr>
+          <w:p>
+            <w:pPr>
+              <w:spacing w:after="40"/>
+            </w:pPr>
+            <w:r>
+              <w:rPr>
+                <w:b/>
+                <w:color w:val="FFFFFF"/>
+                <w:sz w:val="18"/>
+              </w:rPr>
+            </w:r>
+            <w:r>
+              <w:rPr>
+                <w:b/>
+                <w:i w:val="0"/>
+                <w:color w:val="FFFFFF"/>
+                <w:sz w:val="18"/>
+              </w:rPr>
+              <w:t>What you need to know</w:t>
+            </w:r>
+          </w:p>
+        </w:tc>
+      </w:tr>
+      <w:tr>
+        <w:tc>
+          <w:tcPr>
+            <w:tcW w:type="dxa" w:w="5112"/>
+            <w:shd w:val="clear" w:color="auto" w:fill="F1EEEF"/>
+          </w:tcPr>
+          <w:p>
+            <w:pPr>
+              <w:spacing w:after="40"/>
+            </w:pPr>
+            <w:r>
+              <w:rPr>
+                <w:b/>
+                <w:sz w:val="18"/>
+              </w:rPr>
+            </w:r>
+            <w:r>
+              <w:rPr>
+                <w:b/>
+                <w:i w:val="0"/>
+                <w:sz w:val="18"/>
+              </w:rPr>
+              <w:t>Descriptive</w:t>
+            </w:r>
+          </w:p>
+        </w:tc>
+        <w:tc>
+          <w:tcPr>
+            <w:tcW w:type="dxa" w:w="5112"/>
+          </w:tcPr>
+          <w:p>
+            <w:pPr>
+              <w:spacing w:after="40"/>
+            </w:pPr>
+            <w:r>
+              <w:rPr>
+                <w:sz w:val="18"/>
+              </w:rPr>
+            </w:r>
+            <w:r>
+              <w:rPr>
+                <w:b w:val="0"/>
+                <w:i w:val="0"/>
+                <w:sz w:val="18"/>
+              </w:rPr>
+              <w:t>DISTRIBUTION by person, place, time → FORMULATES hypotheses. Design: community health survey (cross-sectional).</w:t>
+            </w:r>
+          </w:p>
+        </w:tc>
+      </w:tr>
+      <w:tr>
+        <w:tc>
+          <w:tcPr>
+            <w:tcW w:type="dxa" w:w="5112"/>
+            <w:shd w:val="clear" w:color="auto" w:fill="F1EEEF"/>
+          </w:tcPr>
+          <w:p>
+            <w:pPr>
+              <w:spacing w:after="40"/>
+            </w:pPr>
+            <w:r>
+              <w:rPr>
+                <w:b/>
+                <w:sz w:val="18"/>
+              </w:rPr>
+            </w:r>
+            <w:r>
+              <w:rPr>
+                <w:b/>
+                <w:i w:val="0"/>
+                <w:sz w:val="18"/>
+              </w:rPr>
+              <w:t>Analytic</w:t>
+            </w:r>
+          </w:p>
+        </w:tc>
+        <w:tc>
+          <w:tcPr>
+            <w:tcW w:type="dxa" w:w="5112"/>
+          </w:tcPr>
+          <w:p>
+            <w:pPr>
+              <w:spacing w:after="40"/>
+            </w:pPr>
+            <w:r>
+              <w:rPr>
+                <w:sz w:val="18"/>
+              </w:rPr>
+            </w:r>
+            <w:r>
+              <w:rPr>
+                <w:b w:val="0"/>
+                <w:i w:val="0"/>
+                <w:sz w:val="18"/>
+              </w:rPr>
+              <w:t>TESTS a specific hypothesis (exposure → outcome) → cause-effect. Designs: cohort, case-control, experimental.</w:t>
+            </w:r>
+          </w:p>
+        </w:tc>
+      </w:tr>
+      <w:tr>
+        <w:tc>
+          <w:tcPr>
+            <w:tcW w:type="dxa" w:w="5112"/>
+            <w:shd w:val="clear" w:color="auto" w:fill="F1EEEF"/>
+          </w:tcPr>
+          <w:p>
+            <w:pPr>
+              <w:spacing w:after="40"/>
+            </w:pPr>
+            <w:r>
+              <w:rPr>
+                <w:b/>
+                <w:sz w:val="18"/>
+              </w:rPr>
+            </w:r>
+            <w:r>
+              <w:rPr>
+                <w:b/>
+                <w:i w:val="0"/>
+                <w:sz w:val="18"/>
+              </w:rPr>
+              <w:t>Two triads</w:t>
+            </w:r>
+          </w:p>
+        </w:tc>
+        <w:tc>
+          <w:tcPr>
+            <w:tcW w:type="dxa" w:w="5112"/>
+          </w:tcPr>
+          <w:p>
+            <w:pPr>
+              <w:spacing w:after="40"/>
+            </w:pPr>
+            <w:r>
+              <w:rPr>
+                <w:sz w:val="18"/>
+              </w:rPr>
+            </w:r>
+            <w:r>
+              <w:rPr>
+                <w:b w:val="0"/>
+                <w:i w:val="0"/>
+                <w:sz w:val="18"/>
+              </w:rPr>
+              <w:t>Descriptive = PERSON, PLACE, TIME (do it first). Analytic = HOST, AGENT, ENVIRONMENT.</w:t>
+            </w:r>
+          </w:p>
+        </w:tc>
+      </w:tr>
+      <w:tr>
+        <w:tc>
+          <w:tcPr>
+            <w:tcW w:type="dxa" w:w="5112"/>
+            <w:shd w:val="clear" w:color="auto" w:fill="F1EEEF"/>
+          </w:tcPr>
+          <w:p>
+            <w:pPr>
+              <w:spacing w:after="40"/>
+            </w:pPr>
+            <w:r>
+              <w:rPr>
+                <w:b/>
+                <w:sz w:val="18"/>
+              </w:rPr>
+            </w:r>
+            <w:r>
+              <w:rPr>
+                <w:b/>
+                <w:i w:val="0"/>
+                <w:sz w:val="18"/>
+              </w:rPr>
+              <w:t>Time trends</w:t>
+            </w:r>
+          </w:p>
+        </w:tc>
+        <w:tc>
+          <w:tcPr>
+            <w:tcW w:type="dxa" w:w="5112"/>
+          </w:tcPr>
+          <w:p>
+            <w:pPr>
+              <w:spacing w:after="40"/>
+            </w:pPr>
+            <w:r>
+              <w:rPr>
+                <w:sz w:val="18"/>
+              </w:rPr>
+            </w:r>
+            <w:r>
+              <w:rPr>
+                <w:b w:val="0"/>
+                <w:i w:val="0"/>
+                <w:sz w:val="18"/>
+              </w:rPr>
+              <w:t>Point source (localized, stationary) · propagated (spreading) · seasonal · SECULAR (over years). Clustered = epidemic; even = endemic.</w:t>
+            </w:r>
+          </w:p>
+        </w:tc>
+      </w:tr>
+      <w:tr>
+        <w:tc>
+          <w:tcPr>
+            <w:tcW w:type="dxa" w:w="5112"/>
+            <w:shd w:val="clear" w:color="auto" w:fill="F1EEEF"/>
+          </w:tcPr>
+          <w:p>
+            <w:pPr>
+              <w:spacing w:after="40"/>
+            </w:pPr>
+            <w:r>
+              <w:rPr>
+                <w:b/>
+                <w:sz w:val="18"/>
+              </w:rPr>
+            </w:r>
+            <w:r>
+              <w:rPr>
+                <w:b/>
+                <w:i w:val="0"/>
+                <w:sz w:val="18"/>
+              </w:rPr>
+              <w:t>Agents · host · environment</w:t>
+            </w:r>
+          </w:p>
+        </w:tc>
+        <w:tc>
+          <w:tcPr>
+            <w:tcW w:type="dxa" w:w="5112"/>
+          </w:tcPr>
+          <w:p>
+            <w:pPr>
+              <w:spacing w:after="40"/>
+            </w:pPr>
+            <w:r>
+              <w:rPr>
+                <w:sz w:val="18"/>
+              </w:rPr>
+            </w:r>
+            <w:r>
+              <w:rPr>
+                <w:b w:val="0"/>
+                <w:i w:val="0"/>
+                <w:sz w:val="18"/>
+              </w:rPr>
+              <w:t>Agents: biological, physical, chemical, environmental, psychological. Host: genes, immune status, behavior, definitive vs intermediate. Environment: living conditions, climate, vector/vehicle/reservoir.</w:t>
+            </w:r>
+          </w:p>
+        </w:tc>
+      </w:tr>
+      <w:tr>
+        <w:tc>
+          <w:tcPr>
+            <w:tcW w:type="dxa" w:w="5112"/>
+            <w:shd w:val="clear" w:color="auto" w:fill="F1EEEF"/>
+          </w:tcPr>
+          <w:p>
+            <w:pPr>
+              <w:spacing w:after="40"/>
+            </w:pPr>
+            <w:r>
+              <w:rPr>
+                <w:b/>
+                <w:sz w:val="18"/>
+              </w:rPr>
+            </w:r>
+            <w:r>
+              <w:rPr>
+                <w:b/>
+                <w:i w:val="0"/>
+                <w:sz w:val="18"/>
+              </w:rPr>
+              <w:t>Snow, descriptive</w:t>
+            </w:r>
+          </w:p>
+        </w:tc>
+        <w:tc>
+          <w:tcPr>
+            <w:tcW w:type="dxa" w:w="5112"/>
+          </w:tcPr>
+          <w:p>
+            <w:pPr>
+              <w:spacing w:after="40"/>
+            </w:pPr>
+            <w:r>
+              <w:rPr>
+                <w:sz w:val="18"/>
+              </w:rPr>
+            </w:r>
+            <w:r>
+              <w:rPr>
+                <w:b w:val="0"/>
+                <w:i w:val="0"/>
+                <w:sz w:val="18"/>
+              </w:rPr>
+              <w:t>SPOT MAP of cases + pumps → Pump A; brewery with its own deep well spared → pump closed, outbreak ended.</w:t>
+            </w:r>
+          </w:p>
+        </w:tc>
+      </w:tr>
+      <w:tr>
+        <w:tc>
+          <w:tcPr>
+            <w:tcW w:type="dxa" w:w="5112"/>
+            <w:shd w:val="clear" w:color="auto" w:fill="F1EEEF"/>
+          </w:tcPr>
+          <w:p>
+            <w:pPr>
+              <w:spacing w:after="40"/>
+            </w:pPr>
+            <w:r>
+              <w:rPr>
+                <w:b/>
+                <w:sz w:val="18"/>
+              </w:rPr>
+            </w:r>
+            <w:r>
+              <w:rPr>
+                <w:b/>
+                <w:i w:val="0"/>
+                <w:sz w:val="18"/>
+              </w:rPr>
+              <w:t>Snow, analytic</w:t>
+            </w:r>
+          </w:p>
+        </w:tc>
+        <w:tc>
+          <w:tcPr>
+            <w:tcW w:type="dxa" w:w="5112"/>
+          </w:tcPr>
+          <w:p>
+            <w:pPr>
+              <w:spacing w:after="40"/>
+            </w:pPr>
+            <w:r>
+              <w:rPr>
+                <w:sz w:val="18"/>
+              </w:rPr>
+            </w:r>
+            <w:r>
+              <w:rPr>
+                <w:b w:val="0"/>
+                <w:i w:val="0"/>
+                <w:sz w:val="18"/>
+              </w:rPr>
+              <w:t>Lambeth moved intake UPSTREAM; water source of every house with a death: Southwark and Vauxhall 4.2 vs Lambeth 0.5 per 1,000. No knowledge of microbes.</w:t>
+            </w:r>
+          </w:p>
+        </w:tc>
+      </w:tr>
+    </w:tbl>
+    <w:p>
+      <w:pPr>
+        <w:spacing w:after="80"/>
+      </w:pPr>
+    </w:p>
+    <w:p>
+      <w:pPr>
+        <w:pStyle w:val="Heading1"/>
+        <w:spacing w:before="280" w:after="100"/>
+      </w:pPr>
+      <w:r>
+        <w:rPr>
+          <w:rFonts w:ascii="Georgia" w:hAnsi="Georgia"/>
+          <w:color w:val="17494B"/>
+        </w:rPr>
+        <w:t>L12 · Uses, History &amp; Genomics</w:t>
+      </w:r>
+    </w:p>
+    <w:tbl>
+      <w:tblPr>
+        <w:tblStyle w:val="TableGrid"/>
+        <w:tblW w:type="auto" w:w="0"/>
+        <w:jc w:val="center"/>
+        <w:tblLook w:firstColumn="1" w:firstRow="1" w:lastColumn="0" w:lastRow="0" w:noHBand="0" w:noVBand="1" w:val="04A0"/>
+        <w:tblBorders>
+          <w:top w:val="single" w:sz="4" w:space="0" w:color="D8D2D4"/>
+          <w:left w:val="single" w:sz="4" w:space="0" w:color="D8D2D4"/>
+          <w:bottom w:val="single" w:sz="4" w:space="0" w:color="D8D2D4"/>
+          <w:right w:val="single" w:sz="4" w:space="0" w:color="D8D2D4"/>
+          <w:insideH w:val="single" w:sz="4" w:space="0" w:color="D8D2D4"/>
+          <w:insideV w:val="single" w:sz="4" w:space="0" w:color="D8D2D4"/>
+        </w:tblBorders>
+      </w:tblPr>
+      <w:tblGrid>
+        <w:gridCol w:w="5112"/>
+        <w:gridCol w:w="5112"/>
+      </w:tblGrid>
+      <w:tr>
+        <w:tc>
+          <w:tcPr>
+            <w:tcW w:type="dxa" w:w="5112"/>
+            <w:shd w:val="clear" w:color="auto" w:fill="17494B"/>
+          </w:tcPr>
+          <w:p>
+            <w:pPr>
+              <w:spacing w:after="40"/>
+            </w:pPr>
+            <w:r>
+              <w:rPr>
+                <w:b/>
+                <w:color w:val="FFFFFF"/>
+                <w:sz w:val="18"/>
+              </w:rPr>
+            </w:r>
+            <w:r>
+              <w:rPr>
+                <w:b/>
+                <w:i w:val="0"/>
+                <w:color w:val="FFFFFF"/>
+                <w:sz w:val="18"/>
+              </w:rPr>
+              <w:t>Term</w:t>
+            </w:r>
+          </w:p>
+        </w:tc>
+        <w:tc>
+          <w:tcPr>
+            <w:tcW w:type="dxa" w:w="5112"/>
+            <w:shd w:val="clear" w:color="auto" w:fill="17494B"/>
+          </w:tcPr>
+          <w:p>
+            <w:pPr>
+              <w:spacing w:after="40"/>
+            </w:pPr>
+            <w:r>
+              <w:rPr>
+                <w:b/>
+                <w:color w:val="FFFFFF"/>
+                <w:sz w:val="18"/>
+              </w:rPr>
+            </w:r>
+            <w:r>
+              <w:rPr>
+                <w:b/>
+                <w:i w:val="0"/>
+                <w:color w:val="FFFFFF"/>
+                <w:sz w:val="18"/>
+              </w:rPr>
+              <w:t>What you need to know</w:t>
+            </w:r>
+          </w:p>
+        </w:tc>
+      </w:tr>
+      <w:tr>
+        <w:tc>
+          <w:tcPr>
+            <w:tcW w:type="dxa" w:w="5112"/>
+            <w:shd w:val="clear" w:color="auto" w:fill="F1EEEF"/>
+          </w:tcPr>
+          <w:p>
+            <w:pPr>
+              <w:spacing w:after="40"/>
+            </w:pPr>
+            <w:r>
+              <w:rPr>
+                <w:b/>
+                <w:sz w:val="18"/>
+              </w:rPr>
+            </w:r>
+            <w:r>
+              <w:rPr>
+                <w:b/>
+                <w:i w:val="0"/>
+                <w:sz w:val="18"/>
+              </w:rPr>
+              <w:t>Word and definition</w:t>
+            </w:r>
+          </w:p>
+        </w:tc>
+        <w:tc>
+          <w:tcPr>
+            <w:tcW w:type="dxa" w:w="5112"/>
+          </w:tcPr>
+          <w:p>
+            <w:pPr>
+              <w:spacing w:after="40"/>
+            </w:pPr>
+            <w:r>
+              <w:rPr>
+                <w:sz w:val="18"/>
+              </w:rPr>
+            </w:r>
+            <w:r>
+              <w:rPr>
+                <w:b w:val="0"/>
+                <w:i w:val="0"/>
+                <w:sz w:val="18"/>
+              </w:rPr>
+              <w:t>Epi (upon) + demos (people) + ology. Occurrence and distribution of health events in populations, their determinants, and APPLYING it to control.</w:t>
+            </w:r>
+          </w:p>
+        </w:tc>
+      </w:tr>
+      <w:tr>
+        <w:tc>
+          <w:tcPr>
+            <w:tcW w:type="dxa" w:w="5112"/>
+            <w:shd w:val="clear" w:color="auto" w:fill="F1EEEF"/>
+          </w:tcPr>
+          <w:p>
+            <w:pPr>
+              <w:spacing w:after="40"/>
+            </w:pPr>
+            <w:r>
+              <w:rPr>
+                <w:b/>
+                <w:sz w:val="18"/>
+              </w:rPr>
+            </w:r>
+            <w:r>
+              <w:rPr>
+                <w:b/>
+                <w:i w:val="0"/>
+                <w:sz w:val="18"/>
+              </w:rPr>
+              <w:t>5 W's</w:t>
+            </w:r>
+          </w:p>
+        </w:tc>
+        <w:tc>
+          <w:tcPr>
+            <w:tcW w:type="dxa" w:w="5112"/>
+          </w:tcPr>
+          <w:p>
+            <w:pPr>
+              <w:spacing w:after="40"/>
+            </w:pPr>
+            <w:r>
+              <w:rPr>
+                <w:sz w:val="18"/>
+              </w:rPr>
+            </w:r>
+            <w:r>
+              <w:rPr>
+                <w:b w:val="0"/>
+                <w:i w:val="0"/>
+                <w:sz w:val="18"/>
+              </w:rPr>
+              <w:t>What = event/diagnosis · Who = person/population · Where · When · WHY = causes, risk factors, modes of transmission.</w:t>
+            </w:r>
+          </w:p>
+        </w:tc>
+      </w:tr>
+      <w:tr>
+        <w:tc>
+          <w:tcPr>
+            <w:tcW w:type="dxa" w:w="5112"/>
+            <w:shd w:val="clear" w:color="auto" w:fill="F1EEEF"/>
+          </w:tcPr>
+          <w:p>
+            <w:pPr>
+              <w:spacing w:after="40"/>
+            </w:pPr>
+            <w:r>
+              <w:rPr>
+                <w:b/>
+                <w:sz w:val="18"/>
+              </w:rPr>
+            </w:r>
+            <w:r>
+              <w:rPr>
+                <w:b/>
+                <w:i w:val="0"/>
+                <w:sz w:val="18"/>
+              </w:rPr>
+              <w:t>Uses of training</w:t>
+            </w:r>
+          </w:p>
+        </w:tc>
+        <w:tc>
+          <w:tcPr>
+            <w:tcW w:type="dxa" w:w="5112"/>
+          </w:tcPr>
+          <w:p>
+            <w:pPr>
+              <w:spacing w:after="40"/>
+            </w:pPr>
+            <w:r>
+              <w:rPr>
+                <w:sz w:val="18"/>
+              </w:rPr>
+            </w:r>
+            <w:r>
+              <w:rPr>
+                <w:b w:val="0"/>
+                <w:i w:val="0"/>
+                <w:sz w:val="18"/>
+              </w:rPr>
+              <w:t>Outbreak response · surveillance · communication · disease prioritization (who gets it, who dies, outcome) · training · experimental epidemiology · program evaluation (vaccine and clinical trials).</w:t>
+            </w:r>
+          </w:p>
+        </w:tc>
+      </w:tr>
+      <w:tr>
+        <w:tc>
+          <w:tcPr>
+            <w:tcW w:type="dxa" w:w="5112"/>
+            <w:shd w:val="clear" w:color="auto" w:fill="F1EEEF"/>
+          </w:tcPr>
+          <w:p>
+            <w:pPr>
+              <w:spacing w:after="40"/>
+            </w:pPr>
+            <w:r>
+              <w:rPr>
+                <w:b/>
+                <w:sz w:val="18"/>
+              </w:rPr>
+            </w:r>
+            <w:r>
+              <w:rPr>
+                <w:b/>
+                <w:i w:val="0"/>
+                <w:sz w:val="18"/>
+              </w:rPr>
+              <w:t>The names</w:t>
+            </w:r>
+          </w:p>
+        </w:tc>
+        <w:tc>
+          <w:tcPr>
+            <w:tcW w:type="dxa" w:w="5112"/>
+          </w:tcPr>
+          <w:p>
+            <w:pPr>
+              <w:spacing w:after="40"/>
+            </w:pPr>
+            <w:r>
+              <w:rPr>
+                <w:sz w:val="18"/>
+              </w:rPr>
+            </w:r>
+            <w:r>
+              <w:rPr>
+                <w:b w:val="0"/>
+                <w:i w:val="0"/>
+                <w:sz w:val="18"/>
+              </w:rPr>
+              <w:t>Hippocrates: rational, not spiritual · Graunt: tabulated mortality rates · FARR: father of modern VITAL STATISTICS · SNOW: father of FIELD epidemiology.</w:t>
+            </w:r>
+          </w:p>
+        </w:tc>
+      </w:tr>
+      <w:tr>
+        <w:tc>
+          <w:tcPr>
+            <w:tcW w:type="dxa" w:w="5112"/>
+            <w:shd w:val="clear" w:color="auto" w:fill="F1EEEF"/>
+          </w:tcPr>
+          <w:p>
+            <w:pPr>
+              <w:spacing w:after="40"/>
+            </w:pPr>
+            <w:r>
+              <w:rPr>
+                <w:b/>
+                <w:sz w:val="18"/>
+              </w:rPr>
+            </w:r>
+            <w:r>
+              <w:rPr>
+                <w:b/>
+                <w:i w:val="0"/>
+                <w:sz w:val="18"/>
+              </w:rPr>
+              <w:t>Landmarks</w:t>
+            </w:r>
+          </w:p>
+        </w:tc>
+        <w:tc>
+          <w:tcPr>
+            <w:tcW w:type="dxa" w:w="5112"/>
+          </w:tcPr>
+          <w:p>
+            <w:pPr>
+              <w:spacing w:after="40"/>
+            </w:pPr>
+            <w:r>
+              <w:rPr>
+                <w:sz w:val="18"/>
+              </w:rPr>
+            </w:r>
+            <w:r>
+              <w:rPr>
+                <w:b w:val="0"/>
+                <w:i w:val="0"/>
+                <w:sz w:val="18"/>
+              </w:rPr>
+              <w:t>Doll and Hill: smoking and lung cancer · Framingham: multigenerational cardiovascular study · smallpox eradication · injuries/violence · bioterrorism.</w:t>
+            </w:r>
+          </w:p>
+        </w:tc>
+      </w:tr>
+      <w:tr>
+        <w:tc>
+          <w:tcPr>
+            <w:tcW w:type="dxa" w:w="5112"/>
+            <w:shd w:val="clear" w:color="auto" w:fill="F1EEEF"/>
+          </w:tcPr>
+          <w:p>
+            <w:pPr>
+              <w:spacing w:after="40"/>
+            </w:pPr>
+            <w:r>
+              <w:rPr>
+                <w:b/>
+                <w:sz w:val="18"/>
+              </w:rPr>
+            </w:r>
+            <w:r>
+              <w:rPr>
+                <w:b/>
+                <w:i w:val="0"/>
+                <w:sz w:val="18"/>
+              </w:rPr>
+              <w:t>Genomic epidemiology</w:t>
+            </w:r>
+          </w:p>
+        </w:tc>
+        <w:tc>
+          <w:tcPr>
+            <w:tcW w:type="dxa" w:w="5112"/>
+          </w:tcPr>
+          <w:p>
+            <w:pPr>
+              <w:spacing w:after="40"/>
+            </w:pPr>
+            <w:r>
+              <w:rPr>
+                <w:sz w:val="18"/>
+              </w:rPr>
+            </w:r>
+            <w:r>
+              <w:rPr>
+                <w:b w:val="0"/>
+                <w:i w:val="0"/>
+                <w:sz w:val="18"/>
+              </w:rPr>
+              <w:t>Monitoring pathogens' GENETIC MAKEUP (sequencing): closely related = same outbreak; transmission links; sources of exposure; links cases in different places.</w:t>
+            </w:r>
+          </w:p>
+        </w:tc>
+      </w:tr>
+    </w:tbl>
+    <w:p>
+      <w:pPr>
+        <w:spacing w:after="80"/>
+      </w:pPr>
+    </w:p>
+    <w:p>
+      <w:pPr>
+        <w:pStyle w:val="Heading1"/>
+        <w:spacing w:before="280" w:after="100"/>
+      </w:pPr>
+      <w:r>
+        <w:rPr>
+          <w:rFonts w:ascii="Georgia" w:hAnsi="Georgia"/>
+          <w:color w:val="17494B"/>
+        </w:rPr>
+        <w:t>L12 · Data, Surveillance &amp; Reporting</w:t>
+      </w:r>
+    </w:p>
+    <w:tbl>
+      <w:tblPr>
+        <w:tblStyle w:val="TableGrid"/>
+        <w:tblW w:type="auto" w:w="0"/>
+        <w:jc w:val="center"/>
+        <w:tblLook w:firstColumn="1" w:firstRow="1" w:lastColumn="0" w:lastRow="0" w:noHBand="0" w:noVBand="1" w:val="04A0"/>
+        <w:tblBorders>
+          <w:top w:val="single" w:sz="4" w:space="0" w:color="D8D2D4"/>
+          <w:left w:val="single" w:sz="4" w:space="0" w:color="D8D2D4"/>
+          <w:bottom w:val="single" w:sz="4" w:space="0" w:color="D8D2D4"/>
+          <w:right w:val="single" w:sz="4" w:space="0" w:color="D8D2D4"/>
+          <w:insideH w:val="single" w:sz="4" w:space="0" w:color="D8D2D4"/>
+          <w:insideV w:val="single" w:sz="4" w:space="0" w:color="D8D2D4"/>
+        </w:tblBorders>
+      </w:tblPr>
+      <w:tblGrid>
+        <w:gridCol w:w="5112"/>
+        <w:gridCol w:w="5112"/>
+      </w:tblGrid>
+      <w:tr>
+        <w:tc>
+          <w:tcPr>
+            <w:tcW w:type="dxa" w:w="5112"/>
+            <w:shd w:val="clear" w:color="auto" w:fill="17494B"/>
+          </w:tcPr>
+          <w:p>
+            <w:pPr>
+              <w:spacing w:after="40"/>
+            </w:pPr>
+            <w:r>
+              <w:rPr>
+                <w:b/>
+                <w:color w:val="FFFFFF"/>
+                <w:sz w:val="18"/>
+              </w:rPr>
+            </w:r>
+            <w:r>
+              <w:rPr>
+                <w:b/>
+                <w:i w:val="0"/>
+                <w:color w:val="FFFFFF"/>
+                <w:sz w:val="18"/>
+              </w:rPr>
+              <w:t>Term</w:t>
+            </w:r>
+          </w:p>
+        </w:tc>
+        <w:tc>
+          <w:tcPr>
+            <w:tcW w:type="dxa" w:w="5112"/>
+            <w:shd w:val="clear" w:color="auto" w:fill="17494B"/>
+          </w:tcPr>
+          <w:p>
+            <w:pPr>
+              <w:spacing w:after="40"/>
+            </w:pPr>
+            <w:r>
+              <w:rPr>
+                <w:b/>
+                <w:color w:val="FFFFFF"/>
+                <w:sz w:val="18"/>
+              </w:rPr>
+            </w:r>
+            <w:r>
+              <w:rPr>
+                <w:b/>
+                <w:i w:val="0"/>
+                <w:color w:val="FFFFFF"/>
+                <w:sz w:val="18"/>
+              </w:rPr>
+              <w:t>What you need to know</w:t>
+            </w:r>
+          </w:p>
+        </w:tc>
+      </w:tr>
+      <w:tr>
+        <w:tc>
+          <w:tcPr>
+            <w:tcW w:type="dxa" w:w="5112"/>
+            <w:shd w:val="clear" w:color="auto" w:fill="F1EEEF"/>
+          </w:tcPr>
+          <w:p>
+            <w:pPr>
+              <w:spacing w:after="40"/>
+            </w:pPr>
+            <w:r>
+              <w:rPr>
+                <w:b/>
+                <w:sz w:val="18"/>
+              </w:rPr>
+            </w:r>
+            <w:r>
+              <w:rPr>
+                <w:b/>
+                <w:i w:val="0"/>
+                <w:sz w:val="18"/>
+              </w:rPr>
+              <w:t>Data sources</w:t>
+            </w:r>
+          </w:p>
+        </w:tc>
+        <w:tc>
+          <w:tcPr>
+            <w:tcW w:type="dxa" w:w="5112"/>
+          </w:tcPr>
+          <w:p>
+            <w:pPr>
+              <w:spacing w:after="40"/>
+            </w:pPr>
+            <w:r>
+              <w:rPr>
+                <w:sz w:val="18"/>
+              </w:rPr>
+            </w:r>
+            <w:r>
+              <w:rPr>
+                <w:b w:val="0"/>
+                <w:i w:val="0"/>
+                <w:sz w:val="18"/>
+              </w:rPr>
+              <w:t>Individuals (surveys: national nutrition survey) · environment (stream samples, air quality) · providers (meningitis notifications) · nonhealth (cigarette SALES, intoxicated-driver ARRESTS).</w:t>
+            </w:r>
+          </w:p>
+        </w:tc>
+      </w:tr>
+      <w:tr>
+        <w:tc>
+          <w:tcPr>
+            <w:tcW w:type="dxa" w:w="5112"/>
+            <w:shd w:val="clear" w:color="auto" w:fill="F1EEEF"/>
+          </w:tcPr>
+          <w:p>
+            <w:pPr>
+              <w:spacing w:after="40"/>
+            </w:pPr>
+            <w:r>
+              <w:rPr>
+                <w:b/>
+                <w:sz w:val="18"/>
+              </w:rPr>
+            </w:r>
+            <w:r>
+              <w:rPr>
+                <w:b/>
+                <w:i w:val="0"/>
+                <w:sz w:val="18"/>
+              </w:rPr>
+              <w:t>Surveillance</w:t>
+            </w:r>
+          </w:p>
+        </w:tc>
+        <w:tc>
+          <w:tcPr>
+            <w:tcW w:type="dxa" w:w="5112"/>
+          </w:tcPr>
+          <w:p>
+            <w:pPr>
+              <w:spacing w:after="40"/>
+            </w:pPr>
+            <w:r>
+              <w:rPr>
+                <w:sz w:val="18"/>
+              </w:rPr>
+            </w:r>
+            <w:r>
+              <w:rPr>
+                <w:b w:val="0"/>
+                <w:i w:val="0"/>
+                <w:sz w:val="18"/>
+              </w:rPr>
+              <w:t>SYSTEMATIC collection, analysis, interpretation → prevention and control. Needs a clear objective.</w:t>
+            </w:r>
+          </w:p>
+        </w:tc>
+      </w:tr>
+      <w:tr>
+        <w:tc>
+          <w:tcPr>
+            <w:tcW w:type="dxa" w:w="5112"/>
+            <w:shd w:val="clear" w:color="auto" w:fill="F1EEEF"/>
+          </w:tcPr>
+          <w:p>
+            <w:pPr>
+              <w:spacing w:after="40"/>
+            </w:pPr>
+            <w:r>
+              <w:rPr>
+                <w:b/>
+                <w:sz w:val="18"/>
+              </w:rPr>
+            </w:r>
+            <w:r>
+              <w:rPr>
+                <w:b/>
+                <w:i w:val="0"/>
+                <w:sz w:val="18"/>
+              </w:rPr>
+              <w:t>Its 4 characteristics</w:t>
+            </w:r>
+          </w:p>
+        </w:tc>
+        <w:tc>
+          <w:tcPr>
+            <w:tcW w:type="dxa" w:w="5112"/>
+          </w:tcPr>
+          <w:p>
+            <w:pPr>
+              <w:spacing w:after="40"/>
+            </w:pPr>
+            <w:r>
+              <w:rPr>
+                <w:sz w:val="18"/>
+              </w:rPr>
+            </w:r>
+            <w:r>
+              <w:rPr>
+                <w:b w:val="0"/>
+                <w:i w:val="0"/>
+                <w:sz w:val="18"/>
+              </w:rPr>
+              <w:t>Timeliness (control) · representation (temporal trend) · SENSITIVITY (find the sick) · SPECIFICITY (exclude the well).</w:t>
+            </w:r>
+          </w:p>
+        </w:tc>
+      </w:tr>
+      <w:tr>
+        <w:tc>
+          <w:tcPr>
+            <w:tcW w:type="dxa" w:w="5112"/>
+            <w:shd w:val="clear" w:color="auto" w:fill="F1EEEF"/>
+          </w:tcPr>
+          <w:p>
+            <w:pPr>
+              <w:spacing w:after="40"/>
+            </w:pPr>
+            <w:r>
+              <w:rPr>
+                <w:b/>
+                <w:sz w:val="18"/>
+              </w:rPr>
+            </w:r>
+            <w:r>
+              <w:rPr>
+                <w:b/>
+                <w:i w:val="0"/>
+                <w:sz w:val="18"/>
+              </w:rPr>
+              <w:t>Active vs passive</w:t>
+            </w:r>
+          </w:p>
+        </w:tc>
+        <w:tc>
+          <w:tcPr>
+            <w:tcW w:type="dxa" w:w="5112"/>
+          </w:tcPr>
+          <w:p>
+            <w:pPr>
+              <w:spacing w:after="40"/>
+            </w:pPr>
+            <w:r>
+              <w:rPr>
+                <w:sz w:val="18"/>
+              </w:rPr>
+            </w:r>
+            <w:r>
+              <w:rPr>
+                <w:b w:val="0"/>
+                <w:i w:val="0"/>
+                <w:sz w:val="18"/>
+              </w:rPr>
+              <w:t>ACTIVE: staff contact providers; most accurate, most EXPENSIVE; outbreaks. PASSIVE: submitted reports; most COMMON; under-reporting.</w:t>
+            </w:r>
+          </w:p>
+        </w:tc>
+      </w:tr>
+      <w:tr>
+        <w:tc>
+          <w:tcPr>
+            <w:tcW w:type="dxa" w:w="5112"/>
+            <w:shd w:val="clear" w:color="auto" w:fill="F1EEEF"/>
+          </w:tcPr>
+          <w:p>
+            <w:pPr>
+              <w:spacing w:after="40"/>
+            </w:pPr>
+            <w:r>
+              <w:rPr>
+                <w:b/>
+                <w:sz w:val="18"/>
+              </w:rPr>
+            </w:r>
+            <w:r>
+              <w:rPr>
+                <w:b/>
+                <w:i w:val="0"/>
+                <w:sz w:val="18"/>
+              </w:rPr>
+              <w:t>Sentinel vs syndromic</w:t>
+            </w:r>
+          </w:p>
+        </w:tc>
+        <w:tc>
+          <w:tcPr>
+            <w:tcW w:type="dxa" w:w="5112"/>
+          </w:tcPr>
+          <w:p>
+            <w:pPr>
+              <w:spacing w:after="40"/>
+            </w:pPr>
+            <w:r>
+              <w:rPr>
+                <w:sz w:val="18"/>
+              </w:rPr>
+            </w:r>
+            <w:r>
+              <w:rPr>
+                <w:b w:val="0"/>
+                <w:i w:val="0"/>
+                <w:sz w:val="18"/>
+              </w:rPr>
+              <w:t>SENTINEL: prearranged small group reports all cases. SYNDROMIC: clinical-feature case definitions (diarrhea, not cholera); commonest in developing countries.</w:t>
+            </w:r>
+          </w:p>
+        </w:tc>
+      </w:tr>
+      <w:tr>
+        <w:tc>
+          <w:tcPr>
+            <w:tcW w:type="dxa" w:w="5112"/>
+            <w:shd w:val="clear" w:color="auto" w:fill="F1EEEF"/>
+          </w:tcPr>
+          <w:p>
+            <w:pPr>
+              <w:spacing w:after="40"/>
+            </w:pPr>
+            <w:r>
+              <w:rPr>
+                <w:b/>
+                <w:sz w:val="18"/>
+              </w:rPr>
+            </w:r>
+            <w:r>
+              <w:rPr>
+                <w:b/>
+                <w:i w:val="0"/>
+                <w:sz w:val="18"/>
+              </w:rPr>
+              <w:t>Case surveillance</w:t>
+            </w:r>
+          </w:p>
+        </w:tc>
+        <w:tc>
+          <w:tcPr>
+            <w:tcW w:type="dxa" w:w="5112"/>
+          </w:tcPr>
+          <w:p>
+            <w:pPr>
+              <w:spacing w:after="40"/>
+            </w:pPr>
+            <w:r>
+              <w:rPr>
+                <w:sz w:val="18"/>
+              </w:rPr>
+            </w:r>
+            <w:r>
+              <w:rPr>
+                <w:b w:val="0"/>
+                <w:i w:val="0"/>
+                <w:sz w:val="18"/>
+              </w:rPr>
+              <w:t>Starts at LOCAL and STATE health departments; if notifiable → reported to the Centers for Disease Control and Prevention.</w:t>
+            </w:r>
+          </w:p>
+        </w:tc>
+      </w:tr>
+      <w:tr>
+        <w:tc>
+          <w:tcPr>
+            <w:tcW w:type="dxa" w:w="5112"/>
+            <w:shd w:val="clear" w:color="auto" w:fill="F1EEEF"/>
+          </w:tcPr>
+          <w:p>
+            <w:pPr>
+              <w:spacing w:after="40"/>
+            </w:pPr>
+            <w:r>
+              <w:rPr>
+                <w:b/>
+                <w:sz w:val="18"/>
+              </w:rPr>
+            </w:r>
+            <w:r>
+              <w:rPr>
+                <w:b/>
+                <w:i w:val="0"/>
+                <w:sz w:val="18"/>
+              </w:rPr>
+              <w:t>Reportable disease</w:t>
+            </w:r>
+          </w:p>
+        </w:tc>
+        <w:tc>
+          <w:tcPr>
+            <w:tcW w:type="dxa" w:w="5112"/>
+          </w:tcPr>
+          <w:p>
+            <w:pPr>
+              <w:spacing w:after="40"/>
+            </w:pPr>
+            <w:r>
+              <w:rPr>
+                <w:sz w:val="18"/>
+              </w:rPr>
+            </w:r>
+            <w:r>
+              <w:rPr>
+                <w:b w:val="0"/>
+                <w:i w:val="0"/>
+                <w:sz w:val="18"/>
+              </w:rPr>
+              <w:t>Required BY LAW to be reported; contagiousness, severity or frequency. Infectious, bioterrorism, sexually transmitted, NONINFECTIOUS (lead, carbon monoxide). List produced yearly.</w:t>
+            </w:r>
+          </w:p>
+        </w:tc>
+      </w:tr>
+      <w:tr>
+        <w:tc>
+          <w:tcPr>
+            <w:tcW w:type="dxa" w:w="5112"/>
+            <w:shd w:val="clear" w:color="auto" w:fill="F1EEEF"/>
+          </w:tcPr>
+          <w:p>
+            <w:pPr>
+              <w:spacing w:after="40"/>
+            </w:pPr>
+            <w:r>
+              <w:rPr>
+                <w:b/>
+                <w:sz w:val="18"/>
+              </w:rPr>
+            </w:r>
+            <w:r>
+              <w:rPr>
+                <w:b/>
+                <w:i w:val="0"/>
+                <w:sz w:val="18"/>
+              </w:rPr>
+              <w:t>Reporting groups</w:t>
+            </w:r>
+          </w:p>
+        </w:tc>
+        <w:tc>
+          <w:tcPr>
+            <w:tcW w:type="dxa" w:w="5112"/>
+          </w:tcPr>
+          <w:p>
+            <w:pPr>
+              <w:spacing w:after="40"/>
+            </w:pPr>
+            <w:r>
+              <w:rPr>
+                <w:sz w:val="18"/>
+              </w:rPr>
+            </w:r>
+            <w:r>
+              <w:rPr>
+                <w:b w:val="0"/>
+                <w:i w:val="0"/>
+                <w:sz w:val="18"/>
+              </w:rPr>
+              <w:t>Written: gonorrhea, salmonellosis · TELEPHONE: rubeola, pertussis · total number: chickenpox, influenza · cancer → state registries.</w:t>
+            </w:r>
+          </w:p>
+        </w:tc>
+      </w:tr>
+    </w:tbl>
+    <w:p>
+      <w:pPr>
+        <w:spacing w:after="80"/>
+      </w:pPr>
+    </w:p>
+    <w:p>
+      <w:pPr>
+        <w:pStyle w:val="Heading1"/>
+        <w:spacing w:before="280" w:after="100"/>
+      </w:pPr>
+      <w:r>
+        <w:rPr>
+          <w:rFonts w:ascii="Georgia" w:hAnsi="Georgia"/>
+          <w:color w:val="17494B"/>
+        </w:rPr>
+        <w:t>L12 · Morbidity, Mortality &amp; Causation</w:t>
+      </w:r>
+    </w:p>
+    <w:tbl>
+      <w:tblPr>
+        <w:tblStyle w:val="TableGrid"/>
+        <w:tblW w:type="auto" w:w="0"/>
+        <w:jc w:val="center"/>
+        <w:tblLook w:firstColumn="1" w:firstRow="1" w:lastColumn="0" w:lastRow="0" w:noHBand="0" w:noVBand="1" w:val="04A0"/>
+        <w:tblBorders>
+          <w:top w:val="single" w:sz="4" w:space="0" w:color="D8D2D4"/>
+          <w:left w:val="single" w:sz="4" w:space="0" w:color="D8D2D4"/>
+          <w:bottom w:val="single" w:sz="4" w:space="0" w:color="D8D2D4"/>
+          <w:right w:val="single" w:sz="4" w:space="0" w:color="D8D2D4"/>
+          <w:insideH w:val="single" w:sz="4" w:space="0" w:color="D8D2D4"/>
+          <w:insideV w:val="single" w:sz="4" w:space="0" w:color="D8D2D4"/>
+        </w:tblBorders>
+      </w:tblPr>
+      <w:tblGrid>
+        <w:gridCol w:w="5112"/>
+        <w:gridCol w:w="5112"/>
+      </w:tblGrid>
+      <w:tr>
+        <w:tc>
+          <w:tcPr>
+            <w:tcW w:type="dxa" w:w="5112"/>
+            <w:shd w:val="clear" w:color="auto" w:fill="17494B"/>
+          </w:tcPr>
+          <w:p>
+            <w:pPr>
+              <w:spacing w:after="40"/>
+            </w:pPr>
+            <w:r>
+              <w:rPr>
+                <w:b/>
+                <w:color w:val="FFFFFF"/>
+                <w:sz w:val="18"/>
+              </w:rPr>
+            </w:r>
+            <w:r>
+              <w:rPr>
+                <w:b/>
+                <w:i w:val="0"/>
+                <w:color w:val="FFFFFF"/>
+                <w:sz w:val="18"/>
+              </w:rPr>
+              <w:t>Term</w:t>
+            </w:r>
+          </w:p>
+        </w:tc>
+        <w:tc>
+          <w:tcPr>
+            <w:tcW w:type="dxa" w:w="5112"/>
+            <w:shd w:val="clear" w:color="auto" w:fill="17494B"/>
+          </w:tcPr>
+          <w:p>
+            <w:pPr>
+              <w:spacing w:after="40"/>
+            </w:pPr>
+            <w:r>
+              <w:rPr>
+                <w:b/>
+                <w:color w:val="FFFFFF"/>
+                <w:sz w:val="18"/>
+              </w:rPr>
+            </w:r>
+            <w:r>
+              <w:rPr>
+                <w:b/>
+                <w:i w:val="0"/>
+                <w:color w:val="FFFFFF"/>
+                <w:sz w:val="18"/>
+              </w:rPr>
+              <w:t>What you need to know</w:t>
+            </w:r>
+          </w:p>
+        </w:tc>
+      </w:tr>
+      <w:tr>
+        <w:tc>
+          <w:tcPr>
+            <w:tcW w:type="dxa" w:w="5112"/>
+            <w:shd w:val="clear" w:color="auto" w:fill="F1EEEF"/>
+          </w:tcPr>
+          <w:p>
+            <w:pPr>
+              <w:spacing w:after="40"/>
+            </w:pPr>
+            <w:r>
+              <w:rPr>
+                <w:b/>
+                <w:sz w:val="18"/>
+              </w:rPr>
+            </w:r>
+            <w:r>
+              <w:rPr>
+                <w:b/>
+                <w:i w:val="0"/>
+                <w:sz w:val="18"/>
+              </w:rPr>
+              <w:t>Incidence</w:t>
+            </w:r>
+          </w:p>
+        </w:tc>
+        <w:tc>
+          <w:tcPr>
+            <w:tcW w:type="dxa" w:w="5112"/>
+          </w:tcPr>
+          <w:p>
+            <w:pPr>
+              <w:spacing w:after="40"/>
+            </w:pPr>
+            <w:r>
+              <w:rPr>
+                <w:sz w:val="18"/>
+              </w:rPr>
+            </w:r>
+            <w:r>
+              <w:rPr>
+                <w:b w:val="0"/>
+                <w:i w:val="0"/>
+                <w:sz w:val="18"/>
+              </w:rPr>
+              <w:t>NEW cases in a period (speedometer).</w:t>
+            </w:r>
+          </w:p>
+        </w:tc>
+      </w:tr>
+      <w:tr>
+        <w:tc>
+          <w:tcPr>
+            <w:tcW w:type="dxa" w:w="5112"/>
+            <w:shd w:val="clear" w:color="auto" w:fill="F1EEEF"/>
+          </w:tcPr>
+          <w:p>
+            <w:pPr>
+              <w:spacing w:after="40"/>
+            </w:pPr>
+            <w:r>
+              <w:rPr>
+                <w:b/>
+                <w:sz w:val="18"/>
+              </w:rPr>
+            </w:r>
+            <w:r>
+              <w:rPr>
+                <w:b/>
+                <w:i w:val="0"/>
+                <w:sz w:val="18"/>
+              </w:rPr>
+              <w:t>Prevalence</w:t>
+            </w:r>
+          </w:p>
+        </w:tc>
+        <w:tc>
+          <w:tcPr>
+            <w:tcW w:type="dxa" w:w="5112"/>
+          </w:tcPr>
+          <w:p>
+            <w:pPr>
+              <w:spacing w:after="40"/>
+            </w:pPr>
+            <w:r>
+              <w:rPr>
+                <w:sz w:val="18"/>
+              </w:rPr>
+            </w:r>
+            <w:r>
+              <w:rPr>
+                <w:b w:val="0"/>
+                <w:i w:val="0"/>
+                <w:sz w:val="18"/>
+              </w:rPr>
+              <w:t>ALL cases present (odometer). Depends on incidence AND duration; used for chronic disease. Low = low incidence, rapidly fatal, or rapid recovery.</w:t>
+            </w:r>
+          </w:p>
+        </w:tc>
+      </w:tr>
+      <w:tr>
+        <w:tc>
+          <w:tcPr>
+            <w:tcW w:type="dxa" w:w="5112"/>
+            <w:shd w:val="clear" w:color="auto" w:fill="F1EEEF"/>
+          </w:tcPr>
+          <w:p>
+            <w:pPr>
+              <w:spacing w:after="40"/>
+            </w:pPr>
+            <w:r>
+              <w:rPr>
+                <w:b/>
+                <w:sz w:val="18"/>
+              </w:rPr>
+            </w:r>
+            <w:r>
+              <w:rPr>
+                <w:b/>
+                <w:i w:val="0"/>
+                <w:sz w:val="18"/>
+              </w:rPr>
+              <w:t>Mortality rates</w:t>
+            </w:r>
+          </w:p>
+        </w:tc>
+        <w:tc>
+          <w:tcPr>
+            <w:tcW w:type="dxa" w:w="5112"/>
+          </w:tcPr>
+          <w:p>
+            <w:pPr>
+              <w:spacing w:after="40"/>
+            </w:pPr>
+            <w:r>
+              <w:rPr>
+                <w:sz w:val="18"/>
+              </w:rPr>
+            </w:r>
+            <w:r>
+              <w:rPr>
+                <w:b w:val="0"/>
+                <w:i w:val="0"/>
+                <w:sz w:val="18"/>
+              </w:rPr>
+              <w:t>Crude (all causes) · cause-specific · age-specific · INFANT (compares countries) · maternal (pregnancy).</w:t>
+            </w:r>
+          </w:p>
+        </w:tc>
+      </w:tr>
+      <w:tr>
+        <w:tc>
+          <w:tcPr>
+            <w:tcW w:type="dxa" w:w="5112"/>
+            <w:shd w:val="clear" w:color="auto" w:fill="F1EEEF"/>
+          </w:tcPr>
+          <w:p>
+            <w:pPr>
+              <w:spacing w:after="40"/>
+            </w:pPr>
+            <w:r>
+              <w:rPr>
+                <w:b/>
+                <w:sz w:val="18"/>
+              </w:rPr>
+            </w:r>
+            <w:r>
+              <w:rPr>
+                <w:b/>
+                <w:i w:val="0"/>
+                <w:sz w:val="18"/>
+              </w:rPr>
+              <w:t>Case fatality rate</w:t>
+            </w:r>
+          </w:p>
+        </w:tc>
+        <w:tc>
+          <w:tcPr>
+            <w:tcW w:type="dxa" w:w="5112"/>
+          </w:tcPr>
+          <w:p>
+            <w:pPr>
+              <w:spacing w:after="40"/>
+            </w:pPr>
+            <w:r>
+              <w:rPr>
+                <w:sz w:val="18"/>
+              </w:rPr>
+            </w:r>
+            <w:r>
+              <w:rPr>
+                <w:b w:val="0"/>
+                <w:i w:val="0"/>
+                <w:sz w:val="18"/>
+              </w:rPr>
+              <w:t>Deaths / total cases. Over-estimated early (sickest counted), under-estimated as mild cases are tested.</w:t>
+            </w:r>
+          </w:p>
+        </w:tc>
+      </w:tr>
+      <w:tr>
+        <w:tc>
+          <w:tcPr>
+            <w:tcW w:type="dxa" w:w="5112"/>
+            <w:shd w:val="clear" w:color="auto" w:fill="F1EEEF"/>
+          </w:tcPr>
+          <w:p>
+            <w:pPr>
+              <w:spacing w:after="40"/>
+            </w:pPr>
+            <w:r>
+              <w:rPr>
+                <w:b/>
+                <w:sz w:val="18"/>
+              </w:rPr>
+            </w:r>
+            <w:r>
+              <w:rPr>
+                <w:b/>
+                <w:i w:val="0"/>
+                <w:sz w:val="18"/>
+              </w:rPr>
+              <w:t>Association vs causation</w:t>
+            </w:r>
+          </w:p>
+        </w:tc>
+        <w:tc>
+          <w:tcPr>
+            <w:tcW w:type="dxa" w:w="5112"/>
+          </w:tcPr>
+          <w:p>
+            <w:pPr>
+              <w:spacing w:after="40"/>
+            </w:pPr>
+            <w:r>
+              <w:rPr>
+                <w:sz w:val="18"/>
+              </w:rPr>
+            </w:r>
+            <w:r>
+              <w:rPr>
+                <w:b w:val="0"/>
+                <w:i w:val="0"/>
+                <w:sz w:val="18"/>
+              </w:rPr>
+              <w:t>Association = exposure linked to disease frequency in POPULATIONS (risk factors). Causation = a true mechanism. Association does not make it causal.</w:t>
+            </w:r>
+          </w:p>
+        </w:tc>
+      </w:tr>
+      <w:tr>
+        <w:tc>
+          <w:tcPr>
+            <w:tcW w:type="dxa" w:w="5112"/>
+            <w:shd w:val="clear" w:color="auto" w:fill="F1EEEF"/>
+          </w:tcPr>
+          <w:p>
+            <w:pPr>
+              <w:spacing w:after="40"/>
+            </w:pPr>
+            <w:r>
+              <w:rPr>
+                <w:b/>
+                <w:sz w:val="18"/>
+              </w:rPr>
+            </w:r>
+            <w:r>
+              <w:rPr>
+                <w:b/>
+                <w:i w:val="0"/>
+                <w:sz w:val="18"/>
+              </w:rPr>
+              <w:t>Pyramid</w:t>
+            </w:r>
+          </w:p>
+        </w:tc>
+        <w:tc>
+          <w:tcPr>
+            <w:tcW w:type="dxa" w:w="5112"/>
+          </w:tcPr>
+          <w:p>
+            <w:pPr>
+              <w:spacing w:after="40"/>
+            </w:pPr>
+            <w:r>
+              <w:rPr>
+                <w:sz w:val="18"/>
+              </w:rPr>
+            </w:r>
+            <w:r>
+              <w:rPr>
+                <w:b w:val="0"/>
+                <w:i w:val="0"/>
+                <w:sz w:val="18"/>
+              </w:rPr>
+              <w:t>Base → apex: chance · spurious/artifact · confounded · non-causal · CAUSAL.</w:t>
+            </w:r>
+          </w:p>
+        </w:tc>
+      </w:tr>
+      <w:tr>
+        <w:tc>
+          <w:tcPr>
+            <w:tcW w:type="dxa" w:w="5112"/>
+            <w:shd w:val="clear" w:color="auto" w:fill="F1EEEF"/>
+          </w:tcPr>
+          <w:p>
+            <w:pPr>
+              <w:spacing w:after="40"/>
+            </w:pPr>
+            <w:r>
+              <w:rPr>
+                <w:b/>
+                <w:sz w:val="18"/>
+              </w:rPr>
+            </w:r>
+            <w:r>
+              <w:rPr>
+                <w:b/>
+                <w:i w:val="0"/>
+                <w:sz w:val="18"/>
+              </w:rPr>
+              <w:t>Hill's criteria</w:t>
+            </w:r>
+          </w:p>
+        </w:tc>
+        <w:tc>
+          <w:tcPr>
+            <w:tcW w:type="dxa" w:w="5112"/>
+          </w:tcPr>
+          <w:p>
+            <w:pPr>
+              <w:spacing w:after="40"/>
+            </w:pPr>
+            <w:r>
+              <w:rPr>
+                <w:sz w:val="18"/>
+              </w:rPr>
+            </w:r>
+            <w:r>
+              <w:rPr>
+                <w:b w:val="0"/>
+                <w:i w:val="0"/>
+                <w:sz w:val="18"/>
+              </w:rPr>
+              <w:t>Consistency · strength (relative risk very high or low) · BIOLOGICAL GRADIENT (dose-response; most reliable) · TEMPORAL (exposure first) · plausibility · coherence · specificity.</w:t>
+            </w:r>
+          </w:p>
+        </w:tc>
+      </w:tr>
+    </w:tbl>
+    <w:p>
+      <w:pPr>
+        <w:spacing w:after="80"/>
+      </w:pPr>
+    </w:p>
+    <w:p>
+      <w:pPr>
+        <w:pStyle w:val="Heading1"/>
+        <w:spacing w:before="280" w:after="100"/>
+      </w:pPr>
+      <w:r>
+        <w:rPr>
+          <w:rFonts w:ascii="Georgia" w:hAnsi="Georgia"/>
+          <w:color w:val="17494B"/>
+        </w:rPr>
+        <w:t>L12 · Epidemic Terms &amp; Applications</w:t>
+      </w:r>
+    </w:p>
+    <w:tbl>
+      <w:tblPr>
+        <w:tblStyle w:val="TableGrid"/>
+        <w:tblW w:type="auto" w:w="0"/>
+        <w:jc w:val="center"/>
+        <w:tblLook w:firstColumn="1" w:firstRow="1" w:lastColumn="0" w:lastRow="0" w:noHBand="0" w:noVBand="1" w:val="04A0"/>
+        <w:tblBorders>
+          <w:top w:val="single" w:sz="4" w:space="0" w:color="D8D2D4"/>
+          <w:left w:val="single" w:sz="4" w:space="0" w:color="D8D2D4"/>
+          <w:bottom w:val="single" w:sz="4" w:space="0" w:color="D8D2D4"/>
+          <w:right w:val="single" w:sz="4" w:space="0" w:color="D8D2D4"/>
+          <w:insideH w:val="single" w:sz="4" w:space="0" w:color="D8D2D4"/>
+          <w:insideV w:val="single" w:sz="4" w:space="0" w:color="D8D2D4"/>
+        </w:tblBorders>
+      </w:tblPr>
+      <w:tblGrid>
+        <w:gridCol w:w="5112"/>
+        <w:gridCol w:w="5112"/>
+      </w:tblGrid>
+      <w:tr>
+        <w:tc>
+          <w:tcPr>
+            <w:tcW w:type="dxa" w:w="5112"/>
+            <w:shd w:val="clear" w:color="auto" w:fill="17494B"/>
+          </w:tcPr>
+          <w:p>
+            <w:pPr>
+              <w:spacing w:after="40"/>
+            </w:pPr>
+            <w:r>
+              <w:rPr>
+                <w:b/>
+                <w:color w:val="FFFFFF"/>
+                <w:sz w:val="18"/>
+              </w:rPr>
+            </w:r>
+            <w:r>
+              <w:rPr>
+                <w:b/>
+                <w:i w:val="0"/>
+                <w:color w:val="FFFFFF"/>
+                <w:sz w:val="18"/>
+              </w:rPr>
+              <w:t>Term</w:t>
+            </w:r>
+          </w:p>
+        </w:tc>
+        <w:tc>
+          <w:tcPr>
+            <w:tcW w:type="dxa" w:w="5112"/>
+            <w:shd w:val="clear" w:color="auto" w:fill="17494B"/>
+          </w:tcPr>
+          <w:p>
+            <w:pPr>
+              <w:spacing w:after="40"/>
+            </w:pPr>
+            <w:r>
+              <w:rPr>
+                <w:b/>
+                <w:color w:val="FFFFFF"/>
+                <w:sz w:val="18"/>
+              </w:rPr>
+            </w:r>
+            <w:r>
+              <w:rPr>
+                <w:b/>
+                <w:i w:val="0"/>
+                <w:color w:val="FFFFFF"/>
+                <w:sz w:val="18"/>
+              </w:rPr>
+              <w:t>What you need to know</w:t>
+            </w:r>
+          </w:p>
+        </w:tc>
+      </w:tr>
+      <w:tr>
+        <w:tc>
+          <w:tcPr>
+            <w:tcW w:type="dxa" w:w="5112"/>
+            <w:shd w:val="clear" w:color="auto" w:fill="F1EEEF"/>
+          </w:tcPr>
+          <w:p>
+            <w:pPr>
+              <w:spacing w:after="40"/>
+            </w:pPr>
+            <w:r>
+              <w:rPr>
+                <w:b/>
+                <w:sz w:val="18"/>
+              </w:rPr>
+            </w:r>
+            <w:r>
+              <w:rPr>
+                <w:b/>
+                <w:i w:val="0"/>
+                <w:sz w:val="18"/>
+              </w:rPr>
+              <w:t>The four terms</w:t>
+            </w:r>
+          </w:p>
+        </w:tc>
+        <w:tc>
+          <w:tcPr>
+            <w:tcW w:type="dxa" w:w="5112"/>
+          </w:tcPr>
+          <w:p>
+            <w:pPr>
+              <w:spacing w:after="40"/>
+            </w:pPr>
+            <w:r>
+              <w:rPr>
+                <w:sz w:val="18"/>
+              </w:rPr>
+            </w:r>
+            <w:r>
+              <w:rPr>
+                <w:b w:val="0"/>
+                <w:i w:val="0"/>
+                <w:sz w:val="18"/>
+              </w:rPr>
+              <w:t>ENDEMIC: chronically low levels · SPORADIC: irregular or isolated · EPIDEMIC: in excess of expected · PANDEMIC: world-wide epidemic.</w:t>
+            </w:r>
+          </w:p>
+        </w:tc>
+      </w:tr>
+      <w:tr>
+        <w:tc>
+          <w:tcPr>
+            <w:tcW w:type="dxa" w:w="5112"/>
+            <w:shd w:val="clear" w:color="auto" w:fill="F1EEEF"/>
+          </w:tcPr>
+          <w:p>
+            <w:pPr>
+              <w:spacing w:after="40"/>
+            </w:pPr>
+            <w:r>
+              <w:rPr>
+                <w:b/>
+                <w:sz w:val="18"/>
+              </w:rPr>
+            </w:r>
+            <w:r>
+              <w:rPr>
+                <w:b/>
+                <w:i w:val="0"/>
+                <w:sz w:val="18"/>
+              </w:rPr>
+              <w:t>Epidemic types</w:t>
+            </w:r>
+          </w:p>
+        </w:tc>
+        <w:tc>
+          <w:tcPr>
+            <w:tcW w:type="dxa" w:w="5112"/>
+          </w:tcPr>
+          <w:p>
+            <w:pPr>
+              <w:spacing w:after="40"/>
+            </w:pPr>
+            <w:r>
+              <w:rPr>
+                <w:sz w:val="18"/>
+              </w:rPr>
+            </w:r>
+            <w:r>
+              <w:rPr>
+                <w:b w:val="0"/>
+                <w:i w:val="0"/>
+                <w:sz w:val="18"/>
+              </w:rPr>
+              <w:t>Common source: POINT (within 1 incubation period), continuous, intermittent · PROPAGATED: person to person · MIXED: source then spread · other: zoonotic, vector-borne.</w:t>
+            </w:r>
+          </w:p>
+        </w:tc>
+      </w:tr>
+      <w:tr>
+        <w:tc>
+          <w:tcPr>
+            <w:tcW w:type="dxa" w:w="5112"/>
+            <w:shd w:val="clear" w:color="auto" w:fill="F1EEEF"/>
+          </w:tcPr>
+          <w:p>
+            <w:pPr>
+              <w:spacing w:after="40"/>
+            </w:pPr>
+            <w:r>
+              <w:rPr>
+                <w:b/>
+                <w:sz w:val="18"/>
+              </w:rPr>
+            </w:r>
+            <w:r>
+              <w:rPr>
+                <w:b/>
+                <w:i w:val="0"/>
+                <w:sz w:val="18"/>
+              </w:rPr>
+              <w:t>R0 vs R</w:t>
+            </w:r>
+          </w:p>
+        </w:tc>
+        <w:tc>
+          <w:tcPr>
+            <w:tcW w:type="dxa" w:w="5112"/>
+          </w:tcPr>
+          <w:p>
+            <w:pPr>
+              <w:spacing w:after="40"/>
+            </w:pPr>
+            <w:r>
+              <w:rPr>
+                <w:sz w:val="18"/>
+              </w:rPr>
+            </w:r>
+            <w:r>
+              <w:rPr>
+                <w:b w:val="0"/>
+                <w:i w:val="0"/>
+                <w:sz w:val="18"/>
+              </w:rPr>
+              <w:t>R0: cases from one case, susceptible population, NO interventions. R: with interventions or immunity.</w:t>
+            </w:r>
+          </w:p>
+        </w:tc>
+      </w:tr>
+      <w:tr>
+        <w:tc>
+          <w:tcPr>
+            <w:tcW w:type="dxa" w:w="5112"/>
+            <w:shd w:val="clear" w:color="auto" w:fill="F1EEEF"/>
+          </w:tcPr>
+          <w:p>
+            <w:pPr>
+              <w:spacing w:after="40"/>
+            </w:pPr>
+            <w:r>
+              <w:rPr>
+                <w:b/>
+                <w:sz w:val="18"/>
+              </w:rPr>
+            </w:r>
+            <w:r>
+              <w:rPr>
+                <w:b/>
+                <w:i w:val="0"/>
+                <w:sz w:val="18"/>
+              </w:rPr>
+              <w:t>Herd immunity</w:t>
+            </w:r>
+          </w:p>
+        </w:tc>
+        <w:tc>
+          <w:tcPr>
+            <w:tcW w:type="dxa" w:w="5112"/>
+          </w:tcPr>
+          <w:p>
+            <w:pPr>
+              <w:spacing w:after="40"/>
+            </w:pPr>
+            <w:r>
+              <w:rPr>
+                <w:sz w:val="18"/>
+              </w:rPr>
+            </w:r>
+            <w:r>
+              <w:rPr>
+                <w:b w:val="0"/>
+                <w:i w:val="0"/>
+                <w:sz w:val="18"/>
+              </w:rPr>
+              <w:t>Cumulative number (or %) of IMMUNE people in a population; vaccination plus natural immunity.</w:t>
+            </w:r>
+          </w:p>
+        </w:tc>
+      </w:tr>
+      <w:tr>
+        <w:tc>
+          <w:tcPr>
+            <w:tcW w:type="dxa" w:w="5112"/>
+            <w:shd w:val="clear" w:color="auto" w:fill="F1EEEF"/>
+          </w:tcPr>
+          <w:p>
+            <w:pPr>
+              <w:spacing w:after="40"/>
+            </w:pPr>
+            <w:r>
+              <w:rPr>
+                <w:b/>
+                <w:sz w:val="18"/>
+              </w:rPr>
+            </w:r>
+            <w:r>
+              <w:rPr>
+                <w:b/>
+                <w:i w:val="0"/>
+                <w:sz w:val="18"/>
+              </w:rPr>
+              <w:t>Outbreak steps</w:t>
+            </w:r>
+          </w:p>
+        </w:tc>
+        <w:tc>
+          <w:tcPr>
+            <w:tcW w:type="dxa" w:w="5112"/>
+          </w:tcPr>
+          <w:p>
+            <w:pPr>
+              <w:spacing w:after="40"/>
+            </w:pPr>
+            <w:r>
+              <w:rPr>
+                <w:sz w:val="18"/>
+              </w:rPr>
+            </w:r>
+            <w:r>
+              <w:rPr>
+                <w:b w:val="0"/>
+                <w:i w:val="0"/>
+                <w:sz w:val="18"/>
+              </w:rPr>
+              <w:t>Establish outbreak → prepare → VERIFY diagnosis → define cases → descriptive → hypothesis → evaluate → refine → control → COMMUNICATE.</w:t>
+            </w:r>
+          </w:p>
+        </w:tc>
+      </w:tr>
+      <w:tr>
+        <w:tc>
+          <w:tcPr>
+            <w:tcW w:type="dxa" w:w="5112"/>
+            <w:shd w:val="clear" w:color="auto" w:fill="F1EEEF"/>
+          </w:tcPr>
+          <w:p>
+            <w:pPr>
+              <w:spacing w:after="40"/>
+            </w:pPr>
+            <w:r>
+              <w:rPr>
+                <w:b/>
+                <w:sz w:val="18"/>
+              </w:rPr>
+            </w:r>
+            <w:r>
+              <w:rPr>
+                <w:b/>
+                <w:i w:val="0"/>
+                <w:sz w:val="18"/>
+              </w:rPr>
+              <w:t>Legionnaires' 1976</w:t>
+            </w:r>
+          </w:p>
+        </w:tc>
+        <w:tc>
+          <w:tcPr>
+            <w:tcW w:type="dxa" w:w="5112"/>
+          </w:tcPr>
+          <w:p>
+            <w:pPr>
+              <w:spacing w:after="40"/>
+            </w:pPr>
+            <w:r>
+              <w:rPr>
+                <w:sz w:val="18"/>
+              </w:rPr>
+            </w:r>
+            <w:r>
+              <w:rPr>
+                <w:b w:val="0"/>
+                <w:i w:val="0"/>
+                <w:sz w:val="18"/>
+              </w:rPr>
+              <w:t>Health department closed for the weekend · case-control: time in Hotel A's LOBBY · lab found the bacteria in specimens thought dead.</w:t>
+            </w:r>
+          </w:p>
+        </w:tc>
+      </w:tr>
+      <w:tr>
+        <w:tc>
+          <w:tcPr>
+            <w:tcW w:type="dxa" w:w="5112"/>
+            <w:shd w:val="clear" w:color="auto" w:fill="F1EEEF"/>
+          </w:tcPr>
+          <w:p>
+            <w:pPr>
+              <w:spacing w:after="40"/>
+            </w:pPr>
+            <w:r>
+              <w:rPr>
+                <w:b/>
+                <w:sz w:val="18"/>
+              </w:rPr>
+            </w:r>
+            <w:r>
+              <w:rPr>
+                <w:b/>
+                <w:i w:val="0"/>
+                <w:sz w:val="18"/>
+              </w:rPr>
+              <w:t>Public health approach</w:t>
+            </w:r>
+          </w:p>
+        </w:tc>
+        <w:tc>
+          <w:tcPr>
+            <w:tcW w:type="dxa" w:w="5112"/>
+          </w:tcPr>
+          <w:p>
+            <w:pPr>
+              <w:spacing w:after="40"/>
+            </w:pPr>
+            <w:r>
+              <w:rPr>
+                <w:sz w:val="18"/>
+              </w:rPr>
+            </w:r>
+            <w:r>
+              <w:rPr>
+                <w:b w:val="0"/>
+                <w:i w:val="0"/>
+                <w:sz w:val="18"/>
+              </w:rPr>
+              <w:t>Surveillance (problem?) → risk factors (cause?) → intervention evaluation (what works?) → implementation (how?).</w:t>
+            </w:r>
+          </w:p>
+        </w:tc>
+      </w:tr>
+      <w:tr>
+        <w:tc>
+          <w:tcPr>
+            <w:tcW w:type="dxa" w:w="5112"/>
+            <w:shd w:val="clear" w:color="auto" w:fill="F1EEEF"/>
+          </w:tcPr>
+          <w:p>
+            <w:pPr>
+              <w:spacing w:after="40"/>
+            </w:pPr>
+            <w:r>
+              <w:rPr>
+                <w:b/>
+                <w:sz w:val="18"/>
+              </w:rPr>
+            </w:r>
+            <w:r>
+              <w:rPr>
+                <w:b/>
+                <w:i w:val="0"/>
+                <w:sz w:val="18"/>
+              </w:rPr>
+              <w:t>Policy</w:t>
+            </w:r>
+          </w:p>
+        </w:tc>
+        <w:tc>
+          <w:tcPr>
+            <w:tcW w:type="dxa" w:w="5112"/>
+          </w:tcPr>
+          <w:p>
+            <w:pPr>
+              <w:spacing w:after="40"/>
+            </w:pPr>
+            <w:r>
+              <w:rPr>
+                <w:sz w:val="18"/>
+              </w:rPr>
+            </w:r>
+            <w:r>
+              <w:rPr>
+                <w:b w:val="0"/>
+                <w:i w:val="0"/>
+                <w:sz w:val="18"/>
+              </w:rPr>
+              <w:t>Values, ideology, politics, EVIDENCE (epidemiology's contribution; not usually the main influence). Cycle: assess health → assess interventions → choose → implement → evaluate.</w:t>
+            </w:r>
+          </w:p>
+        </w:tc>
+      </w:tr>
+      <w:tr>
+        <w:tc>
+          <w:tcPr>
+            <w:tcW w:type="dxa" w:w="5112"/>
+            <w:shd w:val="clear" w:color="auto" w:fill="F1EEEF"/>
+          </w:tcPr>
+          <w:p>
+            <w:pPr>
+              <w:spacing w:after="40"/>
+            </w:pPr>
+            <w:r>
+              <w:rPr>
+                <w:b/>
+                <w:sz w:val="18"/>
+              </w:rPr>
+            </w:r>
+            <w:r>
+              <w:rPr>
+                <w:b/>
+                <w:i w:val="0"/>
+                <w:sz w:val="18"/>
+              </w:rPr>
+              <w:t>Youth smoking</w:t>
+            </w:r>
+          </w:p>
+        </w:tc>
+        <w:tc>
+          <w:tcPr>
+            <w:tcW w:type="dxa" w:w="5112"/>
+          </w:tcPr>
+          <w:p>
+            <w:pPr>
+              <w:spacing w:after="40"/>
+            </w:pPr>
+            <w:r>
+              <w:rPr>
+                <w:sz w:val="18"/>
+              </w:rPr>
+            </w:r>
+            <w:r>
+              <w:rPr>
+                <w:b w:val="0"/>
+                <w:i w:val="0"/>
+                <w:sz w:val="18"/>
+              </w:rPr>
+              <w:t>Individual → COMMUNITY approach; secondhand smoke made it societal: smoke-free public places, less advertising, less youth access, higher taxes.</w:t>
+            </w:r>
+          </w:p>
+        </w:tc>
+      </w:tr>
+      <w:tr>
+        <w:tc>
+          <w:tcPr>
+            <w:tcW w:type="dxa" w:w="5112"/>
+            <w:shd w:val="clear" w:color="auto" w:fill="F1EEEF"/>
+          </w:tcPr>
+          <w:p>
+            <w:pPr>
+              <w:spacing w:after="40"/>
+            </w:pPr>
+            <w:r>
+              <w:rPr>
+                <w:b/>
+                <w:sz w:val="18"/>
+              </w:rPr>
+            </w:r>
+            <w:r>
+              <w:rPr>
+                <w:b/>
+                <w:i w:val="0"/>
+                <w:sz w:val="18"/>
+              </w:rPr>
+              <w:t>Social · environment · work</w:t>
+            </w:r>
+          </w:p>
+        </w:tc>
+        <w:tc>
+          <w:tcPr>
+            <w:tcW w:type="dxa" w:w="5112"/>
+          </w:tcPr>
+          <w:p>
+            <w:pPr>
+              <w:spacing w:after="40"/>
+            </w:pPr>
+            <w:r>
+              <w:rPr>
+                <w:sz w:val="18"/>
+              </w:rPr>
+            </w:r>
+            <w:r>
+              <w:rPr>
+                <w:b w:val="0"/>
+                <w:i w:val="0"/>
+                <w:sz w:val="18"/>
+              </w:rPr>
+              <w:t>Income, poverty, race, discrimination, access to care · air/water pollution, hazardous waste sites · workers' injuries and illness → regulation.</w:t>
+            </w:r>
+          </w:p>
+        </w:tc>
+      </w:tr>
+    </w:tbl>
+    <w:p>
+      <w:pPr>
+        <w:spacing w:after="80"/>
+      </w:pPr>
+    </w:p>
+    <w:p>
+      <w:pPr>
+        <w:pStyle w:val="Heading1"/>
+        <w:spacing w:before="280" w:after="100"/>
+      </w:pPr>
+      <w:r>
+        <w:rPr>
+          <w:rFonts w:ascii="Georgia" w:hAnsi="Georgia"/>
+          <w:color w:val="17494B"/>
+        </w:rPr>
+        <w:t>L13 · Spirochetes &amp; Syphilis</w:t>
+      </w:r>
+    </w:p>
+    <w:tbl>
+      <w:tblPr>
+        <w:tblStyle w:val="TableGrid"/>
+        <w:tblW w:type="auto" w:w="0"/>
+        <w:jc w:val="center"/>
+        <w:tblLook w:firstColumn="1" w:firstRow="1" w:lastColumn="0" w:lastRow="0" w:noHBand="0" w:noVBand="1" w:val="04A0"/>
+        <w:tblBorders>
+          <w:top w:val="single" w:sz="4" w:space="0" w:color="D8D2D4"/>
+          <w:left w:val="single" w:sz="4" w:space="0" w:color="D8D2D4"/>
+          <w:bottom w:val="single" w:sz="4" w:space="0" w:color="D8D2D4"/>
+          <w:right w:val="single" w:sz="4" w:space="0" w:color="D8D2D4"/>
+          <w:insideH w:val="single" w:sz="4" w:space="0" w:color="D8D2D4"/>
+          <w:insideV w:val="single" w:sz="4" w:space="0" w:color="D8D2D4"/>
+        </w:tblBorders>
+      </w:tblPr>
+      <w:tblGrid>
+        <w:gridCol w:w="5112"/>
+        <w:gridCol w:w="5112"/>
+      </w:tblGrid>
+      <w:tr>
+        <w:tc>
+          <w:tcPr>
+            <w:tcW w:type="dxa" w:w="5112"/>
+            <w:shd w:val="clear" w:color="auto" w:fill="17494B"/>
+          </w:tcPr>
+          <w:p>
+            <w:pPr>
+              <w:spacing w:after="40"/>
+            </w:pPr>
+            <w:r>
+              <w:rPr>
+                <w:b/>
+                <w:color w:val="FFFFFF"/>
+                <w:sz w:val="18"/>
+              </w:rPr>
+            </w:r>
+            <w:r>
+              <w:rPr>
+                <w:b/>
+                <w:i w:val="0"/>
+                <w:color w:val="FFFFFF"/>
+                <w:sz w:val="18"/>
+              </w:rPr>
+              <w:t>Term</w:t>
+            </w:r>
+          </w:p>
+        </w:tc>
+        <w:tc>
+          <w:tcPr>
+            <w:tcW w:type="dxa" w:w="5112"/>
+            <w:shd w:val="clear" w:color="auto" w:fill="17494B"/>
+          </w:tcPr>
+          <w:p>
+            <w:pPr>
+              <w:spacing w:after="40"/>
+            </w:pPr>
+            <w:r>
+              <w:rPr>
+                <w:b/>
+                <w:color w:val="FFFFFF"/>
+                <w:sz w:val="18"/>
+              </w:rPr>
+            </w:r>
+            <w:r>
+              <w:rPr>
+                <w:b/>
+                <w:i w:val="0"/>
+                <w:color w:val="FFFFFF"/>
+                <w:sz w:val="18"/>
+              </w:rPr>
+              <w:t>What you need to know</w:t>
+            </w:r>
+          </w:p>
+        </w:tc>
+      </w:tr>
+      <w:tr>
+        <w:tc>
+          <w:tcPr>
+            <w:tcW w:type="dxa" w:w="5112"/>
+            <w:shd w:val="clear" w:color="auto" w:fill="F1EEEF"/>
+          </w:tcPr>
+          <w:p>
+            <w:pPr>
+              <w:spacing w:after="40"/>
+            </w:pPr>
+            <w:r>
+              <w:rPr>
+                <w:b/>
+                <w:sz w:val="18"/>
+              </w:rPr>
+            </w:r>
+            <w:r>
+              <w:rPr>
+                <w:b/>
+                <w:i w:val="0"/>
+                <w:sz w:val="18"/>
+              </w:rPr>
+              <w:t>Spirochetes</w:t>
+            </w:r>
+          </w:p>
+        </w:tc>
+        <w:tc>
+          <w:tcPr>
+            <w:tcW w:type="dxa" w:w="5112"/>
+          </w:tcPr>
+          <w:p>
+            <w:pPr>
+              <w:spacing w:after="40"/>
+            </w:pPr>
+            <w:r>
+              <w:rPr>
+                <w:sz w:val="18"/>
+              </w:rPr>
+            </w:r>
+            <w:r>
+              <w:rPr>
+                <w:b w:val="0"/>
+                <w:i w:val="0"/>
+                <w:sz w:val="18"/>
+              </w:rPr>
+              <w:t>Gram-negative spirals; ENDOFLAGELLA inside the cell; Treponema, Leptospira, Borrelia; may have LINEAR deoxyribonucleic acid and plasmids (Borrelia).</w:t>
+            </w:r>
+          </w:p>
+        </w:tc>
+      </w:tr>
+      <w:tr>
+        <w:tc>
+          <w:tcPr>
+            <w:tcW w:type="dxa" w:w="5112"/>
+            <w:shd w:val="clear" w:color="auto" w:fill="F1EEEF"/>
+          </w:tcPr>
+          <w:p>
+            <w:pPr>
+              <w:spacing w:after="40"/>
+            </w:pPr>
+            <w:r>
+              <w:rPr>
+                <w:b/>
+                <w:sz w:val="18"/>
+              </w:rPr>
+            </w:r>
+            <w:r>
+              <w:rPr>
+                <w:b/>
+                <w:i w:val="0"/>
+                <w:sz w:val="18"/>
+              </w:rPr>
+              <w:t>Treponema pallidum</w:t>
+            </w:r>
+          </w:p>
+        </w:tc>
+        <w:tc>
+          <w:tcPr>
+            <w:tcW w:type="dxa" w:w="5112"/>
+          </w:tcPr>
+          <w:p>
+            <w:pPr>
+              <w:spacing w:after="40"/>
+            </w:pPr>
+            <w:r>
+              <w:rPr>
+                <w:sz w:val="18"/>
+              </w:rPr>
+            </w:r>
+            <w:r>
+              <w:rPr>
+                <w:b w:val="0"/>
+                <w:i w:val="0"/>
+                <w:sz w:val="18"/>
+              </w:rPr>
+              <w:t>Humans the only natural host; extremely fastidious; dies outside the host; needs LIVE CELLS to culture. Sexual + transplacental.</w:t>
+            </w:r>
+          </w:p>
+        </w:tc>
+      </w:tr>
+      <w:tr>
+        <w:tc>
+          <w:tcPr>
+            <w:tcW w:type="dxa" w:w="5112"/>
+            <w:shd w:val="clear" w:color="auto" w:fill="F1EEEF"/>
+          </w:tcPr>
+          <w:p>
+            <w:pPr>
+              <w:spacing w:after="40"/>
+            </w:pPr>
+            <w:r>
+              <w:rPr>
+                <w:b/>
+                <w:sz w:val="18"/>
+              </w:rPr>
+            </w:r>
+            <w:r>
+              <w:rPr>
+                <w:b/>
+                <w:i w:val="0"/>
+                <w:sz w:val="18"/>
+              </w:rPr>
+              <w:t>Pathogenesis</w:t>
+            </w:r>
+          </w:p>
+        </w:tc>
+        <w:tc>
+          <w:tcPr>
+            <w:tcW w:type="dxa" w:w="5112"/>
+          </w:tcPr>
+          <w:p>
+            <w:pPr>
+              <w:spacing w:after="40"/>
+            </w:pPr>
+            <w:r>
+              <w:rPr>
+                <w:sz w:val="18"/>
+              </w:rPr>
+            </w:r>
+            <w:r>
+              <w:rPr>
+                <w:b w:val="0"/>
+                <w:i w:val="0"/>
+                <w:sz w:val="18"/>
+              </w:rPr>
+              <w:t>Binds mucous membrane or abraded skin → penetrates capillaries → circulation. Communicable in PRIMARY and SECONDARY.</w:t>
+            </w:r>
+          </w:p>
+        </w:tc>
+      </w:tr>
+      <w:tr>
+        <w:tc>
+          <w:tcPr>
+            <w:tcW w:type="dxa" w:w="5112"/>
+            <w:shd w:val="clear" w:color="auto" w:fill="F1EEEF"/>
+          </w:tcPr>
+          <w:p>
+            <w:pPr>
+              <w:spacing w:after="40"/>
+            </w:pPr>
+            <w:r>
+              <w:rPr>
+                <w:b/>
+                <w:sz w:val="18"/>
+              </w:rPr>
+            </w:r>
+            <w:r>
+              <w:rPr>
+                <w:b/>
+                <w:i w:val="0"/>
+                <w:sz w:val="18"/>
+              </w:rPr>
+              <w:t>Stages</w:t>
+            </w:r>
+          </w:p>
+        </w:tc>
+        <w:tc>
+          <w:tcPr>
+            <w:tcW w:type="dxa" w:w="5112"/>
+          </w:tcPr>
+          <w:p>
+            <w:pPr>
+              <w:spacing w:after="40"/>
+            </w:pPr>
+            <w:r>
+              <w:rPr>
+                <w:sz w:val="18"/>
+              </w:rPr>
+            </w:r>
+            <w:r>
+              <w:rPr>
+                <w:b w:val="0"/>
+                <w:i w:val="0"/>
+                <w:sz w:val="18"/>
+              </w:rPr>
+              <w:t>Primary: HARD chancre, heals · secondary: fever, sore throat, rash on PALMS and SOLES · tertiary: GUMMAS, neuro, cardiovascular, Argyll Robertson pupil.</w:t>
+            </w:r>
+          </w:p>
+        </w:tc>
+      </w:tr>
+      <w:tr>
+        <w:tc>
+          <w:tcPr>
+            <w:tcW w:type="dxa" w:w="5112"/>
+            <w:shd w:val="clear" w:color="auto" w:fill="F1EEEF"/>
+          </w:tcPr>
+          <w:p>
+            <w:pPr>
+              <w:spacing w:after="40"/>
+            </w:pPr>
+            <w:r>
+              <w:rPr>
+                <w:b/>
+                <w:sz w:val="18"/>
+              </w:rPr>
+            </w:r>
+            <w:r>
+              <w:rPr>
+                <w:b/>
+                <w:i w:val="0"/>
+                <w:sz w:val="18"/>
+              </w:rPr>
+              <w:t>Congenital</w:t>
+            </w:r>
+          </w:p>
+        </w:tc>
+        <w:tc>
+          <w:tcPr>
+            <w:tcW w:type="dxa" w:w="5112"/>
+          </w:tcPr>
+          <w:p>
+            <w:pPr>
+              <w:spacing w:after="40"/>
+            </w:pPr>
+            <w:r>
+              <w:rPr>
+                <w:sz w:val="18"/>
+              </w:rPr>
+            </w:r>
+            <w:r>
+              <w:rPr>
+                <w:b w:val="0"/>
+                <w:i w:val="0"/>
+                <w:sz w:val="18"/>
+              </w:rPr>
+              <w:t>Transplacental: SNUFFLES, skin eruptions, bone deformation (HUTCHINSON'S TEETH), nervous system.</w:t>
+            </w:r>
+          </w:p>
+        </w:tc>
+      </w:tr>
+      <w:tr>
+        <w:tc>
+          <w:tcPr>
+            <w:tcW w:type="dxa" w:w="5112"/>
+            <w:shd w:val="clear" w:color="auto" w:fill="F1EEEF"/>
+          </w:tcPr>
+          <w:p>
+            <w:pPr>
+              <w:spacing w:after="40"/>
+            </w:pPr>
+            <w:r>
+              <w:rPr>
+                <w:b/>
+                <w:sz w:val="18"/>
+              </w:rPr>
+            </w:r>
+            <w:r>
+              <w:rPr>
+                <w:b/>
+                <w:i w:val="0"/>
+                <w:sz w:val="18"/>
+              </w:rPr>
+              <w:t>Tests · treatment</w:t>
+            </w:r>
+          </w:p>
+        </w:tc>
+        <w:tc>
+          <w:tcPr>
+            <w:tcW w:type="dxa" w:w="5112"/>
+          </w:tcPr>
+          <w:p>
+            <w:pPr>
+              <w:spacing w:after="40"/>
+            </w:pPr>
+            <w:r>
+              <w:rPr>
+                <w:sz w:val="18"/>
+              </w:rPr>
+            </w:r>
+            <w:r>
+              <w:rPr>
+                <w:b w:val="0"/>
+                <w:i w:val="0"/>
+                <w:sz w:val="18"/>
+              </w:rPr>
+              <w:t>Dark-field · rapid plasma reagin (antibodies) · VDRL (Venereal Disease Research Laboratory; the older version) · FTA-ABS (fluorescent treponemal antibody-absorption). Penicillin G or doxycycline. False-positive reagin: human immunodeficiency virus, Lyme, malaria, lupus.</w:t>
+            </w:r>
+          </w:p>
+        </w:tc>
+      </w:tr>
+      <w:tr>
+        <w:tc>
+          <w:tcPr>
+            <w:tcW w:type="dxa" w:w="5112"/>
+            <w:shd w:val="clear" w:color="auto" w:fill="F1EEEF"/>
+          </w:tcPr>
+          <w:p>
+            <w:pPr>
+              <w:spacing w:after="40"/>
+            </w:pPr>
+            <w:r>
+              <w:rPr>
+                <w:b/>
+                <w:sz w:val="18"/>
+              </w:rPr>
+            </w:r>
+            <w:r>
+              <w:rPr>
+                <w:b/>
+                <w:i w:val="0"/>
+                <w:sz w:val="18"/>
+              </w:rPr>
+              <w:t>Nonsyphilitic</w:t>
+            </w:r>
+          </w:p>
+        </w:tc>
+        <w:tc>
+          <w:tcPr>
+            <w:tcW w:type="dxa" w:w="5112"/>
+          </w:tcPr>
+          <w:p>
+            <w:pPr>
+              <w:spacing w:after="40"/>
+            </w:pPr>
+            <w:r>
+              <w:rPr>
+                <w:sz w:val="18"/>
+              </w:rPr>
+            </w:r>
+            <w:r>
+              <w:rPr>
+                <w:b w:val="0"/>
+                <w:i w:val="0"/>
+                <w:sz w:val="18"/>
+              </w:rPr>
+              <w:t>Rarely sexual/congenital. BEJEL (endemicum, childhood mouth) · YAWS (pertenue, skin cut → second crop) · PINTA (carateum, depigments).</w:t>
+            </w:r>
+          </w:p>
+        </w:tc>
+      </w:tr>
+    </w:tbl>
+    <w:p>
+      <w:pPr>
+        <w:spacing w:after="80"/>
+      </w:pPr>
+    </w:p>
+    <w:p>
+      <w:pPr>
+        <w:pStyle w:val="Heading1"/>
+        <w:spacing w:before="280" w:after="100"/>
+      </w:pPr>
+      <w:r>
+        <w:rPr>
+          <w:rFonts w:ascii="Georgia" w:hAnsi="Georgia"/>
+          <w:color w:val="17494B"/>
+        </w:rPr>
+        <w:t>L13 · Leptospira &amp; Borrelia</w:t>
+      </w:r>
+    </w:p>
+    <w:tbl>
+      <w:tblPr>
+        <w:tblStyle w:val="TableGrid"/>
+        <w:tblW w:type="auto" w:w="0"/>
+        <w:jc w:val="center"/>
+        <w:tblLook w:firstColumn="1" w:firstRow="1" w:lastColumn="0" w:lastRow="0" w:noHBand="0" w:noVBand="1" w:val="04A0"/>
+        <w:tblBorders>
+          <w:top w:val="single" w:sz="4" w:space="0" w:color="D8D2D4"/>
+          <w:left w:val="single" w:sz="4" w:space="0" w:color="D8D2D4"/>
+          <w:bottom w:val="single" w:sz="4" w:space="0" w:color="D8D2D4"/>
+          <w:right w:val="single" w:sz="4" w:space="0" w:color="D8D2D4"/>
+          <w:insideH w:val="single" w:sz="4" w:space="0" w:color="D8D2D4"/>
+          <w:insideV w:val="single" w:sz="4" w:space="0" w:color="D8D2D4"/>
+        </w:tblBorders>
+      </w:tblPr>
+      <w:tblGrid>
+        <w:gridCol w:w="5112"/>
+        <w:gridCol w:w="5112"/>
+      </w:tblGrid>
+      <w:tr>
+        <w:tc>
+          <w:tcPr>
+            <w:tcW w:type="dxa" w:w="5112"/>
+            <w:shd w:val="clear" w:color="auto" w:fill="17494B"/>
+          </w:tcPr>
+          <w:p>
+            <w:pPr>
+              <w:spacing w:after="40"/>
+            </w:pPr>
+            <w:r>
+              <w:rPr>
+                <w:b/>
+                <w:color w:val="FFFFFF"/>
+                <w:sz w:val="18"/>
+              </w:rPr>
+            </w:r>
+            <w:r>
+              <w:rPr>
+                <w:b/>
+                <w:i w:val="0"/>
+                <w:color w:val="FFFFFF"/>
+                <w:sz w:val="18"/>
+              </w:rPr>
+              <w:t>Term</w:t>
+            </w:r>
+          </w:p>
+        </w:tc>
+        <w:tc>
+          <w:tcPr>
+            <w:tcW w:type="dxa" w:w="5112"/>
+            <w:shd w:val="clear" w:color="auto" w:fill="17494B"/>
+          </w:tcPr>
+          <w:p>
+            <w:pPr>
+              <w:spacing w:after="40"/>
+            </w:pPr>
+            <w:r>
+              <w:rPr>
+                <w:b/>
+                <w:color w:val="FFFFFF"/>
+                <w:sz w:val="18"/>
+              </w:rPr>
+            </w:r>
+            <w:r>
+              <w:rPr>
+                <w:b/>
+                <w:i w:val="0"/>
+                <w:color w:val="FFFFFF"/>
+                <w:sz w:val="18"/>
+              </w:rPr>
+              <w:t>What you need to know</w:t>
+            </w:r>
+          </w:p>
+        </w:tc>
+      </w:tr>
+      <w:tr>
+        <w:tc>
+          <w:tcPr>
+            <w:tcW w:type="dxa" w:w="5112"/>
+            <w:shd w:val="clear" w:color="auto" w:fill="F1EEEF"/>
+          </w:tcPr>
+          <w:p>
+            <w:pPr>
+              <w:spacing w:after="40"/>
+            </w:pPr>
+            <w:r>
+              <w:rPr>
+                <w:b/>
+                <w:sz w:val="18"/>
+              </w:rPr>
+            </w:r>
+            <w:r>
+              <w:rPr>
+                <w:b/>
+                <w:i w:val="0"/>
+                <w:sz w:val="18"/>
+              </w:rPr>
+              <w:t>Leptospira</w:t>
+            </w:r>
+          </w:p>
+        </w:tc>
+        <w:tc>
+          <w:tcPr>
+            <w:tcW w:type="dxa" w:w="5112"/>
+          </w:tcPr>
+          <w:p>
+            <w:pPr>
+              <w:spacing w:after="40"/>
+            </w:pPr>
+            <w:r>
+              <w:rPr>
+                <w:sz w:val="18"/>
+              </w:rPr>
+            </w:r>
+            <w:r>
+              <w:rPr>
+                <w:b w:val="0"/>
+                <w:i w:val="0"/>
+                <w:sz w:val="18"/>
+              </w:rPr>
+              <w:t>HOOKED ends. L. interrogans: zoonosis via mammal URINE; moisture. Surfers, vets, farmers, slaughterhouse. Fever, CONJUNCTIVITIS; kidneys and liver.</w:t>
+            </w:r>
+          </w:p>
+        </w:tc>
+      </w:tr>
+      <w:tr>
+        <w:tc>
+          <w:tcPr>
+            <w:tcW w:type="dxa" w:w="5112"/>
+            <w:shd w:val="clear" w:color="auto" w:fill="F1EEEF"/>
+          </w:tcPr>
+          <w:p>
+            <w:pPr>
+              <w:spacing w:after="40"/>
+            </w:pPr>
+            <w:r>
+              <w:rPr>
+                <w:b/>
+                <w:sz w:val="18"/>
+              </w:rPr>
+            </w:r>
+            <w:r>
+              <w:rPr>
+                <w:b/>
+                <w:i w:val="0"/>
+                <w:sz w:val="18"/>
+              </w:rPr>
+              <w:t>Borrelia</w:t>
+            </w:r>
+          </w:p>
+        </w:tc>
+        <w:tc>
+          <w:tcPr>
+            <w:tcW w:type="dxa" w:w="5112"/>
+          </w:tcPr>
+          <w:p>
+            <w:pPr>
+              <w:spacing w:after="40"/>
+            </w:pPr>
+            <w:r>
+              <w:rPr>
+                <w:sz w:val="18"/>
+              </w:rPr>
+            </w:r>
+            <w:r>
+              <w:rPr>
+                <w:b w:val="0"/>
+                <w:i w:val="0"/>
+                <w:sz w:val="18"/>
+              </w:rPr>
+              <w:t>Large, 3-10 IRREGULAR coils; TICK-borne.</w:t>
+            </w:r>
+          </w:p>
+        </w:tc>
+      </w:tr>
+      <w:tr>
+        <w:tc>
+          <w:tcPr>
+            <w:tcW w:type="dxa" w:w="5112"/>
+            <w:shd w:val="clear" w:color="auto" w:fill="F1EEEF"/>
+          </w:tcPr>
+          <w:p>
+            <w:pPr>
+              <w:spacing w:after="40"/>
+            </w:pPr>
+            <w:r>
+              <w:rPr>
+                <w:b/>
+                <w:sz w:val="18"/>
+              </w:rPr>
+            </w:r>
+            <w:r>
+              <w:rPr>
+                <w:b/>
+                <w:i w:val="0"/>
+                <w:sz w:val="18"/>
+              </w:rPr>
+              <w:t>Relapsing fever</w:t>
+            </w:r>
+          </w:p>
+        </w:tc>
+        <w:tc>
+          <w:tcPr>
+            <w:tcW w:type="dxa" w:w="5112"/>
+          </w:tcPr>
+          <w:p>
+            <w:pPr>
+              <w:spacing w:after="40"/>
+            </w:pPr>
+            <w:r>
+              <w:rPr>
+                <w:sz w:val="18"/>
+              </w:rPr>
+            </w:r>
+            <w:r>
+              <w:rPr>
+                <w:b w:val="0"/>
+                <w:i w:val="0"/>
+                <w:sz w:val="18"/>
+              </w:rPr>
+              <w:t>B. hermsii; squirrels, chipmunks, rodents; antigen CHANGES → febrile/afebrile cycles. Tetracycline.</w:t>
+            </w:r>
+          </w:p>
+        </w:tc>
+      </w:tr>
+      <w:tr>
+        <w:tc>
+          <w:tcPr>
+            <w:tcW w:type="dxa" w:w="5112"/>
+            <w:shd w:val="clear" w:color="auto" w:fill="F1EEEF"/>
+          </w:tcPr>
+          <w:p>
+            <w:pPr>
+              <w:spacing w:after="40"/>
+            </w:pPr>
+            <w:r>
+              <w:rPr>
+                <w:b/>
+                <w:sz w:val="18"/>
+              </w:rPr>
+            </w:r>
+            <w:r>
+              <w:rPr>
+                <w:b/>
+                <w:i w:val="0"/>
+                <w:sz w:val="18"/>
+              </w:rPr>
+              <w:t>Lyme disease</w:t>
+            </w:r>
+          </w:p>
+        </w:tc>
+        <w:tc>
+          <w:tcPr>
+            <w:tcW w:type="dxa" w:w="5112"/>
+          </w:tcPr>
+          <w:p>
+            <w:pPr>
+              <w:spacing w:after="40"/>
+            </w:pPr>
+            <w:r>
+              <w:rPr>
+                <w:sz w:val="18"/>
+              </w:rPr>
+            </w:r>
+            <w:r>
+              <w:rPr>
+                <w:b w:val="0"/>
+                <w:i w:val="0"/>
+                <w:sz w:val="18"/>
+              </w:rPr>
+              <w:t>B. burgdorferi; WHITE-FOOTED MOUSE + IXODES ticks; 2-year cycle with deer; humans accidental hosts.</w:t>
+            </w:r>
+          </w:p>
+        </w:tc>
+      </w:tr>
+      <w:tr>
+        <w:tc>
+          <w:tcPr>
+            <w:tcW w:type="dxa" w:w="5112"/>
+            <w:shd w:val="clear" w:color="auto" w:fill="F1EEEF"/>
+          </w:tcPr>
+          <w:p>
+            <w:pPr>
+              <w:spacing w:after="40"/>
+            </w:pPr>
+            <w:r>
+              <w:rPr>
+                <w:b/>
+                <w:sz w:val="18"/>
+              </w:rPr>
+            </w:r>
+            <w:r>
+              <w:rPr>
+                <w:b/>
+                <w:i w:val="0"/>
+                <w:sz w:val="18"/>
+              </w:rPr>
+              <w:t>Lyme clinically</w:t>
+            </w:r>
+          </w:p>
+        </w:tc>
+        <w:tc>
+          <w:tcPr>
+            <w:tcW w:type="dxa" w:w="5112"/>
+          </w:tcPr>
+          <w:p>
+            <w:pPr>
+              <w:spacing w:after="40"/>
+            </w:pPr>
+            <w:r>
+              <w:rPr>
+                <w:sz w:val="18"/>
+              </w:rPr>
+            </w:r>
+            <w:r>
+              <w:rPr>
+                <w:b w:val="0"/>
+                <w:i w:val="0"/>
+                <w:sz w:val="18"/>
+              </w:rPr>
+              <w:t>ERYTHEMA MIGRANS (bull's-eye); flu-like; untreated → cardiac, neurological, polyarthritis. Tetracycline or amoxicillin.</w:t>
+            </w:r>
+          </w:p>
+        </w:tc>
+      </w:tr>
+      <w:tr>
+        <w:tc>
+          <w:tcPr>
+            <w:tcW w:type="dxa" w:w="5112"/>
+            <w:shd w:val="clear" w:color="auto" w:fill="F1EEEF"/>
+          </w:tcPr>
+          <w:p>
+            <w:pPr>
+              <w:spacing w:after="40"/>
+            </w:pPr>
+            <w:r>
+              <w:rPr>
+                <w:b/>
+                <w:sz w:val="18"/>
+              </w:rPr>
+            </w:r>
+            <w:r>
+              <w:rPr>
+                <w:b/>
+                <w:i w:val="0"/>
+                <w:sz w:val="18"/>
+              </w:rPr>
+              <w:t>Lyme prevention</w:t>
+            </w:r>
+          </w:p>
+        </w:tc>
+        <w:tc>
+          <w:tcPr>
+            <w:tcW w:type="dxa" w:w="5112"/>
+          </w:tcPr>
+          <w:p>
+            <w:pPr>
+              <w:spacing w:after="40"/>
+            </w:pPr>
+            <w:r>
+              <w:rPr>
+                <w:sz w:val="18"/>
+              </w:rPr>
+            </w:r>
+            <w:r>
+              <w:rPr>
+                <w:b w:val="0"/>
+                <w:i w:val="0"/>
+                <w:sz w:val="18"/>
+              </w:rPr>
+              <w:t>DEET (diethyltoluamide) repellent + tick checks. Dog vaccine yes; human vaccine WITHDRAWN.</w:t>
+            </w:r>
+          </w:p>
+        </w:tc>
+      </w:tr>
+    </w:tbl>
+    <w:p>
+      <w:pPr>
+        <w:spacing w:after="80"/>
+      </w:pPr>
+    </w:p>
+    <w:p>
+      <w:pPr>
+        <w:pStyle w:val="Heading1"/>
+        <w:spacing w:before="280" w:after="100"/>
+      </w:pPr>
+      <w:r>
+        <w:rPr>
+          <w:rFonts w:ascii="Georgia" w:hAnsi="Georgia"/>
+          <w:color w:val="17494B"/>
+        </w:rPr>
+        <w:t>L13 · Vibrio, Campylobacter &amp; Helicobacter</w:t>
+      </w:r>
+    </w:p>
+    <w:tbl>
+      <w:tblPr>
+        <w:tblStyle w:val="TableGrid"/>
+        <w:tblW w:type="auto" w:w="0"/>
+        <w:jc w:val="center"/>
+        <w:tblLook w:firstColumn="1" w:firstRow="1" w:lastColumn="0" w:lastRow="0" w:noHBand="0" w:noVBand="1" w:val="04A0"/>
+        <w:tblBorders>
+          <w:top w:val="single" w:sz="4" w:space="0" w:color="D8D2D4"/>
+          <w:left w:val="single" w:sz="4" w:space="0" w:color="D8D2D4"/>
+          <w:bottom w:val="single" w:sz="4" w:space="0" w:color="D8D2D4"/>
+          <w:right w:val="single" w:sz="4" w:space="0" w:color="D8D2D4"/>
+          <w:insideH w:val="single" w:sz="4" w:space="0" w:color="D8D2D4"/>
+          <w:insideV w:val="single" w:sz="4" w:space="0" w:color="D8D2D4"/>
+        </w:tblBorders>
+      </w:tblPr>
+      <w:tblGrid>
+        <w:gridCol w:w="5112"/>
+        <w:gridCol w:w="5112"/>
+      </w:tblGrid>
+      <w:tr>
+        <w:tc>
+          <w:tcPr>
+            <w:tcW w:type="dxa" w:w="5112"/>
+            <w:shd w:val="clear" w:color="auto" w:fill="17494B"/>
+          </w:tcPr>
+          <w:p>
+            <w:pPr>
+              <w:spacing w:after="40"/>
+            </w:pPr>
+            <w:r>
+              <w:rPr>
+                <w:b/>
+                <w:color w:val="FFFFFF"/>
+                <w:sz w:val="18"/>
+              </w:rPr>
+            </w:r>
+            <w:r>
+              <w:rPr>
+                <w:b/>
+                <w:i w:val="0"/>
+                <w:color w:val="FFFFFF"/>
+                <w:sz w:val="18"/>
+              </w:rPr>
+              <w:t>Term</w:t>
+            </w:r>
+          </w:p>
+        </w:tc>
+        <w:tc>
+          <w:tcPr>
+            <w:tcW w:type="dxa" w:w="5112"/>
+            <w:shd w:val="clear" w:color="auto" w:fill="17494B"/>
+          </w:tcPr>
+          <w:p>
+            <w:pPr>
+              <w:spacing w:after="40"/>
+            </w:pPr>
+            <w:r>
+              <w:rPr>
+                <w:b/>
+                <w:color w:val="FFFFFF"/>
+                <w:sz w:val="18"/>
+              </w:rPr>
+            </w:r>
+            <w:r>
+              <w:rPr>
+                <w:b/>
+                <w:i w:val="0"/>
+                <w:color w:val="FFFFFF"/>
+                <w:sz w:val="18"/>
+              </w:rPr>
+              <w:t>What you need to know</w:t>
+            </w:r>
+          </w:p>
+        </w:tc>
+      </w:tr>
+      <w:tr>
+        <w:tc>
+          <w:tcPr>
+            <w:tcW w:type="dxa" w:w="5112"/>
+            <w:shd w:val="clear" w:color="auto" w:fill="F1EEEF"/>
+          </w:tcPr>
+          <w:p>
+            <w:pPr>
+              <w:spacing w:after="40"/>
+            </w:pPr>
+            <w:r>
+              <w:rPr>
+                <w:b/>
+                <w:sz w:val="18"/>
+              </w:rPr>
+            </w:r>
+            <w:r>
+              <w:rPr>
+                <w:b/>
+                <w:i w:val="0"/>
+                <w:sz w:val="18"/>
+              </w:rPr>
+              <w:t>Curviform</w:t>
+            </w:r>
+          </w:p>
+        </w:tc>
+        <w:tc>
+          <w:tcPr>
+            <w:tcW w:type="dxa" w:w="5112"/>
+          </w:tcPr>
+          <w:p>
+            <w:pPr>
+              <w:spacing w:after="40"/>
+            </w:pPr>
+            <w:r>
+              <w:rPr>
+                <w:sz w:val="18"/>
+              </w:rPr>
+            </w:r>
+            <w:r>
+              <w:rPr>
+                <w:b w:val="0"/>
+                <w:i w:val="0"/>
+                <w:sz w:val="18"/>
+              </w:rPr>
+              <w:t>Vibrio: COMMA, single polar flagellum · Campylobacter: curved/S, one flagellum · Helicobacter: tight spirals, SEVERAL polar flagella.</w:t>
+            </w:r>
+          </w:p>
+        </w:tc>
+      </w:tr>
+      <w:tr>
+        <w:tc>
+          <w:tcPr>
+            <w:tcW w:type="dxa" w:w="5112"/>
+            <w:shd w:val="clear" w:color="auto" w:fill="F1EEEF"/>
+          </w:tcPr>
+          <w:p>
+            <w:pPr>
+              <w:spacing w:after="40"/>
+            </w:pPr>
+            <w:r>
+              <w:rPr>
+                <w:b/>
+                <w:sz w:val="18"/>
+              </w:rPr>
+            </w:r>
+            <w:r>
+              <w:rPr>
+                <w:b/>
+                <w:i w:val="0"/>
+                <w:sz w:val="18"/>
+              </w:rPr>
+              <w:t>Vibrio cholerae</w:t>
+            </w:r>
+          </w:p>
+        </w:tc>
+        <w:tc>
+          <w:tcPr>
+            <w:tcW w:type="dxa" w:w="5112"/>
+          </w:tcPr>
+          <w:p>
+            <w:pPr>
+              <w:spacing w:after="40"/>
+            </w:pPr>
+            <w:r>
+              <w:rPr>
+                <w:sz w:val="18"/>
+              </w:rPr>
+            </w:r>
+            <w:r>
+              <w:rPr>
+                <w:b w:val="0"/>
+                <w:i w:val="0"/>
+                <w:sz w:val="18"/>
+              </w:rPr>
+              <w:t>Contaminated WATER; large dose (must pass the stomach); small intestine, NONINVASIVE; toxin → secretory 'RICE WATER' stool. Oral rehydration + tetracycline; vaccine. El Tor survives longer.</w:t>
+            </w:r>
+          </w:p>
+        </w:tc>
+      </w:tr>
+      <w:tr>
+        <w:tc>
+          <w:tcPr>
+            <w:tcW w:type="dxa" w:w="5112"/>
+            <w:shd w:val="clear" w:color="auto" w:fill="F1EEEF"/>
+          </w:tcPr>
+          <w:p>
+            <w:pPr>
+              <w:spacing w:after="40"/>
+            </w:pPr>
+            <w:r>
+              <w:rPr>
+                <w:b/>
+                <w:sz w:val="18"/>
+              </w:rPr>
+            </w:r>
+            <w:r>
+              <w:rPr>
+                <w:b/>
+                <w:i w:val="0"/>
+                <w:sz w:val="18"/>
+              </w:rPr>
+              <w:t>Seafood vibrios</w:t>
+            </w:r>
+          </w:p>
+        </w:tc>
+        <w:tc>
+          <w:tcPr>
+            <w:tcW w:type="dxa" w:w="5112"/>
+          </w:tcPr>
+          <w:p>
+            <w:pPr>
+              <w:spacing w:after="40"/>
+            </w:pPr>
+            <w:r>
+              <w:rPr>
+                <w:sz w:val="18"/>
+              </w:rPr>
+            </w:r>
+            <w:r>
+              <w:rPr>
+                <w:b w:val="0"/>
+                <w:i w:val="0"/>
+                <w:sz w:val="18"/>
+              </w:rPr>
+              <w:t>V. parahaemolyticus: RAW SEAFOOD, cholera-like. V. vulnificus: RAW OYSTERS; severe in DIABETES or LIVER disease; 'flesh-eating'. Fluids first.</w:t>
+            </w:r>
+          </w:p>
+        </w:tc>
+      </w:tr>
+      <w:tr>
+        <w:tc>
+          <w:tcPr>
+            <w:tcW w:type="dxa" w:w="5112"/>
+            <w:shd w:val="clear" w:color="auto" w:fill="F1EEEF"/>
+          </w:tcPr>
+          <w:p>
+            <w:pPr>
+              <w:spacing w:after="40"/>
+            </w:pPr>
+            <w:r>
+              <w:rPr>
+                <w:b/>
+                <w:sz w:val="18"/>
+              </w:rPr>
+            </w:r>
+            <w:r>
+              <w:rPr>
+                <w:b/>
+                <w:i w:val="0"/>
+                <w:sz w:val="18"/>
+              </w:rPr>
+              <w:t>Campylobacter jejuni</w:t>
+            </w:r>
+          </w:p>
+        </w:tc>
+        <w:tc>
+          <w:tcPr>
+            <w:tcW w:type="dxa" w:w="5112"/>
+          </w:tcPr>
+          <w:p>
+            <w:pPr>
+              <w:spacing w:after="40"/>
+            </w:pPr>
+            <w:r>
+              <w:rPr>
+                <w:sz w:val="18"/>
+              </w:rPr>
+            </w:r>
+            <w:r>
+              <w:rPr>
+                <w:b w:val="0"/>
+                <w:i w:val="0"/>
+                <w:sz w:val="18"/>
+              </w:rPr>
+              <w:t>GULL-WINGED; water, milk, meat, CHICKEN; end of small intestine; heat-labile enterotoxin; bloody or watery diarrhea; rehydration.</w:t>
+            </w:r>
+          </w:p>
+        </w:tc>
+      </w:tr>
+      <w:tr>
+        <w:tc>
+          <w:tcPr>
+            <w:tcW w:type="dxa" w:w="5112"/>
+            <w:shd w:val="clear" w:color="auto" w:fill="F1EEEF"/>
+          </w:tcPr>
+          <w:p>
+            <w:pPr>
+              <w:spacing w:after="40"/>
+            </w:pPr>
+            <w:r>
+              <w:rPr>
+                <w:b/>
+                <w:sz w:val="18"/>
+              </w:rPr>
+            </w:r>
+            <w:r>
+              <w:rPr>
+                <w:b/>
+                <w:i w:val="0"/>
+                <w:sz w:val="18"/>
+              </w:rPr>
+              <w:t>Campylobacter fetus</w:t>
+            </w:r>
+          </w:p>
+        </w:tc>
+        <w:tc>
+          <w:tcPr>
+            <w:tcW w:type="dxa" w:w="5112"/>
+          </w:tcPr>
+          <w:p>
+            <w:pPr>
+              <w:spacing w:after="40"/>
+            </w:pPr>
+            <w:r>
+              <w:rPr>
+                <w:sz w:val="18"/>
+              </w:rPr>
+            </w:r>
+            <w:r>
+              <w:rPr>
+                <w:b w:val="0"/>
+                <w:i w:val="0"/>
+                <w:sz w:val="18"/>
+              </w:rPr>
+              <w:t>Opportunist: DEBILITATED or LATE PREGNANCY; newborn meningitis, septicemia; sexually transmitted in cattle, sheep, goats.</w:t>
+            </w:r>
+          </w:p>
+        </w:tc>
+      </w:tr>
+      <w:tr>
+        <w:tc>
+          <w:tcPr>
+            <w:tcW w:type="dxa" w:w="5112"/>
+            <w:shd w:val="clear" w:color="auto" w:fill="F1EEEF"/>
+          </w:tcPr>
+          <w:p>
+            <w:pPr>
+              <w:spacing w:after="40"/>
+            </w:pPr>
+            <w:r>
+              <w:rPr>
+                <w:b/>
+                <w:sz w:val="18"/>
+              </w:rPr>
+            </w:r>
+            <w:r>
+              <w:rPr>
+                <w:b/>
+                <w:i w:val="0"/>
+                <w:sz w:val="18"/>
+              </w:rPr>
+              <w:t>Helicobacter pylori</w:t>
+            </w:r>
+          </w:p>
+        </w:tc>
+        <w:tc>
+          <w:tcPr>
+            <w:tcW w:type="dxa" w:w="5112"/>
+          </w:tcPr>
+          <w:p>
+            <w:pPr>
+              <w:spacing w:after="40"/>
+            </w:pPr>
+            <w:r>
+              <w:rPr>
+                <w:sz w:val="18"/>
+              </w:rPr>
+            </w:r>
+            <w:r>
+              <w:rPr>
+                <w:b w:val="0"/>
+                <w:i w:val="0"/>
+                <w:sz w:val="18"/>
+              </w:rPr>
+              <w:t>Warren and Marshall (Nobel); stomach and duodenal ULCERS; gastric cancer cofactor; UREASE → raises local pH. Biopsy urease gel: positive at pH 6.5+.</w:t>
+            </w:r>
+          </w:p>
+        </w:tc>
+      </w:tr>
+    </w:tbl>
+    <w:p>
+      <w:pPr>
+        <w:spacing w:after="80"/>
+      </w:pPr>
+    </w:p>
+    <w:p>
+      <w:pPr>
+        <w:pStyle w:val="Heading1"/>
+        <w:spacing w:before="280" w:after="100"/>
+      </w:pPr>
+      <w:r>
+        <w:rPr>
+          <w:rFonts w:ascii="Georgia" w:hAnsi="Georgia"/>
+          <w:color w:val="17494B"/>
+        </w:rPr>
+        <w:t>L13 · Rickettsias, Coxiella, Bartonella</w:t>
+      </w:r>
+    </w:p>
+    <w:tbl>
+      <w:tblPr>
+        <w:tblStyle w:val="TableGrid"/>
+        <w:tblW w:type="auto" w:w="0"/>
+        <w:jc w:val="center"/>
+        <w:tblLook w:firstColumn="1" w:firstRow="1" w:lastColumn="0" w:lastRow="0" w:noHBand="0" w:noVBand="1" w:val="04A0"/>
+        <w:tblBorders>
+          <w:top w:val="single" w:sz="4" w:space="0" w:color="D8D2D4"/>
+          <w:left w:val="single" w:sz="4" w:space="0" w:color="D8D2D4"/>
+          <w:bottom w:val="single" w:sz="4" w:space="0" w:color="D8D2D4"/>
+          <w:right w:val="single" w:sz="4" w:space="0" w:color="D8D2D4"/>
+          <w:insideH w:val="single" w:sz="4" w:space="0" w:color="D8D2D4"/>
+          <w:insideV w:val="single" w:sz="4" w:space="0" w:color="D8D2D4"/>
+        </w:tblBorders>
+      </w:tblPr>
+      <w:tblGrid>
+        <w:gridCol w:w="5112"/>
+        <w:gridCol w:w="5112"/>
+      </w:tblGrid>
+      <w:tr>
+        <w:tc>
+          <w:tcPr>
+            <w:tcW w:type="dxa" w:w="5112"/>
+            <w:shd w:val="clear" w:color="auto" w:fill="17494B"/>
+          </w:tcPr>
+          <w:p>
+            <w:pPr>
+              <w:spacing w:after="40"/>
+            </w:pPr>
+            <w:r>
+              <w:rPr>
+                <w:b/>
+                <w:color w:val="FFFFFF"/>
+                <w:sz w:val="18"/>
+              </w:rPr>
+            </w:r>
+            <w:r>
+              <w:rPr>
+                <w:b/>
+                <w:i w:val="0"/>
+                <w:color w:val="FFFFFF"/>
+                <w:sz w:val="18"/>
+              </w:rPr>
+              <w:t>Term</w:t>
+            </w:r>
+          </w:p>
+        </w:tc>
+        <w:tc>
+          <w:tcPr>
+            <w:tcW w:type="dxa" w:w="5112"/>
+            <w:shd w:val="clear" w:color="auto" w:fill="17494B"/>
+          </w:tcPr>
+          <w:p>
+            <w:pPr>
+              <w:spacing w:after="40"/>
+            </w:pPr>
+            <w:r>
+              <w:rPr>
+                <w:b/>
+                <w:color w:val="FFFFFF"/>
+                <w:sz w:val="18"/>
+              </w:rPr>
+            </w:r>
+            <w:r>
+              <w:rPr>
+                <w:b/>
+                <w:i w:val="0"/>
+                <w:color w:val="FFFFFF"/>
+                <w:sz w:val="18"/>
+              </w:rPr>
+              <w:t>What you need to know</w:t>
+            </w:r>
+          </w:p>
+        </w:tc>
+      </w:tr>
+      <w:tr>
+        <w:tc>
+          <w:tcPr>
+            <w:tcW w:type="dxa" w:w="5112"/>
+            <w:shd w:val="clear" w:color="auto" w:fill="F1EEEF"/>
+          </w:tcPr>
+          <w:p>
+            <w:pPr>
+              <w:spacing w:after="40"/>
+            </w:pPr>
+            <w:r>
+              <w:rPr>
+                <w:b/>
+                <w:sz w:val="18"/>
+              </w:rPr>
+            </w:r>
+            <w:r>
+              <w:rPr>
+                <w:b/>
+                <w:i w:val="0"/>
+                <w:sz w:val="18"/>
+              </w:rPr>
+              <w:t>Rickettsia</w:t>
+            </w:r>
+          </w:p>
+        </w:tc>
+        <w:tc>
+          <w:tcPr>
+            <w:tcW w:type="dxa" w:w="5112"/>
+          </w:tcPr>
+          <w:p>
+            <w:pPr>
+              <w:spacing w:after="40"/>
+            </w:pPr>
+            <w:r>
+              <w:rPr>
+                <w:sz w:val="18"/>
+              </w:rPr>
+            </w:r>
+            <w:r>
+              <w:rPr>
+                <w:b w:val="0"/>
+                <w:i w:val="0"/>
+                <w:sz w:val="18"/>
+              </w:rPr>
+              <w:t>SMALLEST bacteria; obligate INTRACELLULAR; Gram-negative; nonmotile coccobacilli; ticks, fleas, lice; ENDOTHELIAL cells → vasculitis, leakage, thrombosis.</w:t>
+            </w:r>
+          </w:p>
+        </w:tc>
+      </w:tr>
+      <w:tr>
+        <w:tc>
+          <w:tcPr>
+            <w:tcW w:type="dxa" w:w="5112"/>
+            <w:shd w:val="clear" w:color="auto" w:fill="F1EEEF"/>
+          </w:tcPr>
+          <w:p>
+            <w:pPr>
+              <w:spacing w:after="40"/>
+            </w:pPr>
+            <w:r>
+              <w:rPr>
+                <w:b/>
+                <w:sz w:val="18"/>
+              </w:rPr>
+            </w:r>
+            <w:r>
+              <w:rPr>
+                <w:b/>
+                <w:i w:val="0"/>
+                <w:sz w:val="18"/>
+              </w:rPr>
+              <w:t>Typhus</w:t>
+            </w:r>
+          </w:p>
+        </w:tc>
+        <w:tc>
+          <w:tcPr>
+            <w:tcW w:type="dxa" w:w="5112"/>
+          </w:tcPr>
+          <w:p>
+            <w:pPr>
+              <w:spacing w:after="40"/>
+            </w:pPr>
+            <w:r>
+              <w:rPr>
+                <w:sz w:val="18"/>
+              </w:rPr>
+            </w:r>
+            <w:r>
+              <w:rPr>
+                <w:b w:val="0"/>
+                <w:i w:val="0"/>
+                <w:sz w:val="18"/>
+              </w:rPr>
+              <w:t>EPIDEMIC: R. prowazekii, LICE (recurrent form Brill-Zinsser) · ENDEMIC (murine): R. typhi, FLEAS of mice and rats, milder.</w:t>
+            </w:r>
+          </w:p>
+        </w:tc>
+      </w:tr>
+      <w:tr>
+        <w:tc>
+          <w:tcPr>
+            <w:tcW w:type="dxa" w:w="5112"/>
+            <w:shd w:val="clear" w:color="auto" w:fill="F1EEEF"/>
+          </w:tcPr>
+          <w:p>
+            <w:pPr>
+              <w:spacing w:after="40"/>
+            </w:pPr>
+            <w:r>
+              <w:rPr>
+                <w:b/>
+                <w:sz w:val="18"/>
+              </w:rPr>
+            </w:r>
+            <w:r>
+              <w:rPr>
+                <w:b/>
+                <w:i w:val="0"/>
+                <w:sz w:val="18"/>
+              </w:rPr>
+              <w:t>Spotted fever</w:t>
+            </w:r>
+          </w:p>
+        </w:tc>
+        <w:tc>
+          <w:tcPr>
+            <w:tcW w:type="dxa" w:w="5112"/>
+          </w:tcPr>
+          <w:p>
+            <w:pPr>
+              <w:spacing w:after="40"/>
+            </w:pPr>
+            <w:r>
+              <w:rPr>
+                <w:sz w:val="18"/>
+              </w:rPr>
+            </w:r>
+            <w:r>
+              <w:rPr>
+                <w:b w:val="0"/>
+                <w:i w:val="0"/>
+                <w:sz w:val="18"/>
+              </w:rPr>
+              <w:t>R. rickettsii; DOG and WOOD ticks; Southeast + eastern seaboard; spotted rash (mistaken for MEASLES); heart, central nervous system.</w:t>
+            </w:r>
+          </w:p>
+        </w:tc>
+      </w:tr>
+      <w:tr>
+        <w:tc>
+          <w:tcPr>
+            <w:tcW w:type="dxa" w:w="5112"/>
+            <w:shd w:val="clear" w:color="auto" w:fill="F1EEEF"/>
+          </w:tcPr>
+          <w:p>
+            <w:pPr>
+              <w:spacing w:after="40"/>
+            </w:pPr>
+            <w:r>
+              <w:rPr>
+                <w:b/>
+                <w:sz w:val="18"/>
+              </w:rPr>
+            </w:r>
+            <w:r>
+              <w:rPr>
+                <w:b/>
+                <w:i w:val="0"/>
+                <w:sz w:val="18"/>
+              </w:rPr>
+              <w:t>Weil-Felix</w:t>
+            </w:r>
+          </w:p>
+        </w:tc>
+        <w:tc>
+          <w:tcPr>
+            <w:tcW w:type="dxa" w:w="5112"/>
+          </w:tcPr>
+          <w:p>
+            <w:pPr>
+              <w:spacing w:after="40"/>
+            </w:pPr>
+            <w:r>
+              <w:rPr>
+                <w:sz w:val="18"/>
+              </w:rPr>
+            </w:r>
+            <w:r>
+              <w:rPr>
+                <w:b w:val="0"/>
+                <w:i w:val="0"/>
+                <w:sz w:val="18"/>
+              </w:rPr>
+              <w:t>Cross-reaction between PROTEUS and R. prowazekii.</w:t>
+            </w:r>
+          </w:p>
+        </w:tc>
+      </w:tr>
+      <w:tr>
+        <w:tc>
+          <w:tcPr>
+            <w:tcW w:type="dxa" w:w="5112"/>
+            <w:shd w:val="clear" w:color="auto" w:fill="F1EEEF"/>
+          </w:tcPr>
+          <w:p>
+            <w:pPr>
+              <w:spacing w:after="40"/>
+            </w:pPr>
+            <w:r>
+              <w:rPr>
+                <w:b/>
+                <w:sz w:val="18"/>
+              </w:rPr>
+            </w:r>
+            <w:r>
+              <w:rPr>
+                <w:b/>
+                <w:i w:val="0"/>
+                <w:sz w:val="18"/>
+              </w:rPr>
+              <w:t>Ehrlichia</w:t>
+            </w:r>
+          </w:p>
+        </w:tc>
+        <w:tc>
+          <w:tcPr>
+            <w:tcW w:type="dxa" w:w="5112"/>
+          </w:tcPr>
+          <w:p>
+            <w:pPr>
+              <w:spacing w:after="40"/>
+            </w:pPr>
+            <w:r>
+              <w:rPr>
+                <w:sz w:val="18"/>
+              </w:rPr>
+            </w:r>
+            <w:r>
+              <w:rPr>
+                <w:b w:val="0"/>
+                <w:i w:val="0"/>
+                <w:sz w:val="18"/>
+              </w:rPr>
+              <w:t>Tick-borne rickettsias; E. chaffeensis = human MONOCYTIC ehrlichiosis.</w:t>
+            </w:r>
+          </w:p>
+        </w:tc>
+      </w:tr>
+      <w:tr>
+        <w:tc>
+          <w:tcPr>
+            <w:tcW w:type="dxa" w:w="5112"/>
+            <w:shd w:val="clear" w:color="auto" w:fill="F1EEEF"/>
+          </w:tcPr>
+          <w:p>
+            <w:pPr>
+              <w:spacing w:after="40"/>
+            </w:pPr>
+            <w:r>
+              <w:rPr>
+                <w:b/>
+                <w:sz w:val="18"/>
+              </w:rPr>
+            </w:r>
+            <w:r>
+              <w:rPr>
+                <w:b/>
+                <w:i w:val="0"/>
+                <w:sz w:val="18"/>
+              </w:rPr>
+              <w:t>Coxiella burnetii</w:t>
+            </w:r>
+          </w:p>
+        </w:tc>
+        <w:tc>
+          <w:tcPr>
+            <w:tcW w:type="dxa" w:w="5112"/>
+          </w:tcPr>
+          <w:p>
+            <w:pPr>
+              <w:spacing w:after="40"/>
+            </w:pPr>
+            <w:r>
+              <w:rPr>
+                <w:sz w:val="18"/>
+              </w:rPr>
+            </w:r>
+            <w:r>
+              <w:rPr>
+                <w:b w:val="0"/>
+                <w:i w:val="0"/>
+                <w:sz w:val="18"/>
+              </w:rPr>
+              <w:t>Q FEVER ('query'); resistant endospore; INHALED (urine, feces, milk, air) → pneumonitis, liver inflammation. Tetracycline; vaccine for veterinarians, farmers, laboratory technicians.</w:t>
+            </w:r>
+          </w:p>
+        </w:tc>
+      </w:tr>
+      <w:tr>
+        <w:tc>
+          <w:tcPr>
+            <w:tcW w:type="dxa" w:w="5112"/>
+            <w:shd w:val="clear" w:color="auto" w:fill="F1EEEF"/>
+          </w:tcPr>
+          <w:p>
+            <w:pPr>
+              <w:spacing w:after="40"/>
+            </w:pPr>
+            <w:r>
+              <w:rPr>
+                <w:b/>
+                <w:sz w:val="18"/>
+              </w:rPr>
+            </w:r>
+            <w:r>
+              <w:rPr>
+                <w:b/>
+                <w:i w:val="0"/>
+                <w:sz w:val="18"/>
+              </w:rPr>
+              <w:t>Bartonella</w:t>
+            </w:r>
+          </w:p>
+        </w:tc>
+        <w:tc>
+          <w:tcPr>
+            <w:tcW w:type="dxa" w:w="5112"/>
+          </w:tcPr>
+          <w:p>
+            <w:pPr>
+              <w:spacing w:after="40"/>
+            </w:pPr>
+            <w:r>
+              <w:rPr>
+                <w:sz w:val="18"/>
+              </w:rPr>
+            </w:r>
+            <w:r>
+              <w:rPr>
+                <w:b w:val="0"/>
+                <w:i w:val="0"/>
+                <w:sz w:val="18"/>
+              </w:rPr>
+              <w:t>Fastidious, blood agar. TRENCH FEVER (lice) · CAT-SCRATCH disease · bacillary angiomatosis in acquired immunodeficiency syndrome. Tetracycline, erythromycin, rifampin.</w:t>
+            </w:r>
+          </w:p>
+        </w:tc>
+      </w:tr>
+      <w:tr>
+        <w:tc>
+          <w:tcPr>
+            <w:tcW w:type="dxa" w:w="5112"/>
+            <w:shd w:val="clear" w:color="auto" w:fill="F1EEEF"/>
+          </w:tcPr>
+          <w:p>
+            <w:pPr>
+              <w:spacing w:after="40"/>
+            </w:pPr>
+            <w:r>
+              <w:rPr>
+                <w:b/>
+                <w:sz w:val="18"/>
+              </w:rPr>
+            </w:r>
+            <w:r>
+              <w:rPr>
+                <w:b/>
+                <w:i w:val="0"/>
+                <w:sz w:val="18"/>
+              </w:rPr>
+              <w:t>Tetracycline</w:t>
+            </w:r>
+          </w:p>
+        </w:tc>
+        <w:tc>
+          <w:tcPr>
+            <w:tcW w:type="dxa" w:w="5112"/>
+          </w:tcPr>
+          <w:p>
+            <w:pPr>
+              <w:spacing w:after="40"/>
+            </w:pPr>
+            <w:r>
+              <w:rPr>
+                <w:sz w:val="18"/>
+              </w:rPr>
+            </w:r>
+            <w:r>
+              <w:rPr>
+                <w:b w:val="0"/>
+                <w:i w:val="0"/>
+                <w:sz w:val="18"/>
+              </w:rPr>
+              <w:t>The recurring drug: broad spectrum, prokaryotic 30S ribosome.</w:t>
+            </w:r>
+          </w:p>
+        </w:tc>
+      </w:tr>
+    </w:tbl>
+    <w:p>
+      <w:pPr>
+        <w:spacing w:after="80"/>
+      </w:pPr>
+    </w:p>
+    <w:p>
+      <w:pPr>
+        <w:pStyle w:val="Heading1"/>
+        <w:spacing w:before="280" w:after="100"/>
+      </w:pPr>
+      <w:r>
+        <w:rPr>
+          <w:rFonts w:ascii="Georgia" w:hAnsi="Georgia"/>
+          <w:color w:val="17494B"/>
+        </w:rPr>
+        <w:t>L13 · Chlamydias, Mycoplasmas &amp; Teeth</w:t>
+      </w:r>
+    </w:p>
+    <w:tbl>
+      <w:tblPr>
+        <w:tblStyle w:val="TableGrid"/>
+        <w:tblW w:type="auto" w:w="0"/>
+        <w:jc w:val="center"/>
+        <w:tblLook w:firstColumn="1" w:firstRow="1" w:lastColumn="0" w:lastRow="0" w:noHBand="0" w:noVBand="1" w:val="04A0"/>
+        <w:tblBorders>
+          <w:top w:val="single" w:sz="4" w:space="0" w:color="D8D2D4"/>
+          <w:left w:val="single" w:sz="4" w:space="0" w:color="D8D2D4"/>
+          <w:bottom w:val="single" w:sz="4" w:space="0" w:color="D8D2D4"/>
+          <w:right w:val="single" w:sz="4" w:space="0" w:color="D8D2D4"/>
+          <w:insideH w:val="single" w:sz="4" w:space="0" w:color="D8D2D4"/>
+          <w:insideV w:val="single" w:sz="4" w:space="0" w:color="D8D2D4"/>
+        </w:tblBorders>
+      </w:tblPr>
+      <w:tblGrid>
+        <w:gridCol w:w="5112"/>
+        <w:gridCol w:w="5112"/>
+      </w:tblGrid>
+      <w:tr>
+        <w:tc>
+          <w:tcPr>
+            <w:tcW w:type="dxa" w:w="5112"/>
+            <w:shd w:val="clear" w:color="auto" w:fill="17494B"/>
+          </w:tcPr>
+          <w:p>
+            <w:pPr>
+              <w:spacing w:after="40"/>
+            </w:pPr>
+            <w:r>
+              <w:rPr>
+                <w:b/>
+                <w:color w:val="FFFFFF"/>
+                <w:sz w:val="18"/>
+              </w:rPr>
+            </w:r>
+            <w:r>
+              <w:rPr>
+                <w:b/>
+                <w:i w:val="0"/>
+                <w:color w:val="FFFFFF"/>
+                <w:sz w:val="18"/>
+              </w:rPr>
+              <w:t>Term</w:t>
+            </w:r>
+          </w:p>
+        </w:tc>
+        <w:tc>
+          <w:tcPr>
+            <w:tcW w:type="dxa" w:w="5112"/>
+            <w:shd w:val="clear" w:color="auto" w:fill="17494B"/>
+          </w:tcPr>
+          <w:p>
+            <w:pPr>
+              <w:spacing w:after="40"/>
+            </w:pPr>
+            <w:r>
+              <w:rPr>
+                <w:b/>
+                <w:color w:val="FFFFFF"/>
+                <w:sz w:val="18"/>
+              </w:rPr>
+            </w:r>
+            <w:r>
+              <w:rPr>
+                <w:b/>
+                <w:i w:val="0"/>
+                <w:color w:val="FFFFFF"/>
+                <w:sz w:val="18"/>
+              </w:rPr>
+              <w:t>What you need to know</w:t>
+            </w:r>
+          </w:p>
+        </w:tc>
+      </w:tr>
+      <w:tr>
+        <w:tc>
+          <w:tcPr>
+            <w:tcW w:type="dxa" w:w="5112"/>
+            <w:shd w:val="clear" w:color="auto" w:fill="F1EEEF"/>
+          </w:tcPr>
+          <w:p>
+            <w:pPr>
+              <w:spacing w:after="40"/>
+            </w:pPr>
+            <w:r>
+              <w:rPr>
+                <w:b/>
+                <w:sz w:val="18"/>
+              </w:rPr>
+            </w:r>
+            <w:r>
+              <w:rPr>
+                <w:b/>
+                <w:i w:val="0"/>
+                <w:sz w:val="18"/>
+              </w:rPr>
+              <w:t>Chlamydial bodies</w:t>
+            </w:r>
+          </w:p>
+        </w:tc>
+        <w:tc>
+          <w:tcPr>
+            <w:tcW w:type="dxa" w:w="5112"/>
+          </w:tcPr>
+          <w:p>
+            <w:pPr>
+              <w:spacing w:after="40"/>
+            </w:pPr>
+            <w:r>
+              <w:rPr>
+                <w:sz w:val="18"/>
+              </w:rPr>
+            </w:r>
+            <w:r>
+              <w:rPr>
+                <w:b w:val="0"/>
+                <w:i w:val="0"/>
+                <w:sz w:val="18"/>
+              </w:rPr>
+              <w:t>ELEMENTARY: small, inactive, extracellular, INFECTIOUS · RETICULATE: dividing, noninfectious, in vacuoles, cannot make its own adenosine triphosphate.</w:t>
+            </w:r>
+          </w:p>
+        </w:tc>
+      </w:tr>
+      <w:tr>
+        <w:tc>
+          <w:tcPr>
+            <w:tcW w:type="dxa" w:w="5112"/>
+            <w:shd w:val="clear" w:color="auto" w:fill="F1EEEF"/>
+          </w:tcPr>
+          <w:p>
+            <w:pPr>
+              <w:spacing w:after="40"/>
+            </w:pPr>
+            <w:r>
+              <w:rPr>
+                <w:b/>
+                <w:sz w:val="18"/>
+              </w:rPr>
+            </w:r>
+            <w:r>
+              <w:rPr>
+                <w:b/>
+                <w:i w:val="0"/>
+                <w:sz w:val="18"/>
+              </w:rPr>
+              <w:t>Chlamydia trachomatis</w:t>
+            </w:r>
+          </w:p>
+        </w:tc>
+        <w:tc>
+          <w:tcPr>
+            <w:tcW w:type="dxa" w:w="5112"/>
+          </w:tcPr>
+          <w:p>
+            <w:pPr>
+              <w:spacing w:after="40"/>
+            </w:pPr>
+            <w:r>
+              <w:rPr>
+                <w:sz w:val="18"/>
+              </w:rPr>
+            </w:r>
+            <w:r>
+              <w:rPr>
+                <w:b w:val="0"/>
+                <w:i w:val="0"/>
+                <w:sz w:val="18"/>
+              </w:rPr>
+              <w:t>Human reservoir. Ocular TRACHOMA → blindness · inclusion conjunctivitis (BIRTH CANAL) · top sexually transmitted infection (pelvic inflammatory disease, infertility) · lymphogranuloma venereum.</w:t>
+            </w:r>
+          </w:p>
+        </w:tc>
+      </w:tr>
+      <w:tr>
+        <w:tc>
+          <w:tcPr>
+            <w:tcW w:type="dxa" w:w="5112"/>
+            <w:shd w:val="clear" w:color="auto" w:fill="F1EEEF"/>
+          </w:tcPr>
+          <w:p>
+            <w:pPr>
+              <w:spacing w:after="40"/>
+            </w:pPr>
+            <w:r>
+              <w:rPr>
+                <w:b/>
+                <w:sz w:val="18"/>
+              </w:rPr>
+            </w:r>
+            <w:r>
+              <w:rPr>
+                <w:b/>
+                <w:i w:val="0"/>
+                <w:sz w:val="18"/>
+              </w:rPr>
+              <w:t>Chlamydophila</w:t>
+            </w:r>
+          </w:p>
+        </w:tc>
+        <w:tc>
+          <w:tcPr>
+            <w:tcW w:type="dxa" w:w="5112"/>
+          </w:tcPr>
+          <w:p>
+            <w:pPr>
+              <w:spacing w:after="40"/>
+            </w:pPr>
+            <w:r>
+              <w:rPr>
+                <w:sz w:val="18"/>
+              </w:rPr>
+            </w:r>
+            <w:r>
+              <w:rPr>
+                <w:b w:val="0"/>
+                <w:i w:val="0"/>
+                <w:sz w:val="18"/>
+              </w:rPr>
+              <w:t>C. pneumoniae: atypical pneumonia, serious in ASTHMA · C. psittaci: ORNITHOSIS from BIRDS.</w:t>
+            </w:r>
+          </w:p>
+        </w:tc>
+      </w:tr>
+      <w:tr>
+        <w:tc>
+          <w:tcPr>
+            <w:tcW w:type="dxa" w:w="5112"/>
+            <w:shd w:val="clear" w:color="auto" w:fill="F1EEEF"/>
+          </w:tcPr>
+          <w:p>
+            <w:pPr>
+              <w:spacing w:after="40"/>
+            </w:pPr>
+            <w:r>
+              <w:rPr>
+                <w:b/>
+                <w:sz w:val="18"/>
+              </w:rPr>
+            </w:r>
+            <w:r>
+              <w:rPr>
+                <w:b/>
+                <w:i w:val="0"/>
+                <w:sz w:val="18"/>
+              </w:rPr>
+              <w:t>Mycoplasma</w:t>
+            </w:r>
+          </w:p>
+        </w:tc>
+        <w:tc>
+          <w:tcPr>
+            <w:tcW w:type="dxa" w:w="5112"/>
+          </w:tcPr>
+          <w:p>
+            <w:pPr>
+              <w:spacing w:after="40"/>
+            </w:pPr>
+            <w:r>
+              <w:rPr>
+                <w:sz w:val="18"/>
+              </w:rPr>
+            </w:r>
+            <w:r>
+              <w:rPr>
+                <w:b w:val="0"/>
+                <w:i w:val="0"/>
+                <w:sz w:val="18"/>
+              </w:rPr>
+              <w:t>NO cell wall (no peptidoglycan → not penicillin; tetracycline or erythromycin); pleomorphic; needs host lipids. M. pneumoniae: primary ATYPICAL pneumonia. M. genitalium, Ureaplasma: weak sexually transmitted pathogens.</w:t>
+            </w:r>
+          </w:p>
+        </w:tc>
+      </w:tr>
+      <w:tr>
+        <w:tc>
+          <w:tcPr>
+            <w:tcW w:type="dxa" w:w="5112"/>
+            <w:shd w:val="clear" w:color="auto" w:fill="F1EEEF"/>
+          </w:tcPr>
+          <w:p>
+            <w:pPr>
+              <w:spacing w:after="40"/>
+            </w:pPr>
+            <w:r>
+              <w:rPr>
+                <w:b/>
+                <w:sz w:val="18"/>
+              </w:rPr>
+            </w:r>
+            <w:r>
+              <w:rPr>
+                <w:b/>
+                <w:i w:val="0"/>
+                <w:sz w:val="18"/>
+              </w:rPr>
+              <w:t>Caries</w:t>
+            </w:r>
+          </w:p>
+        </w:tc>
+        <w:tc>
+          <w:tcPr>
+            <w:tcW w:type="dxa" w:w="5112"/>
+          </w:tcPr>
+          <w:p>
+            <w:pPr>
+              <w:spacing w:after="40"/>
+            </w:pPr>
+            <w:r>
+              <w:rPr>
+                <w:sz w:val="18"/>
+              </w:rPr>
+            </w:r>
+            <w:r>
+              <w:rPr>
+                <w:b w:val="0"/>
+                <w:i w:val="0"/>
+                <w:sz w:val="18"/>
+              </w:rPr>
+              <w:t>Most commonly diagnosed disease. Slime-forming Streptococcus (S. MUTANS) + Actinomyces → PLAQUE → ACID dissolves enamel; secondary Lactobacillus, Bacteroides, Fusobacterium.</w:t>
+            </w:r>
+          </w:p>
+        </w:tc>
+      </w:tr>
+      <w:tr>
+        <w:tc>
+          <w:tcPr>
+            <w:tcW w:type="dxa" w:w="5112"/>
+            <w:shd w:val="clear" w:color="auto" w:fill="F1EEEF"/>
+          </w:tcPr>
+          <w:p>
+            <w:pPr>
+              <w:spacing w:after="40"/>
+            </w:pPr>
+            <w:r>
+              <w:rPr>
+                <w:b/>
+                <w:sz w:val="18"/>
+              </w:rPr>
+            </w:r>
+            <w:r>
+              <w:rPr>
+                <w:b/>
+                <w:i w:val="0"/>
+                <w:sz w:val="18"/>
+              </w:rPr>
+              <w:t>Periodontal</w:t>
+            </w:r>
+          </w:p>
+        </w:tc>
+        <w:tc>
+          <w:tcPr>
+            <w:tcW w:type="dxa" w:w="5112"/>
+          </w:tcPr>
+          <w:p>
+            <w:pPr>
+              <w:spacing w:after="40"/>
+            </w:pPr>
+            <w:r>
+              <w:rPr>
+                <w:sz w:val="18"/>
+              </w:rPr>
+            </w:r>
+            <w:r>
+              <w:rPr>
+                <w:b w:val="0"/>
+                <w:i w:val="0"/>
+                <w:sz w:val="18"/>
+              </w:rPr>
+              <w:t>Calcified plaque = CALCULUS → GINGIVITIS → pockets of spirochetes + Gram-negative bacilli → PERIODONTITIS → tooth loss.</w:t>
             </w:r>
           </w:p>
         </w:tc>

--- a/Microbiology Exam 2/micro-exam-2-cram-sheet.docx
+++ b/Microbiology Exam 2/micro-exam-2-cram-sheet.docx
@@ -401,6 +401,56 @@
                 <w:i w:val="0"/>
                 <w:sz w:val="18"/>
               </w:rPr>
+              <w:t>★ Exam 2 review (16 Oct)</w:t>
+            </w:r>
+          </w:p>
+        </w:tc>
+        <w:tc>
+          <w:tcPr>
+            <w:tcW w:type="dxa" w:w="5112"/>
+          </w:tcPr>
+          <w:p>
+            <w:pPr>
+              <w:spacing w:after="40"/>
+            </w:pPr>
+            <w:r>
+              <w:rPr>
+                <w:sz w:val="18"/>
+              </w:rPr>
+            </w:r>
+            <w:r>
+              <w:rPr>
+                <w:b w:val="0"/>
+                <w:i w:val="0"/>
+                <w:sz w:val="18"/>
+              </w:rPr>
+              <w:t>“You need to be able to identify their MECHANISMS and EXAMPLE DISEASES” (the four types) · ABO donor/recipient COMPATIBILITY · Rh disease and its prevention (Rhogam) · “go back and look over those REJECTION TYPES”: hyperacute II, acute IV, chronic III.</w:t>
+            </w:r>
+          </w:p>
+        </w:tc>
+      </w:tr>
+      <w:tr>
+        <w:tc>
+          <w:tcPr>
+            <w:tcW w:type="dxa" w:w="5112"/>
+            <w:shd w:val="clear" w:color="auto" w:fill="F1EEEF"/>
+          </w:tcPr>
+          <w:p>
+            <w:pPr>
+              <w:spacing w:after="40"/>
+            </w:pPr>
+            <w:r>
+              <w:rPr>
+                <w:b/>
+                <w:sz w:val="18"/>
+              </w:rPr>
+            </w:r>
+            <w:r>
+              <w:rPr>
+                <w:b/>
+                <w:i w:val="0"/>
+                <w:sz w:val="18"/>
+              </w:rPr>
               <w:t>★ B cell vs T cell defect</w:t>
             </w:r>
           </w:p>
@@ -7483,6 +7533,56 @@
           </w:p>
         </w:tc>
       </w:tr>
+      <w:tr>
+        <w:tc>
+          <w:tcPr>
+            <w:tcW w:type="dxa" w:w="5112"/>
+            <w:shd w:val="clear" w:color="auto" w:fill="F1EEEF"/>
+          </w:tcPr>
+          <w:p>
+            <w:pPr>
+              <w:spacing w:after="40"/>
+            </w:pPr>
+            <w:r>
+              <w:rPr>
+                <w:b/>
+                <w:sz w:val="18"/>
+              </w:rPr>
+            </w:r>
+            <w:r>
+              <w:rPr>
+                <w:b/>
+                <w:i w:val="0"/>
+                <w:sz w:val="18"/>
+              </w:rPr>
+              <w:t>★ Exam 2 review (16 Oct)</w:t>
+            </w:r>
+          </w:p>
+        </w:tc>
+        <w:tc>
+          <w:tcPr>
+            <w:tcW w:type="dxa" w:w="5112"/>
+          </w:tcPr>
+          <w:p>
+            <w:pPr>
+              <w:spacing w:after="40"/>
+            </w:pPr>
+            <w:r>
+              <w:rPr>
+                <w:sz w:val="18"/>
+              </w:rPr>
+            </w:r>
+            <w:r>
+              <w:rPr>
+                <w:b w:val="0"/>
+                <w:i w:val="0"/>
+                <w:sz w:val="18"/>
+              </w:rPr>
+              <w:t>She reviewed by ORGANISM, not objective: central vs terminal spores · anthrax most common (cutaneous) vs most deadly (pulmonary) · MIXED infection (gas gangrene) · honey → floppy baby · Listeria grows in the cold (COLD enrichment to culture) · diphtheria PSEUDOMEMBRANE · Cutibacterium in implants and shunts · “Go review your STAGES of tuberculosis” · leprosy’s two forms, armadillos, feather test.</w:t>
+            </w:r>
+          </w:p>
+        </w:tc>
+      </w:tr>
     </w:tbl>
     <w:p>
       <w:pPr>
@@ -12301,6 +12401,450 @@
                 <w:sz w:val="18"/>
               </w:rPr>
               <w:t>Antibacterial IN VITRO; better experimental design needed. Spice use predicted heaviest in HOT climates with rapid food spoilage.</w:t>
+            </w:r>
+          </w:p>
+        </w:tc>
+      </w:tr>
+    </w:tbl>
+    <w:p>
+      <w:pPr>
+        <w:spacing w:after="80"/>
+      </w:pPr>
+    </w:p>
+    <w:p>
+      <w:pPr>
+        <w:pStyle w:val="Heading1"/>
+        <w:spacing w:before="280" w:after="100"/>
+      </w:pPr>
+      <w:r>
+        <w:rPr>
+          <w:rFonts w:ascii="Georgia" w:hAnsi="Georgia"/>
+          <w:color w:val="17494B"/>
+        </w:rPr>
+        <w:t>L12 · What the Lecturer Flagged</w:t>
+      </w:r>
+    </w:p>
+    <w:tbl>
+      <w:tblPr>
+        <w:tblStyle w:val="TableGrid"/>
+        <w:tblW w:type="auto" w:w="0"/>
+        <w:jc w:val="center"/>
+        <w:tblLook w:firstColumn="1" w:firstRow="1" w:lastColumn="0" w:lastRow="0" w:noHBand="0" w:noVBand="1" w:val="04A0"/>
+        <w:tblBorders>
+          <w:top w:val="single" w:sz="4" w:space="0" w:color="D8D2D4"/>
+          <w:left w:val="single" w:sz="4" w:space="0" w:color="D8D2D4"/>
+          <w:bottom w:val="single" w:sz="4" w:space="0" w:color="D8D2D4"/>
+          <w:right w:val="single" w:sz="4" w:space="0" w:color="D8D2D4"/>
+          <w:insideH w:val="single" w:sz="4" w:space="0" w:color="D8D2D4"/>
+          <w:insideV w:val="single" w:sz="4" w:space="0" w:color="D8D2D4"/>
+        </w:tblBorders>
+      </w:tblPr>
+      <w:tblGrid>
+        <w:gridCol w:w="5112"/>
+        <w:gridCol w:w="5112"/>
+      </w:tblGrid>
+      <w:tr>
+        <w:tc>
+          <w:tcPr>
+            <w:tcW w:type="dxa" w:w="5112"/>
+            <w:shd w:val="clear" w:color="auto" w:fill="17494B"/>
+          </w:tcPr>
+          <w:p>
+            <w:pPr>
+              <w:spacing w:after="40"/>
+            </w:pPr>
+            <w:r>
+              <w:rPr>
+                <w:b/>
+                <w:color w:val="FFFFFF"/>
+                <w:sz w:val="18"/>
+              </w:rPr>
+            </w:r>
+            <w:r>
+              <w:rPr>
+                <w:b/>
+                <w:i w:val="0"/>
+                <w:color w:val="FFFFFF"/>
+                <w:sz w:val="18"/>
+              </w:rPr>
+              <w:t>Term</w:t>
+            </w:r>
+          </w:p>
+        </w:tc>
+        <w:tc>
+          <w:tcPr>
+            <w:tcW w:type="dxa" w:w="5112"/>
+            <w:shd w:val="clear" w:color="auto" w:fill="17494B"/>
+          </w:tcPr>
+          <w:p>
+            <w:pPr>
+              <w:spacing w:after="40"/>
+            </w:pPr>
+            <w:r>
+              <w:rPr>
+                <w:b/>
+                <w:color w:val="FFFFFF"/>
+                <w:sz w:val="18"/>
+              </w:rPr>
+            </w:r>
+            <w:r>
+              <w:rPr>
+                <w:b/>
+                <w:i w:val="0"/>
+                <w:color w:val="FFFFFF"/>
+                <w:sz w:val="18"/>
+              </w:rPr>
+              <w:t>What you need to know</w:t>
+            </w:r>
+          </w:p>
+        </w:tc>
+      </w:tr>
+      <w:tr>
+        <w:tc>
+          <w:tcPr>
+            <w:tcW w:type="dxa" w:w="5112"/>
+            <w:shd w:val="clear" w:color="auto" w:fill="F1EEEF"/>
+          </w:tcPr>
+          <w:p>
+            <w:pPr>
+              <w:spacing w:after="40"/>
+            </w:pPr>
+            <w:r>
+              <w:rPr>
+                <w:b/>
+                <w:sz w:val="18"/>
+              </w:rPr>
+            </w:r>
+            <w:r>
+              <w:rPr>
+                <w:b/>
+                <w:i w:val="0"/>
+                <w:sz w:val="18"/>
+              </w:rPr>
+              <w:t>★ Not to memorize</w:t>
+            </w:r>
+          </w:p>
+        </w:tc>
+        <w:tc>
+          <w:tcPr>
+            <w:tcW w:type="dxa" w:w="5112"/>
+          </w:tcPr>
+          <w:p>
+            <w:pPr>
+              <w:spacing w:after="40"/>
+            </w:pPr>
+            <w:r>
+              <w:rPr>
+                <w:sz w:val="18"/>
+              </w:rPr>
+            </w:r>
+            <w:r>
+              <w:rPr>
+                <w:b w:val="0"/>
+                <w:i w:val="0"/>
+                <w:sz w:val="18"/>
+              </w:rPr>
+              <w:t>Slide 13's life-course graph · slide 23's full notifiable-disease list (“absolutely not requiring you to pay attention to”) · slide 25's uses-of-surveillance-data list (“I don't want you to memorize this list”).</w:t>
+            </w:r>
+          </w:p>
+        </w:tc>
+      </w:tr>
+      <w:tr>
+        <w:tc>
+          <w:tcPr>
+            <w:tcW w:type="dxa" w:w="5112"/>
+            <w:shd w:val="clear" w:color="auto" w:fill="F1EEEF"/>
+          </w:tcPr>
+          <w:p>
+            <w:pPr>
+              <w:spacing w:after="40"/>
+            </w:pPr>
+            <w:r>
+              <w:rPr>
+                <w:b/>
+                <w:sz w:val="18"/>
+              </w:rPr>
+            </w:r>
+            <w:r>
+              <w:rPr>
+                <w:b/>
+                <w:i w:val="0"/>
+                <w:sz w:val="18"/>
+              </w:rPr>
+              <w:t>★ Descriptive vs analytic</w:t>
+            </w:r>
+          </w:p>
+        </w:tc>
+        <w:tc>
+          <w:tcPr>
+            <w:tcW w:type="dxa" w:w="5112"/>
+          </w:tcPr>
+          <w:p>
+            <w:pPr>
+              <w:spacing w:after="40"/>
+            </w:pPr>
+            <w:r>
+              <w:rPr>
+                <w:sz w:val="18"/>
+              </w:rPr>
+            </w:r>
+            <w:r>
+              <w:rPr>
+                <w:b w:val="0"/>
+                <w:i w:val="0"/>
+                <w:sz w:val="18"/>
+              </w:rPr>
+              <w:t>“You need to know the basic components”: PERSON, PLACE, TIME vs HOST, AGENT, ENVIRONMENT.</w:t>
+            </w:r>
+          </w:p>
+        </w:tc>
+      </w:tr>
+      <w:tr>
+        <w:tc>
+          <w:tcPr>
+            <w:tcW w:type="dxa" w:w="5112"/>
+            <w:shd w:val="clear" w:color="auto" w:fill="F1EEEF"/>
+          </w:tcPr>
+          <w:p>
+            <w:pPr>
+              <w:spacing w:after="40"/>
+            </w:pPr>
+            <w:r>
+              <w:rPr>
+                <w:b/>
+                <w:sz w:val="18"/>
+              </w:rPr>
+            </w:r>
+            <w:r>
+              <w:rPr>
+                <w:b/>
+                <w:i w:val="0"/>
+                <w:sz w:val="18"/>
+              </w:rPr>
+              <w:t>★ History's people</w:t>
+            </w:r>
+          </w:p>
+        </w:tc>
+        <w:tc>
+          <w:tcPr>
+            <w:tcW w:type="dxa" w:w="5112"/>
+          </w:tcPr>
+          <w:p>
+            <w:pPr>
+              <w:spacing w:after="40"/>
+            </w:pPr>
+            <w:r>
+              <w:rPr>
+                <w:sz w:val="18"/>
+              </w:rPr>
+            </w:r>
+            <w:r>
+              <w:rPr>
+                <w:b w:val="0"/>
+                <w:i w:val="0"/>
+                <w:sz w:val="18"/>
+              </w:rPr>
+              <w:t>Hippocrates (rational, not spiritual) · Graunt (tabulated rates) · Farr (father of modern VITAL STATISTICS) · Snow (father of FIELD epidemiology) · GENOMIC epidemiology (“you need to know”).</w:t>
+            </w:r>
+          </w:p>
+        </w:tc>
+      </w:tr>
+      <w:tr>
+        <w:tc>
+          <w:tcPr>
+            <w:tcW w:type="dxa" w:w="5112"/>
+            <w:shd w:val="clear" w:color="auto" w:fill="F1EEEF"/>
+          </w:tcPr>
+          <w:p>
+            <w:pPr>
+              <w:spacing w:after="40"/>
+            </w:pPr>
+            <w:r>
+              <w:rPr>
+                <w:b/>
+                <w:sz w:val="18"/>
+              </w:rPr>
+            </w:r>
+            <w:r>
+              <w:rPr>
+                <w:b/>
+                <w:i w:val="0"/>
+                <w:sz w:val="18"/>
+              </w:rPr>
+              <w:t>★ Incidence vs prevalence</w:t>
+            </w:r>
+          </w:p>
+        </w:tc>
+        <w:tc>
+          <w:tcPr>
+            <w:tcW w:type="dxa" w:w="5112"/>
+          </w:tcPr>
+          <w:p>
+            <w:pPr>
+              <w:spacing w:after="40"/>
+            </w:pPr>
+            <w:r>
+              <w:rPr>
+                <w:sz w:val="18"/>
+              </w:rPr>
+            </w:r>
+            <w:r>
+              <w:rPr>
+                <w:b w:val="0"/>
+                <w:i w:val="0"/>
+                <w:sz w:val="18"/>
+              </w:rPr>
+              <w:t>“You should know the difference”: incidence = NEW cases in a period (speedometer); prevalence = ALL cases present (odometer).</w:t>
+            </w:r>
+          </w:p>
+        </w:tc>
+      </w:tr>
+      <w:tr>
+        <w:tc>
+          <w:tcPr>
+            <w:tcW w:type="dxa" w:w="5112"/>
+            <w:shd w:val="clear" w:color="auto" w:fill="F1EEEF"/>
+          </w:tcPr>
+          <w:p>
+            <w:pPr>
+              <w:spacing w:after="40"/>
+            </w:pPr>
+            <w:r>
+              <w:rPr>
+                <w:b/>
+                <w:sz w:val="18"/>
+              </w:rPr>
+            </w:r>
+            <w:r>
+              <w:rPr>
+                <w:b/>
+                <w:i w:val="0"/>
+                <w:sz w:val="18"/>
+              </w:rPr>
+              <w:t>★ Association or causation?</w:t>
+            </w:r>
+          </w:p>
+        </w:tc>
+        <w:tc>
+          <w:tcPr>
+            <w:tcW w:type="dxa" w:w="5112"/>
+          </w:tcPr>
+          <w:p>
+            <w:pPr>
+              <w:spacing w:after="40"/>
+            </w:pPr>
+            <w:r>
+              <w:rPr>
+                <w:sz w:val="18"/>
+              </w:rPr>
+            </w:r>
+            <w:r>
+              <w:rPr>
+                <w:b w:val="0"/>
+                <w:i w:val="0"/>
+                <w:sz w:val="18"/>
+              </w:rPr>
+              <w:t>Given a scenario, class it: a relationship alone = ASSOCIATION; causation is inferred with HILL'S criteria.</w:t>
+            </w:r>
+          </w:p>
+        </w:tc>
+      </w:tr>
+      <w:tr>
+        <w:tc>
+          <w:tcPr>
+            <w:tcW w:type="dxa" w:w="5112"/>
+            <w:shd w:val="clear" w:color="auto" w:fill="F1EEEF"/>
+          </w:tcPr>
+          <w:p>
+            <w:pPr>
+              <w:spacing w:after="40"/>
+            </w:pPr>
+            <w:r>
+              <w:rPr>
+                <w:b/>
+                <w:sz w:val="18"/>
+              </w:rPr>
+            </w:r>
+            <w:r>
+              <w:rPr>
+                <w:b/>
+                <w:i w:val="0"/>
+                <w:sz w:val="18"/>
+              </w:rPr>
+              <w:t>★ Read the epidemic curve</w:t>
+            </w:r>
+          </w:p>
+        </w:tc>
+        <w:tc>
+          <w:tcPr>
+            <w:tcW w:type="dxa" w:w="5112"/>
+          </w:tcPr>
+          <w:p>
+            <w:pPr>
+              <w:spacing w:after="40"/>
+            </w:pPr>
+            <w:r>
+              <w:rPr>
+                <w:sz w:val="18"/>
+              </w:rPr>
+            </w:r>
+            <w:r>
+              <w:rPr>
+                <w:b w:val="0"/>
+                <w:i w:val="0"/>
+                <w:sz w:val="18"/>
+              </w:rPr>
+              <w:t>One sharp peak = POINT · cases through the exposure = CONTINUOUS · successive waves = PROPAGATED · common source, then person to person = MIXED.</w:t>
+            </w:r>
+          </w:p>
+        </w:tc>
+      </w:tr>
+      <w:tr>
+        <w:tc>
+          <w:tcPr>
+            <w:tcW w:type="dxa" w:w="5112"/>
+            <w:shd w:val="clear" w:color="auto" w:fill="F1EEEF"/>
+          </w:tcPr>
+          <w:p>
+            <w:pPr>
+              <w:spacing w:after="40"/>
+            </w:pPr>
+            <w:r>
+              <w:rPr>
+                <w:b/>
+                <w:sz w:val="18"/>
+              </w:rPr>
+            </w:r>
+            <w:r>
+              <w:rPr>
+                <w:b/>
+                <w:i w:val="0"/>
+                <w:sz w:val="18"/>
+              </w:rPr>
+              <w:t>★ Her closing list</w:t>
+            </w:r>
+          </w:p>
+        </w:tc>
+        <w:tc>
+          <w:tcPr>
+            <w:tcW w:type="dxa" w:w="5112"/>
+          </w:tcPr>
+          <w:p>
+            <w:pPr>
+              <w:spacing w:after="40"/>
+            </w:pPr>
+            <w:r>
+              <w:rPr>
+                <w:sz w:val="18"/>
+              </w:rPr>
+            </w:r>
+            <w:r>
+              <w:rPr>
+                <w:b w:val="0"/>
+                <w:i w:val="0"/>
+                <w:sz w:val="18"/>
+              </w:rPr>
+              <w:t>Kinds of surveillance · morbidity and mortality measures · Hill's criteria · endemic, epidemic, pandemic, sporadic, herd immunity · epidemiology = the EVIDENCE for policy.</w:t>
             </w:r>
           </w:p>
         </w:tc>

--- a/Microbiology Exam 2/micro-exam-2-cram-sheet.docx
+++ b/Microbiology Exam 2/micro-exam-2-cram-sheet.docx
@@ -15215,6 +15215,250 @@
                 <w:sz w:val="18"/>
               </w:rPr>
               <w:t>Income, poverty, race, discrimination, access to care · air/water pollution, hazardous waste sites · workers' injuries and illness → regulation.</w:t>
+            </w:r>
+          </w:p>
+        </w:tc>
+      </w:tr>
+    </w:tbl>
+    <w:p>
+      <w:pPr>
+        <w:spacing w:after="80"/>
+      </w:pPr>
+    </w:p>
+    <w:p>
+      <w:pPr>
+        <w:pStyle w:val="Heading1"/>
+        <w:spacing w:before="280" w:after="100"/>
+      </w:pPr>
+      <w:r>
+        <w:rPr>
+          <w:rFonts w:ascii="Georgia" w:hAnsi="Georgia"/>
+          <w:color w:val="17494B"/>
+        </w:rPr>
+        <w:t>L13 · What the Lecturer Flagged</w:t>
+      </w:r>
+    </w:p>
+    <w:tbl>
+      <w:tblPr>
+        <w:tblStyle w:val="TableGrid"/>
+        <w:tblW w:type="auto" w:w="0"/>
+        <w:jc w:val="center"/>
+        <w:tblLook w:firstColumn="1" w:firstRow="1" w:lastColumn="0" w:lastRow="0" w:noHBand="0" w:noVBand="1" w:val="04A0"/>
+        <w:tblBorders>
+          <w:top w:val="single" w:sz="4" w:space="0" w:color="D8D2D4"/>
+          <w:left w:val="single" w:sz="4" w:space="0" w:color="D8D2D4"/>
+          <w:bottom w:val="single" w:sz="4" w:space="0" w:color="D8D2D4"/>
+          <w:right w:val="single" w:sz="4" w:space="0" w:color="D8D2D4"/>
+          <w:insideH w:val="single" w:sz="4" w:space="0" w:color="D8D2D4"/>
+          <w:insideV w:val="single" w:sz="4" w:space="0" w:color="D8D2D4"/>
+        </w:tblBorders>
+      </w:tblPr>
+      <w:tblGrid>
+        <w:gridCol w:w="5112"/>
+        <w:gridCol w:w="5112"/>
+      </w:tblGrid>
+      <w:tr>
+        <w:tc>
+          <w:tcPr>
+            <w:tcW w:type="dxa" w:w="5112"/>
+            <w:shd w:val="clear" w:color="auto" w:fill="17494B"/>
+          </w:tcPr>
+          <w:p>
+            <w:pPr>
+              <w:spacing w:after="40"/>
+            </w:pPr>
+            <w:r>
+              <w:rPr>
+                <w:b/>
+                <w:color w:val="FFFFFF"/>
+                <w:sz w:val="18"/>
+              </w:rPr>
+            </w:r>
+            <w:r>
+              <w:rPr>
+                <w:b/>
+                <w:i w:val="0"/>
+                <w:color w:val="FFFFFF"/>
+                <w:sz w:val="18"/>
+              </w:rPr>
+              <w:t>Term</w:t>
+            </w:r>
+          </w:p>
+        </w:tc>
+        <w:tc>
+          <w:tcPr>
+            <w:tcW w:type="dxa" w:w="5112"/>
+            <w:shd w:val="clear" w:color="auto" w:fill="17494B"/>
+          </w:tcPr>
+          <w:p>
+            <w:pPr>
+              <w:spacing w:after="40"/>
+            </w:pPr>
+            <w:r>
+              <w:rPr>
+                <w:b/>
+                <w:color w:val="FFFFFF"/>
+                <w:sz w:val="18"/>
+              </w:rPr>
+            </w:r>
+            <w:r>
+              <w:rPr>
+                <w:b/>
+                <w:i w:val="0"/>
+                <w:color w:val="FFFFFF"/>
+                <w:sz w:val="18"/>
+              </w:rPr>
+              <w:t>What you need to know</w:t>
+            </w:r>
+          </w:p>
+        </w:tc>
+      </w:tr>
+      <w:tr>
+        <w:tc>
+          <w:tcPr>
+            <w:tcW w:type="dxa" w:w="5112"/>
+            <w:shd w:val="clear" w:color="auto" w:fill="F1EEEF"/>
+          </w:tcPr>
+          <w:p>
+            <w:pPr>
+              <w:spacing w:after="40"/>
+            </w:pPr>
+            <w:r>
+              <w:rPr>
+                <w:b/>
+                <w:sz w:val="18"/>
+              </w:rPr>
+            </w:r>
+            <w:r>
+              <w:rPr>
+                <w:b/>
+                <w:i w:val="0"/>
+                <w:sz w:val="18"/>
+              </w:rPr>
+              <w:t>★ Rickettsia take-home</w:t>
+            </w:r>
+          </w:p>
+        </w:tc>
+        <w:tc>
+          <w:tcPr>
+            <w:tcW w:type="dxa" w:w="5112"/>
+          </w:tcPr>
+          <w:p>
+            <w:pPr>
+              <w:spacing w:after="40"/>
+            </w:pPr>
+            <w:r>
+              <w:rPr>
+                <w:sz w:val="18"/>
+              </w:rPr>
+            </w:r>
+            <w:r>
+              <w:rPr>
+                <w:b w:val="0"/>
+                <w:i w:val="0"/>
+                <w:sz w:val="18"/>
+              </w:rPr>
+              <w:t>“Very small, OBLIGATE INTRACELLULAR parasites… primarily transmitted through ARTHROPOD bite” (ticks, fleas, lice).</w:t>
+            </w:r>
+          </w:p>
+        </w:tc>
+      </w:tr>
+      <w:tr>
+        <w:tc>
+          <w:tcPr>
+            <w:tcW w:type="dxa" w:w="5112"/>
+            <w:shd w:val="clear" w:color="auto" w:fill="F1EEEF"/>
+          </w:tcPr>
+          <w:p>
+            <w:pPr>
+              <w:spacing w:after="40"/>
+            </w:pPr>
+            <w:r>
+              <w:rPr>
+                <w:b/>
+                <w:sz w:val="18"/>
+              </w:rPr>
+            </w:r>
+            <w:r>
+              <w:rPr>
+                <w:b/>
+                <w:i w:val="0"/>
+                <w:sz w:val="18"/>
+              </w:rPr>
+              <w:t>★ The main thing about RMSF</w:t>
+            </w:r>
+          </w:p>
+        </w:tc>
+        <w:tc>
+          <w:tcPr>
+            <w:tcW w:type="dxa" w:w="5112"/>
+          </w:tcPr>
+          <w:p>
+            <w:pPr>
+              <w:spacing w:after="40"/>
+            </w:pPr>
+            <w:r>
+              <w:rPr>
+                <w:sz w:val="18"/>
+              </w:rPr>
+            </w:r>
+            <w:r>
+              <w:rPr>
+                <w:b w:val="0"/>
+                <w:i w:val="0"/>
+                <w:sz w:val="18"/>
+              </w:rPr>
+              <w:t>Its early spotted rash looks like MEASLES — a viral disease, so diagnosis and treatment differ completely.</w:t>
+            </w:r>
+          </w:p>
+        </w:tc>
+      </w:tr>
+      <w:tr>
+        <w:tc>
+          <w:tcPr>
+            <w:tcW w:type="dxa" w:w="5112"/>
+            <w:shd w:val="clear" w:color="auto" w:fill="F1EEEF"/>
+          </w:tcPr>
+          <w:p>
+            <w:pPr>
+              <w:spacing w:after="40"/>
+            </w:pPr>
+            <w:r>
+              <w:rPr>
+                <w:b/>
+                <w:sz w:val="18"/>
+              </w:rPr>
+            </w:r>
+            <w:r>
+              <w:rPr>
+                <w:b/>
+                <w:i w:val="0"/>
+                <w:sz w:val="18"/>
+              </w:rPr>
+              <w:t>Where the time went</w:t>
+            </w:r>
+          </w:p>
+        </w:tc>
+        <w:tc>
+          <w:tcPr>
+            <w:tcW w:type="dxa" w:w="5112"/>
+          </w:tcPr>
+          <w:p>
+            <w:pPr>
+              <w:spacing w:after="40"/>
+            </w:pPr>
+            <w:r>
+              <w:rPr>
+                <w:sz w:val="18"/>
+              </w:rPr>
+            </w:r>
+            <w:r>
+              <w:rPr>
+                <w:b w:val="0"/>
+                <w:i w:val="0"/>
+                <w:sz w:val="18"/>
+              </w:rPr>
+              <w:t>Syphilis longest (~9½ min) · rickettsias and dental disease ~6 each · Lyme ~5 · cholera, seafood vibrios, Helicobacter ~4 each. Stories (Komodo dragons and the rest) add nothing beyond the slides.</w:t>
             </w:r>
           </w:p>
         </w:tc>
